--- a/docs/word_doc/DCE/Christie et al, The Value of Location, 2026.docx
+++ b/docs/word_doc/DCE/Christie et al, The Value of Location, 2026.docx
@@ -562,88 +562,50 @@
         <w:rPr>
           <w:lang w:val="en-US" w:eastAsia="en-US"/>
         </w:rPr>
-        <w:t xml:space="preserve">, </w:t>
-      </w:r>
-      <w:ins w:id="2" w:author="Susanne Iwarsson" w:date="2026-01-18T10:17:00Z" w16du:dateUtc="2026-01-18T09:17:00Z">
-        <w:r>
-          <w:rPr>
-            <w:lang w:val="en-US" w:eastAsia="en-US"/>
-          </w:rPr>
-          <w:t>and Jyväskylä University, Finland</w:t>
-        </w:r>
-      </w:ins>
+        <w:t>, and Jyväskylä University, Finland</w:t>
+      </w:r>
       <w:r>
         <w:rPr>
           <w:lang w:val="en-US" w:eastAsia="en-US"/>
         </w:rPr>
         <w:t>. Her</w:t>
       </w:r>
-      <w:ins w:id="3" w:author="Susanne Iwarsson" w:date="2026-01-18T10:17:00Z" w16du:dateUtc="2026-01-18T09:17:00Z">
-        <w:r>
-          <w:rPr>
-            <w:lang w:val="en-US" w:eastAsia="en-US"/>
-          </w:rPr>
-          <w:t xml:space="preserve"> main</w:t>
-        </w:r>
-      </w:ins>
       <w:r>
         <w:rPr>
           <w:lang w:val="en-US" w:eastAsia="en-US"/>
         </w:rPr>
+        <w:t xml:space="preserve"> main</w:t>
+      </w:r>
+      <w:r>
+        <w:rPr>
+          <w:lang w:val="en-US" w:eastAsia="en-US"/>
+        </w:rPr>
         <w:t xml:space="preserve"> research </w:t>
       </w:r>
-      <w:del w:id="4" w:author="Susanne Iwarsson" w:date="2026-01-18T10:17:00Z" w16du:dateUtc="2026-01-18T09:17:00Z">
-        <w:r>
-          <w:rPr>
-            <w:lang w:val="en-US" w:eastAsia="en-US"/>
-          </w:rPr>
-          <w:delText>in environmental gerontology</w:delText>
-        </w:r>
-      </w:del>
-      <w:ins w:id="5" w:author="Susanne Iwarsson" w:date="2026-01-18T10:17:00Z" w16du:dateUtc="2026-01-18T09:17:00Z">
-        <w:r>
-          <w:rPr>
-            <w:lang w:val="en-US" w:eastAsia="en-US"/>
-          </w:rPr>
-          <w:t>line</w:t>
-        </w:r>
-      </w:ins>
       <w:r>
         <w:rPr>
           <w:lang w:val="en-US" w:eastAsia="en-US"/>
         </w:rPr>
+        <w:t>line</w:t>
+      </w:r>
+      <w:r>
+        <w:rPr>
+          <w:lang w:val="en-US" w:eastAsia="en-US"/>
+        </w:rPr>
         <w:t xml:space="preserve"> focuses on ageing, health</w:t>
       </w:r>
-      <w:del w:id="6" w:author="Susanne Iwarsson" w:date="2026-01-18T10:18:00Z" w16du:dateUtc="2026-01-18T09:18:00Z">
-        <w:r>
-          <w:rPr>
-            <w:lang w:val="en-US" w:eastAsia="en-US"/>
-          </w:rPr>
-          <w:delText>,</w:delText>
-        </w:r>
-      </w:del>
-      <w:ins w:id="7" w:author="Susanne Iwarsson" w:date="2026-01-18T10:18:00Z" w16du:dateUtc="2026-01-18T09:18:00Z">
-        <w:r>
-          <w:rPr>
-            <w:lang w:val="en-US" w:eastAsia="en-US"/>
-          </w:rPr>
-          <w:t xml:space="preserve"> and</w:t>
-        </w:r>
-      </w:ins>
       <w:r>
         <w:rPr>
           <w:lang w:val="en-US" w:eastAsia="en-US"/>
         </w:rPr>
+        <w:t xml:space="preserve"> and</w:t>
+      </w:r>
+      <w:r>
+        <w:rPr>
+          <w:lang w:val="en-US" w:eastAsia="en-US"/>
+        </w:rPr>
         <w:t xml:space="preserve"> housing</w:t>
       </w:r>
-      <w:del w:id="8" w:author="Susanne Iwarsson" w:date="2026-01-18T10:18:00Z" w16du:dateUtc="2026-01-18T09:18:00Z">
-        <w:r>
-          <w:rPr>
-            <w:lang w:val="en-US" w:eastAsia="en-US"/>
-          </w:rPr>
-          <w:delText>, and participation</w:delText>
-        </w:r>
-      </w:del>
       <w:r>
         <w:rPr>
           <w:lang w:val="en-US" w:eastAsia="en-US"/>
@@ -680,7 +642,7 @@
         </w:rPr>
         <w:t xml:space="preserve"> and the profile area Proactive Ageing</w:t>
       </w:r>
-      <w:del w:id="9" w:author="Susanne Iwarsson" w:date="2026-01-18T10:18:00Z" w16du:dateUtc="2026-01-18T09:18:00Z">
+      <w:del w:id="2" w:author="Susanne Iwarsson" w:date="2026-01-18T10:18:00Z" w16du:dateUtc="2026-01-18T09:18:00Z">
         <w:r>
           <w:rPr>
             <w:lang w:val="en-US" w:eastAsia="en-US"/>
@@ -1352,8 +1314,8 @@
                 <w:szCs w:val="18"/>
               </w:rPr>
             </w:pPr>
-            <w:commentRangeStart w:id="10"/>
-            <w:commentRangeStart w:id="11"/>
+            <w:commentRangeStart w:id="3"/>
+            <w:commentRangeStart w:id="4"/>
             <w:r>
               <w:rPr>
                 <w:sz w:val="18"/>
@@ -1361,21 +1323,21 @@
               </w:rPr>
               <w:t>Convert SEK to Euro for international audience?</w:t>
             </w:r>
-            <w:commentRangeEnd w:id="10"/>
+            <w:commentRangeEnd w:id="3"/>
             <w:r>
               <w:rPr>
                 <w:rStyle w:val="CommentReference"/>
                 <w:sz w:val="18"/>
                 <w:szCs w:val="18"/>
               </w:rPr>
-              <w:commentReference w:id="10"/>
+              <w:commentReference w:id="3"/>
             </w:r>
-            <w:commentRangeEnd w:id="11"/>
+            <w:commentRangeEnd w:id="4"/>
             <w:r>
               <w:rPr>
                 <w:rStyle w:val="CommentReference"/>
               </w:rPr>
-              <w:commentReference w:id="11"/>
+              <w:commentReference w:id="4"/>
             </w:r>
           </w:p>
           <w:p>
@@ -1391,8 +1353,8 @@
                 <w:szCs w:val="18"/>
               </w:rPr>
             </w:pPr>
-            <w:commentRangeStart w:id="12"/>
-            <w:commentRangeStart w:id="13"/>
+            <w:commentRangeStart w:id="5"/>
+            <w:commentRangeStart w:id="6"/>
             <w:r>
               <w:rPr>
                 <w:sz w:val="18"/>
@@ -1435,21 +1397,21 @@
               </w:rPr>
               <w:t xml:space="preserve"> if we find a better way to present them.</w:t>
             </w:r>
-            <w:commentRangeEnd w:id="12"/>
+            <w:commentRangeEnd w:id="5"/>
             <w:r>
               <w:rPr>
                 <w:rStyle w:val="CommentReference"/>
                 <w:sz w:val="18"/>
                 <w:szCs w:val="18"/>
               </w:rPr>
-              <w:commentReference w:id="12"/>
+              <w:commentReference w:id="5"/>
             </w:r>
-            <w:commentRangeEnd w:id="13"/>
+            <w:commentRangeEnd w:id="6"/>
             <w:r>
               <w:rPr>
                 <w:rStyle w:val="CommentReference"/>
               </w:rPr>
-              <w:commentReference w:id="13"/>
+              <w:commentReference w:id="6"/>
             </w:r>
           </w:p>
           <w:p>
@@ -1508,8 +1470,8 @@
               </w:rPr>
               <w:t xml:space="preserve">value to calculate the relative prices in addition to the presented percentage change.  </w:t>
             </w:r>
-            <w:commentRangeStart w:id="14"/>
-            <w:commentRangeStart w:id="15"/>
+            <w:commentRangeStart w:id="7"/>
+            <w:commentRangeStart w:id="8"/>
             <w:r>
               <w:rPr>
                 <w:sz w:val="18"/>
@@ -1547,21 +1509,21 @@
               </w:rPr>
               <w:t xml:space="preserve"> methodology.</w:t>
             </w:r>
-            <w:commentRangeEnd w:id="14"/>
+            <w:commentRangeEnd w:id="7"/>
             <w:r>
               <w:rPr>
                 <w:rStyle w:val="CommentReference"/>
                 <w:sz w:val="18"/>
                 <w:szCs w:val="18"/>
               </w:rPr>
-              <w:commentReference w:id="14"/>
+              <w:commentReference w:id="7"/>
             </w:r>
-            <w:commentRangeEnd w:id="15"/>
+            <w:commentRangeEnd w:id="8"/>
             <w:r>
               <w:rPr>
                 <w:rStyle w:val="CommentReference"/>
               </w:rPr>
-              <w:commentReference w:id="15"/>
+              <w:commentReference w:id="8"/>
             </w:r>
           </w:p>
         </w:tc>
@@ -1585,26 +1547,11 @@
         <w:lastRenderedPageBreak/>
         <w:t xml:space="preserve">The Value of </w:t>
       </w:r>
-      <w:ins w:id="16" w:author="Susanne Iwarsson" w:date="2026-01-18T10:20:00Z" w16du:dateUtc="2026-01-18T09:20:00Z">
-        <w:r>
-          <w:t>L</w:t>
-        </w:r>
-      </w:ins>
-      <w:del w:id="17" w:author="Susanne Iwarsson" w:date="2026-01-18T10:20:00Z" w16du:dateUtc="2026-01-18T09:20:00Z">
-        <w:r>
-          <w:delText>l</w:delText>
-        </w:r>
-      </w:del>
-      <w:r>
-        <w:t>ocation: What Matters Most for Older Adults Considering Relocation</w:t>
-      </w:r>
-      <w:del w:id="18" w:author="Susanne Iwarsson" w:date="2026-01-18T10:21:00Z" w16du:dateUtc="2026-01-18T09:21:00Z">
-        <w:r>
-          <w:delText xml:space="preserve"> in Sweden</w:delText>
-        </w:r>
-      </w:del>
-      <w:r>
-        <w:t>?</w:t>
+      <w:r>
+        <w:t>L</w:t>
+      </w:r>
+      <w:r>
+        <w:t>ocation: What Matters Most for Older Adults Considering Relocation?</w:t>
       </w:r>
     </w:p>
     <w:p>
@@ -1633,14 +1580,12 @@
         </w:rPr>
         <w:t>weden using discrete choice experiment data (n = 957; mean age = 72; 55.3% women). Respondents assessed trade-offs between key residential attributes, including proximity to shops and services, green spaces, access to public transportation, dedicated parking, and planned monthly expenses. We estimate</w:t>
       </w:r>
-      <w:ins w:id="19" w:author="Susanne Iwarsson" w:date="2026-01-18T10:19:00Z" w16du:dateUtc="2026-01-18T09:19:00Z">
-        <w:r>
-          <w:rPr>
-            <w:lang w:val="en-US"/>
-          </w:rPr>
-          <w:t>d</w:t>
-        </w:r>
-      </w:ins>
+      <w:r>
+        <w:rPr>
+          <w:lang w:val="en-US"/>
+        </w:rPr>
+        <w:t>d</w:t>
+      </w:r>
       <w:r>
         <w:rPr>
           <w:lang w:val="en-US"/>
@@ -1684,7 +1629,7 @@
         </w:rPr>
         <w:t>between homeowners and renters</w:t>
       </w:r>
-      <w:ins w:id="20" w:author="Susanne Iwarsson" w:date="2026-01-18T10:20:00Z" w16du:dateUtc="2026-01-18T09:20:00Z">
+      <w:ins w:id="9" w:author="Susanne Iwarsson" w:date="2026-01-18T10:20:00Z" w16du:dateUtc="2026-01-18T09:20:00Z">
         <w:r>
           <w:rPr>
             <w:lang w:val="en-US"/>
@@ -1732,21 +1677,7 @@
         <w:rPr>
           <w:lang w:val="en-US"/>
         </w:rPr>
-        <w:t xml:space="preserve"> were </w:t>
-      </w:r>
-      <w:del w:id="21" w:author="Susanne Iwarsson" w:date="2026-01-18T10:20:00Z" w16du:dateUtc="2026-01-18T09:20:00Z">
-        <w:r>
-          <w:rPr>
-            <w:lang w:val="en-US"/>
-          </w:rPr>
-          <w:delText xml:space="preserve">also </w:delText>
-        </w:r>
-      </w:del>
-      <w:r>
-        <w:rPr>
-          <w:lang w:val="en-US"/>
-        </w:rPr>
-        <w:t>identified</w:t>
+        <w:t xml:space="preserve"> were identified</w:t>
       </w:r>
       <w:r>
         <w:rPr>
@@ -1914,149 +1845,73 @@
         </w:rPr>
         <w:t xml:space="preserve"> life-course events and declining physical capacity often necessitate or motivate residential change. Understanding how older </w:t>
       </w:r>
-      <w:del w:id="22" w:author="Susanne Iwarsson" w:date="2026-01-18T10:22:00Z" w16du:dateUtc="2026-01-18T09:22:00Z">
-        <w:r>
-          <w:rPr>
-            <w:lang w:val="en-US" w:eastAsia="en-US"/>
-          </w:rPr>
-          <w:delText xml:space="preserve">individuals </w:delText>
-        </w:r>
-      </w:del>
-      <w:ins w:id="23" w:author="Susanne Iwarsson" w:date="2026-01-18T10:22:00Z" w16du:dateUtc="2026-01-18T09:22:00Z">
-        <w:r>
-          <w:rPr>
-            <w:lang w:val="en-US" w:eastAsia="en-US"/>
-          </w:rPr>
-          <w:t>adults</w:t>
-        </w:r>
-        <w:r>
-          <w:rPr>
-            <w:lang w:val="en-US" w:eastAsia="en-US"/>
-          </w:rPr>
-          <w:t xml:space="preserve"> </w:t>
-        </w:r>
-      </w:ins>
       <w:r>
         <w:rPr>
           <w:lang w:val="en-US" w:eastAsia="en-US"/>
         </w:rPr>
+        <w:t>adults</w:t>
+      </w:r>
+      <w:r>
+        <w:rPr>
+          <w:lang w:val="en-US" w:eastAsia="en-US"/>
+        </w:rPr>
+        <w:t xml:space="preserve"> </w:t>
+      </w:r>
+      <w:r>
+        <w:rPr>
+          <w:lang w:val="en-US" w:eastAsia="en-US"/>
+        </w:rPr>
         <w:t>evaluate potential relocation alternatives is therefore essential for developing effective, age-inclusive housing strategies.</w:t>
       </w:r>
-      <w:ins w:id="24" w:author="Susanne Iwarsson" w:date="2026-01-18T10:23:00Z" w16du:dateUtc="2026-01-18T09:23:00Z">
-        <w:r>
-          <w:rPr>
-            <w:lang w:val="en-US" w:eastAsia="en-US"/>
-          </w:rPr>
-          <w:t xml:space="preserve"> </w:t>
-        </w:r>
-        <w:r>
-          <w:rPr>
-            <w:lang w:val="en-US" w:eastAsia="en-US"/>
-          </w:rPr>
-          <w:t xml:space="preserve">As most existing research on such matters relies on </w:t>
-        </w:r>
-      </w:ins>
-      <w:ins w:id="25" w:author="Susanne Iwarsson" w:date="2026-01-18T10:24:00Z" w16du:dateUtc="2026-01-18T09:24:00Z">
-        <w:r>
-          <w:rPr>
-            <w:lang w:val="en-US" w:eastAsia="en-US"/>
-          </w:rPr>
-          <w:t>qualitative data</w:t>
-        </w:r>
-      </w:ins>
-      <w:ins w:id="26" w:author="Susanne Iwarsson" w:date="2026-01-18T10:26:00Z" w16du:dateUtc="2026-01-18T09:26:00Z">
-        <w:r>
-          <w:rPr>
-            <w:lang w:val="en-US" w:eastAsia="en-US"/>
-          </w:rPr>
-          <w:t xml:space="preserve"> (</w:t>
-        </w:r>
-        <w:r>
-          <w:rPr>
-            <w:highlight w:val="yellow"/>
-            <w:lang w:val="en-US" w:eastAsia="en-US"/>
-          </w:rPr>
-          <w:t>1-2 refs in</w:t>
-        </w:r>
-        <w:r>
-          <w:rPr>
-            <w:lang w:val="en-US" w:eastAsia="en-US"/>
-          </w:rPr>
-          <w:t>)</w:t>
-        </w:r>
-      </w:ins>
-      <w:ins w:id="27" w:author="Susanne Iwarsson" w:date="2026-01-18T10:24:00Z" w16du:dateUtc="2026-01-18T09:24:00Z">
-        <w:r>
-          <w:rPr>
-            <w:lang w:val="en-US" w:eastAsia="en-US"/>
-          </w:rPr>
-          <w:t>, research based on larger samples</w:t>
-        </w:r>
-      </w:ins>
-      <w:ins w:id="28" w:author="Susanne Iwarsson" w:date="2026-01-18T10:25:00Z" w16du:dateUtc="2026-01-18T09:25:00Z">
-        <w:r>
-          <w:rPr>
-            <w:lang w:val="en-US" w:eastAsia="en-US"/>
-          </w:rPr>
-          <w:t xml:space="preserve"> and allowing for quantitative estimates</w:t>
-        </w:r>
-      </w:ins>
-      <w:ins w:id="29" w:author="Susanne Iwarsson" w:date="2026-01-18T10:27:00Z" w16du:dateUtc="2026-01-18T09:27:00Z">
-        <w:r>
-          <w:rPr>
-            <w:lang w:val="en-US" w:eastAsia="en-US"/>
-          </w:rPr>
-          <w:t xml:space="preserve"> including economic </w:t>
-        </w:r>
-      </w:ins>
-      <w:ins w:id="30" w:author="Susanne Iwarsson" w:date="2026-01-18T10:28:00Z" w16du:dateUtc="2026-01-18T09:28:00Z">
-        <w:r>
-          <w:rPr>
-            <w:lang w:val="en-US" w:eastAsia="en-US"/>
-          </w:rPr>
-          <w:t>aspects</w:t>
-        </w:r>
-      </w:ins>
-      <w:ins w:id="31" w:author="Susanne Iwarsson" w:date="2026-01-18T10:25:00Z" w16du:dateUtc="2026-01-18T09:25:00Z">
-        <w:r>
-          <w:rPr>
-            <w:lang w:val="en-US" w:eastAsia="en-US"/>
-          </w:rPr>
-          <w:t xml:space="preserve"> has potential to </w:t>
-        </w:r>
-      </w:ins>
-      <w:ins w:id="32" w:author="Susanne Iwarsson" w:date="2026-01-18T10:26:00Z" w16du:dateUtc="2026-01-18T09:26:00Z">
-        <w:r>
-          <w:rPr>
-            <w:lang w:val="en-US" w:eastAsia="en-US"/>
-          </w:rPr>
-          <w:t xml:space="preserve">generate </w:t>
-        </w:r>
-      </w:ins>
-      <w:ins w:id="33" w:author="Susanne Iwarsson" w:date="2026-01-18T10:27:00Z" w16du:dateUtc="2026-01-18T09:27:00Z">
-        <w:r>
-          <w:rPr>
-            <w:lang w:val="en-US" w:eastAsia="en-US"/>
-          </w:rPr>
-          <w:t xml:space="preserve">useful </w:t>
-        </w:r>
-      </w:ins>
-      <w:ins w:id="34" w:author="Susanne Iwarsson" w:date="2026-01-18T10:26:00Z" w16du:dateUtc="2026-01-18T09:26:00Z">
-        <w:r>
-          <w:rPr>
-            <w:lang w:val="en-US" w:eastAsia="en-US"/>
-          </w:rPr>
-          <w:t>knowledge.</w:t>
-        </w:r>
-      </w:ins>
-      <w:ins w:id="35" w:author="Susanne Iwarsson" w:date="2026-01-18T10:24:00Z" w16du:dateUtc="2026-01-18T09:24:00Z">
-        <w:r>
-          <w:rPr>
-            <w:lang w:val="en-US" w:eastAsia="en-US"/>
-          </w:rPr>
-          <w:t xml:space="preserve"> </w:t>
-        </w:r>
-      </w:ins>
+      <w:r>
+        <w:rPr>
+          <w:lang w:val="en-US" w:eastAsia="en-US"/>
+        </w:rPr>
+        <w:t xml:space="preserve"> </w:t>
+      </w:r>
+      <w:r>
+        <w:rPr>
+          <w:lang w:val="en-US" w:eastAsia="en-US"/>
+        </w:rPr>
+        <w:t>As most existing research on such matters relies on qualitative data (</w:t>
+      </w:r>
+      <w:r>
+        <w:rPr>
+          <w:highlight w:val="yellow"/>
+          <w:lang w:val="en-US" w:eastAsia="en-US"/>
+        </w:rPr>
+        <w:t>1-2 refs in</w:t>
+      </w:r>
+      <w:r>
+        <w:rPr>
+          <w:lang w:val="en-US" w:eastAsia="en-US"/>
+        </w:rPr>
+        <w:t>), research based on larger samples and allowing for quantitative estimates</w:t>
+      </w:r>
+      <w:r>
+        <w:rPr>
+          <w:lang w:val="en-US" w:eastAsia="en-US"/>
+        </w:rPr>
+        <w:t xml:space="preserve"> including economic aspects</w:t>
+      </w:r>
+      <w:r>
+        <w:rPr>
+          <w:lang w:val="en-US" w:eastAsia="en-US"/>
+        </w:rPr>
+        <w:t xml:space="preserve"> has potential to generate </w:t>
+      </w:r>
+      <w:r>
+        <w:rPr>
+          <w:lang w:val="en-US" w:eastAsia="en-US"/>
+        </w:rPr>
+        <w:t xml:space="preserve">useful </w:t>
+      </w:r>
+      <w:r>
+        <w:rPr>
+          <w:lang w:val="en-US" w:eastAsia="en-US"/>
+        </w:rPr>
+        <w:t xml:space="preserve">knowledge. </w:t>
+      </w:r>
     </w:p>
     <w:p>
       <w:pPr>
@@ -2066,15 +1921,7 @@
         </w:rPr>
       </w:pPr>
       <w:r>
-        <w:t xml:space="preserve">Population ageing is also shaping the future demand for housing in terms of both quantity and suitability. Older adults spend a greater share of their time at home and rely </w:t>
-      </w:r>
-      <w:del w:id="36" w:author="Susanne Iwarsson" w:date="2026-01-18T10:28:00Z" w16du:dateUtc="2026-01-18T09:28:00Z">
-        <w:r>
-          <w:delText xml:space="preserve">heavily </w:delText>
-        </w:r>
-      </w:del>
-      <w:r>
-        <w:t>on their residential environment for daily functioning, social contact, and wellbeing</w:t>
+        <w:t>Population ageing is also shaping the future demand for housing in terms of both quantity and suitability. Older adults spend a greater share of their time at home and rely on their residential environment for daily functioning, social contact, and wellbeing</w:t>
       </w:r>
       <w:r>
         <w:t xml:space="preserve"> </w:t>
@@ -2095,19 +1942,11 @@
         <w:fldChar w:fldCharType="end"/>
       </w:r>
       <w:r>
-        <w:t xml:space="preserve">. The concept of ageing in place has become central to </w:t>
+        <w:t xml:space="preserve">. The concept of ageing in place has become central to housing </w:t>
       </w:r>
       <w:r>
         <w:lastRenderedPageBreak/>
-        <w:t xml:space="preserve">housing policy </w:t>
-      </w:r>
-      <w:del w:id="37" w:author="Susanne Iwarsson" w:date="2026-01-18T10:28:00Z" w16du:dateUtc="2026-01-18T09:28:00Z">
-        <w:r>
-          <w:delText xml:space="preserve">in many places </w:delText>
-        </w:r>
-      </w:del>
-      <w:r>
-        <w:t xml:space="preserve">across the world, emphasising the desire of older adults to remain in familiar surroundings for as long as possible </w:t>
+        <w:t xml:space="preserve">policy across the world, emphasising the desire of older adults to remain in familiar surroundings for as long as possible </w:t>
       </w:r>
       <w:r>
         <w:fldChar w:fldCharType="begin"/>
@@ -2125,15 +1964,7 @@
         <w:fldChar w:fldCharType="end"/>
       </w:r>
       <w:r>
-        <w:t xml:space="preserve">. However, a key pillar of ageing in place depends on the suitability of existing housing and the availability of </w:t>
-      </w:r>
-      <w:del w:id="38" w:author="Susanne Iwarsson" w:date="2026-01-18T10:29:00Z" w16du:dateUtc="2026-01-18T09:29:00Z">
-        <w:r>
-          <w:delText xml:space="preserve">accessible </w:delText>
-        </w:r>
-      </w:del>
-      <w:r>
-        <w:t>alternatives when relocation becomes necessary.</w:t>
+        <w:t>. However, a key pillar of ageing in place depends on the suitability of existing housing and the availability of alternatives when relocation becomes necessary.</w:t>
       </w:r>
     </w:p>
     <w:p>
@@ -2290,7 +2121,7 @@
         </w:rPr>
         <w:t xml:space="preserve">alter expectations of relocation </w:t>
       </w:r>
-      <w:commentRangeStart w:id="39"/>
+      <w:commentRangeStart w:id="10"/>
       <w:r>
         <w:rPr>
           <w:lang w:val="en-US" w:eastAsia="en-US"/>
@@ -2318,7 +2149,7 @@
         </w:rPr>
         <w:fldChar w:fldCharType="end"/>
       </w:r>
-      <w:commentRangeEnd w:id="39"/>
+      <w:commentRangeEnd w:id="10"/>
       <w:r>
         <w:rPr>
           <w:rStyle w:val="CommentReference"/>
@@ -2326,7 +2157,7 @@
           <w:szCs w:val="24"/>
           <w:lang w:val="en-US" w:eastAsia="en-US"/>
         </w:rPr>
-        <w:commentReference w:id="39"/>
+        <w:commentReference w:id="10"/>
       </w:r>
       <w:r>
         <w:rPr>
@@ -2352,18 +2183,16 @@
         </w:rPr>
         <w:t xml:space="preserve"> is typically the greatest source of </w:t>
       </w:r>
-      <w:ins w:id="40" w:author="Susanne Iwarsson" w:date="2026-01-18T10:30:00Z" w16du:dateUtc="2026-01-18T09:30:00Z">
-        <w:r>
-          <w:rPr>
-            <w:lang w:val="en-US" w:eastAsia="en-US"/>
-          </w:rPr>
-          <w:t xml:space="preserve">a </w:t>
-        </w:r>
-      </w:ins>
       <w:r>
         <w:rPr>
           <w:lang w:val="en-US" w:eastAsia="en-US"/>
         </w:rPr>
+        <w:t xml:space="preserve">a </w:t>
+      </w:r>
+      <w:r>
+        <w:rPr>
+          <w:lang w:val="en-US" w:eastAsia="en-US"/>
+        </w:rPr>
         <w:t>household’s net worth, f</w:t>
       </w:r>
       <w:r>
@@ -2450,26 +2279,16 @@
         </w:rPr>
         <w:t xml:space="preserve"> </w:t>
       </w:r>
-      <w:del w:id="41" w:author="Susanne Iwarsson" w:date="2026-01-18T10:31:00Z" w16du:dateUtc="2026-01-18T09:31:00Z">
-        <w:r>
-          <w:rPr>
-            <w:lang w:val="en-US" w:eastAsia="en-US"/>
-          </w:rPr>
-          <w:delText>Nevertheless</w:delText>
-        </w:r>
-      </w:del>
-      <w:ins w:id="42" w:author="Susanne Iwarsson" w:date="2026-01-18T10:31:00Z" w16du:dateUtc="2026-01-18T09:31:00Z">
-        <w:r>
-          <w:rPr>
-            <w:lang w:val="en-US" w:eastAsia="en-US"/>
-          </w:rPr>
-          <w:t>For example in Sweden</w:t>
-        </w:r>
-      </w:ins>
       <w:r>
         <w:rPr>
           <w:lang w:val="en-US" w:eastAsia="en-US"/>
         </w:rPr>
+        <w:t>For example in Sweden</w:t>
+      </w:r>
+      <w:r>
+        <w:rPr>
+          <w:lang w:val="en-US" w:eastAsia="en-US"/>
+        </w:rPr>
         <w:t xml:space="preserve">, relocation rates among older adults remain low, reflecting strong place attachment, social ties, and perceived risks associated with moving </w:t>
       </w:r>
       <w:r>
@@ -2511,15 +2330,7 @@
         <w:spacing w:before="100" w:beforeAutospacing="1" w:after="100" w:afterAutospacing="1" w:line="360" w:lineRule="auto"/>
       </w:pPr>
       <w:r>
-        <w:t xml:space="preserve">When relocations do occur, they inevitably involve evaluating a range of neighbourhood and accessibility attributes that influence daily life. The residential environment affects not only physical mobility and independence but also opportunities for social contact and recreation. Older adults considering relocation </w:t>
-      </w:r>
-      <w:del w:id="43" w:author="Susanne Iwarsson" w:date="2026-01-18T10:31:00Z" w16du:dateUtc="2026-01-18T09:31:00Z">
-        <w:r>
-          <w:delText xml:space="preserve">must </w:delText>
-        </w:r>
-      </w:del>
-      <w:r>
-        <w:t xml:space="preserve">therefore weigh multiple </w:t>
+        <w:t xml:space="preserve">When relocations do occur, they inevitably involve evaluating a range of neighbourhood and accessibility attributes that influence daily life. The residential environment affects not only physical mobility and independence but also opportunities for social contact and recreation. Older adults considering relocation therefore weigh multiple </w:t>
       </w:r>
       <w:r>
         <w:t>trade-offs</w:t>
@@ -2531,15 +2342,7 @@
         <w:t>trade-offs</w:t>
       </w:r>
       <w:r>
-        <w:t xml:space="preserve">, are likely to vary </w:t>
-      </w:r>
-      <w:del w:id="44" w:author="Susanne Iwarsson" w:date="2026-01-18T10:35:00Z" w16du:dateUtc="2026-01-18T09:35:00Z">
-        <w:r>
-          <w:delText xml:space="preserve">systematically </w:delText>
-        </w:r>
-      </w:del>
-      <w:r>
-        <w:t>across socio</w:t>
+        <w:t>, are likely to vary across socio</w:t>
       </w:r>
       <w:r>
         <w:t>-</w:t>
@@ -2547,11 +2350,9 @@
       <w:r>
         <w:t xml:space="preserve">demographic groups. Despite growing recognition of these issues, empirical evidence on how older adults value specific residential attributes remains limited. Much of the </w:t>
       </w:r>
-      <w:ins w:id="45" w:author="Susanne Iwarsson" w:date="2026-01-18T10:35:00Z" w16du:dateUtc="2026-01-18T09:35:00Z">
-        <w:r>
-          <w:t xml:space="preserve">scientific </w:t>
-        </w:r>
-      </w:ins>
+      <w:r>
+        <w:t xml:space="preserve">scientific </w:t>
+      </w:r>
       <w:r>
         <w:t>literature has focused on life course transitions, housing tenure, and affordability</w:t>
       </w:r>
@@ -2574,16 +2375,16 @@
         <w:t xml:space="preserve">e.g. </w:t>
       </w:r>
       <w:r>
-        <w:t xml:space="preserve">Damhuis &amp; </w:t>
+        <w:t xml:space="preserve">Damhuis &amp; Van Gent, </w:t>
       </w:r>
       <w:r>
         <w:lastRenderedPageBreak/>
-        <w:t>Van Gent, 2024; Lu &amp; Kong, 2024)</w:t>
+        <w:t>2024; Lu &amp; Kong, 2024)</w:t>
       </w:r>
       <w:r>
         <w:fldChar w:fldCharType="end"/>
       </w:r>
-      <w:del w:id="46" w:author="Susanne Iwarsson" w:date="2026-01-18T10:35:00Z" w16du:dateUtc="2026-01-18T09:35:00Z">
+      <w:del w:id="11" w:author="Susanne Iwarsson" w:date="2026-01-18T10:35:00Z" w16du:dateUtc="2026-01-18T09:35:00Z">
         <w:r>
           <w:delText xml:space="preserve"> </w:delText>
         </w:r>
@@ -2591,40 +2392,23 @@
       <w:r>
         <w:t>,</w:t>
       </w:r>
-      <w:ins w:id="47" w:author="Susanne Iwarsson" w:date="2026-01-18T10:35:00Z" w16du:dateUtc="2026-01-18T09:35:00Z">
+      <w:ins w:id="12" w:author="Susanne Iwarsson" w:date="2026-01-18T10:35:00Z" w16du:dateUtc="2026-01-18T09:35:00Z">
         <w:r>
           <w:t xml:space="preserve"> </w:t>
         </w:r>
       </w:ins>
       <w:r>
-        <w:t xml:space="preserve">but </w:t>
-      </w:r>
-      <w:del w:id="48" w:author="Susanne Iwarsson" w:date="2026-01-18T10:35:00Z" w16du:dateUtc="2026-01-18T09:35:00Z">
-        <w:r>
-          <w:delText xml:space="preserve">relatively </w:delText>
-        </w:r>
-      </w:del>
-      <w:r>
-        <w:t xml:space="preserve">few studies </w:t>
-      </w:r>
-      <w:ins w:id="49" w:author="Susanne Iwarsson" w:date="2026-01-18T10:35:00Z" w16du:dateUtc="2026-01-18T09:35:00Z">
-        <w:r>
-          <w:t xml:space="preserve">have </w:t>
-        </w:r>
-      </w:ins>
+        <w:t xml:space="preserve">but few studies </w:t>
+      </w:r>
+      <w:r>
+        <w:t xml:space="preserve">have </w:t>
+      </w:r>
       <w:r>
         <w:t>quantif</w:t>
       </w:r>
-      <w:del w:id="50" w:author="Susanne Iwarsson" w:date="2026-01-18T10:36:00Z" w16du:dateUtc="2026-01-18T09:36:00Z">
-        <w:r>
-          <w:delText>y</w:delText>
-        </w:r>
-      </w:del>
-      <w:ins w:id="51" w:author="Susanne Iwarsson" w:date="2026-01-18T10:36:00Z" w16du:dateUtc="2026-01-18T09:36:00Z">
-        <w:r>
-          <w:t>ied</w:t>
-        </w:r>
-      </w:ins>
+      <w:r>
+        <w:t>ied</w:t>
+      </w:r>
       <w:r>
         <w:t xml:space="preserve"> </w:t>
       </w:r>
@@ -2646,19 +2430,9 @@
       <w:r>
         <w:t xml:space="preserve">One approach to quantify these preferences, </w:t>
       </w:r>
-      <w:del w:id="52" w:author="Susanne Iwarsson" w:date="2026-01-18T10:36:00Z" w16du:dateUtc="2026-01-18T09:36:00Z">
-        <w:r>
-          <w:delText>a</w:delText>
-        </w:r>
-        <w:r>
-          <w:delText xml:space="preserve"> </w:delText>
-        </w:r>
-      </w:del>
-      <w:ins w:id="53" w:author="Susanne Iwarsson" w:date="2026-01-18T10:36:00Z" w16du:dateUtc="2026-01-18T09:36:00Z">
-        <w:r>
-          <w:t xml:space="preserve">the </w:t>
-        </w:r>
-      </w:ins>
+      <w:r>
+        <w:t xml:space="preserve">the </w:t>
+      </w:r>
       <w:r>
         <w:t xml:space="preserve">Discrete </w:t>
       </w:r>
@@ -2695,7 +2469,7 @@
         </w:rPr>
         <w:t xml:space="preserve"> a specific and widely used form of stated choice methodology</w:t>
       </w:r>
-      <w:ins w:id="54" w:author="Susanne Iwarsson" w:date="2026-01-18T10:37:00Z" w16du:dateUtc="2026-01-18T09:37:00Z">
+      <w:ins w:id="13" w:author="Susanne Iwarsson" w:date="2026-01-18T10:37:00Z" w16du:dateUtc="2026-01-18T09:37:00Z">
         <w:r>
           <w:rPr>
             <w:lang w:val="en-US"/>
@@ -2740,7 +2514,7 @@
         </w:rPr>
         <w:t>espondents are presented with choice sets containing two or more alternatives that vary systematically across predefined attributes, and they select their preferred option in each set. The approach is rooted in random utility theory</w:t>
       </w:r>
-      <w:ins w:id="55" w:author="Susanne Iwarsson" w:date="2026-01-18T10:38:00Z" w16du:dateUtc="2026-01-18T09:38:00Z">
+      <w:ins w:id="14" w:author="Susanne Iwarsson" w:date="2026-01-18T10:38:00Z" w16du:dateUtc="2026-01-18T09:38:00Z">
         <w:r>
           <w:rPr>
             <w:lang w:val="en-US"/>
@@ -2823,7 +2597,7 @@
         </w:rPr>
         <w:t>pay (WTP) values when a cost attribute is included. This capacity to quantify trade-offs makes DCE</w:t>
       </w:r>
-      <w:del w:id="56" w:author="Susanne Iwarsson" w:date="2026-01-18T10:39:00Z" w16du:dateUtc="2026-01-18T09:39:00Z">
+      <w:del w:id="15" w:author="Susanne Iwarsson" w:date="2026-01-18T10:39:00Z" w16du:dateUtc="2026-01-18T09:39:00Z">
         <w:r>
           <w:rPr>
             <w:lang w:val="en-US"/>
@@ -2835,44 +2609,14 @@
         <w:rPr>
           <w:lang w:val="en-US"/>
         </w:rPr>
-        <w:t xml:space="preserve"> </w:t>
-      </w:r>
-      <w:del w:id="57" w:author="Susanne Iwarsson" w:date="2026-01-18T10:39:00Z" w16du:dateUtc="2026-01-18T09:39:00Z">
-        <w:r>
-          <w:rPr>
-            <w:lang w:val="en-US"/>
-          </w:rPr>
-          <w:delText xml:space="preserve">particularly </w:delText>
-        </w:r>
-      </w:del>
-      <w:r>
-        <w:rPr>
-          <w:lang w:val="en-US"/>
-        </w:rPr>
-        <w:t xml:space="preserve">valuable in </w:t>
-      </w:r>
-      <w:del w:id="58" w:author="Susanne Iwarsson" w:date="2026-01-18T10:40:00Z" w16du:dateUtc="2026-01-18T09:40:00Z">
-        <w:r>
-          <w:rPr>
-            <w:lang w:val="en-US"/>
-          </w:rPr>
-          <w:delText xml:space="preserve">housing </w:delText>
-        </w:r>
-      </w:del>
-      <w:r>
-        <w:rPr>
-          <w:lang w:val="en-US"/>
-        </w:rPr>
-        <w:t>research</w:t>
-      </w:r>
-      <w:ins w:id="59" w:author="Susanne Iwarsson" w:date="2026-01-18T10:41:00Z" w16du:dateUtc="2026-01-18T09:41:00Z">
-        <w:r>
-          <w:rPr>
-            <w:lang w:val="en-US"/>
-          </w:rPr>
-          <w:t xml:space="preserve"> on ageing and housing</w:t>
-        </w:r>
-      </w:ins>
+        <w:t xml:space="preserve"> valuable in research</w:t>
+      </w:r>
+      <w:r>
+        <w:rPr>
+          <w:lang w:val="en-US"/>
+        </w:rPr>
+        <w:t xml:space="preserve"> on ageing and housing</w:t>
+      </w:r>
       <w:r>
         <w:rPr>
           <w:lang w:val="en-US"/>
@@ -2911,7 +2655,7 @@
         <w:rPr>
           <w:lang w:val="en-US"/>
         </w:rPr>
-        <w:pPrChange w:id="60" w:author="Susanne Iwarsson" w:date="2026-01-18T10:38:00Z" w16du:dateUtc="2026-01-18T09:38:00Z">
+        <w:pPrChange w:id="16" w:author="Susanne Iwarsson" w:date="2026-01-18T10:38:00Z" w16du:dateUtc="2026-01-18T09:38:00Z">
           <w:pPr>
             <w:pStyle w:val="Paragraph"/>
             <w:spacing w:line="360" w:lineRule="auto"/>
@@ -2919,212 +2663,44 @@
           </w:pPr>
         </w:pPrChange>
       </w:pPr>
-      <w:del w:id="61" w:author="Susanne Iwarsson" w:date="2026-01-18T10:44:00Z" w16du:dateUtc="2026-01-18T09:44:00Z">
-        <w:r>
-          <w:rPr>
-            <w:lang w:val="en-US"/>
-          </w:rPr>
-          <w:delText>D</w:delText>
-        </w:r>
-      </w:del>
-      <w:del w:id="62" w:author="Susanne Iwarsson" w:date="2026-01-18T10:40:00Z" w16du:dateUtc="2026-01-18T09:40:00Z">
-        <w:r>
-          <w:rPr>
-            <w:lang w:val="en-US"/>
-          </w:rPr>
-          <w:delText>iscrete choice experiments</w:delText>
-        </w:r>
-      </w:del>
-      <w:del w:id="63" w:author="Susanne Iwarsson" w:date="2026-01-18T10:44:00Z" w16du:dateUtc="2026-01-18T09:44:00Z">
-        <w:r>
-          <w:rPr>
-            <w:lang w:val="en-US"/>
-          </w:rPr>
-          <w:delText xml:space="preserve"> </w:delText>
-        </w:r>
-        <w:r>
-          <w:rPr>
-            <w:lang w:val="en-US"/>
-          </w:rPr>
-          <w:delText>ha</w:delText>
-        </w:r>
-      </w:del>
-      <w:del w:id="64" w:author="Susanne Iwarsson" w:date="2026-01-18T10:40:00Z" w16du:dateUtc="2026-01-18T09:40:00Z">
-        <w:r>
-          <w:rPr>
-            <w:lang w:val="en-US"/>
-          </w:rPr>
-          <w:delText>ve</w:delText>
-        </w:r>
-      </w:del>
-      <w:del w:id="65" w:author="Susanne Iwarsson" w:date="2026-01-18T10:44:00Z" w16du:dateUtc="2026-01-18T09:44:00Z">
-        <w:r>
-          <w:rPr>
-            <w:lang w:val="en-US"/>
-          </w:rPr>
-          <w:delText xml:space="preserve"> been used in </w:delText>
-        </w:r>
-      </w:del>
-      <w:del w:id="66" w:author="Susanne Iwarsson" w:date="2026-01-18T10:39:00Z" w16du:dateUtc="2026-01-18T09:39:00Z">
-        <w:r>
-          <w:rPr>
-            <w:lang w:val="en-US"/>
-          </w:rPr>
-          <w:delText>a variety of</w:delText>
-        </w:r>
-      </w:del>
-      <w:del w:id="67" w:author="Susanne Iwarsson" w:date="2026-01-18T10:42:00Z" w16du:dateUtc="2026-01-18T09:42:00Z">
-        <w:r>
-          <w:rPr>
-            <w:lang w:val="en-US"/>
-          </w:rPr>
-          <w:delText xml:space="preserve"> </w:delText>
-        </w:r>
-      </w:del>
-      <w:del w:id="68" w:author="Susanne Iwarsson" w:date="2026-01-18T10:44:00Z" w16du:dateUtc="2026-01-18T09:44:00Z">
-        <w:r>
-          <w:rPr>
-            <w:lang w:val="en-US"/>
-          </w:rPr>
-          <w:delText xml:space="preserve">housing and ageing studies. Ossokina et al. (2020) estimate a stated choice experiment to study the residential preferences of </w:delText>
-        </w:r>
-        <w:r>
-          <w:rPr>
-            <w:lang w:val="en-US"/>
-          </w:rPr>
-          <w:delText>older</w:delText>
-        </w:r>
-        <w:r>
-          <w:rPr>
-            <w:lang w:val="en-US"/>
-          </w:rPr>
-          <w:delText xml:space="preserve"> homeowners in the Netherlands, reporting that residential attributes connecting to safety and social cohesion play an important role</w:delText>
-        </w:r>
-      </w:del>
-      <w:del w:id="69" w:author="Susanne Iwarsson" w:date="2026-01-18T10:41:00Z" w16du:dateUtc="2026-01-18T09:41:00Z">
-        <w:r>
-          <w:rPr>
-            <w:lang w:val="en-US"/>
-          </w:rPr>
-          <w:delText xml:space="preserve"> for </w:delText>
-        </w:r>
-        <w:r>
-          <w:rPr>
-            <w:lang w:val="en-US"/>
-          </w:rPr>
-          <w:delText>older adults</w:delText>
-        </w:r>
-      </w:del>
-      <w:del w:id="70" w:author="Susanne Iwarsson" w:date="2026-01-18T10:44:00Z" w16du:dateUtc="2026-01-18T09:44:00Z">
-        <w:r>
-          <w:rPr>
-            <w:lang w:val="en-US"/>
-          </w:rPr>
-          <w:delText xml:space="preserve">. </w:delText>
-        </w:r>
-      </w:del>
-      <w:moveToRangeStart w:id="71" w:author="Susanne Iwarsson" w:date="2026-01-18T10:43:00Z" w:name="move219625406"/>
-      <w:moveTo w:id="72" w:author="Susanne Iwarsson" w:date="2026-01-18T10:43:00Z" w16du:dateUtc="2026-01-18T09:43:00Z">
-        <w:del w:id="73" w:author="Susanne Iwarsson" w:date="2026-01-18T10:43:00Z" w16du:dateUtc="2026-01-18T09:43:00Z">
-          <w:r>
-            <w:rPr>
-              <w:lang w:val="en-US"/>
-            </w:rPr>
-            <w:delText>Ossokina and Arentze (2022)</w:delText>
-          </w:r>
-        </w:del>
-        <w:del w:id="74" w:author="Susanne Iwarsson" w:date="2026-01-18T10:44:00Z" w16du:dateUtc="2026-01-18T09:44:00Z">
-          <w:r>
-            <w:rPr>
-              <w:lang w:val="en-US"/>
-            </w:rPr>
-            <w:delText xml:space="preserve"> demonstrated that housing decisions among older homeowners are reference-dependent, showing how individuals </w:delText>
-          </w:r>
-        </w:del>
-        <w:del w:id="75" w:author="Susanne Iwarsson" w:date="2026-01-18T10:43:00Z" w16du:dateUtc="2026-01-18T09:43:00Z">
-          <w:r>
-            <w:rPr>
-              <w:lang w:val="en-US"/>
-            </w:rPr>
-            <w:delText xml:space="preserve">in the Netherlands </w:delText>
-          </w:r>
-        </w:del>
-        <w:del w:id="76" w:author="Susanne Iwarsson" w:date="2026-01-18T10:44:00Z" w16du:dateUtc="2026-01-18T09:44:00Z">
-          <w:r>
-            <w:rPr>
-              <w:lang w:val="en-US"/>
-            </w:rPr>
-            <w:delText xml:space="preserve">value safety, accessibility, and social cohesion relative to their current housing situation. </w:delText>
-          </w:r>
-        </w:del>
-      </w:moveTo>
-      <w:moveToRangeEnd w:id="71"/>
-      <w:del w:id="77" w:author="Susanne Iwarsson" w:date="2026-01-18T10:43:00Z" w16du:dateUtc="2026-01-18T09:43:00Z">
-        <w:r>
-          <w:rPr>
-            <w:lang w:val="en-US"/>
-          </w:rPr>
-          <w:delText>Ossokina and Arentze (2022) examine reference-dependent housing choice behavior among older adults, finding that proximity to public transport and shops significantly influences residential decisions.</w:delText>
-        </w:r>
-        <w:r>
-          <w:rPr>
-            <w:lang w:val="en-US"/>
-          </w:rPr>
-          <w:delText xml:space="preserve">  </w:delText>
-        </w:r>
-      </w:del>
       <w:r>
         <w:rPr>
           <w:lang w:val="en-US"/>
         </w:rPr>
         <w:t>Applications of DCEs to housing have expanded considerably in recent decades</w:t>
       </w:r>
-      <w:ins w:id="78" w:author="Susanne Iwarsson" w:date="2026-01-18T10:44:00Z" w16du:dateUtc="2026-01-18T09:44:00Z">
-        <w:r>
-          <w:rPr>
-            <w:lang w:val="en-US"/>
-          </w:rPr>
-          <w:t xml:space="preserve">, </w:t>
-        </w:r>
-        <w:commentRangeStart w:id="79"/>
-        <w:r>
-          <w:rPr>
-            <w:lang w:val="en-US"/>
-          </w:rPr>
-          <w:t xml:space="preserve">but to </w:t>
-        </w:r>
-      </w:ins>
-      <w:ins w:id="80" w:author="Susanne Iwarsson" w:date="2026-01-18T10:45:00Z" w16du:dateUtc="2026-01-18T09:45:00Z">
-        <w:r>
-          <w:rPr>
-            <w:lang w:val="en-US"/>
-          </w:rPr>
-          <w:t xml:space="preserve">a limited extent framed in the </w:t>
-        </w:r>
-      </w:ins>
-      <w:ins w:id="81" w:author="Susanne Iwarsson" w:date="2026-01-18T10:47:00Z" w16du:dateUtc="2026-01-18T09:47:00Z">
-        <w:r>
-          <w:rPr>
-            <w:lang w:val="en-US"/>
-          </w:rPr>
-          <w:t xml:space="preserve">current </w:t>
-        </w:r>
-      </w:ins>
-      <w:ins w:id="82" w:author="Susanne Iwarsson" w:date="2026-01-18T10:45:00Z" w16du:dateUtc="2026-01-18T09:45:00Z">
-        <w:r>
-          <w:rPr>
-            <w:lang w:val="en-US"/>
-          </w:rPr>
-          <w:t>context of aging</w:t>
-        </w:r>
-      </w:ins>
+      <w:r>
+        <w:rPr>
+          <w:lang w:val="en-US"/>
+        </w:rPr>
+        <w:t xml:space="preserve">, </w:t>
+      </w:r>
+      <w:commentRangeStart w:id="17"/>
+      <w:r>
+        <w:rPr>
+          <w:lang w:val="en-US"/>
+        </w:rPr>
+        <w:t xml:space="preserve">but to a limited extent framed in the </w:t>
+      </w:r>
+      <w:r>
+        <w:rPr>
+          <w:lang w:val="en-US"/>
+        </w:rPr>
+        <w:t xml:space="preserve">current </w:t>
+      </w:r>
+      <w:r>
+        <w:rPr>
+          <w:lang w:val="en-US"/>
+        </w:rPr>
+        <w:t>context of aging</w:t>
+      </w:r>
       <w:r>
         <w:rPr>
           <w:lang w:val="en-US"/>
         </w:rPr>
         <w:t>.</w:t>
       </w:r>
-      <w:commentRangeEnd w:id="79"/>
+      <w:commentRangeEnd w:id="17"/>
       <w:r>
         <w:rPr>
           <w:rStyle w:val="CommentReference"/>
@@ -3132,133 +2708,109 @@
           <w:szCs w:val="24"/>
           <w:lang w:val="en-US"/>
         </w:rPr>
-        <w:commentReference w:id="79"/>
-      </w:r>
-      <w:r>
-        <w:rPr>
-          <w:lang w:val="en-US"/>
-        </w:rPr>
-        <w:t xml:space="preserve"> Early studies focused primarily on environmental amenities and locational factors, such as proximity to green spaces, transit, and urban services (Earnhart, 2002; Cho et al., 2005; Liao et al., 2015). More recent work has integrated socio-demographic and behavioral factors to explore heterogeneity in preferences across population subgroups. For example, Caplan et al. (2021) examined residential preferences along Utah's Wasatch Front and found substantial variation in willingness to pay for amenities </w:t>
+        <w:commentReference w:id="17"/>
+      </w:r>
+      <w:r>
+        <w:rPr>
+          <w:lang w:val="en-US"/>
+        </w:rPr>
+        <w:t xml:space="preserve"> Early studies focused primarily on environmental amenities and locational factors, such as proximity to green spaces, transit, and urban services (Earnhart, 2002; Cho et al., 2005; Liao et al., 2015). More recent work has integrated socio-demographic and behavioral factors to explore heterogeneity in preferences across population subgroups. For example, Caplan et al. (2021) examined residential preferences along Utah's Wasatch Front and found substantial variation in willingness to pay for amenities such as green space and access to transit. Similarly, Lee et al. (2025) analyzed willingness to pay for circular and affordable housing among younger adults in South Korea, while </w:t>
+      </w:r>
+      <w:proofErr w:type="spellStart"/>
+      <w:r>
+        <w:rPr>
+          <w:lang w:val="en-US"/>
+        </w:rPr>
+        <w:t>Ardeshiri</w:t>
+      </w:r>
+      <w:proofErr w:type="spellEnd"/>
+      <w:r>
+        <w:rPr>
+          <w:lang w:val="en-US"/>
+        </w:rPr>
+        <w:t xml:space="preserve"> et al. (2024) used a dual DCE to distinguish between preferences for owner-occupied and investment properties in Sydney</w:t>
+      </w:r>
+      <w:r>
+        <w:rPr>
+          <w:lang w:val="en-US"/>
+        </w:rPr>
+        <w:t>, Australia</w:t>
+      </w:r>
+      <w:r>
+        <w:rPr>
+          <w:lang w:val="en-US"/>
+        </w:rPr>
+        <w:t>.</w:t>
+      </w:r>
+      <w:r>
+        <w:rPr>
+          <w:lang w:val="en-US"/>
+        </w:rPr>
+        <w:t xml:space="preserve"> </w:t>
+      </w:r>
+      <w:r>
+        <w:rPr>
+          <w:lang w:val="en-US"/>
+        </w:rPr>
+        <w:t xml:space="preserve">Among the few studies framed in the context of aging, </w:t>
+      </w:r>
+      <w:proofErr w:type="spellStart"/>
+      <w:r>
+        <w:rPr>
+          <w:lang w:val="en-US"/>
+        </w:rPr>
+        <w:t>Ossokina</w:t>
+      </w:r>
+      <w:proofErr w:type="spellEnd"/>
+      <w:r>
+        <w:rPr>
+          <w:lang w:val="en-US"/>
+        </w:rPr>
+        <w:t xml:space="preserve"> et al. (2020) estimate</w:t>
+      </w:r>
+      <w:r>
+        <w:rPr>
+          <w:lang w:val="en-US"/>
+        </w:rPr>
+        <w:t>d</w:t>
+      </w:r>
+      <w:r>
+        <w:rPr>
+          <w:lang w:val="en-US"/>
+        </w:rPr>
+        <w:t xml:space="preserve"> a stated choice experiment to study the residential preferences of </w:t>
+      </w:r>
+      <w:r>
+        <w:rPr>
+          <w:lang w:val="en-US"/>
+        </w:rPr>
+        <w:t>older</w:t>
+      </w:r>
+      <w:r>
+        <w:rPr>
+          <w:lang w:val="en-US"/>
+        </w:rPr>
+        <w:t xml:space="preserve"> homeowners in the Netherlands, reporting that residential attributes connecting to safety and social cohesion play an important role. </w:t>
+      </w:r>
+      <w:r>
+        <w:rPr>
+          <w:lang w:val="en-US"/>
+        </w:rPr>
+        <w:t>They</w:t>
+      </w:r>
+      <w:r>
+        <w:rPr>
+          <w:lang w:val="en-US"/>
+        </w:rPr>
+        <w:t xml:space="preserve"> demonstrated that housing decisions among older homeowners are reference-dependent, showing how individuals value safety, accessibility, and social cohesion relative to their current </w:t>
       </w:r>
       <w:r>
         <w:rPr>
           <w:lang w:val="en-US"/>
         </w:rPr>
         <w:lastRenderedPageBreak/>
-        <w:t xml:space="preserve">such as green space and access to transit. </w:t>
-      </w:r>
-      <w:moveFromRangeStart w:id="83" w:author="Susanne Iwarsson" w:date="2026-01-18T10:43:00Z" w:name="move219625406"/>
-      <w:moveFrom w:id="84" w:author="Susanne Iwarsson" w:date="2026-01-18T10:43:00Z" w16du:dateUtc="2026-01-18T09:43:00Z">
-        <w:r>
-          <w:rPr>
-            <w:lang w:val="en-US"/>
-          </w:rPr>
-          <w:t xml:space="preserve">Ossokina and Arentze (2022) demonstrated that housing decisions among older homeowners are reference-dependent, showing how individuals in the Netherlands value safety, accessibility, and social cohesion relative to their current housing situation. </w:t>
-        </w:r>
-      </w:moveFrom>
-      <w:moveFromRangeEnd w:id="83"/>
-      <w:r>
-        <w:rPr>
-          <w:lang w:val="en-US"/>
-        </w:rPr>
-        <w:t xml:space="preserve">Similarly, Lee et al. (2025) analyzed willingness to pay for circular and affordable housing among younger adults in South Korea, while </w:t>
-      </w:r>
-      <w:proofErr w:type="spellStart"/>
-      <w:r>
-        <w:rPr>
-          <w:lang w:val="en-US"/>
-        </w:rPr>
-        <w:t>Ardeshiri</w:t>
-      </w:r>
-      <w:proofErr w:type="spellEnd"/>
-      <w:r>
-        <w:rPr>
-          <w:lang w:val="en-US"/>
-        </w:rPr>
-        <w:t xml:space="preserve"> et al. (2024) used a dual DCE to distinguish between preferences for owner-occupied and investment properties in Sydney</w:t>
-      </w:r>
-      <w:ins w:id="85" w:author="Susanne Iwarsson" w:date="2026-01-18T10:47:00Z" w16du:dateUtc="2026-01-18T09:47:00Z">
-        <w:r>
-          <w:rPr>
-            <w:lang w:val="en-US"/>
-          </w:rPr>
-          <w:t>, Australia</w:t>
-        </w:r>
-      </w:ins>
-      <w:r>
-        <w:rPr>
-          <w:lang w:val="en-US"/>
-        </w:rPr>
-        <w:t>.</w:t>
-      </w:r>
-      <w:ins w:id="86" w:author="Susanne Iwarsson" w:date="2026-01-18T10:44:00Z" w16du:dateUtc="2026-01-18T09:44:00Z">
-        <w:r>
-          <w:rPr>
-            <w:lang w:val="en-US"/>
-          </w:rPr>
-          <w:t xml:space="preserve"> </w:t>
-        </w:r>
-      </w:ins>
-      <w:ins w:id="87" w:author="Susanne Iwarsson" w:date="2026-01-18T10:48:00Z" w16du:dateUtc="2026-01-18T09:48:00Z">
-        <w:r>
-          <w:rPr>
-            <w:lang w:val="en-US"/>
-          </w:rPr>
-          <w:t xml:space="preserve">Among the few studies framed in the context of aging, </w:t>
-        </w:r>
-      </w:ins>
-      <w:proofErr w:type="spellStart"/>
-      <w:ins w:id="88" w:author="Susanne Iwarsson" w:date="2026-01-18T10:44:00Z" w16du:dateUtc="2026-01-18T09:44:00Z">
-        <w:r>
-          <w:rPr>
-            <w:lang w:val="en-US"/>
-          </w:rPr>
-          <w:t>Ossokina</w:t>
-        </w:r>
-        <w:proofErr w:type="spellEnd"/>
-        <w:r>
-          <w:rPr>
-            <w:lang w:val="en-US"/>
-          </w:rPr>
-          <w:t xml:space="preserve"> et al. (2020) estimate</w:t>
-        </w:r>
-        <w:r>
-          <w:rPr>
-            <w:lang w:val="en-US"/>
-          </w:rPr>
-          <w:t>d</w:t>
-        </w:r>
-        <w:r>
-          <w:rPr>
-            <w:lang w:val="en-US"/>
-          </w:rPr>
-          <w:t xml:space="preserve"> a stated choice experiment to study the residential preferences of </w:t>
-        </w:r>
-        <w:r>
-          <w:rPr>
-            <w:lang w:val="en-US"/>
-          </w:rPr>
-          <w:t>older</w:t>
-        </w:r>
-        <w:r>
-          <w:rPr>
-            <w:lang w:val="en-US"/>
-          </w:rPr>
-          <w:t xml:space="preserve"> homeowners in the Netherlands, reporting that residential attributes connecting to safety and social cohesion play an important role. </w:t>
-        </w:r>
-        <w:r>
-          <w:rPr>
-            <w:lang w:val="en-US"/>
-          </w:rPr>
-          <w:t>They</w:t>
-        </w:r>
-        <w:r>
-          <w:rPr>
-            <w:lang w:val="en-US"/>
-          </w:rPr>
-          <w:t xml:space="preserve"> demonstrated that housing decisions among older homeowners are reference-dependent, showing how individuals value safety, accessibility, and social cohesion relative to their current housing situation.</w:t>
-        </w:r>
-      </w:ins>
+        <w:t>housing situation.</w:t>
+      </w:r>
     </w:p>
     <w:p>
       <w:pPr>
@@ -3267,7 +2819,7 @@
         <w:rPr>
           <w:lang w:val="en-US"/>
         </w:rPr>
-        <w:pPrChange w:id="89" w:author="Susanne Iwarsson" w:date="2026-01-18T10:39:00Z" w16du:dateUtc="2026-01-18T09:39:00Z">
+        <w:pPrChange w:id="18" w:author="Susanne Iwarsson" w:date="2026-01-18T10:39:00Z" w16du:dateUtc="2026-01-18T09:39:00Z">
           <w:pPr>
             <w:pStyle w:val="Paragraph"/>
             <w:spacing w:line="360" w:lineRule="auto"/>
@@ -3369,15 +2921,15 @@
         </w:rPr>
         <w:t xml:space="preserve"> studies have incorporated interaction terms and </w:t>
       </w:r>
-      <w:commentRangeStart w:id="90"/>
-      <w:commentRangeStart w:id="91"/>
+      <w:commentRangeStart w:id="19"/>
+      <w:commentRangeStart w:id="20"/>
       <w:r>
         <w:rPr>
           <w:lang w:val="en-US"/>
         </w:rPr>
         <w:t>advanced econometric specifications</w:t>
       </w:r>
-      <w:commentRangeEnd w:id="90"/>
+      <w:commentRangeEnd w:id="19"/>
       <w:r>
         <w:rPr>
           <w:rStyle w:val="CommentReference"/>
@@ -3385,14 +2937,14 @@
           <w:szCs w:val="24"/>
           <w:lang w:val="en-US"/>
         </w:rPr>
-        <w:commentReference w:id="90"/>
-      </w:r>
-      <w:commentRangeEnd w:id="91"/>
+        <w:commentReference w:id="19"/>
+      </w:r>
+      <w:commentRangeEnd w:id="20"/>
       <w:r>
         <w:rPr>
           <w:rStyle w:val="CommentReference"/>
         </w:rPr>
-        <w:commentReference w:id="91"/>
+        <w:commentReference w:id="20"/>
       </w:r>
       <w:r>
         <w:rPr>
@@ -3441,7 +2993,7 @@
         <w:rPr>
           <w:lang w:val="en-US"/>
         </w:rPr>
-        <w:pPrChange w:id="92" w:author="Susanne Iwarsson" w:date="2026-01-18T10:50:00Z" w16du:dateUtc="2026-01-18T09:50:00Z">
+        <w:pPrChange w:id="21" w:author="Susanne Iwarsson" w:date="2026-01-18T10:50:00Z" w16du:dateUtc="2026-01-18T09:50:00Z">
           <w:pPr>
             <w:pStyle w:val="Paragraph"/>
             <w:spacing w:line="360" w:lineRule="auto"/>
@@ -3455,7 +3007,7 @@
         </w:rPr>
         <w:t xml:space="preserve">Despite these advances, the evidence base for older populations remains limited, and most findings are context specific, reflecting local housing systems and welfare regimes. Few studies have explicitly focused on older populations or systematically examined heterogeneity within this demographic, and applications in Scandinavian contexts remain rare. </w:t>
       </w:r>
-      <w:commentRangeStart w:id="93"/>
+      <w:commentRangeStart w:id="22"/>
       <w:r>
         <w:rPr>
           <w:lang w:val="en-US"/>
@@ -3468,7 +3020,7 @@
         </w:rPr>
         <w:t xml:space="preserve"> Thus</w:t>
       </w:r>
-      <w:commentRangeEnd w:id="93"/>
+      <w:commentRangeEnd w:id="22"/>
       <w:r>
         <w:rPr>
           <w:rStyle w:val="CommentReference"/>
@@ -3476,20 +3028,13 @@
           <w:szCs w:val="24"/>
           <w:lang w:val="en-US"/>
         </w:rPr>
-        <w:commentReference w:id="93"/>
-      </w:r>
-      <w:r>
-        <w:rPr>
-          <w:lang w:val="en-US"/>
-        </w:rPr>
-        <w:t xml:space="preserve">, there is a need to better understand how older people reason regarding housing and relocation and in this process, how different </w:t>
-      </w:r>
-      <w:r>
-        <w:rPr>
-          <w:lang w:val="en-US"/>
-        </w:rPr>
-        <w:lastRenderedPageBreak/>
-        <w:t xml:space="preserve">attributes are valued. </w:t>
+        <w:commentReference w:id="22"/>
+      </w:r>
+      <w:r>
+        <w:rPr>
+          <w:lang w:val="en-US"/>
+        </w:rPr>
+        <w:t xml:space="preserve">, there is a need to better understand how older people reason regarding housing and relocation and in this process, how different attributes are valued. </w:t>
       </w:r>
     </w:p>
     <w:p>
@@ -3497,10 +3042,10 @@
         <w:pStyle w:val="Paragraph"/>
         <w:spacing w:line="360" w:lineRule="auto"/>
         <w:rPr>
-          <w:del w:id="94" w:author="Susanne Iwarsson" w:date="2026-01-18T10:40:00Z" w16du:dateUtc="2026-01-18T09:40:00Z"/>
-          <w:lang w:val="en-US"/>
-        </w:rPr>
-        <w:pPrChange w:id="95" w:author="Susanne Iwarsson" w:date="2026-01-18T10:50:00Z" w16du:dateUtc="2026-01-18T09:50:00Z">
+          <w:del w:id="23" w:author="Susanne Iwarsson" w:date="2026-01-18T10:40:00Z" w16du:dateUtc="2026-01-18T09:40:00Z"/>
+          <w:lang w:val="en-US"/>
+        </w:rPr>
+        <w:pPrChange w:id="24" w:author="Susanne Iwarsson" w:date="2026-01-18T10:50:00Z" w16du:dateUtc="2026-01-18T09:50:00Z">
           <w:pPr>
             <w:pStyle w:val="Paragraph"/>
             <w:spacing w:line="360" w:lineRule="auto"/>
@@ -3510,53 +3055,23 @@
       </w:pPr>
       <w:r>
         <w:rPr>
+          <w:highlight w:val="yellow"/>
           <w:lang w:val="en-US" w:eastAsia="en-US"/>
-        </w:rPr>
-        <w:t>The aim of this</w:t>
+          <w:rPrChange w:id="25" w:author="Nick Christie" w:date="2026-02-05T08:54:00Z" w16du:dateUtc="2026-02-05T07:54:00Z">
+            <w:rPr>
+              <w:lang w:val="en-US" w:eastAsia="en-US"/>
+            </w:rPr>
+          </w:rPrChange>
+        </w:rPr>
+        <w:t>The aim of this study was to explore these residential trade-offs by examining willingness to pay values of key locational and amenity attributes of older adults in Sweden considering relocation, for both renters and homeowners</w:t>
       </w:r>
       <w:r>
         <w:rPr>
           <w:lang w:val="en-US" w:eastAsia="en-US"/>
         </w:rPr>
-        <w:t xml:space="preserve"> study </w:t>
-      </w:r>
-      <w:r>
-        <w:rPr>
-          <w:lang w:val="en-US" w:eastAsia="en-US"/>
-        </w:rPr>
-        <w:t xml:space="preserve">was to explore these residential trade-offs by examining willingness to pay values of </w:t>
-      </w:r>
-      <w:r>
-        <w:rPr>
-          <w:lang w:val="en-US" w:eastAsia="en-US"/>
-        </w:rPr>
-        <w:t xml:space="preserve">key locational and amenity attributes </w:t>
-      </w:r>
-      <w:r>
-        <w:rPr>
-          <w:lang w:val="en-US" w:eastAsia="en-US"/>
-        </w:rPr>
-        <w:t>of</w:t>
-      </w:r>
-      <w:r>
-        <w:rPr>
-          <w:lang w:val="en-US" w:eastAsia="en-US"/>
-        </w:rPr>
-        <w:t xml:space="preserve"> older adults in Sweden considering relocation</w:t>
-      </w:r>
-      <w:r>
-        <w:rPr>
-          <w:lang w:val="en-US" w:eastAsia="en-US"/>
-        </w:rPr>
-        <w:t>, for both renters and homeowners</w:t>
-      </w:r>
-      <w:r>
-        <w:rPr>
-          <w:lang w:val="en-US" w:eastAsia="en-US"/>
-        </w:rPr>
         <w:t xml:space="preserve">. </w:t>
       </w:r>
-      <w:commentRangeStart w:id="96"/>
+      <w:commentRangeStart w:id="26"/>
       <w:r>
         <w:rPr>
           <w:lang w:val="en-US"/>
@@ -3587,7 +3102,7 @@
         </w:rPr>
         <w:t xml:space="preserve">and mixed logit modelling, we identify key determinants of housing preferences and quantify their associated willingness to pay values across diverse subgroups. </w:t>
       </w:r>
-      <w:commentRangeEnd w:id="96"/>
+      <w:commentRangeEnd w:id="26"/>
       <w:r>
         <w:rPr>
           <w:rStyle w:val="CommentReference"/>
@@ -3595,36 +3110,67 @@
           <w:szCs w:val="24"/>
           <w:lang w:val="en-US"/>
         </w:rPr>
-        <w:commentReference w:id="96"/>
-      </w:r>
-      <w:r>
-        <w:rPr>
-          <w:lang w:val="en-US"/>
+        <w:commentReference w:id="26"/>
+      </w:r>
+      <w:r>
+        <w:rPr>
+          <w:highlight w:val="yellow"/>
+          <w:lang w:val="en-US"/>
+          <w:rPrChange w:id="27" w:author="Nick Christie" w:date="2026-02-05T08:54:00Z" w16du:dateUtc="2026-02-05T07:54:00Z">
+            <w:rPr>
+              <w:lang w:val="en-US"/>
+            </w:rPr>
+          </w:rPrChange>
         </w:rPr>
         <w:t>Specifically, we examine</w:t>
       </w:r>
-      <w:ins w:id="97" w:author="Susanne Iwarsson" w:date="2026-01-18T10:53:00Z" w16du:dateUtc="2026-01-18T09:53:00Z">
+      <w:ins w:id="28" w:author="Susanne Iwarsson" w:date="2026-01-18T10:53:00Z" w16du:dateUtc="2026-01-18T09:53:00Z">
         <w:r>
           <w:rPr>
+            <w:highlight w:val="yellow"/>
             <w:lang w:val="en-US"/>
+            <w:rPrChange w:id="29" w:author="Nick Christie" w:date="2026-02-05T08:54:00Z" w16du:dateUtc="2026-02-05T07:54:00Z">
+              <w:rPr>
+                <w:lang w:val="en-US"/>
+              </w:rPr>
+            </w:rPrChange>
           </w:rPr>
           <w:t>d</w:t>
         </w:r>
       </w:ins>
       <w:r>
         <w:rPr>
-          <w:lang w:val="en-US"/>
-        </w:rPr>
-        <w:t xml:space="preserve"> how preferences for proximity to green areas, shops, public transport, and parking amenities vary systematically by age, gender, and tenure status among individuals actively considering relocation. </w:t>
-      </w:r>
-      <w:commentRangeStart w:id="98"/>
-      <w:r>
-        <w:rPr>
-          <w:lang w:val="en-US"/>
-        </w:rPr>
-        <w:t>In doing so, the study provides policy relevant insights into the housing needs of an ageing population and supports the planning of inclusive, adaptable living environments that promote independence and quality of life in later life.</w:t>
-      </w:r>
-      <w:commentRangeEnd w:id="98"/>
+          <w:highlight w:val="yellow"/>
+          <w:lang w:val="en-US"/>
+          <w:rPrChange w:id="30" w:author="Nick Christie" w:date="2026-02-05T08:54:00Z" w16du:dateUtc="2026-02-05T07:54:00Z">
+            <w:rPr>
+              <w:lang w:val="en-US"/>
+            </w:rPr>
+          </w:rPrChange>
+        </w:rPr>
+        <w:t xml:space="preserve"> how preferences for proximity to green areas, shops, public transport, and parking amenities vary systematically by age, gender, and tenure status among individuals actively considering relocation</w:t>
+      </w:r>
+      <w:r>
+        <w:rPr>
+          <w:lang w:val="en-US"/>
+        </w:rPr>
+        <w:t xml:space="preserve">. </w:t>
+      </w:r>
+      <w:commentRangeStart w:id="31"/>
+      <w:r>
+        <w:rPr>
+          <w:lang w:val="en-US"/>
+        </w:rPr>
+        <w:t xml:space="preserve">In doing so, the study provides policy relevant insights into the housing needs of an ageing population and supports the planning of inclusive, adaptable </w:t>
+      </w:r>
+      <w:r>
+        <w:rPr>
+          <w:lang w:val="en-US"/>
+        </w:rPr>
+        <w:lastRenderedPageBreak/>
+        <w:t>living environments that promote independence and quality of life in later life.</w:t>
+      </w:r>
+      <w:commentRangeEnd w:id="31"/>
       <w:r>
         <w:rPr>
           <w:rStyle w:val="CommentReference"/>
@@ -3632,7 +3178,7 @@
           <w:szCs w:val="24"/>
           <w:lang w:val="en-US"/>
         </w:rPr>
-        <w:commentReference w:id="98"/>
+        <w:commentReference w:id="31"/>
       </w:r>
     </w:p>
     <w:p>
@@ -3651,36 +3197,26 @@
           <w:lang w:val="en-US" w:eastAsia="en-US"/>
         </w:rPr>
       </w:pPr>
-      <w:commentRangeStart w:id="99"/>
+      <w:commentRangeStart w:id="32"/>
       <w:r>
         <w:rPr>
           <w:lang w:val="en-US" w:eastAsia="en-US"/>
         </w:rPr>
         <w:t xml:space="preserve">Using data from a </w:t>
       </w:r>
-      <w:del w:id="100" w:author="Susanne Iwarsson" w:date="2026-01-18T10:54:00Z" w16du:dateUtc="2026-01-18T09:54:00Z">
-        <w:r>
-          <w:rPr>
-            <w:lang w:val="en-US" w:eastAsia="en-US"/>
-          </w:rPr>
-          <w:delText>large-scale discrete choice experiment</w:delText>
-        </w:r>
-      </w:del>
-      <w:ins w:id="101" w:author="Susanne Iwarsson" w:date="2026-01-18T10:54:00Z" w16du:dateUtc="2026-01-18T09:54:00Z">
-        <w:r>
-          <w:rPr>
-            <w:lang w:val="en-US" w:eastAsia="en-US"/>
-          </w:rPr>
-          <w:t>DCE</w:t>
-        </w:r>
-      </w:ins>
       <w:r>
         <w:rPr>
           <w:lang w:val="en-US" w:eastAsia="en-US"/>
         </w:rPr>
+        <w:t>DCE</w:t>
+      </w:r>
+      <w:r>
+        <w:rPr>
+          <w:lang w:val="en-US" w:eastAsia="en-US"/>
+        </w:rPr>
         <w:t xml:space="preserve"> embedded in the Prospective RELOC-AGE project, we estimate</w:t>
       </w:r>
-      <w:ins w:id="102" w:author="Susanne Iwarsson" w:date="2026-01-18T10:54:00Z" w16du:dateUtc="2026-01-18T09:54:00Z">
+      <w:ins w:id="33" w:author="Susanne Iwarsson" w:date="2026-01-18T10:54:00Z" w16du:dateUtc="2026-01-18T09:54:00Z">
         <w:r>
           <w:rPr>
             <w:lang w:val="en-US" w:eastAsia="en-US"/>
@@ -3718,7 +3254,7 @@
         </w:rPr>
         <w:t>pay (MWTP) measures for proximity to green space, shops, and public transport, as well as for access to dedicated parking. We further examine</w:t>
       </w:r>
-      <w:ins w:id="103" w:author="Susanne Iwarsson" w:date="2026-01-18T10:54:00Z" w16du:dateUtc="2026-01-18T09:54:00Z">
+      <w:ins w:id="34" w:author="Susanne Iwarsson" w:date="2026-01-18T10:54:00Z" w16du:dateUtc="2026-01-18T09:54:00Z">
         <w:r>
           <w:rPr>
             <w:lang w:val="en-US" w:eastAsia="en-US"/>
@@ -3821,32 +3357,21 @@
         </w:rPr>
         <w:t xml:space="preserve">extending </w:t>
       </w:r>
-      <w:del w:id="104" w:author="Susanne Iwarsson" w:date="2026-01-18T10:54:00Z" w16du:dateUtc="2026-01-18T09:54:00Z">
-        <w:r>
-          <w:rPr>
-            <w:color w:val="000000" w:themeColor="text1"/>
-            <w:lang w:val="en-US" w:eastAsia="en-US"/>
-          </w:rPr>
-          <w:delText>discrete choice</w:delText>
-        </w:r>
-      </w:del>
-      <w:ins w:id="105" w:author="Susanne Iwarsson" w:date="2026-01-18T10:54:00Z" w16du:dateUtc="2026-01-18T09:54:00Z">
-        <w:r>
-          <w:rPr>
-            <w:color w:val="000000" w:themeColor="text1"/>
-            <w:lang w:val="en-US" w:eastAsia="en-US"/>
-          </w:rPr>
-          <w:t>DCE</w:t>
-        </w:r>
-      </w:ins>
       <w:r>
         <w:rPr>
           <w:color w:val="000000" w:themeColor="text1"/>
           <w:lang w:val="en-US" w:eastAsia="en-US"/>
         </w:rPr>
+        <w:t>DCE</w:t>
+      </w:r>
+      <w:r>
+        <w:rPr>
+          <w:color w:val="000000" w:themeColor="text1"/>
+          <w:lang w:val="en-US" w:eastAsia="en-US"/>
+        </w:rPr>
         <w:t xml:space="preserve"> methods to a Scandinavian context where ageing-in-place policies are well established but evidence on relocation preferences remains limited.</w:t>
       </w:r>
-      <w:commentRangeEnd w:id="99"/>
+      <w:commentRangeEnd w:id="32"/>
       <w:r>
         <w:rPr>
           <w:rStyle w:val="CommentReference"/>
@@ -3855,7 +3380,7 @@
           <w:szCs w:val="24"/>
           <w:lang w:val="en-US" w:eastAsia="en-US"/>
         </w:rPr>
-        <w:commentReference w:id="99"/>
+        <w:commentReference w:id="32"/>
       </w:r>
       <w:r>
         <w:rPr>
@@ -3864,7 +3389,7 @@
         </w:rPr>
         <w:t xml:space="preserve"> </w:t>
       </w:r>
-      <w:commentRangeStart w:id="106"/>
+      <w:commentRangeStart w:id="35"/>
       <w:r>
         <w:rPr>
           <w:lang w:val="en-US" w:eastAsia="en-US"/>
@@ -3877,7 +3402,7 @@
         </w:rPr>
         <w:t>.</w:t>
       </w:r>
-      <w:commentRangeEnd w:id="106"/>
+      <w:commentRangeEnd w:id="35"/>
       <w:r>
         <w:rPr>
           <w:rStyle w:val="CommentReference"/>
@@ -3885,7 +3410,7 @@
           <w:szCs w:val="24"/>
           <w:lang w:val="en-US" w:eastAsia="en-US"/>
         </w:rPr>
-        <w:commentReference w:id="106"/>
+        <w:commentReference w:id="35"/>
       </w:r>
     </w:p>
     <w:p>
@@ -3895,7 +3420,7 @@
           <w:lang w:val="en-US"/>
         </w:rPr>
       </w:pPr>
-      <w:bookmarkStart w:id="107" w:name="_Hlk212627481"/>
+      <w:bookmarkStart w:id="36" w:name="_Hlk212627481"/>
       <w:r>
         <w:rPr>
           <w:lang w:val="en-US"/>
@@ -4156,13 +3681,251 @@
         </w:rPr>
         <w:t xml:space="preserve">, </w:t>
       </w:r>
-      <w:del w:id="108" w:author="Susanne Iwarsson" w:date="2026-01-18T10:56:00Z" w16du:dateUtc="2026-01-18T09:56:00Z">
-        <w:r>
-          <w:rPr>
-            <w:lang w:val="en-US"/>
-          </w:rPr>
-          <w:delText>was</w:delText>
-        </w:r>
+      <w:r>
+        <w:rPr>
+          <w:lang w:val="en-US"/>
+        </w:rPr>
+        <w:t>is</w:t>
+      </w:r>
+      <w:r>
+        <w:rPr>
+          <w:lang w:val="en-US"/>
+        </w:rPr>
+        <w:t xml:space="preserve"> </w:t>
+      </w:r>
+      <w:r>
+        <w:rPr>
+          <w:lang w:val="en-US"/>
+        </w:rPr>
+        <w:t xml:space="preserve">to explore the long-term dynamics associated with housing choices, relocation, and active and healthy </w:t>
+      </w:r>
+      <w:r>
+        <w:rPr>
+          <w:lang w:val="en-US"/>
+        </w:rPr>
+        <w:t>ageing</w:t>
+      </w:r>
+      <w:r>
+        <w:rPr>
+          <w:lang w:val="en-US"/>
+        </w:rPr>
+        <w:t>,</w:t>
+      </w:r>
+      <w:r>
+        <w:rPr>
+          <w:lang w:val="en-US"/>
+        </w:rPr>
+        <w:t xml:space="preserve"> focusing on individuals across the ageing process.</w:t>
+      </w:r>
+      <w:r>
+        <w:rPr>
+          <w:lang w:val="en-US"/>
+        </w:rPr>
+        <w:t xml:space="preserve"> </w:t>
+      </w:r>
+      <w:r>
+        <w:rPr>
+          <w:lang w:val="en-US"/>
+        </w:rPr>
+        <w:t xml:space="preserve">The </w:t>
+      </w:r>
+      <w:r>
+        <w:rPr>
+          <w:lang w:val="en-US"/>
+        </w:rPr>
+        <w:t>project</w:t>
+      </w:r>
+      <w:r>
+        <w:rPr>
+          <w:lang w:val="en-US"/>
+        </w:rPr>
+        <w:t xml:space="preserve"> was registered under the identifier NCT04765696 on ClinicalTrials.gov (U.S. National Library of Medicine, 2021). </w:t>
+      </w:r>
+      <w:r>
+        <w:rPr>
+          <w:lang w:val="en-US"/>
+        </w:rPr>
+        <w:t>At baseline (2021) e</w:t>
+      </w:r>
+      <w:r>
+        <w:rPr>
+          <w:lang w:val="en-US"/>
+        </w:rPr>
+        <w:t xml:space="preserve">ligible participants were individuals aged 55 or older, residing in Sweden, and actively registered </w:t>
+      </w:r>
+      <w:r>
+        <w:rPr>
+          <w:lang w:val="en-US"/>
+        </w:rPr>
+        <w:t>with an interest in</w:t>
+      </w:r>
+      <w:r>
+        <w:rPr>
+          <w:lang w:val="en-US"/>
+        </w:rPr>
+        <w:t xml:space="preserve"> relocation with one of three housing companies: two local public housing providers and a national provider of tenant-owned dwellings.</w:t>
+      </w:r>
+      <w:r>
+        <w:rPr>
+          <w:lang w:val="en-US"/>
+        </w:rPr>
+        <w:t xml:space="preserve"> </w:t>
+      </w:r>
+      <w:r>
+        <w:rPr>
+          <w:lang w:val="en-US"/>
+        </w:rPr>
+        <w:t xml:space="preserve">With </w:t>
+      </w:r>
+      <w:r>
+        <w:rPr>
+          <w:lang w:val="en-US"/>
+        </w:rPr>
+        <w:t>&gt;</w:t>
+      </w:r>
+      <w:r>
+        <w:rPr>
+          <w:lang w:val="en-US"/>
+        </w:rPr>
+        <w:t xml:space="preserve">200 questions in each survey setting, the </w:t>
+      </w:r>
+      <w:r>
+        <w:rPr>
+          <w:lang w:val="en-US"/>
+        </w:rPr>
+        <w:t>Prospective RELOC-AGE</w:t>
+      </w:r>
+      <w:r>
+        <w:rPr>
+          <w:lang w:val="en-US"/>
+        </w:rPr>
+        <w:t xml:space="preserve"> provides a </w:t>
+      </w:r>
+      <w:r>
+        <w:rPr>
+          <w:lang w:val="en-US"/>
+        </w:rPr>
+        <w:t>rich source of information, including a wide set of socio-demographic information.</w:t>
+      </w:r>
+    </w:p>
+    <w:p>
+      <w:pPr>
+        <w:pStyle w:val="Paragraph"/>
+        <w:spacing w:line="360" w:lineRule="auto"/>
+        <w:rPr>
+          <w:del w:id="37" w:author="Susanne Iwarsson" w:date="2026-01-18T11:01:00Z" w16du:dateUtc="2026-01-18T10:01:00Z"/>
+        </w:rPr>
+      </w:pPr>
+      <w:r>
+        <w:rPr>
+          <w:lang w:val="en-US"/>
+        </w:rPr>
+        <w:t xml:space="preserve">The </w:t>
+      </w:r>
+      <w:r>
+        <w:rPr>
+          <w:lang w:val="en-US"/>
+        </w:rPr>
+        <w:t>DCE</w:t>
+      </w:r>
+      <w:r>
+        <w:rPr>
+          <w:lang w:val="en-US"/>
+        </w:rPr>
+        <w:t xml:space="preserve"> was administered in conjunction with the </w:t>
+      </w:r>
+      <w:r>
+        <w:rPr>
+          <w:lang w:val="en-US"/>
+        </w:rPr>
+        <w:t xml:space="preserve">second </w:t>
+      </w:r>
+      <w:r>
+        <w:rPr>
+          <w:lang w:val="en-US"/>
+        </w:rPr>
+        <w:t xml:space="preserve">follow-up survey </w:t>
+      </w:r>
+      <w:r>
+        <w:rPr>
+          <w:lang w:val="en-US"/>
+        </w:rPr>
+        <w:t>administered during</w:t>
+      </w:r>
+      <w:r>
+        <w:rPr>
+          <w:lang w:val="en-US"/>
+        </w:rPr>
+        <w:t xml:space="preserve"> May </w:t>
+      </w:r>
+      <w:r>
+        <w:rPr>
+          <w:lang w:val="en-US"/>
+        </w:rPr>
+        <w:t xml:space="preserve">to October </w:t>
+      </w:r>
+      <w:r>
+        <w:rPr>
+          <w:lang w:val="en-US"/>
+        </w:rPr>
+        <w:t xml:space="preserve">2024, where </w:t>
+      </w:r>
+      <w:commentRangeStart w:id="38"/>
+      <w:commentRangeStart w:id="39"/>
+      <w:r>
+        <w:rPr>
+          <w:lang w:val="en-US"/>
+        </w:rPr>
+        <w:t xml:space="preserve">1,247 respondents </w:t>
+      </w:r>
+      <w:r>
+        <w:rPr>
+          <w:lang w:val="en-US"/>
+        </w:rPr>
+        <w:t xml:space="preserve">(64 % of the baseline cohort) </w:t>
+      </w:r>
+      <w:r>
+        <w:rPr>
+          <w:lang w:val="en-US"/>
+        </w:rPr>
+        <w:t>agreed to participate</w:t>
+      </w:r>
+      <w:commentRangeEnd w:id="38"/>
+      <w:r>
+        <w:rPr>
+          <w:rStyle w:val="CommentReference"/>
+          <w:sz w:val="24"/>
+          <w:szCs w:val="24"/>
+          <w:lang w:val="en-US"/>
+        </w:rPr>
+        <w:commentReference w:id="38"/>
+      </w:r>
+      <w:commentRangeEnd w:id="39"/>
+      <w:r>
+        <w:rPr>
+          <w:rStyle w:val="CommentReference"/>
+        </w:rPr>
+        <w:commentReference w:id="39"/>
+      </w:r>
+      <w:r>
+        <w:rPr>
+          <w:lang w:val="en-US"/>
+        </w:rPr>
+        <w:t xml:space="preserve"> in the </w:t>
+      </w:r>
+      <w:r>
+        <w:rPr>
+          <w:lang w:val="en-US"/>
+        </w:rPr>
+        <w:t xml:space="preserve">Prospective RELOC-AGE </w:t>
+      </w:r>
+      <w:r>
+        <w:rPr>
+          <w:lang w:val="en-US"/>
+        </w:rPr>
+        <w:t>survey via a web-based platform.</w:t>
+      </w:r>
+      <w:del w:id="40" w:author="Susanne Iwarsson" w:date="2026-01-18T10:57:00Z" w16du:dateUtc="2026-01-18T09:57:00Z">
         <w:r>
           <w:rPr>
             <w:lang w:val="en-US"/>
@@ -4170,43 +3933,17 @@
           <w:delText xml:space="preserve"> </w:delText>
         </w:r>
       </w:del>
-      <w:ins w:id="109" w:author="Susanne Iwarsson" w:date="2026-01-18T10:56:00Z" w16du:dateUtc="2026-01-18T09:56:00Z">
-        <w:r>
-          <w:rPr>
-            <w:lang w:val="en-US"/>
-          </w:rPr>
-          <w:t>is</w:t>
-        </w:r>
-        <w:r>
-          <w:rPr>
-            <w:lang w:val="en-US"/>
-          </w:rPr>
-          <w:t xml:space="preserve"> </w:t>
-        </w:r>
-      </w:ins>
-      <w:r>
-        <w:rPr>
-          <w:lang w:val="en-US"/>
-        </w:rPr>
-        <w:t xml:space="preserve">to explore the long-term dynamics associated with housing choices, relocation, and active and healthy </w:t>
-      </w:r>
-      <w:r>
-        <w:rPr>
-          <w:lang w:val="en-US"/>
-        </w:rPr>
-        <w:t>ageing</w:t>
-      </w:r>
-      <w:r>
-        <w:rPr>
-          <w:lang w:val="en-US"/>
-        </w:rPr>
-        <w:t>,</w:t>
-      </w:r>
-      <w:r>
-        <w:rPr>
-          <w:lang w:val="en-US"/>
-        </w:rPr>
-        <w:t xml:space="preserve"> focusing on individuals across the ageing process.</w:t>
+      <w:r>
+        <w:rPr>
+          <w:lang w:val="en-US"/>
+        </w:rPr>
+        <w:t xml:space="preserve"> After the main survey was completed, respondents were asked to </w:t>
+      </w:r>
+      <w:r>
+        <w:rPr>
+          <w:lang w:val="en-US"/>
+        </w:rPr>
+        <w:t>continue and</w:t>
       </w:r>
       <w:r>
         <w:rPr>
@@ -4218,233 +3955,9 @@
         <w:rPr>
           <w:lang w:val="en-US"/>
         </w:rPr>
-        <w:t xml:space="preserve">The </w:t>
-      </w:r>
-      <w:r>
-        <w:rPr>
-          <w:lang w:val="en-US"/>
-        </w:rPr>
-        <w:t>project</w:t>
-      </w:r>
-      <w:r>
-        <w:rPr>
-          <w:lang w:val="en-US"/>
-        </w:rPr>
-        <w:t xml:space="preserve"> was registered under the identifier NCT04765696 on ClinicalTrials.gov (U.S. National Library of Medicine, 2021). </w:t>
-      </w:r>
-      <w:r>
-        <w:rPr>
-          <w:lang w:val="en-US"/>
-        </w:rPr>
-        <w:t>At baseline (2021) e</w:t>
-      </w:r>
-      <w:r>
-        <w:rPr>
-          <w:lang w:val="en-US"/>
-        </w:rPr>
-        <w:t xml:space="preserve">ligible participants were individuals aged 55 or older, residing in Sweden, and actively registered </w:t>
-      </w:r>
-      <w:r>
-        <w:rPr>
-          <w:lang w:val="en-US"/>
-        </w:rPr>
-        <w:t>with an interest in</w:t>
-      </w:r>
-      <w:r>
-        <w:rPr>
-          <w:lang w:val="en-US"/>
-        </w:rPr>
-        <w:t xml:space="preserve"> relocation with one of three housing companies: two local public housing providers and a national provider of tenant-owned dwellings.</w:t>
-      </w:r>
-      <w:r>
-        <w:rPr>
-          <w:lang w:val="en-US"/>
-        </w:rPr>
-        <w:t xml:space="preserve"> </w:t>
-      </w:r>
-      <w:r>
-        <w:rPr>
-          <w:lang w:val="en-US"/>
-        </w:rPr>
-        <w:t xml:space="preserve">With </w:t>
-      </w:r>
-      <w:del w:id="110" w:author="Susanne Iwarsson" w:date="2026-01-18T10:56:00Z" w16du:dateUtc="2026-01-18T09:56:00Z">
-        <w:r>
-          <w:rPr>
-            <w:lang w:val="en-US"/>
-          </w:rPr>
-          <w:delText xml:space="preserve">over </w:delText>
-        </w:r>
-      </w:del>
-      <w:ins w:id="111" w:author="Susanne Iwarsson" w:date="2026-01-18T10:56:00Z" w16du:dateUtc="2026-01-18T09:56:00Z">
-        <w:r>
-          <w:rPr>
-            <w:lang w:val="en-US"/>
-          </w:rPr>
-          <w:t>&gt;</w:t>
-        </w:r>
-      </w:ins>
-      <w:r>
-        <w:rPr>
-          <w:lang w:val="en-US"/>
-        </w:rPr>
-        <w:t xml:space="preserve">200 questions in each survey setting, the </w:t>
-      </w:r>
-      <w:r>
-        <w:rPr>
-          <w:lang w:val="en-US"/>
-        </w:rPr>
-        <w:t>Prospective RELOC-AGE</w:t>
-      </w:r>
-      <w:r>
-        <w:rPr>
-          <w:lang w:val="en-US"/>
-        </w:rPr>
-        <w:t xml:space="preserve"> provides a </w:t>
-      </w:r>
-      <w:r>
-        <w:rPr>
-          <w:lang w:val="en-US"/>
-        </w:rPr>
-        <w:t xml:space="preserve">rich source of information, including a wide </w:t>
-      </w:r>
-      <w:proofErr w:type="gramStart"/>
-      <w:r>
-        <w:rPr>
-          <w:lang w:val="en-US"/>
-        </w:rPr>
-        <w:t>set</w:t>
-      </w:r>
-      <w:proofErr w:type="gramEnd"/>
-      <w:r>
-        <w:rPr>
-          <w:lang w:val="en-US"/>
-        </w:rPr>
-        <w:t xml:space="preserve"> of socio-demographic information.</w:t>
-      </w:r>
-    </w:p>
-    <w:p>
-      <w:pPr>
-        <w:pStyle w:val="Paragraph"/>
-        <w:spacing w:line="360" w:lineRule="auto"/>
-        <w:rPr>
-          <w:del w:id="112" w:author="Susanne Iwarsson" w:date="2026-01-18T11:01:00Z" w16du:dateUtc="2026-01-18T10:01:00Z"/>
-        </w:rPr>
-      </w:pPr>
-      <w:r>
-        <w:rPr>
-          <w:lang w:val="en-US"/>
-        </w:rPr>
-        <w:t xml:space="preserve">The </w:t>
-      </w:r>
-      <w:r>
-        <w:rPr>
-          <w:lang w:val="en-US"/>
-        </w:rPr>
-        <w:t>DCE</w:t>
-      </w:r>
-      <w:r>
-        <w:rPr>
-          <w:lang w:val="en-US"/>
-        </w:rPr>
-        <w:t xml:space="preserve"> was administered in conjunction with the </w:t>
-      </w:r>
-      <w:r>
-        <w:rPr>
-          <w:lang w:val="en-US"/>
-        </w:rPr>
-        <w:t xml:space="preserve">second </w:t>
-      </w:r>
-      <w:r>
-        <w:rPr>
-          <w:lang w:val="en-US"/>
-        </w:rPr>
-        <w:t xml:space="preserve">follow-up survey </w:t>
-      </w:r>
-      <w:r>
-        <w:rPr>
-          <w:lang w:val="en-US"/>
-        </w:rPr>
-        <w:t>administered during</w:t>
-      </w:r>
-      <w:r>
-        <w:rPr>
-          <w:lang w:val="en-US"/>
-        </w:rPr>
-        <w:t xml:space="preserve"> May </w:t>
-      </w:r>
-      <w:r>
-        <w:rPr>
-          <w:lang w:val="en-US"/>
-        </w:rPr>
-        <w:t xml:space="preserve">to October </w:t>
-      </w:r>
-      <w:r>
-        <w:rPr>
-          <w:lang w:val="en-US"/>
-        </w:rPr>
-        <w:t xml:space="preserve">2024, where </w:t>
-      </w:r>
-      <w:commentRangeStart w:id="113"/>
-      <w:commentRangeStart w:id="114"/>
-      <w:r>
-        <w:rPr>
-          <w:lang w:val="en-US"/>
-        </w:rPr>
-        <w:t xml:space="preserve">1,247 respondents </w:t>
-      </w:r>
-      <w:ins w:id="115" w:author="Susanne Iwarsson" w:date="2026-01-18T10:58:00Z" w16du:dateUtc="2026-01-18T09:58:00Z">
-        <w:r>
-          <w:rPr>
-            <w:lang w:val="en-US"/>
-          </w:rPr>
-          <w:t xml:space="preserve">(64 % of the baseline cohort) </w:t>
-        </w:r>
-      </w:ins>
-      <w:r>
-        <w:rPr>
-          <w:lang w:val="en-US"/>
-        </w:rPr>
-        <w:t>agreed to participate</w:t>
-      </w:r>
-      <w:commentRangeEnd w:id="113"/>
-      <w:r>
-        <w:rPr>
-          <w:rStyle w:val="CommentReference"/>
-          <w:sz w:val="24"/>
-          <w:szCs w:val="24"/>
-          <w:lang w:val="en-US"/>
-        </w:rPr>
-        <w:commentReference w:id="113"/>
-      </w:r>
-      <w:commentRangeEnd w:id="114"/>
-      <w:r>
-        <w:rPr>
-          <w:rStyle w:val="CommentReference"/>
-        </w:rPr>
-        <w:commentReference w:id="114"/>
-      </w:r>
-      <w:r>
-        <w:rPr>
-          <w:lang w:val="en-US"/>
-        </w:rPr>
-        <w:t xml:space="preserve"> in the </w:t>
-      </w:r>
-      <w:ins w:id="116" w:author="Susanne Iwarsson" w:date="2026-01-18T10:58:00Z" w16du:dateUtc="2026-01-18T09:58:00Z">
-        <w:r>
-          <w:rPr>
-            <w:lang w:val="en-US"/>
-          </w:rPr>
-          <w:t xml:space="preserve">Prospective RELOC-AGE </w:t>
-        </w:r>
-      </w:ins>
-      <w:r>
-        <w:rPr>
-          <w:lang w:val="en-US"/>
-        </w:rPr>
-        <w:t>survey via a web-based platform.</w:t>
-      </w:r>
-      <w:del w:id="117" w:author="Susanne Iwarsson" w:date="2026-01-18T10:57:00Z" w16du:dateUtc="2026-01-18T09:57:00Z">
+        <w:t xml:space="preserve">take part in the optional DCE. </w:t>
+      </w:r>
+      <w:del w:id="41" w:author="Susanne Iwarsson" w:date="2026-01-18T10:59:00Z" w16du:dateUtc="2026-01-18T09:59:00Z">
         <w:r>
           <w:rPr>
             <w:lang w:val="en-US"/>
@@ -4456,13 +3969,121 @@
         <w:rPr>
           <w:lang w:val="en-US"/>
         </w:rPr>
-        <w:t xml:space="preserve"> After the main survey was completed, respondents were asked to </w:t>
-      </w:r>
-      <w:r>
-        <w:rPr>
-          <w:lang w:val="en-US"/>
-        </w:rPr>
-        <w:t>continue and</w:t>
+        <w:t xml:space="preserve">Following the initial </w:t>
+      </w:r>
+      <w:r>
+        <w:rPr>
+          <w:lang w:val="en-US"/>
+        </w:rPr>
+        <w:t>DCE</w:t>
+      </w:r>
+      <w:r>
+        <w:rPr>
+          <w:lang w:val="en-US"/>
+        </w:rPr>
+        <w:t xml:space="preserve"> administration, two reminder emails were </w:t>
+      </w:r>
+      <w:r>
+        <w:rPr>
+          <w:lang w:val="en-US"/>
+        </w:rPr>
+        <w:t>distributed</w:t>
+      </w:r>
+      <w:r>
+        <w:rPr>
+          <w:lang w:val="en-US"/>
+        </w:rPr>
+        <w:t>. The final</w:t>
+      </w:r>
+      <w:r>
+        <w:rPr>
+          <w:lang w:val="en-US"/>
+        </w:rPr>
+        <w:t xml:space="preserve"> DCE</w:t>
+      </w:r>
+      <w:r>
+        <w:rPr>
+          <w:lang w:val="en-US"/>
+        </w:rPr>
+        <w:t xml:space="preserve"> sample size </w:t>
+      </w:r>
+      <w:r>
+        <w:rPr>
+          <w:lang w:val="en-US"/>
+        </w:rPr>
+        <w:t xml:space="preserve">consisted </w:t>
+      </w:r>
+      <w:r>
+        <w:rPr>
+          <w:lang w:val="en-US"/>
+        </w:rPr>
+        <w:t>of 957 individuals</w:t>
+      </w:r>
+      <w:r>
+        <w:rPr>
+          <w:lang w:val="en-US"/>
+        </w:rPr>
+        <w:t>,</w:t>
+      </w:r>
+      <w:r>
+        <w:rPr>
+          <w:lang w:val="en-US"/>
+        </w:rPr>
+        <w:t xml:space="preserve"> representing a 73% response rate</w:t>
+      </w:r>
+      <w:r>
+        <w:rPr>
+          <w:lang w:val="en-US"/>
+        </w:rPr>
+        <w:t xml:space="preserve"> of </w:t>
+      </w:r>
+      <w:r>
+        <w:rPr>
+          <w:lang w:val="en-US"/>
+        </w:rPr>
+        <w:t xml:space="preserve">the </w:t>
+      </w:r>
+      <w:r>
+        <w:rPr>
+          <w:lang w:val="en-US"/>
+        </w:rPr>
+        <w:t xml:space="preserve">follow-up </w:t>
+      </w:r>
+      <w:r>
+        <w:rPr>
+          <w:lang w:val="en-US"/>
+        </w:rPr>
+        <w:t xml:space="preserve">survey </w:t>
+      </w:r>
+      <w:r>
+        <w:rPr>
+          <w:lang w:val="en-US"/>
+        </w:rPr>
+        <w:t>respondent</w:t>
+      </w:r>
+      <w:r>
+        <w:rPr>
+          <w:lang w:val="en-US"/>
+        </w:rPr>
+        <w:t>s</w:t>
+      </w:r>
+      <w:r>
+        <w:rPr>
+          <w:lang w:val="en-US"/>
+        </w:rPr>
+        <w:t>. They</w:t>
+      </w:r>
+      <w:r>
+        <w:rPr>
+          <w:lang w:val="en-US"/>
+        </w:rPr>
+        <w:t xml:space="preserve"> represent</w:t>
+      </w:r>
+      <w:r>
+        <w:rPr>
+          <w:lang w:val="en-US"/>
+        </w:rPr>
+        <w:t>ed</w:t>
       </w:r>
       <w:r>
         <w:rPr>
@@ -4470,13 +4091,239 @@
         </w:rPr>
         <w:t xml:space="preserve"> </w:t>
       </w:r>
-      <w:r>
-        <w:rPr>
-          <w:lang w:val="en-US"/>
-        </w:rPr>
-        <w:t xml:space="preserve">take part in the optional DCE. </w:t>
-      </w:r>
-      <w:del w:id="118" w:author="Susanne Iwarsson" w:date="2026-01-18T10:59:00Z" w16du:dateUtc="2026-01-18T09:59:00Z">
+      <w:commentRangeStart w:id="42"/>
+      <w:commentRangeStart w:id="43"/>
+      <w:r>
+        <w:rPr>
+          <w:lang w:val="en-US"/>
+        </w:rPr>
+        <w:t xml:space="preserve">a </w:t>
+      </w:r>
+      <w:r>
+        <w:rPr>
+          <w:lang w:val="en-US"/>
+        </w:rPr>
+        <w:t>geographically diverse sample of individuals aged 55 and above across</w:t>
+      </w:r>
+      <w:commentRangeEnd w:id="42"/>
+      <w:r>
+        <w:rPr>
+          <w:rStyle w:val="CommentReference"/>
+          <w:sz w:val="24"/>
+          <w:szCs w:val="24"/>
+          <w:lang w:val="en-US"/>
+        </w:rPr>
+        <w:commentReference w:id="42"/>
+      </w:r>
+      <w:commentRangeEnd w:id="43"/>
+      <w:r>
+        <w:rPr>
+          <w:rStyle w:val="CommentReference"/>
+        </w:rPr>
+        <w:commentReference w:id="43"/>
+      </w:r>
+      <w:r>
+        <w:rPr>
+          <w:lang w:val="en-US"/>
+        </w:rPr>
+        <w:t xml:space="preserve"> Sweden (Figure 1).</w:t>
+      </w:r>
+    </w:p>
+    <w:p>
+      <w:pPr>
+        <w:pStyle w:val="Paragraph"/>
+        <w:spacing w:line="360" w:lineRule="auto"/>
+        <w:pPrChange w:id="44" w:author="Susanne Iwarsson" w:date="2026-01-18T11:01:00Z" w16du:dateUtc="2026-01-18T10:01:00Z">
+          <w:pPr>
+            <w:pStyle w:val="Paragraph"/>
+            <w:spacing w:line="360" w:lineRule="auto"/>
+            <w:ind w:firstLine="720"/>
+          </w:pPr>
+        </w:pPrChange>
+      </w:pPr>
+    </w:p>
+    <w:p>
+      <w:pPr>
+        <w:pStyle w:val="Paragraph"/>
+        <w:spacing w:line="360" w:lineRule="auto"/>
+        <w:rPr>
+          <w:del w:id="45" w:author="Susanne Iwarsson" w:date="2026-01-18T11:04:00Z" w16du:dateUtc="2026-01-18T10:04:00Z"/>
+          <w:lang w:val="en-US"/>
+        </w:rPr>
+      </w:pPr>
+      <w:r>
+        <w:rPr>
+          <w:lang w:val="en-US"/>
+        </w:rPr>
+        <w:lastRenderedPageBreak/>
+        <w:t>Prior to administering the DCE</w:t>
+      </w:r>
+      <w:del w:id="46" w:author="Susanne Iwarsson" w:date="2026-01-18T11:02:00Z" w16du:dateUtc="2026-01-18T10:02:00Z">
+        <w:r>
+          <w:rPr>
+            <w:lang w:val="en-US"/>
+          </w:rPr>
+          <w:delText>,</w:delText>
+        </w:r>
+      </w:del>
+      <w:r>
+        <w:rPr>
+          <w:lang w:val="en-US"/>
+        </w:rPr>
+        <w:t xml:space="preserve"> we conducted an internal review</w:t>
+      </w:r>
+      <w:r>
+        <w:rPr>
+          <w:lang w:val="en-US"/>
+        </w:rPr>
+        <w:t xml:space="preserve"> (n =20)</w:t>
+      </w:r>
+      <w:r>
+        <w:rPr>
+          <w:lang w:val="en-US"/>
+        </w:rPr>
+        <w:t xml:space="preserve"> and </w:t>
+      </w:r>
+      <w:r>
+        <w:rPr>
+          <w:lang w:val="en-US"/>
+        </w:rPr>
+        <w:t>a</w:t>
+      </w:r>
+      <w:r>
+        <w:rPr>
+          <w:lang w:val="en-US"/>
+        </w:rPr>
+        <w:t xml:space="preserve"> pilot stud</w:t>
+      </w:r>
+      <w:r>
+        <w:rPr>
+          <w:lang w:val="en-US"/>
+        </w:rPr>
+        <w:t xml:space="preserve">y to review the experiment </w:t>
+      </w:r>
+      <w:r>
+        <w:rPr>
+          <w:lang w:val="en-US"/>
+        </w:rPr>
+        <w:t>(</w:t>
+      </w:r>
+      <w:r>
+        <w:rPr>
+          <w:lang w:val="en-US"/>
+        </w:rPr>
+        <w:t xml:space="preserve">n = 56). The internal review involved researchers and staff within the </w:t>
+      </w:r>
+      <w:r>
+        <w:rPr>
+          <w:lang w:val="en-US"/>
+        </w:rPr>
+        <w:t xml:space="preserve">research team’s </w:t>
+      </w:r>
+      <w:r>
+        <w:rPr>
+          <w:lang w:val="en-US"/>
+        </w:rPr>
+        <w:t xml:space="preserve">network. The pilot </w:t>
+      </w:r>
+      <w:r>
+        <w:rPr>
+          <w:lang w:val="en-US"/>
+        </w:rPr>
+        <w:t xml:space="preserve">study </w:t>
+      </w:r>
+      <w:r>
+        <w:rPr>
+          <w:lang w:val="en-US"/>
+        </w:rPr>
+        <w:t xml:space="preserve">was administered to participants in </w:t>
+      </w:r>
+      <w:r>
+        <w:rPr>
+          <w:lang w:val="en-US"/>
+        </w:rPr>
+        <w:t>the Stakeholder Pool</w:t>
+      </w:r>
+      <w:r>
+        <w:rPr>
+          <w:lang w:val="en-US"/>
+        </w:rPr>
+        <w:t xml:space="preserve">, </w:t>
+      </w:r>
+      <w:commentRangeStart w:id="47"/>
+      <w:commentRangeStart w:id="48"/>
+      <w:r>
+        <w:rPr>
+          <w:lang w:val="en-US"/>
+        </w:rPr>
+        <w:t xml:space="preserve">a network of individuals </w:t>
+      </w:r>
+      <w:r>
+        <w:rPr>
+          <w:lang w:val="en-US"/>
+        </w:rPr>
+        <w:t xml:space="preserve">with an interest to </w:t>
+      </w:r>
+      <w:r>
+        <w:rPr>
+          <w:lang w:val="en-US"/>
+        </w:rPr>
+        <w:t>collaborat</w:t>
+      </w:r>
+      <w:r>
+        <w:rPr>
+          <w:lang w:val="en-US"/>
+        </w:rPr>
+        <w:t>e</w:t>
+      </w:r>
+      <w:r>
+        <w:rPr>
+          <w:lang w:val="en-US"/>
+        </w:rPr>
+        <w:t xml:space="preserve"> with academia in </w:t>
+      </w:r>
+      <w:r>
+        <w:rPr>
+          <w:lang w:val="en-US"/>
+        </w:rPr>
+        <w:t>research on</w:t>
+      </w:r>
+      <w:r>
+        <w:rPr>
+          <w:lang w:val="en-US"/>
+        </w:rPr>
+        <w:t xml:space="preserve"> ageing and health</w:t>
+      </w:r>
+      <w:commentRangeEnd w:id="47"/>
+      <w:r>
+        <w:rPr>
+          <w:rStyle w:val="CommentReference"/>
+          <w:sz w:val="24"/>
+          <w:szCs w:val="24"/>
+          <w:lang w:val="en-US"/>
+        </w:rPr>
+        <w:commentReference w:id="47"/>
+      </w:r>
+      <w:commentRangeEnd w:id="48"/>
+      <w:r>
+        <w:rPr>
+          <w:rStyle w:val="CommentReference"/>
+        </w:rPr>
+        <w:commentReference w:id="48"/>
+      </w:r>
+      <w:r>
+        <w:rPr>
+          <w:lang w:val="en-US"/>
+        </w:rPr>
+        <w:t>, which has been established at the Centre for Ageing and Supportive Environments (CASE) at Lund University</w:t>
+      </w:r>
+      <w:r>
+        <w:rPr>
+          <w:lang w:val="en-US"/>
+        </w:rPr>
+        <w:t>.</w:t>
+      </w:r>
+      <w:del w:id="49" w:author="Susanne Iwarsson" w:date="2026-01-18T11:03:00Z" w16du:dateUtc="2026-01-18T10:03:00Z">
         <w:r>
           <w:rPr>
             <w:lang w:val="en-US"/>
@@ -4488,177 +4335,150 @@
         <w:rPr>
           <w:lang w:val="en-US"/>
         </w:rPr>
-        <w:t xml:space="preserve">Following the initial </w:t>
-      </w:r>
-      <w:r>
-        <w:rPr>
-          <w:lang w:val="en-US"/>
-        </w:rPr>
-        <w:t>DCE</w:t>
-      </w:r>
-      <w:r>
-        <w:rPr>
-          <w:lang w:val="en-US"/>
-        </w:rPr>
-        <w:t xml:space="preserve"> administration, two reminder emails were </w:t>
-      </w:r>
-      <w:del w:id="119" w:author="Susanne Iwarsson" w:date="2026-01-18T10:59:00Z" w16du:dateUtc="2026-01-18T09:59:00Z">
+        <w:t xml:space="preserve"> </w:t>
+      </w:r>
+      <w:r>
+        <w:rPr>
+          <w:lang w:val="en-US"/>
+        </w:rPr>
+        <w:t xml:space="preserve">In both </w:t>
+      </w:r>
+      <w:r>
+        <w:rPr>
+          <w:lang w:val="en-US"/>
+        </w:rPr>
+        <w:t>phases</w:t>
+      </w:r>
+      <w:r>
+        <w:rPr>
+          <w:lang w:val="en-US"/>
+        </w:rPr>
+        <w:t xml:space="preserve"> the participants</w:t>
+      </w:r>
+      <w:r>
+        <w:rPr>
+          <w:lang w:val="en-US"/>
+        </w:rPr>
+        <w:t xml:space="preserve"> completed the experiment and a structured feedback form assessing the relevance of attributes, clarity of wording and levels, and overall task comprehension and burden. Feedback </w:t>
+      </w:r>
+      <w:r>
+        <w:rPr>
+          <w:lang w:val="en-US"/>
+        </w:rPr>
+        <w:t xml:space="preserve">was instrumental in refining the experiment and clarifying the descriptions and wording of the instructions. </w:t>
+      </w:r>
+      <w:commentRangeStart w:id="50"/>
+      <w:r>
+        <w:rPr>
+          <w:lang w:val="en-US"/>
+        </w:rPr>
+        <w:t xml:space="preserve">We made several </w:t>
+      </w:r>
+      <w:r>
+        <w:rPr>
+          <w:lang w:val="en-US"/>
+        </w:rPr>
+        <w:t xml:space="preserve">informed revisions: clarifying attribute descriptions and levels; removing redundant instructional text; fine-tuning attribute </w:t>
+      </w:r>
+      <w:r>
+        <w:rPr>
+          <w:lang w:val="en-US"/>
+        </w:rPr>
+        <w:t>levels</w:t>
+      </w:r>
+      <w:r>
+        <w:rPr>
+          <w:lang w:val="en-US"/>
+        </w:rPr>
+        <w:t xml:space="preserve">; and reducing the number of </w:t>
+      </w:r>
+      <w:proofErr w:type="gramStart"/>
+      <w:r>
+        <w:rPr>
+          <w:lang w:val="en-US"/>
+        </w:rPr>
+        <w:t>choice</w:t>
+      </w:r>
+      <w:proofErr w:type="gramEnd"/>
+      <w:r>
+        <w:rPr>
+          <w:lang w:val="en-US"/>
+        </w:rPr>
+        <w:t xml:space="preserve"> sets to manage respondent burden. </w:t>
+      </w:r>
+      <w:commentRangeEnd w:id="50"/>
+      <w:r>
+        <w:rPr>
+          <w:rStyle w:val="CommentReference"/>
+          <w:sz w:val="24"/>
+          <w:szCs w:val="24"/>
+          <w:lang w:val="en-US"/>
+        </w:rPr>
+        <w:commentReference w:id="50"/>
+      </w:r>
+    </w:p>
+    <w:p>
+      <w:pPr>
+        <w:pStyle w:val="Paragraph"/>
+        <w:spacing w:line="360" w:lineRule="auto"/>
+        <w:rPr>
+          <w:ins w:id="51" w:author="Susanne Iwarsson" w:date="2026-01-18T11:25:00Z" w16du:dateUtc="2026-01-18T10:25:00Z"/>
+          <w:lang w:val="en-US"/>
+        </w:rPr>
+        <w:pPrChange w:id="52" w:author="Susanne Iwarsson" w:date="2026-01-18T11:25:00Z" w16du:dateUtc="2026-01-18T10:25:00Z">
+          <w:pPr>
+            <w:pStyle w:val="Newparagraph"/>
+            <w:ind w:firstLine="0"/>
+          </w:pPr>
+        </w:pPrChange>
+      </w:pPr>
+      <w:r>
+        <w:rPr>
+          <w:lang w:val="en-US"/>
+        </w:rPr>
+        <w:t xml:space="preserve">The final </w:t>
+      </w:r>
+      <w:r>
+        <w:rPr>
+          <w:lang w:val="en-US"/>
+        </w:rPr>
+        <w:t>DCE questionnaire</w:t>
+      </w:r>
+      <w:r>
+        <w:rPr>
+          <w:lang w:val="en-US"/>
+        </w:rPr>
+        <w:t xml:space="preserve"> included three parts: an introduction to the experiment</w:t>
+      </w:r>
+      <w:r>
+        <w:rPr>
+          <w:lang w:val="en-US"/>
+        </w:rPr>
+        <w:t xml:space="preserve"> including</w:t>
+      </w:r>
+      <w:del w:id="53" w:author="Susanne Iwarsson" w:date="2026-01-18T11:05:00Z" w16du:dateUtc="2026-01-18T10:05:00Z">
         <w:r>
           <w:rPr>
             <w:lang w:val="en-US"/>
           </w:rPr>
-          <w:delText xml:space="preserve">sent out to encourage participation in the </w:delText>
+          <w:delText xml:space="preserve"> while</w:delText>
         </w:r>
+      </w:del>
+      <w:r>
+        <w:rPr>
+          <w:lang w:val="en-US"/>
+        </w:rPr>
+        <w:t xml:space="preserve"> defin</w:t>
+      </w:r>
+      <w:ins w:id="54" w:author="Susanne Iwarsson" w:date="2026-01-18T11:05:00Z" w16du:dateUtc="2026-01-18T10:05:00Z">
         <w:r>
           <w:rPr>
             <w:lang w:val="en-US"/>
           </w:rPr>
-          <w:delText>experiment</w:delText>
-        </w:r>
-      </w:del>
-      <w:ins w:id="120" w:author="Susanne Iwarsson" w:date="2026-01-18T10:59:00Z" w16du:dateUtc="2026-01-18T09:59:00Z">
-        <w:r>
-          <w:rPr>
-            <w:lang w:val="en-US"/>
-          </w:rPr>
-          <w:t>distributed</w:t>
+          <w:t>itions of</w:t>
         </w:r>
       </w:ins>
-      <w:r>
-        <w:rPr>
-          <w:lang w:val="en-US"/>
-        </w:rPr>
-        <w:t xml:space="preserve">. </w:t>
-      </w:r>
-      <w:del w:id="121" w:author="Susanne Iwarsson" w:date="2026-01-18T10:59:00Z" w16du:dateUtc="2026-01-18T09:59:00Z">
-        <w:r>
-          <w:rPr>
-            <w:lang w:val="en-US"/>
-          </w:rPr>
-          <w:delText xml:space="preserve">The first in September 2024, to the entire respondent group, and another reminder in October 2024, targeting only those who had not taken the experiment portion of the survey. </w:delText>
-        </w:r>
-      </w:del>
-      <w:r>
-        <w:rPr>
-          <w:lang w:val="en-US"/>
-        </w:rPr>
-        <w:t>The final</w:t>
-      </w:r>
-      <w:ins w:id="122" w:author="Susanne Iwarsson" w:date="2026-01-18T10:59:00Z" w16du:dateUtc="2026-01-18T09:59:00Z">
-        <w:r>
-          <w:rPr>
-            <w:lang w:val="en-US"/>
-          </w:rPr>
-          <w:t xml:space="preserve"> DCE</w:t>
-        </w:r>
-      </w:ins>
-      <w:r>
-        <w:rPr>
-          <w:lang w:val="en-US"/>
-        </w:rPr>
-        <w:t xml:space="preserve"> sample size </w:t>
-      </w:r>
-      <w:r>
-        <w:rPr>
-          <w:lang w:val="en-US"/>
-        </w:rPr>
-        <w:t xml:space="preserve">consisted </w:t>
-      </w:r>
-      <w:r>
-        <w:rPr>
-          <w:lang w:val="en-US"/>
-        </w:rPr>
-        <w:t>of 957 individuals</w:t>
-      </w:r>
-      <w:r>
-        <w:rPr>
-          <w:lang w:val="en-US"/>
-        </w:rPr>
-        <w:t>,</w:t>
-      </w:r>
-      <w:r>
-        <w:rPr>
-          <w:lang w:val="en-US"/>
-        </w:rPr>
-        <w:t xml:space="preserve"> representing a 73% response rate</w:t>
-      </w:r>
-      <w:r>
-        <w:rPr>
-          <w:lang w:val="en-US"/>
-        </w:rPr>
-        <w:t xml:space="preserve"> of </w:t>
-      </w:r>
-      <w:ins w:id="123" w:author="Susanne Iwarsson" w:date="2026-01-18T11:00:00Z" w16du:dateUtc="2026-01-18T10:00:00Z">
-        <w:r>
-          <w:rPr>
-            <w:lang w:val="en-US"/>
-          </w:rPr>
-          <w:t xml:space="preserve">the </w:t>
-        </w:r>
-      </w:ins>
-      <w:r>
-        <w:rPr>
-          <w:lang w:val="en-US"/>
-        </w:rPr>
-        <w:t xml:space="preserve">follow-up </w:t>
-      </w:r>
-      <w:ins w:id="124" w:author="Susanne Iwarsson" w:date="2026-01-18T11:00:00Z" w16du:dateUtc="2026-01-18T10:00:00Z">
-        <w:r>
-          <w:rPr>
-            <w:lang w:val="en-US"/>
-          </w:rPr>
-          <w:t xml:space="preserve">survey </w:t>
-        </w:r>
-      </w:ins>
-      <w:r>
-        <w:rPr>
-          <w:lang w:val="en-US"/>
-        </w:rPr>
-        <w:t>respondent</w:t>
-      </w:r>
-      <w:r>
-        <w:rPr>
-          <w:lang w:val="en-US"/>
-        </w:rPr>
-        <w:t>s</w:t>
-      </w:r>
-      <w:ins w:id="125" w:author="Susanne Iwarsson" w:date="2026-01-18T11:01:00Z" w16du:dateUtc="2026-01-18T10:01:00Z">
-        <w:r>
-          <w:rPr>
-            <w:lang w:val="en-US"/>
-          </w:rPr>
-          <w:t>. They</w:t>
-        </w:r>
-      </w:ins>
-      <w:r>
-        <w:rPr>
-          <w:lang w:val="en-US"/>
-        </w:rPr>
-        <w:t xml:space="preserve"> </w:t>
-      </w:r>
-      <w:del w:id="126" w:author="Susanne Iwarsson" w:date="2026-01-18T11:01:00Z" w16du:dateUtc="2026-01-18T10:01:00Z">
-        <w:r>
-          <w:rPr>
-            <w:lang w:val="en-US"/>
-          </w:rPr>
-          <w:delText xml:space="preserve">and </w:delText>
-        </w:r>
-      </w:del>
-      <w:r>
-        <w:rPr>
-          <w:lang w:val="en-US"/>
-        </w:rPr>
-        <w:t>represent</w:t>
-      </w:r>
-      <w:ins w:id="127" w:author="Susanne Iwarsson" w:date="2026-01-18T11:01:00Z" w16du:dateUtc="2026-01-18T10:01:00Z">
-        <w:r>
-          <w:rPr>
-            <w:lang w:val="en-US"/>
-          </w:rPr>
-          <w:t>ed</w:t>
-        </w:r>
-      </w:ins>
-      <w:del w:id="128" w:author="Susanne Iwarsson" w:date="2026-01-18T11:01:00Z" w16du:dateUtc="2026-01-18T10:01:00Z">
+      <w:del w:id="55" w:author="Susanne Iwarsson" w:date="2026-01-18T11:05:00Z" w16du:dateUtc="2026-01-18T10:05:00Z">
         <w:r>
           <w:rPr>
             <w:lang w:val="en-US"/>
@@ -4670,483 +4490,6 @@
         <w:rPr>
           <w:lang w:val="en-US"/>
         </w:rPr>
-        <w:t xml:space="preserve"> </w:t>
-      </w:r>
-      <w:commentRangeStart w:id="129"/>
-      <w:commentRangeStart w:id="130"/>
-      <w:r>
-        <w:rPr>
-          <w:lang w:val="en-US"/>
-        </w:rPr>
-        <w:t xml:space="preserve">a </w:t>
-      </w:r>
-      <w:r>
-        <w:rPr>
-          <w:lang w:val="en-US"/>
-        </w:rPr>
-        <w:t xml:space="preserve">geographically diverse sample of individuals aged 55 and above </w:t>
-      </w:r>
-      <w:r>
-        <w:rPr>
-          <w:lang w:val="en-US"/>
-        </w:rPr>
-        <w:lastRenderedPageBreak/>
-        <w:t>across</w:t>
-      </w:r>
-      <w:commentRangeEnd w:id="129"/>
-      <w:r>
-        <w:rPr>
-          <w:rStyle w:val="CommentReference"/>
-          <w:sz w:val="24"/>
-          <w:szCs w:val="24"/>
-          <w:lang w:val="en-US"/>
-        </w:rPr>
-        <w:commentReference w:id="129"/>
-      </w:r>
-      <w:commentRangeEnd w:id="130"/>
-      <w:r>
-        <w:rPr>
-          <w:rStyle w:val="CommentReference"/>
-        </w:rPr>
-        <w:commentReference w:id="130"/>
-      </w:r>
-      <w:r>
-        <w:rPr>
-          <w:lang w:val="en-US"/>
-        </w:rPr>
-        <w:t xml:space="preserve"> Sweden (</w:t>
-      </w:r>
-      <w:del w:id="131" w:author="Susanne Iwarsson" w:date="2026-01-18T11:01:00Z" w16du:dateUtc="2026-01-18T10:01:00Z">
-        <w:r>
-          <w:rPr>
-            <w:lang w:val="en-US"/>
-          </w:rPr>
-          <w:delText xml:space="preserve">see </w:delText>
-        </w:r>
-      </w:del>
-      <w:r>
-        <w:rPr>
-          <w:lang w:val="en-US"/>
-        </w:rPr>
-        <w:t>Figure 1).</w:t>
-      </w:r>
-    </w:p>
-    <w:p>
-      <w:pPr>
-        <w:pStyle w:val="Paragraph"/>
-        <w:spacing w:line="360" w:lineRule="auto"/>
-        <w:pPrChange w:id="132" w:author="Susanne Iwarsson" w:date="2026-01-18T11:01:00Z" w16du:dateUtc="2026-01-18T10:01:00Z">
-          <w:pPr>
-            <w:pStyle w:val="Paragraph"/>
-            <w:spacing w:line="360" w:lineRule="auto"/>
-            <w:ind w:firstLine="720"/>
-          </w:pPr>
-        </w:pPrChange>
-      </w:pPr>
-    </w:p>
-    <w:p>
-      <w:pPr>
-        <w:pStyle w:val="Paragraph"/>
-        <w:spacing w:line="360" w:lineRule="auto"/>
-        <w:rPr>
-          <w:del w:id="133" w:author="Susanne Iwarsson" w:date="2026-01-18T11:04:00Z" w16du:dateUtc="2026-01-18T10:04:00Z"/>
-          <w:lang w:val="en-US"/>
-        </w:rPr>
-      </w:pPr>
-      <w:r>
-        <w:rPr>
-          <w:lang w:val="en-US"/>
-        </w:rPr>
-        <w:t>Prior to administering the DCE</w:t>
-      </w:r>
-      <w:del w:id="134" w:author="Susanne Iwarsson" w:date="2026-01-18T11:02:00Z" w16du:dateUtc="2026-01-18T10:02:00Z">
-        <w:r>
-          <w:rPr>
-            <w:lang w:val="en-US"/>
-          </w:rPr>
-          <w:delText>,</w:delText>
-        </w:r>
-      </w:del>
-      <w:r>
-        <w:rPr>
-          <w:lang w:val="en-US"/>
-        </w:rPr>
-        <w:t xml:space="preserve"> we conducted an internal review</w:t>
-      </w:r>
-      <w:r>
-        <w:rPr>
-          <w:lang w:val="en-US"/>
-        </w:rPr>
-        <w:t xml:space="preserve"> (n =20)</w:t>
-      </w:r>
-      <w:r>
-        <w:rPr>
-          <w:lang w:val="en-US"/>
-        </w:rPr>
-        <w:t xml:space="preserve"> and </w:t>
-      </w:r>
-      <w:r>
-        <w:rPr>
-          <w:lang w:val="en-US"/>
-        </w:rPr>
-        <w:t>a</w:t>
-      </w:r>
-      <w:r>
-        <w:rPr>
-          <w:lang w:val="en-US"/>
-        </w:rPr>
-        <w:t xml:space="preserve"> pilot stud</w:t>
-      </w:r>
-      <w:r>
-        <w:rPr>
-          <w:lang w:val="en-US"/>
-        </w:rPr>
-        <w:t xml:space="preserve">y to review the experiment </w:t>
-      </w:r>
-      <w:r>
-        <w:rPr>
-          <w:lang w:val="en-US"/>
-        </w:rPr>
-        <w:t>(</w:t>
-      </w:r>
-      <w:r>
-        <w:rPr>
-          <w:lang w:val="en-US"/>
-        </w:rPr>
-        <w:t xml:space="preserve">n = 56). The internal review involved researchers and staff within the </w:t>
-      </w:r>
-      <w:r>
-        <w:rPr>
-          <w:lang w:val="en-US"/>
-        </w:rPr>
-        <w:t xml:space="preserve">research team’s </w:t>
-      </w:r>
-      <w:r>
-        <w:rPr>
-          <w:lang w:val="en-US"/>
-        </w:rPr>
-        <w:t xml:space="preserve">network. The pilot </w:t>
-      </w:r>
-      <w:r>
-        <w:rPr>
-          <w:lang w:val="en-US"/>
-        </w:rPr>
-        <w:t xml:space="preserve">study </w:t>
-      </w:r>
-      <w:r>
-        <w:rPr>
-          <w:lang w:val="en-US"/>
-        </w:rPr>
-        <w:t xml:space="preserve">was administered to participants in </w:t>
-      </w:r>
-      <w:r>
-        <w:rPr>
-          <w:lang w:val="en-US"/>
-        </w:rPr>
-        <w:t>the Stakeholder Pool</w:t>
-      </w:r>
-      <w:r>
-        <w:rPr>
-          <w:lang w:val="en-US"/>
-        </w:rPr>
-        <w:t xml:space="preserve">, </w:t>
-      </w:r>
-      <w:commentRangeStart w:id="135"/>
-      <w:commentRangeStart w:id="136"/>
-      <w:r>
-        <w:rPr>
-          <w:lang w:val="en-US"/>
-        </w:rPr>
-        <w:t xml:space="preserve">a network of individuals </w:t>
-      </w:r>
-      <w:ins w:id="137" w:author="Susanne Iwarsson" w:date="2026-01-18T11:03:00Z" w16du:dateUtc="2026-01-18T10:03:00Z">
-        <w:r>
-          <w:rPr>
-            <w:lang w:val="en-US"/>
-          </w:rPr>
-          <w:t xml:space="preserve">with an interest to </w:t>
-        </w:r>
-      </w:ins>
-      <w:r>
-        <w:rPr>
-          <w:lang w:val="en-US"/>
-        </w:rPr>
-        <w:t>collaborat</w:t>
-      </w:r>
-      <w:ins w:id="138" w:author="Susanne Iwarsson" w:date="2026-01-18T11:03:00Z" w16du:dateUtc="2026-01-18T10:03:00Z">
-        <w:r>
-          <w:rPr>
-            <w:lang w:val="en-US"/>
-          </w:rPr>
-          <w:t>e</w:t>
-        </w:r>
-      </w:ins>
-      <w:del w:id="139" w:author="Susanne Iwarsson" w:date="2026-01-18T11:03:00Z" w16du:dateUtc="2026-01-18T10:03:00Z">
-        <w:r>
-          <w:rPr>
-            <w:lang w:val="en-US"/>
-          </w:rPr>
-          <w:delText>ing</w:delText>
-        </w:r>
-      </w:del>
-      <w:r>
-        <w:rPr>
-          <w:lang w:val="en-US"/>
-        </w:rPr>
-        <w:t xml:space="preserve"> with academia </w:t>
-      </w:r>
-      <w:del w:id="140" w:author="Susanne Iwarsson" w:date="2026-01-18T11:02:00Z" w16du:dateUtc="2026-01-18T10:02:00Z">
-        <w:r>
-          <w:rPr>
-            <w:lang w:val="en-US"/>
-          </w:rPr>
-          <w:delText xml:space="preserve">and society </w:delText>
-        </w:r>
-      </w:del>
-      <w:r>
-        <w:rPr>
-          <w:lang w:val="en-US"/>
-        </w:rPr>
-        <w:t xml:space="preserve">in </w:t>
-      </w:r>
-      <w:del w:id="141" w:author="Susanne Iwarsson" w:date="2026-01-18T11:02:00Z" w16du:dateUtc="2026-01-18T10:02:00Z">
-        <w:r>
-          <w:rPr>
-            <w:lang w:val="en-US"/>
-          </w:rPr>
-          <w:delText>the areas of</w:delText>
-        </w:r>
-      </w:del>
-      <w:ins w:id="142" w:author="Susanne Iwarsson" w:date="2026-01-18T11:02:00Z" w16du:dateUtc="2026-01-18T10:02:00Z">
-        <w:r>
-          <w:rPr>
-            <w:lang w:val="en-US"/>
-          </w:rPr>
-          <w:t>research on</w:t>
-        </w:r>
-      </w:ins>
-      <w:r>
-        <w:rPr>
-          <w:lang w:val="en-US"/>
-        </w:rPr>
-        <w:t xml:space="preserve"> ageing and health</w:t>
-      </w:r>
-      <w:commentRangeEnd w:id="135"/>
-      <w:r>
-        <w:rPr>
-          <w:rStyle w:val="CommentReference"/>
-          <w:sz w:val="24"/>
-          <w:szCs w:val="24"/>
-          <w:lang w:val="en-US"/>
-        </w:rPr>
-        <w:commentReference w:id="135"/>
-      </w:r>
-      <w:commentRangeEnd w:id="136"/>
-      <w:r>
-        <w:rPr>
-          <w:rStyle w:val="CommentReference"/>
-        </w:rPr>
-        <w:commentReference w:id="136"/>
-      </w:r>
-      <w:r>
-        <w:rPr>
-          <w:lang w:val="en-US"/>
-        </w:rPr>
-        <w:t>, which has been established at the Centre for Ageing and Supportive Environments (CASE) at Lund University</w:t>
-      </w:r>
-      <w:r>
-        <w:rPr>
-          <w:lang w:val="en-US"/>
-        </w:rPr>
-        <w:t>.</w:t>
-      </w:r>
-      <w:del w:id="143" w:author="Susanne Iwarsson" w:date="2026-01-18T11:03:00Z" w16du:dateUtc="2026-01-18T10:03:00Z">
-        <w:r>
-          <w:rPr>
-            <w:lang w:val="en-US"/>
-          </w:rPr>
-          <w:delText xml:space="preserve"> </w:delText>
-        </w:r>
-      </w:del>
-      <w:r>
-        <w:rPr>
-          <w:lang w:val="en-US"/>
-        </w:rPr>
-        <w:t xml:space="preserve"> </w:t>
-      </w:r>
-      <w:r>
-        <w:rPr>
-          <w:lang w:val="en-US"/>
-        </w:rPr>
-        <w:t xml:space="preserve">In both </w:t>
-      </w:r>
-      <w:r>
-        <w:rPr>
-          <w:lang w:val="en-US"/>
-        </w:rPr>
-        <w:t>phases</w:t>
-      </w:r>
-      <w:ins w:id="144" w:author="Susanne Iwarsson" w:date="2026-01-18T11:03:00Z" w16du:dateUtc="2026-01-18T10:03:00Z">
-        <w:r>
-          <w:rPr>
-            <w:lang w:val="en-US"/>
-          </w:rPr>
-          <w:t xml:space="preserve"> </w:t>
-        </w:r>
-      </w:ins>
-      <w:ins w:id="145" w:author="Susanne Iwarsson" w:date="2026-01-18T11:04:00Z" w16du:dateUtc="2026-01-18T10:04:00Z">
-        <w:r>
-          <w:rPr>
-            <w:lang w:val="en-US"/>
-          </w:rPr>
-          <w:t>the participants</w:t>
-        </w:r>
-      </w:ins>
-      <w:del w:id="146" w:author="Susanne Iwarsson" w:date="2026-01-18T11:04:00Z" w16du:dateUtc="2026-01-18T10:04:00Z">
-        <w:r>
-          <w:rPr>
-            <w:lang w:val="en-US"/>
-          </w:rPr>
-          <w:delText>, respondents</w:delText>
-        </w:r>
-      </w:del>
-      <w:r>
-        <w:rPr>
-          <w:lang w:val="en-US"/>
-        </w:rPr>
-        <w:t xml:space="preserve"> completed the experiment and a structured feedback form assessing the relevance of attributes, clarity of wording and levels, and overall task comprehension and burden. Feedback </w:t>
-      </w:r>
-      <w:r>
-        <w:rPr>
-          <w:lang w:val="en-US"/>
-        </w:rPr>
-        <w:t xml:space="preserve">was instrumental in refining the experiment and clarifying the descriptions and wording of the instructions. </w:t>
-      </w:r>
-      <w:commentRangeStart w:id="147"/>
-      <w:r>
-        <w:rPr>
-          <w:lang w:val="en-US"/>
-        </w:rPr>
-        <w:t xml:space="preserve">We made several </w:t>
-      </w:r>
-      <w:r>
-        <w:rPr>
-          <w:lang w:val="en-US"/>
-        </w:rPr>
-        <w:t xml:space="preserve">informed revisions: clarifying attribute descriptions and levels; removing redundant instructional text; fine-tuning attribute </w:t>
-      </w:r>
-      <w:r>
-        <w:rPr>
-          <w:lang w:val="en-US"/>
-        </w:rPr>
-        <w:t>levels</w:t>
-      </w:r>
-      <w:r>
-        <w:rPr>
-          <w:lang w:val="en-US"/>
-        </w:rPr>
-        <w:t xml:space="preserve">; and reducing the number of </w:t>
-      </w:r>
-      <w:proofErr w:type="gramStart"/>
-      <w:r>
-        <w:rPr>
-          <w:lang w:val="en-US"/>
-        </w:rPr>
-        <w:t>choice</w:t>
-      </w:r>
-      <w:proofErr w:type="gramEnd"/>
-      <w:r>
-        <w:rPr>
-          <w:lang w:val="en-US"/>
-        </w:rPr>
-        <w:t xml:space="preserve"> sets to manage respondent burden. </w:t>
-      </w:r>
-      <w:commentRangeEnd w:id="147"/>
-      <w:r>
-        <w:rPr>
-          <w:rStyle w:val="CommentReference"/>
-          <w:sz w:val="24"/>
-          <w:szCs w:val="24"/>
-          <w:lang w:val="en-US"/>
-        </w:rPr>
-        <w:commentReference w:id="147"/>
-      </w:r>
-    </w:p>
-    <w:p>
-      <w:pPr>
-        <w:pStyle w:val="Paragraph"/>
-        <w:spacing w:line="360" w:lineRule="auto"/>
-        <w:rPr>
-          <w:ins w:id="148" w:author="Susanne Iwarsson" w:date="2026-01-18T11:25:00Z" w16du:dateUtc="2026-01-18T10:25:00Z"/>
-          <w:lang w:val="en-US"/>
-        </w:rPr>
-        <w:pPrChange w:id="149" w:author="Susanne Iwarsson" w:date="2026-01-18T11:25:00Z" w16du:dateUtc="2026-01-18T10:25:00Z">
-          <w:pPr>
-            <w:pStyle w:val="Newparagraph"/>
-            <w:ind w:firstLine="0"/>
-          </w:pPr>
-        </w:pPrChange>
-      </w:pPr>
-      <w:r>
-        <w:rPr>
-          <w:lang w:val="en-US"/>
-        </w:rPr>
-        <w:t xml:space="preserve">The final </w:t>
-      </w:r>
-      <w:r>
-        <w:rPr>
-          <w:lang w:val="en-US"/>
-        </w:rPr>
-        <w:t>DCE questionnaire</w:t>
-      </w:r>
-      <w:r>
-        <w:rPr>
-          <w:lang w:val="en-US"/>
-        </w:rPr>
-        <w:t xml:space="preserve"> included three parts: an introduction to the experiment</w:t>
-      </w:r>
-      <w:ins w:id="150" w:author="Susanne Iwarsson" w:date="2026-01-18T11:05:00Z" w16du:dateUtc="2026-01-18T10:05:00Z">
-        <w:r>
-          <w:rPr>
-            <w:lang w:val="en-US"/>
-          </w:rPr>
-          <w:t xml:space="preserve"> including</w:t>
-        </w:r>
-      </w:ins>
-      <w:del w:id="151" w:author="Susanne Iwarsson" w:date="2026-01-18T11:05:00Z" w16du:dateUtc="2026-01-18T10:05:00Z">
-        <w:r>
-          <w:rPr>
-            <w:lang w:val="en-US"/>
-          </w:rPr>
-          <w:delText xml:space="preserve"> while</w:delText>
-        </w:r>
-      </w:del>
-      <w:r>
-        <w:rPr>
-          <w:lang w:val="en-US"/>
-        </w:rPr>
-        <w:t xml:space="preserve"> defin</w:t>
-      </w:r>
-      <w:ins w:id="152" w:author="Susanne Iwarsson" w:date="2026-01-18T11:05:00Z" w16du:dateUtc="2026-01-18T10:05:00Z">
-        <w:r>
-          <w:rPr>
-            <w:lang w:val="en-US"/>
-          </w:rPr>
-          <w:t>itions of</w:t>
-        </w:r>
-      </w:ins>
-      <w:del w:id="153" w:author="Susanne Iwarsson" w:date="2026-01-18T11:05:00Z" w16du:dateUtc="2026-01-18T10:05:00Z">
-        <w:r>
-          <w:rPr>
-            <w:lang w:val="en-US"/>
-          </w:rPr>
-          <w:delText>ing</w:delText>
-        </w:r>
-      </w:del>
-      <w:r>
-        <w:rPr>
-          <w:lang w:val="en-US"/>
-        </w:rPr>
         <w:t xml:space="preserve"> the attributes and levels, a short questionnaire on household income, costs, and planned future housing costs</w:t>
       </w:r>
       <w:r>
@@ -5180,17 +4523,17 @@
         <w:spacing w:before="240" w:after="0"/>
         <w:ind w:right="0"/>
         <w:rPr>
-          <w:ins w:id="154" w:author="Susanne Iwarsson" w:date="2026-01-18T11:25:00Z" w16du:dateUtc="2026-01-18T10:25:00Z"/>
-          <w:lang w:val="en-US"/>
-        </w:rPr>
-        <w:pPrChange w:id="155" w:author="Susanne Iwarsson" w:date="2026-01-18T11:29:00Z" w16du:dateUtc="2026-01-18T10:29:00Z">
+          <w:ins w:id="56" w:author="Susanne Iwarsson" w:date="2026-01-18T11:25:00Z" w16du:dateUtc="2026-01-18T10:25:00Z"/>
+          <w:lang w:val="en-US"/>
+        </w:rPr>
+        <w:pPrChange w:id="57" w:author="Susanne Iwarsson" w:date="2026-01-18T11:29:00Z" w16du:dateUtc="2026-01-18T10:29:00Z">
           <w:pPr>
             <w:pStyle w:val="Heading2"/>
           </w:pPr>
         </w:pPrChange>
       </w:pPr>
-      <w:commentRangeStart w:id="156"/>
-      <w:ins w:id="157" w:author="Susanne Iwarsson" w:date="2026-01-18T11:25:00Z" w16du:dateUtc="2026-01-18T10:25:00Z">
+      <w:commentRangeStart w:id="58"/>
+      <w:ins w:id="59" w:author="Susanne Iwarsson" w:date="2026-01-18T11:25:00Z" w16du:dateUtc="2026-01-18T10:25:00Z">
         <w:r>
           <w:rPr>
             <w:lang w:val="en-US"/>
@@ -5198,7 +4541,7 @@
           <w:t>Ethics</w:t>
         </w:r>
       </w:ins>
-      <w:commentRangeEnd w:id="156"/>
+      <w:commentRangeEnd w:id="58"/>
       <w:r>
         <w:rPr>
           <w:rStyle w:val="CommentReference"/>
@@ -5206,21 +4549,21 @@
           <w:szCs w:val="28"/>
           <w:lang w:val="en-US"/>
         </w:rPr>
-        <w:commentReference w:id="156"/>
+        <w:commentReference w:id="58"/>
       </w:r>
     </w:p>
     <w:p>
       <w:pPr>
         <w:spacing w:before="240" w:line="360" w:lineRule="auto"/>
         <w:rPr>
-          <w:ins w:id="158" w:author="Susanne Iwarsson" w:date="2026-01-18T11:25:00Z" w16du:dateUtc="2026-01-18T10:25:00Z"/>
-          <w:lang w:val="en-US"/>
-        </w:rPr>
-        <w:pPrChange w:id="159" w:author="Susanne Iwarsson" w:date="2026-01-18T11:29:00Z" w16du:dateUtc="2026-01-18T10:29:00Z">
+          <w:ins w:id="60" w:author="Susanne Iwarsson" w:date="2026-01-18T11:25:00Z" w16du:dateUtc="2026-01-18T10:25:00Z"/>
+          <w:lang w:val="en-US"/>
+        </w:rPr>
+        <w:pPrChange w:id="61" w:author="Susanne Iwarsson" w:date="2026-01-18T11:29:00Z" w16du:dateUtc="2026-01-18T10:29:00Z">
           <w:pPr/>
         </w:pPrChange>
       </w:pPr>
-      <w:ins w:id="160" w:author="Susanne Iwarsson" w:date="2026-01-18T11:25:00Z" w16du:dateUtc="2026-01-18T10:25:00Z">
+      <w:ins w:id="62" w:author="Susanne Iwarsson" w:date="2026-01-18T11:25:00Z" w16du:dateUtc="2026-01-18T10:25:00Z">
         <w:r>
           <w:rPr>
             <w:lang w:val="en-US"/>
@@ -5246,7 +4589,7 @@
           <w:t>no</w:t>
         </w:r>
       </w:ins>
-      <w:ins w:id="161" w:author="Susanne Iwarsson" w:date="2026-01-18T11:27:00Z" w16du:dateUtc="2026-01-18T10:27:00Z">
+      <w:ins w:id="63" w:author="Susanne Iwarsson" w:date="2026-01-18T11:27:00Z" w16du:dateUtc="2026-01-18T10:27:00Z">
         <w:r>
           <w:rPr>
             <w:lang w:val="en-US"/>
@@ -5254,7 +4597,7 @@
           <w:t>s</w:t>
         </w:r>
       </w:ins>
-      <w:ins w:id="162" w:author="Susanne Iwarsson" w:date="2026-01-18T11:25:00Z" w16du:dateUtc="2026-01-18T10:25:00Z">
+      <w:ins w:id="64" w:author="Susanne Iwarsson" w:date="2026-01-18T11:25:00Z" w16du:dateUtc="2026-01-18T10:25:00Z">
         <w:r>
           <w:rPr>
             <w:lang w:val="en-US"/>
@@ -5274,7 +4617,7 @@
           <w:t>2020–03457</w:t>
         </w:r>
       </w:ins>
-      <w:ins w:id="163" w:author="Susanne Iwarsson" w:date="2026-01-18T11:27:00Z" w16du:dateUtc="2026-01-18T10:27:00Z">
+      <w:ins w:id="65" w:author="Susanne Iwarsson" w:date="2026-01-18T11:27:00Z" w16du:dateUtc="2026-01-18T10:27:00Z">
         <w:r>
           <w:rPr>
             <w:lang w:val="en-US"/>
@@ -5282,7 +4625,7 @@
           <w:t>; 2022-01287-02; 2024-01696-02</w:t>
         </w:r>
       </w:ins>
-      <w:ins w:id="164" w:author="Susanne Iwarsson" w:date="2026-01-18T11:25:00Z" w16du:dateUtc="2026-01-18T10:25:00Z">
+      <w:ins w:id="66" w:author="Susanne Iwarsson" w:date="2026-01-18T11:25:00Z" w16du:dateUtc="2026-01-18T10:25:00Z">
         <w:r>
           <w:rPr>
             <w:lang w:val="en-US"/>
@@ -5297,10 +4640,10 @@
         <w:spacing w:before="240" w:line="360" w:lineRule="auto"/>
         <w:ind w:firstLine="0"/>
         <w:rPr>
-          <w:del w:id="165" w:author="Susanne Iwarsson" w:date="2026-01-18T11:25:00Z" w16du:dateUtc="2026-01-18T10:25:00Z"/>
-          <w:lang w:val="en-US"/>
-        </w:rPr>
-        <w:pPrChange w:id="166" w:author="Susanne Iwarsson" w:date="2026-01-18T11:29:00Z" w16du:dateUtc="2026-01-18T10:29:00Z">
+          <w:del w:id="67" w:author="Susanne Iwarsson" w:date="2026-01-18T11:25:00Z" w16du:dateUtc="2026-01-18T10:25:00Z"/>
+          <w:lang w:val="en-US"/>
+        </w:rPr>
+        <w:pPrChange w:id="68" w:author="Susanne Iwarsson" w:date="2026-01-18T11:29:00Z" w16du:dateUtc="2026-01-18T10:29:00Z">
           <w:pPr>
             <w:pStyle w:val="Paragraph"/>
             <w:spacing w:line="360" w:lineRule="auto"/>
@@ -5314,10 +4657,10 @@
         <w:spacing w:before="240" w:after="0"/>
         <w:ind w:right="0"/>
         <w:rPr>
-          <w:ins w:id="167" w:author="Susanne Iwarsson" w:date="2026-01-18T11:25:00Z" w16du:dateUtc="2026-01-18T10:25:00Z"/>
-          <w:lang w:val="en-US"/>
-        </w:rPr>
-        <w:pPrChange w:id="168" w:author="Susanne Iwarsson" w:date="2026-01-18T11:29:00Z" w16du:dateUtc="2026-01-18T10:29:00Z">
+          <w:ins w:id="69" w:author="Susanne Iwarsson" w:date="2026-01-18T11:25:00Z" w16du:dateUtc="2026-01-18T10:25:00Z"/>
+          <w:lang w:val="en-US"/>
+        </w:rPr>
+        <w:pPrChange w:id="70" w:author="Susanne Iwarsson" w:date="2026-01-18T11:29:00Z" w16du:dateUtc="2026-01-18T10:29:00Z">
           <w:pPr>
             <w:pStyle w:val="Heading2"/>
           </w:pPr>
@@ -5332,7 +4675,7 @@
         <w:rPr>
           <w:lang w:val="en-US"/>
         </w:rPr>
-        <w:pPrChange w:id="169" w:author="Susanne Iwarsson" w:date="2026-01-18T11:29:00Z" w16du:dateUtc="2026-01-18T10:29:00Z">
+        <w:pPrChange w:id="71" w:author="Susanne Iwarsson" w:date="2026-01-18T11:29:00Z" w16du:dateUtc="2026-01-18T10:29:00Z">
           <w:pPr>
             <w:pStyle w:val="Heading2"/>
           </w:pPr>
@@ -5365,7 +4708,7 @@
         </w:rPr>
         <w:t>Stated choice experiments encompass a range of techniques in which respondents indicate their preferences by explicitly stating their choices</w:t>
       </w:r>
-      <w:ins w:id="170" w:author="Susanne Iwarsson" w:date="2026-01-18T11:06:00Z" w16du:dateUtc="2026-01-18T10:06:00Z">
+      <w:ins w:id="72" w:author="Susanne Iwarsson" w:date="2026-01-18T11:06:00Z" w16du:dateUtc="2026-01-18T10:06:00Z">
         <w:r>
           <w:rPr>
             <w:lang w:val="en-US"/>
@@ -5373,7 +4716,7 @@
           <w:t xml:space="preserve">, </w:t>
         </w:r>
       </w:ins>
-      <w:del w:id="171" w:author="Susanne Iwarsson" w:date="2026-01-18T11:06:00Z" w16du:dateUtc="2026-01-18T10:06:00Z">
+      <w:del w:id="73" w:author="Susanne Iwarsson" w:date="2026-01-18T11:06:00Z" w16du:dateUtc="2026-01-18T10:06:00Z">
         <w:r>
           <w:rPr>
             <w:lang w:val="en-US"/>
@@ -5381,22 +4724,23 @@
           <w:delText xml:space="preserve">. </w:delText>
         </w:r>
       </w:del>
-      <w:commentRangeStart w:id="172"/>
+      <w:commentRangeStart w:id="74"/>
       <w:r>
         <w:rPr>
           <w:lang w:val="en-US"/>
         </w:rPr>
         <w:t xml:space="preserve">In contrast to revealed </w:t>
       </w:r>
-      <w:commentRangeStart w:id="173"/>
-      <w:commentRangeStart w:id="174"/>
-      <w:r>
-        <w:rPr>
-          <w:lang w:val="en-US"/>
-        </w:rPr>
+      <w:commentRangeStart w:id="75"/>
+      <w:commentRangeStart w:id="76"/>
+      <w:r>
+        <w:rPr>
+          <w:lang w:val="en-US"/>
+        </w:rPr>
+        <w:lastRenderedPageBreak/>
         <w:t>choice experiments</w:t>
       </w:r>
-      <w:commentRangeEnd w:id="173"/>
+      <w:commentRangeEnd w:id="75"/>
       <w:r>
         <w:rPr>
           <w:rStyle w:val="CommentReference"/>
@@ -5404,14 +4748,14 @@
           <w:szCs w:val="24"/>
           <w:lang w:val="en-US"/>
         </w:rPr>
-        <w:commentReference w:id="173"/>
-      </w:r>
-      <w:commentRangeEnd w:id="174"/>
+        <w:commentReference w:id="75"/>
+      </w:r>
+      <w:commentRangeEnd w:id="76"/>
       <w:r>
         <w:rPr>
           <w:rStyle w:val="CommentReference"/>
         </w:rPr>
-        <w:commentReference w:id="174"/>
+        <w:commentReference w:id="76"/>
       </w:r>
       <w:r>
         <w:rPr>
@@ -5431,7 +4775,7 @@
         </w:rPr>
         <w:t xml:space="preserve">, </w:t>
       </w:r>
-      <w:commentRangeEnd w:id="172"/>
+      <w:commentRangeEnd w:id="74"/>
       <w:r>
         <w:rPr>
           <w:rStyle w:val="CommentReference"/>
@@ -5439,9 +4783,9 @@
           <w:szCs w:val="24"/>
           <w:lang w:val="en-US"/>
         </w:rPr>
-        <w:commentReference w:id="172"/>
-      </w:r>
-      <w:del w:id="175" w:author="Susanne Iwarsson" w:date="2026-01-18T11:06:00Z" w16du:dateUtc="2026-01-18T10:06:00Z">
+        <w:commentReference w:id="74"/>
+      </w:r>
+      <w:del w:id="77" w:author="Susanne Iwarsson" w:date="2026-01-18T11:06:00Z" w16du:dateUtc="2026-01-18T10:06:00Z">
         <w:r>
           <w:rPr>
             <w:lang w:val="en-US"/>
@@ -5449,7 +4793,7 @@
           <w:delText>stated choice methods</w:delText>
         </w:r>
       </w:del>
-      <w:ins w:id="176" w:author="Susanne Iwarsson" w:date="2026-01-18T11:06:00Z" w16du:dateUtc="2026-01-18T10:06:00Z">
+      <w:ins w:id="78" w:author="Susanne Iwarsson" w:date="2026-01-18T11:06:00Z" w16du:dateUtc="2026-01-18T10:06:00Z">
         <w:r>
           <w:rPr>
             <w:lang w:val="en-US"/>
@@ -5514,7 +4858,7 @@
         </w:rPr>
         <w:t xml:space="preserve">This </w:t>
       </w:r>
-      <w:del w:id="177" w:author="Susanne Iwarsson" w:date="2026-01-18T11:07:00Z" w16du:dateUtc="2026-01-18T10:07:00Z">
+      <w:del w:id="79" w:author="Susanne Iwarsson" w:date="2026-01-18T11:07:00Z" w16du:dateUtc="2026-01-18T10:07:00Z">
         <w:r>
           <w:rPr>
             <w:lang w:val="en-US"/>
@@ -5591,15 +4935,15 @@
         </w:rPr>
         <w:t xml:space="preserve"> is a type of stated choice </w:t>
       </w:r>
-      <w:commentRangeStart w:id="178"/>
-      <w:commentRangeStart w:id="179"/>
+      <w:commentRangeStart w:id="80"/>
+      <w:commentRangeStart w:id="81"/>
       <w:r>
         <w:rPr>
           <w:lang w:val="en-US"/>
         </w:rPr>
         <w:t>model</w:t>
       </w:r>
-      <w:commentRangeEnd w:id="178"/>
+      <w:commentRangeEnd w:id="80"/>
       <w:r>
         <w:rPr>
           <w:rStyle w:val="CommentReference"/>
@@ -5607,14 +4951,14 @@
           <w:szCs w:val="24"/>
           <w:lang w:val="en-US"/>
         </w:rPr>
-        <w:commentReference w:id="178"/>
-      </w:r>
-      <w:commentRangeEnd w:id="179"/>
+        <w:commentReference w:id="80"/>
+      </w:r>
+      <w:commentRangeEnd w:id="81"/>
       <w:r>
         <w:rPr>
           <w:rStyle w:val="CommentReference"/>
         </w:rPr>
-        <w:commentReference w:id="179"/>
+        <w:commentReference w:id="81"/>
       </w:r>
       <w:r>
         <w:rPr>
@@ -5643,7 +4987,7 @@
           <w:lang w:val="en-US"/>
         </w:rPr>
       </w:pPr>
-      <w:del w:id="180" w:author="Susanne Iwarsson" w:date="2026-01-18T11:07:00Z" w16du:dateUtc="2026-01-18T10:07:00Z">
+      <w:del w:id="82" w:author="Susanne Iwarsson" w:date="2026-01-18T11:07:00Z" w16du:dateUtc="2026-01-18T10:07:00Z">
         <w:r>
           <w:rPr>
             <w:lang w:val="en-US"/>
@@ -5651,7 +4995,7 @@
           <w:delText>In our experiment,</w:delText>
         </w:r>
       </w:del>
-      <w:ins w:id="181" w:author="Susanne Iwarsson" w:date="2026-01-18T11:08:00Z" w16du:dateUtc="2026-01-18T10:08:00Z">
+      <w:ins w:id="83" w:author="Susanne Iwarsson" w:date="2026-01-18T11:08:00Z" w16du:dateUtc="2026-01-18T10:08:00Z">
         <w:r>
           <w:rPr>
             <w:lang w:val="en-US"/>
@@ -5689,7 +5033,7 @@
         </w:rPr>
         <w:t xml:space="preserve"> in the </w:t>
       </w:r>
-      <w:del w:id="182" w:author="Susanne Iwarsson" w:date="2026-01-18T11:08:00Z" w16du:dateUtc="2026-01-18T10:08:00Z">
+      <w:del w:id="84" w:author="Susanne Iwarsson" w:date="2026-01-18T11:08:00Z" w16du:dateUtc="2026-01-18T10:08:00Z">
         <w:r>
           <w:rPr>
             <w:lang w:val="en-US"/>
@@ -5835,7 +5179,7 @@
         </w:rPr>
         <w:t xml:space="preserve">. The attribute greenspace </w:t>
       </w:r>
-      <w:del w:id="183" w:author="Susanne Iwarsson" w:date="2026-01-18T11:08:00Z" w16du:dateUtc="2026-01-18T10:08:00Z">
+      <w:del w:id="85" w:author="Susanne Iwarsson" w:date="2026-01-18T11:08:00Z" w16du:dateUtc="2026-01-18T10:08:00Z">
         <w:r>
           <w:rPr>
             <w:lang w:val="en-US"/>
@@ -5843,7 +5187,7 @@
           <w:delText xml:space="preserve">is </w:delText>
         </w:r>
       </w:del>
-      <w:ins w:id="184" w:author="Susanne Iwarsson" w:date="2026-01-18T11:08:00Z" w16du:dateUtc="2026-01-18T10:08:00Z">
+      <w:ins w:id="86" w:author="Susanne Iwarsson" w:date="2026-01-18T11:08:00Z" w16du:dateUtc="2026-01-18T10:08:00Z">
         <w:r>
           <w:rPr>
             <w:lang w:val="en-US"/>
@@ -5875,7 +5219,7 @@
         </w:rPr>
         <w:t xml:space="preserve">Proximity to shops and services represents not only distance to frequent amenities </w:t>
       </w:r>
-      <w:del w:id="185" w:author="Susanne Iwarsson" w:date="2026-01-18T11:08:00Z" w16du:dateUtc="2026-01-18T10:08:00Z">
+      <w:del w:id="87" w:author="Susanne Iwarsson" w:date="2026-01-18T11:08:00Z" w16du:dateUtc="2026-01-18T10:08:00Z">
         <w:r>
           <w:rPr>
             <w:lang w:val="en-US"/>
@@ -5883,7 +5227,7 @@
           <w:delText xml:space="preserve">which </w:delText>
         </w:r>
       </w:del>
-      <w:ins w:id="186" w:author="Susanne Iwarsson" w:date="2026-01-18T11:08:00Z" w16du:dateUtc="2026-01-18T10:08:00Z">
+      <w:ins w:id="88" w:author="Susanne Iwarsson" w:date="2026-01-18T11:08:00Z" w16du:dateUtc="2026-01-18T10:08:00Z">
         <w:r>
           <w:rPr>
             <w:lang w:val="en-US"/>
@@ -5915,7 +5259,7 @@
         </w:rPr>
         <w:t xml:space="preserve"> the distance to shopping amenities such as grocery stores, malls, boutiques, and shopping centers.</w:t>
       </w:r>
-      <w:del w:id="187" w:author="Susanne Iwarsson" w:date="2026-01-18T11:09:00Z" w16du:dateUtc="2026-01-18T10:09:00Z">
+      <w:del w:id="89" w:author="Susanne Iwarsson" w:date="2026-01-18T11:09:00Z" w16du:dateUtc="2026-01-18T10:09:00Z">
         <w:r>
           <w:rPr>
             <w:lang w:val="en-US"/>
@@ -5953,7 +5297,7 @@
         </w:rPr>
         <w:t xml:space="preserve"> </w:t>
       </w:r>
-      <w:commentRangeStart w:id="188"/>
+      <w:commentRangeStart w:id="90"/>
       <w:r>
         <w:rPr>
           <w:lang w:val="en-US"/>
@@ -5981,7 +5325,7 @@
         </w:rPr>
         <w:fldChar w:fldCharType="end"/>
       </w:r>
-      <w:commentRangeEnd w:id="188"/>
+      <w:commentRangeEnd w:id="90"/>
       <w:r>
         <w:rPr>
           <w:rStyle w:val="CommentReference"/>
@@ -5989,7 +5333,7 @@
           <w:szCs w:val="24"/>
           <w:lang w:val="en-US"/>
         </w:rPr>
-        <w:commentReference w:id="188"/>
+        <w:commentReference w:id="90"/>
       </w:r>
       <w:r>
         <w:rPr>
@@ -6051,7 +5395,7 @@
         </w:rPr>
         <w:t xml:space="preserve">sample where </w:t>
       </w:r>
-      <w:del w:id="189" w:author="Susanne Iwarsson" w:date="2026-01-18T11:10:00Z" w16du:dateUtc="2026-01-18T10:10:00Z">
+      <w:del w:id="91" w:author="Susanne Iwarsson" w:date="2026-01-18T11:10:00Z" w16du:dateUtc="2026-01-18T10:10:00Z">
         <w:r>
           <w:rPr>
             <w:lang w:val="en-US"/>
@@ -6059,7 +5403,7 @@
           <w:delText xml:space="preserve">over </w:delText>
         </w:r>
       </w:del>
-      <w:ins w:id="190" w:author="Susanne Iwarsson" w:date="2026-01-18T11:10:00Z" w16du:dateUtc="2026-01-18T10:10:00Z">
+      <w:ins w:id="92" w:author="Susanne Iwarsson" w:date="2026-01-18T11:10:00Z" w16du:dateUtc="2026-01-18T10:10:00Z">
         <w:r>
           <w:rPr>
             <w:lang w:val="en-US"/>
@@ -6073,7 +5417,7 @@
         </w:rPr>
         <w:t xml:space="preserve">90% </w:t>
       </w:r>
-      <w:del w:id="191" w:author="Susanne Iwarsson" w:date="2026-01-18T11:11:00Z" w16du:dateUtc="2026-01-18T10:11:00Z">
+      <w:del w:id="93" w:author="Susanne Iwarsson" w:date="2026-01-18T11:11:00Z" w16du:dateUtc="2026-01-18T10:11:00Z">
         <w:r>
           <w:rPr>
             <w:lang w:val="en-US"/>
@@ -6087,7 +5431,7 @@
         </w:rPr>
         <w:t>indicated access to a</w:t>
       </w:r>
-      <w:ins w:id="192" w:author="Susanne Iwarsson" w:date="2026-01-18T11:11:00Z" w16du:dateUtc="2026-01-18T10:11:00Z">
+      <w:ins w:id="94" w:author="Susanne Iwarsson" w:date="2026-01-18T11:11:00Z" w16du:dateUtc="2026-01-18T10:11:00Z">
         <w:r>
           <w:rPr>
             <w:lang w:val="en-US"/>
@@ -6095,7 +5439,7 @@
           <w:t xml:space="preserve"> care</w:t>
         </w:r>
       </w:ins>
-      <w:del w:id="193" w:author="Susanne Iwarsson" w:date="2026-01-18T11:11:00Z" w16du:dateUtc="2026-01-18T10:11:00Z">
+      <w:del w:id="95" w:author="Susanne Iwarsson" w:date="2026-01-18T11:11:00Z" w16du:dateUtc="2026-01-18T10:11:00Z">
         <w:r>
           <w:rPr>
             <w:lang w:val="en-US"/>
@@ -6109,8 +5453,8 @@
         </w:rPr>
         <w:t xml:space="preserve">. </w:t>
       </w:r>
-      <w:commentRangeStart w:id="194"/>
-      <w:commentRangeStart w:id="195"/>
+      <w:commentRangeStart w:id="96"/>
+      <w:commentRangeStart w:id="97"/>
       <w:r>
         <w:rPr>
           <w:lang w:val="en-US"/>
@@ -6147,7 +5491,7 @@
         </w:rPr>
         <w:t xml:space="preserve"> levels.</w:t>
       </w:r>
-      <w:commentRangeEnd w:id="194"/>
+      <w:commentRangeEnd w:id="96"/>
       <w:r>
         <w:rPr>
           <w:rStyle w:val="CommentReference"/>
@@ -6155,14 +5499,14 @@
           <w:szCs w:val="24"/>
           <w:lang w:val="en-US"/>
         </w:rPr>
-        <w:commentReference w:id="194"/>
-      </w:r>
-      <w:commentRangeEnd w:id="195"/>
+        <w:commentReference w:id="96"/>
+      </w:r>
+      <w:commentRangeEnd w:id="97"/>
       <w:r>
         <w:rPr>
           <w:rStyle w:val="CommentReference"/>
         </w:rPr>
-        <w:commentReference w:id="195"/>
+        <w:commentReference w:id="97"/>
       </w:r>
     </w:p>
     <w:p>
@@ -6265,7 +5609,7 @@
       <w:pPr>
         <w:spacing w:line="360" w:lineRule="auto"/>
         <w:rPr>
-          <w:del w:id="196" w:author="Susanne Iwarsson" w:date="2026-01-18T11:12:00Z" w16du:dateUtc="2026-01-18T10:12:00Z"/>
+          <w:del w:id="98" w:author="Susanne Iwarsson" w:date="2026-01-18T11:12:00Z" w16du:dateUtc="2026-01-18T10:12:00Z"/>
           <w:lang w:val="en-US"/>
         </w:rPr>
       </w:pPr>
@@ -6277,7 +5621,7 @@
         <w:rPr>
           <w:lang w:val="en-US"/>
         </w:rPr>
-        <w:pPrChange w:id="197" w:author="Susanne Iwarsson" w:date="2026-01-18T11:12:00Z" w16du:dateUtc="2026-01-18T10:12:00Z">
+        <w:pPrChange w:id="99" w:author="Susanne Iwarsson" w:date="2026-01-18T11:12:00Z" w16du:dateUtc="2026-01-18T10:12:00Z">
           <w:pPr>
             <w:pStyle w:val="Paragraph"/>
             <w:spacing w:line="360" w:lineRule="auto"/>
@@ -6303,7 +5647,7 @@
         </w:rPr>
         <w:t xml:space="preserve"> any ambiguity in interpretation. </w:t>
       </w:r>
-      <w:del w:id="198" w:author="Susanne Iwarsson" w:date="2026-01-18T11:12:00Z" w16du:dateUtc="2026-01-18T10:12:00Z">
+      <w:del w:id="100" w:author="Susanne Iwarsson" w:date="2026-01-18T11:12:00Z" w16du:dateUtc="2026-01-18T10:12:00Z">
         <w:r>
           <w:rPr>
             <w:lang w:val="en-US"/>
@@ -6311,7 +5655,7 @@
           <w:delText xml:space="preserve">Respondents </w:delText>
         </w:r>
       </w:del>
-      <w:ins w:id="199" w:author="Susanne Iwarsson" w:date="2026-01-18T11:12:00Z" w16du:dateUtc="2026-01-18T10:12:00Z">
+      <w:ins w:id="101" w:author="Susanne Iwarsson" w:date="2026-01-18T11:12:00Z" w16du:dateUtc="2026-01-18T10:12:00Z">
         <w:r>
           <w:rPr>
             <w:lang w:val="en-US"/>
@@ -6349,7 +5693,7 @@
         </w:rPr>
         <w:t xml:space="preserve">When designing </w:t>
       </w:r>
-      <w:del w:id="200" w:author="Susanne Iwarsson" w:date="2026-01-18T11:12:00Z" w16du:dateUtc="2026-01-18T10:12:00Z">
+      <w:del w:id="102" w:author="Susanne Iwarsson" w:date="2026-01-18T11:12:00Z" w16du:dateUtc="2026-01-18T10:12:00Z">
         <w:r>
           <w:rPr>
             <w:lang w:val="en-US"/>
@@ -6357,7 +5701,7 @@
           <w:delText>the experiment</w:delText>
         </w:r>
       </w:del>
-      <w:ins w:id="201" w:author="Susanne Iwarsson" w:date="2026-01-18T11:12:00Z" w16du:dateUtc="2026-01-18T10:12:00Z">
+      <w:ins w:id="103" w:author="Susanne Iwarsson" w:date="2026-01-18T11:12:00Z" w16du:dateUtc="2026-01-18T10:12:00Z">
         <w:r>
           <w:rPr>
             <w:lang w:val="en-US"/>
@@ -6377,7 +5721,7 @@
         </w:rPr>
         <w:t>ncluding every combination of attribute levels in the construction of the choice sets</w:t>
       </w:r>
-      <w:ins w:id="202" w:author="Susanne Iwarsson" w:date="2026-01-18T11:13:00Z" w16du:dateUtc="2026-01-18T10:13:00Z">
+      <w:ins w:id="104" w:author="Susanne Iwarsson" w:date="2026-01-18T11:13:00Z" w16du:dateUtc="2026-01-18T10:13:00Z">
         <w:r>
           <w:rPr>
             <w:lang w:val="en-US"/>
@@ -6385,7 +5729,7 @@
           <w:t xml:space="preserve"> (i.e., </w:t>
         </w:r>
       </w:ins>
-      <w:del w:id="203" w:author="Susanne Iwarsson" w:date="2026-01-18T11:13:00Z" w16du:dateUtc="2026-01-18T10:13:00Z">
+      <w:del w:id="105" w:author="Susanne Iwarsson" w:date="2026-01-18T11:13:00Z" w16du:dateUtc="2026-01-18T10:13:00Z">
         <w:r>
           <w:rPr>
             <w:lang w:val="en-US"/>
@@ -6399,7 +5743,7 @@
         </w:rPr>
         <w:t>a full factorial design</w:t>
       </w:r>
-      <w:del w:id="204" w:author="Susanne Iwarsson" w:date="2026-01-18T11:13:00Z" w16du:dateUtc="2026-01-18T10:13:00Z">
+      <w:del w:id="106" w:author="Susanne Iwarsson" w:date="2026-01-18T11:13:00Z" w16du:dateUtc="2026-01-18T10:13:00Z">
         <w:r>
           <w:rPr>
             <w:lang w:val="en-US"/>
@@ -6407,7 +5751,7 @@
           <w:delText>,</w:delText>
         </w:r>
       </w:del>
-      <w:ins w:id="205" w:author="Susanne Iwarsson" w:date="2026-01-18T11:13:00Z" w16du:dateUtc="2026-01-18T10:13:00Z">
+      <w:ins w:id="107" w:author="Susanne Iwarsson" w:date="2026-01-18T11:13:00Z" w16du:dateUtc="2026-01-18T10:13:00Z">
         <w:r>
           <w:rPr>
             <w:lang w:val="en-US"/>
@@ -6427,15 +5771,15 @@
         </w:rPr>
         <w:t xml:space="preserve">To reduce the dimensionality of a full factorial design, a </w:t>
       </w:r>
-      <w:commentRangeStart w:id="206"/>
-      <w:commentRangeStart w:id="207"/>
+      <w:commentRangeStart w:id="108"/>
+      <w:commentRangeStart w:id="109"/>
       <w:r>
         <w:rPr>
           <w:lang w:val="en-US"/>
         </w:rPr>
         <w:t>D-optimal subset was generated</w:t>
       </w:r>
-      <w:commentRangeEnd w:id="206"/>
+      <w:commentRangeEnd w:id="108"/>
       <w:r>
         <w:rPr>
           <w:rStyle w:val="CommentReference"/>
@@ -6443,14 +5787,14 @@
           <w:szCs w:val="24"/>
           <w:lang w:val="en-US"/>
         </w:rPr>
-        <w:commentReference w:id="206"/>
-      </w:r>
-      <w:commentRangeEnd w:id="207"/>
+        <w:commentReference w:id="108"/>
+      </w:r>
+      <w:commentRangeEnd w:id="109"/>
       <w:r>
         <w:rPr>
           <w:rStyle w:val="CommentReference"/>
         </w:rPr>
-        <w:commentReference w:id="207"/>
+        <w:commentReference w:id="109"/>
       </w:r>
       <w:r>
         <w:rPr>
@@ -6503,15 +5847,15 @@
         </w:rPr>
         <w:t xml:space="preserve"> </w:t>
       </w:r>
-      <w:del w:id="208" w:author="Susanne Iwarsson" w:date="2026-01-18T11:13:00Z" w16du:dateUtc="2026-01-18T10:13:00Z">
+      <w:del w:id="110" w:author="Susanne Iwarsson" w:date="2026-01-18T11:13:00Z" w16du:dateUtc="2026-01-18T10:13:00Z">
         <w:r>
           <w:rPr>
             <w:lang w:val="en-US"/>
           </w:rPr>
           <w:delText xml:space="preserve">Furthermore, </w:delText>
         </w:r>
-        <w:commentRangeStart w:id="209"/>
-        <w:commentRangeStart w:id="210"/>
+        <w:commentRangeStart w:id="111"/>
+        <w:commentRangeStart w:id="112"/>
         <w:r>
           <w:rPr>
             <w:lang w:val="en-US"/>
@@ -6519,7 +5863,7 @@
           <w:delText>t</w:delText>
         </w:r>
       </w:del>
-      <w:ins w:id="211" w:author="Susanne Iwarsson" w:date="2026-01-18T11:13:00Z" w16du:dateUtc="2026-01-18T10:13:00Z">
+      <w:ins w:id="113" w:author="Susanne Iwarsson" w:date="2026-01-18T11:13:00Z" w16du:dateUtc="2026-01-18T10:13:00Z">
         <w:r>
           <w:rPr>
             <w:lang w:val="en-US"/>
@@ -6551,7 +5895,7 @@
         </w:rPr>
         <w:t>e</w:t>
       </w:r>
-      <w:commentRangeEnd w:id="209"/>
+      <w:commentRangeEnd w:id="111"/>
       <w:r>
         <w:rPr>
           <w:rStyle w:val="CommentReference"/>
@@ -6559,14 +5903,14 @@
           <w:szCs w:val="24"/>
           <w:lang w:val="en-US"/>
         </w:rPr>
-        <w:commentReference w:id="209"/>
-      </w:r>
-      <w:commentRangeEnd w:id="210"/>
+        <w:commentReference w:id="111"/>
+      </w:r>
+      <w:commentRangeEnd w:id="112"/>
       <w:r>
         <w:rPr>
           <w:rStyle w:val="CommentReference"/>
         </w:rPr>
-        <w:commentReference w:id="210"/>
+        <w:commentReference w:id="112"/>
       </w:r>
       <w:r>
         <w:rPr>
@@ -6574,7 +5918,7 @@
         </w:rPr>
         <w:t xml:space="preserve"> </w:t>
       </w:r>
-      <w:del w:id="212" w:author="Susanne Iwarsson" w:date="2026-01-18T11:13:00Z" w16du:dateUtc="2026-01-18T10:13:00Z">
+      <w:del w:id="114" w:author="Susanne Iwarsson" w:date="2026-01-18T11:13:00Z" w16du:dateUtc="2026-01-18T10:13:00Z">
         <w:r>
           <w:rPr>
             <w:lang w:val="en-US"/>
@@ -6588,7 +5932,7 @@
         </w:rPr>
         <w:t xml:space="preserve">to minimize the cognitive burden </w:t>
       </w:r>
-      <w:del w:id="213" w:author="Susanne Iwarsson" w:date="2026-01-18T11:14:00Z" w16du:dateUtc="2026-01-18T10:14:00Z">
+      <w:del w:id="115" w:author="Susanne Iwarsson" w:date="2026-01-18T11:14:00Z" w16du:dateUtc="2026-01-18T10:14:00Z">
         <w:r>
           <w:rPr>
             <w:lang w:val="en-US"/>
@@ -6602,7 +5946,7 @@
         </w:rPr>
         <w:t>while maximizing the statistical power</w:t>
       </w:r>
-      <w:del w:id="214" w:author="Susanne Iwarsson" w:date="2026-01-18T11:14:00Z" w16du:dateUtc="2026-01-18T10:14:00Z">
+      <w:del w:id="116" w:author="Susanne Iwarsson" w:date="2026-01-18T11:14:00Z" w16du:dateUtc="2026-01-18T10:14:00Z">
         <w:r>
           <w:rPr>
             <w:lang w:val="en-US"/>
@@ -6616,7 +5960,7 @@
           <w:delText xml:space="preserve"> </w:delText>
         </w:r>
       </w:del>
-      <w:ins w:id="215" w:author="Susanne Iwarsson" w:date="2026-01-18T11:14:00Z" w16du:dateUtc="2026-01-18T10:14:00Z">
+      <w:ins w:id="117" w:author="Susanne Iwarsson" w:date="2026-01-18T11:14:00Z" w16du:dateUtc="2026-01-18T10:14:00Z">
         <w:r>
           <w:rPr>
             <w:lang w:val="en-US"/>
@@ -6663,15 +6007,15 @@
         </w:rPr>
         <w:t xml:space="preserve"> </w:t>
       </w:r>
-      <w:commentRangeStart w:id="216"/>
-      <w:commentRangeStart w:id="217"/>
+      <w:commentRangeStart w:id="118"/>
+      <w:commentRangeStart w:id="119"/>
       <w:r>
         <w:rPr>
           <w:lang w:val="en-US"/>
         </w:rPr>
         <w:t>Figure 2 depicts a typical choice set presented to the respondents.</w:t>
       </w:r>
-      <w:commentRangeEnd w:id="216"/>
+      <w:commentRangeEnd w:id="118"/>
       <w:r>
         <w:rPr>
           <w:rStyle w:val="CommentReference"/>
@@ -6679,14 +6023,14 @@
           <w:szCs w:val="24"/>
           <w:lang w:val="en-US"/>
         </w:rPr>
-        <w:commentReference w:id="216"/>
-      </w:r>
-      <w:commentRangeEnd w:id="217"/>
+        <w:commentReference w:id="118"/>
+      </w:r>
+      <w:commentRangeEnd w:id="119"/>
       <w:r>
         <w:rPr>
           <w:rStyle w:val="CommentReference"/>
         </w:rPr>
-        <w:commentReference w:id="217"/>
+        <w:commentReference w:id="119"/>
       </w:r>
     </w:p>
     <w:p>
@@ -6804,7 +6148,7 @@
         <w:rPr>
           <w:lang w:val="en-US"/>
         </w:rPr>
-        <w:pPrChange w:id="218" w:author="Susanne Iwarsson" w:date="2026-01-18T11:14:00Z" w16du:dateUtc="2026-01-18T10:14:00Z">
+        <w:pPrChange w:id="120" w:author="Susanne Iwarsson" w:date="2026-01-18T11:14:00Z" w16du:dateUtc="2026-01-18T10:14:00Z">
           <w:pPr>
             <w:pStyle w:val="Paragraph"/>
             <w:spacing w:line="360" w:lineRule="auto"/>
@@ -7660,15 +7004,15 @@
         </w:rPr>
         <w:t xml:space="preserve">is </w:t>
       </w:r>
-      <w:commentRangeStart w:id="219"/>
-      <w:commentRangeStart w:id="220"/>
+      <w:commentRangeStart w:id="121"/>
+      <w:commentRangeStart w:id="122"/>
       <w:r>
         <w:rPr>
           <w:lang w:val="en-US"/>
         </w:rPr>
         <w:t>then</w:t>
       </w:r>
-      <w:commentRangeEnd w:id="219"/>
+      <w:commentRangeEnd w:id="121"/>
       <w:r>
         <w:rPr>
           <w:rStyle w:val="CommentReference"/>
@@ -7676,14 +7020,14 @@
           <w:szCs w:val="24"/>
           <w:lang w:val="en-US"/>
         </w:rPr>
-        <w:commentReference w:id="219"/>
-      </w:r>
-      <w:commentRangeEnd w:id="220"/>
+        <w:commentReference w:id="121"/>
+      </w:r>
+      <w:commentRangeEnd w:id="122"/>
       <w:r>
         <w:rPr>
           <w:rStyle w:val="CommentReference"/>
         </w:rPr>
-        <w:commentReference w:id="220"/>
+        <w:commentReference w:id="122"/>
       </w:r>
       <w:r>
         <w:rPr>
@@ -8042,7 +7386,7 @@
       <w:pPr>
         <w:pStyle w:val="Paragraph"/>
         <w:spacing w:line="360" w:lineRule="auto"/>
-        <w:pPrChange w:id="221" w:author="Susanne Iwarsson" w:date="2026-01-18T11:15:00Z" w16du:dateUtc="2026-01-18T10:15:00Z">
+        <w:pPrChange w:id="123" w:author="Susanne Iwarsson" w:date="2026-01-18T11:15:00Z" w16du:dateUtc="2026-01-18T10:15:00Z">
           <w:pPr>
             <w:pStyle w:val="Paragraph"/>
             <w:spacing w:line="360" w:lineRule="auto"/>
@@ -8053,36 +7397,36 @@
       <w:r>
         <w:t xml:space="preserve">While MNL models are commonly used in choice modelling, they are not well suited to uncover </w:t>
       </w:r>
-      <w:commentRangeStart w:id="222"/>
-      <w:commentRangeStart w:id="223"/>
+      <w:commentRangeStart w:id="124"/>
+      <w:commentRangeStart w:id="125"/>
       <w:r>
         <w:t>heterogeneity in preferences</w:t>
       </w:r>
-      <w:commentRangeEnd w:id="222"/>
+      <w:commentRangeEnd w:id="124"/>
       <w:r>
         <w:rPr>
           <w:rStyle w:val="CommentReference"/>
           <w:sz w:val="24"/>
           <w:szCs w:val="24"/>
         </w:rPr>
-        <w:commentReference w:id="222"/>
-      </w:r>
-      <w:commentRangeEnd w:id="223"/>
+        <w:commentReference w:id="124"/>
+      </w:r>
+      <w:commentRangeEnd w:id="125"/>
       <w:r>
         <w:rPr>
           <w:rStyle w:val="CommentReference"/>
         </w:rPr>
-        <w:commentReference w:id="223"/>
+        <w:commentReference w:id="125"/>
       </w:r>
       <w:r>
         <w:t xml:space="preserve">, which </w:t>
       </w:r>
-      <w:ins w:id="224" w:author="Susanne Iwarsson" w:date="2026-01-18T11:15:00Z" w16du:dateUtc="2026-01-18T10:15:00Z">
+      <w:ins w:id="126" w:author="Susanne Iwarsson" w:date="2026-01-18T11:15:00Z" w16du:dateUtc="2026-01-18T10:15:00Z">
         <w:r>
           <w:t>wa</w:t>
         </w:r>
       </w:ins>
-      <w:del w:id="225" w:author="Susanne Iwarsson" w:date="2026-01-18T11:15:00Z" w16du:dateUtc="2026-01-18T10:15:00Z">
+      <w:del w:id="127" w:author="Susanne Iwarsson" w:date="2026-01-18T11:15:00Z" w16du:dateUtc="2026-01-18T10:15:00Z">
         <w:r>
           <w:delText>i</w:delText>
         </w:r>
@@ -8114,7 +7458,7 @@
         </w:rPr>
         <w:t xml:space="preserve"> </w:t>
       </w:r>
-      <w:del w:id="226" w:author="Susanne Iwarsson" w:date="2026-01-18T11:15:00Z" w16du:dateUtc="2026-01-18T10:15:00Z">
+      <w:del w:id="128" w:author="Susanne Iwarsson" w:date="2026-01-18T11:15:00Z" w16du:dateUtc="2026-01-18T10:15:00Z">
         <w:r>
           <w:rPr>
             <w:lang w:val="en-US"/>
@@ -8128,7 +7472,7 @@
           <w:delText xml:space="preserve"> </w:delText>
         </w:r>
       </w:del>
-      <w:commentRangeStart w:id="227"/>
+      <w:commentRangeStart w:id="129"/>
       <w:r>
         <w:rPr>
           <w:lang w:val="en-US"/>
@@ -8144,7 +7488,7 @@
       <w:r>
         <w:rPr>
           <w:lang w:val="en-US"/>
-          <w:rPrChange w:id="228" w:author="Susanne Iwarsson" w:date="2026-01-18T11:16:00Z" w16du:dateUtc="2026-01-18T10:16:00Z">
+          <w:rPrChange w:id="130" w:author="Susanne Iwarsson" w:date="2026-01-18T11:16:00Z" w16du:dateUtc="2026-01-18T10:16:00Z">
             <w:rPr>
               <w:lang w:val="sv-SE"/>
             </w:rPr>
@@ -8161,7 +7505,7 @@
       <w:r>
         <w:rPr>
           <w:lang w:val="en-US"/>
-          <w:rPrChange w:id="229" w:author="Susanne Iwarsson" w:date="2026-01-18T11:16:00Z" w16du:dateUtc="2026-01-18T10:16:00Z">
+          <w:rPrChange w:id="131" w:author="Susanne Iwarsson" w:date="2026-01-18T11:16:00Z" w16du:dateUtc="2026-01-18T10:16:00Z">
             <w:rPr>
               <w:lang w:val="sv-SE"/>
             </w:rPr>
@@ -8169,11 +7513,11 @@
         </w:rPr>
         <w:t>(</w:t>
       </w:r>
-      <w:ins w:id="230" w:author="Susanne Iwarsson" w:date="2026-01-18T11:15:00Z" w16du:dateUtc="2026-01-18T10:15:00Z">
+      <w:ins w:id="132" w:author="Susanne Iwarsson" w:date="2026-01-18T11:15:00Z" w16du:dateUtc="2026-01-18T10:15:00Z">
         <w:r>
           <w:rPr>
             <w:lang w:val="en-US"/>
-            <w:rPrChange w:id="231" w:author="Susanne Iwarsson" w:date="2026-01-18T11:16:00Z" w16du:dateUtc="2026-01-18T10:16:00Z">
+            <w:rPrChange w:id="133" w:author="Susanne Iwarsson" w:date="2026-01-18T11:16:00Z" w16du:dateUtc="2026-01-18T10:16:00Z">
               <w:rPr>
                 <w:lang w:val="sv-SE"/>
               </w:rPr>
@@ -8185,7 +7529,7 @@
       <w:r>
         <w:rPr>
           <w:lang w:val="en-US"/>
-          <w:rPrChange w:id="232" w:author="Susanne Iwarsson" w:date="2026-01-18T11:16:00Z" w16du:dateUtc="2026-01-18T10:16:00Z">
+          <w:rPrChange w:id="134" w:author="Susanne Iwarsson" w:date="2026-01-18T11:16:00Z" w16du:dateUtc="2026-01-18T10:16:00Z">
             <w:rPr>
               <w:lang w:val="sv-SE"/>
             </w:rPr>
@@ -8199,14 +7543,14 @@
         </w:rPr>
         <w:fldChar w:fldCharType="end"/>
       </w:r>
-      <w:commentRangeEnd w:id="227"/>
+      <w:commentRangeEnd w:id="129"/>
       <w:r>
         <w:rPr>
           <w:rStyle w:val="CommentReference"/>
           <w:sz w:val="24"/>
           <w:szCs w:val="24"/>
           <w:lang w:val="en-US"/>
-          <w:rPrChange w:id="233" w:author="Susanne Iwarsson" w:date="2026-01-18T11:16:00Z" w16du:dateUtc="2026-01-18T10:16:00Z">
+          <w:rPrChange w:id="135" w:author="Susanne Iwarsson" w:date="2026-01-18T11:16:00Z" w16du:dateUtc="2026-01-18T10:16:00Z">
             <w:rPr>
               <w:rStyle w:val="CommentReference"/>
               <w:sz w:val="24"/>
@@ -8215,12 +7559,12 @@
             </w:rPr>
           </w:rPrChange>
         </w:rPr>
-        <w:commentReference w:id="227"/>
-      </w:r>
-      <w:r>
-        <w:rPr>
-          <w:lang w:val="en-US"/>
-          <w:rPrChange w:id="234" w:author="Susanne Iwarsson" w:date="2026-01-18T11:16:00Z" w16du:dateUtc="2026-01-18T10:16:00Z">
+        <w:commentReference w:id="129"/>
+      </w:r>
+      <w:r>
+        <w:rPr>
+          <w:lang w:val="en-US"/>
+          <w:rPrChange w:id="136" w:author="Susanne Iwarsson" w:date="2026-01-18T11:16:00Z" w16du:dateUtc="2026-01-18T10:16:00Z">
             <w:rPr>
               <w:lang w:val="sv-SE"/>
             </w:rPr>
@@ -8246,7 +7590,7 @@
         </w:rPr>
         <w:t xml:space="preserve"> this line of research and estimate</w:t>
       </w:r>
-      <w:ins w:id="235" w:author="Susanne Iwarsson" w:date="2026-01-18T11:16:00Z" w16du:dateUtc="2026-01-18T10:16:00Z">
+      <w:ins w:id="137" w:author="Susanne Iwarsson" w:date="2026-01-18T11:16:00Z" w16du:dateUtc="2026-01-18T10:16:00Z">
         <w:r>
           <w:rPr>
             <w:lang w:val="en-US"/>
@@ -8367,15 +7711,15 @@
         </w:rPr>
         <w:t xml:space="preserve">The mixed logit model captures heterogeneity by integrating over the distribution of random coefficients using </w:t>
       </w:r>
-      <w:commentRangeStart w:id="236"/>
-      <w:commentRangeStart w:id="237"/>
+      <w:commentRangeStart w:id="138"/>
+      <w:commentRangeStart w:id="139"/>
       <w:r>
         <w:rPr>
           <w:lang w:val="en-US"/>
         </w:rPr>
         <w:t>simulated maximum likelihood</w:t>
       </w:r>
-      <w:commentRangeEnd w:id="236"/>
+      <w:commentRangeEnd w:id="138"/>
       <w:r>
         <w:rPr>
           <w:rStyle w:val="CommentReference"/>
@@ -8383,14 +7727,14 @@
           <w:szCs w:val="24"/>
           <w:lang w:val="en-US"/>
         </w:rPr>
-        <w:commentReference w:id="236"/>
-      </w:r>
-      <w:commentRangeEnd w:id="237"/>
+        <w:commentReference w:id="138"/>
+      </w:r>
+      <w:commentRangeEnd w:id="139"/>
       <w:r>
         <w:rPr>
           <w:rStyle w:val="CommentReference"/>
         </w:rPr>
-        <w:commentReference w:id="237"/>
+        <w:commentReference w:id="139"/>
       </w:r>
     </w:p>
     <w:p>
@@ -8908,7 +8252,7 @@
         <w:pStyle w:val="Paragraph"/>
         <w:spacing w:line="360" w:lineRule="auto"/>
         <w:rPr>
-          <w:del w:id="238" w:author="Susanne Iwarsson" w:date="2026-01-18T11:16:00Z" w16du:dateUtc="2026-01-18T10:16:00Z"/>
+          <w:del w:id="140" w:author="Susanne Iwarsson" w:date="2026-01-18T11:16:00Z" w16du:dateUtc="2026-01-18T10:16:00Z"/>
           <w:lang w:val="en-US"/>
         </w:rPr>
       </w:pPr>
@@ -8951,12 +8295,12 @@
       <w:r>
         <w:t xml:space="preserve">The simulated choice probability for an alternative is then obtained by averaging these draw-specific probabilities across all simulation draws. The log-likelihood function is constructed from these simulated probabilities by matching them to the alternatives </w:t>
       </w:r>
-      <w:del w:id="239" w:author="Susanne Iwarsson" w:date="2026-01-18T11:17:00Z" w16du:dateUtc="2026-01-18T10:17:00Z">
+      <w:del w:id="141" w:author="Susanne Iwarsson" w:date="2026-01-18T11:17:00Z" w16du:dateUtc="2026-01-18T10:17:00Z">
         <w:r>
           <w:delText>actually chosen</w:delText>
         </w:r>
       </w:del>
-      <w:ins w:id="240" w:author="Susanne Iwarsson" w:date="2026-01-18T11:17:00Z" w16du:dateUtc="2026-01-18T10:17:00Z">
+      <w:ins w:id="142" w:author="Susanne Iwarsson" w:date="2026-01-18T11:17:00Z" w16du:dateUtc="2026-01-18T10:17:00Z">
         <w:r>
           <w:t>chosen</w:t>
         </w:r>
@@ -8968,55 +8312,55 @@
         <w:lastRenderedPageBreak/>
         <w:t xml:space="preserve">attributes were specified as random with </w:t>
       </w:r>
-      <w:commentRangeStart w:id="241"/>
-      <w:commentRangeStart w:id="242"/>
+      <w:commentRangeStart w:id="143"/>
+      <w:commentRangeStart w:id="144"/>
       <w:r>
         <w:t>normal distributions</w:t>
       </w:r>
-      <w:commentRangeEnd w:id="241"/>
+      <w:commentRangeEnd w:id="143"/>
       <w:r>
         <w:rPr>
           <w:rStyle w:val="CommentReference"/>
           <w:sz w:val="24"/>
           <w:szCs w:val="24"/>
         </w:rPr>
-        <w:commentReference w:id="241"/>
-      </w:r>
-      <w:commentRangeEnd w:id="242"/>
+        <w:commentReference w:id="143"/>
+      </w:r>
+      <w:commentRangeEnd w:id="144"/>
       <w:r>
         <w:rPr>
           <w:rStyle w:val="CommentReference"/>
         </w:rPr>
-        <w:commentReference w:id="242"/>
+        <w:commentReference w:id="144"/>
       </w:r>
       <w:r>
         <w:t xml:space="preserve">, while </w:t>
       </w:r>
-      <w:commentRangeStart w:id="243"/>
-      <w:commentRangeStart w:id="244"/>
+      <w:commentRangeStart w:id="145"/>
+      <w:commentRangeStart w:id="146"/>
       <w:r>
         <w:t>the price coefficient was fixed</w:t>
       </w:r>
-      <w:commentRangeEnd w:id="243"/>
+      <w:commentRangeEnd w:id="145"/>
       <w:r>
         <w:rPr>
           <w:rStyle w:val="CommentReference"/>
           <w:sz w:val="24"/>
           <w:szCs w:val="24"/>
         </w:rPr>
-        <w:commentReference w:id="243"/>
-      </w:r>
-      <w:commentRangeEnd w:id="244"/>
+        <w:commentReference w:id="145"/>
+      </w:r>
+      <w:commentRangeEnd w:id="146"/>
       <w:r>
         <w:rPr>
           <w:rStyle w:val="CommentReference"/>
         </w:rPr>
-        <w:commentReference w:id="244"/>
+        <w:commentReference w:id="146"/>
       </w:r>
       <w:r>
         <w:t xml:space="preserve"> to ensure consistent derivation of willingness to pay measures. We </w:t>
       </w:r>
-      <w:del w:id="245" w:author="Susanne Iwarsson" w:date="2026-01-18T11:17:00Z" w16du:dateUtc="2026-01-18T10:17:00Z">
+      <w:del w:id="147" w:author="Susanne Iwarsson" w:date="2026-01-18T11:17:00Z" w16du:dateUtc="2026-01-18T10:17:00Z">
         <w:r>
           <w:delText xml:space="preserve">also </w:delText>
         </w:r>
@@ -9185,7 +8529,7 @@
         </w:rPr>
         <w:t>We then use</w:t>
       </w:r>
-      <w:ins w:id="246" w:author="Susanne Iwarsson" w:date="2026-01-18T11:17:00Z" w16du:dateUtc="2026-01-18T10:17:00Z">
+      <w:ins w:id="148" w:author="Susanne Iwarsson" w:date="2026-01-18T11:17:00Z" w16du:dateUtc="2026-01-18T10:17:00Z">
         <w:r>
           <w:rPr>
             <w:lang w:val="en-US"/>
@@ -9199,7 +8543,7 @@
         </w:rPr>
         <w:t xml:space="preserve"> </w:t>
       </w:r>
-      <w:del w:id="247" w:author="Susanne Iwarsson" w:date="2026-01-18T11:17:00Z" w16du:dateUtc="2026-01-18T10:17:00Z">
+      <w:del w:id="149" w:author="Susanne Iwarsson" w:date="2026-01-18T11:17:00Z" w16du:dateUtc="2026-01-18T10:17:00Z">
         <w:r>
           <w:rPr>
             <w:lang w:val="en-US"/>
@@ -9207,7 +8551,7 @@
           <w:delText xml:space="preserve">our </w:delText>
         </w:r>
       </w:del>
-      <w:ins w:id="248" w:author="Susanne Iwarsson" w:date="2026-01-18T11:17:00Z" w16du:dateUtc="2026-01-18T10:17:00Z">
+      <w:ins w:id="150" w:author="Susanne Iwarsson" w:date="2026-01-18T11:17:00Z" w16du:dateUtc="2026-01-18T10:17:00Z">
         <w:r>
           <w:rPr>
             <w:lang w:val="en-US"/>
@@ -9233,15 +8577,15 @@
         </w:rPr>
         <w:t xml:space="preserve"> </w:t>
       </w:r>
-      <w:commentRangeStart w:id="249"/>
-      <w:commentRangeStart w:id="250"/>
+      <w:commentRangeStart w:id="151"/>
+      <w:commentRangeStart w:id="152"/>
       <w:r>
         <w:rPr>
           <w:lang w:val="en-US"/>
         </w:rPr>
         <w:t>marginal rate of substitution (MRS)</w:t>
       </w:r>
-      <w:commentRangeEnd w:id="249"/>
+      <w:commentRangeEnd w:id="151"/>
       <w:r>
         <w:rPr>
           <w:rStyle w:val="CommentReference"/>
@@ -9249,14 +8593,14 @@
           <w:szCs w:val="24"/>
           <w:lang w:val="en-US"/>
         </w:rPr>
-        <w:commentReference w:id="249"/>
-      </w:r>
-      <w:commentRangeEnd w:id="250"/>
+        <w:commentReference w:id="151"/>
+      </w:r>
+      <w:commentRangeEnd w:id="152"/>
       <w:r>
         <w:rPr>
           <w:rStyle w:val="CommentReference"/>
         </w:rPr>
-        <w:commentReference w:id="250"/>
+        <w:commentReference w:id="152"/>
       </w:r>
       <w:r>
         <w:rPr>
@@ -9489,7 +8833,7 @@
           <w:lang w:val="en-US"/>
         </w:rPr>
       </w:pPr>
-      <w:commentRangeStart w:id="251"/>
+      <w:commentRangeStart w:id="153"/>
       <w:r>
         <w:rPr>
           <w:lang w:val="en-US"/>
@@ -9556,7 +8900,7 @@
         </w:rPr>
         <w:t xml:space="preserve"> is the </w:t>
       </w:r>
-      <w:commentRangeEnd w:id="251"/>
+      <w:commentRangeEnd w:id="153"/>
       <w:r>
         <w:rPr>
           <w:rStyle w:val="CommentReference"/>
@@ -9564,7 +8908,7 @@
           <w:szCs w:val="24"/>
           <w:lang w:val="en-US"/>
         </w:rPr>
-        <w:commentReference w:id="251"/>
+        <w:commentReference w:id="153"/>
       </w:r>
       <w:r>
         <w:rPr>
@@ -9590,8 +8934,8 @@
         </w:rPr>
         <w:t xml:space="preserve">  </w:t>
       </w:r>
-      <w:commentRangeStart w:id="252"/>
-      <w:commentRangeStart w:id="253"/>
+      <w:commentRangeStart w:id="154"/>
+      <w:commentRangeStart w:id="155"/>
       <w:r>
         <w:rPr>
           <w:lang w:val="en-US"/>
@@ -9638,7 +8982,7 @@
         </w:rPr>
         <w:t xml:space="preserve"> was calculated as:</w:t>
       </w:r>
-      <w:commentRangeEnd w:id="252"/>
+      <w:commentRangeEnd w:id="154"/>
       <w:r>
         <w:rPr>
           <w:rStyle w:val="CommentReference"/>
@@ -9646,14 +8990,14 @@
           <w:szCs w:val="24"/>
           <w:lang w:val="en-US"/>
         </w:rPr>
-        <w:commentReference w:id="252"/>
-      </w:r>
-      <w:commentRangeEnd w:id="253"/>
+        <w:commentReference w:id="154"/>
+      </w:r>
+      <w:commentRangeEnd w:id="155"/>
       <w:r>
         <w:rPr>
           <w:rStyle w:val="CommentReference"/>
         </w:rPr>
-        <w:commentReference w:id="253"/>
+        <w:commentReference w:id="155"/>
       </w:r>
     </w:p>
     <w:p>
@@ -9951,7 +9295,7 @@
       <w:pPr>
         <w:pStyle w:val="Newparagraph"/>
         <w:rPr>
-          <w:del w:id="254" w:author="Susanne Iwarsson" w:date="2026-01-18T11:19:00Z" w16du:dateUtc="2026-01-18T10:19:00Z"/>
+          <w:del w:id="156" w:author="Susanne Iwarsson" w:date="2026-01-18T11:19:00Z" w16du:dateUtc="2026-01-18T10:19:00Z"/>
           <w:lang w:val="en-US"/>
         </w:rPr>
       </w:pPr>
@@ -10009,7 +9353,7 @@
         </w:rPr>
         <w:t xml:space="preserve"> </w:t>
       </w:r>
-      <w:del w:id="255" w:author="Susanne Iwarsson" w:date="2026-01-18T11:19:00Z" w16du:dateUtc="2026-01-18T10:19:00Z">
+      <w:del w:id="157" w:author="Susanne Iwarsson" w:date="2026-01-18T11:19:00Z" w16du:dateUtc="2026-01-18T10:19:00Z">
         <w:r>
           <w:rPr>
             <w:lang w:val="en-US"/>
@@ -10017,7 +9361,7 @@
           <w:delText>in methodology when</w:delText>
         </w:r>
       </w:del>
-      <w:ins w:id="256" w:author="Susanne Iwarsson" w:date="2026-01-18T11:19:00Z" w16du:dateUtc="2026-01-18T10:19:00Z">
+      <w:ins w:id="158" w:author="Susanne Iwarsson" w:date="2026-01-18T11:19:00Z" w16du:dateUtc="2026-01-18T10:19:00Z">
         <w:r>
           <w:rPr>
             <w:lang w:val="en-US"/>
@@ -10031,7 +9375,7 @@
         </w:rPr>
         <w:t xml:space="preserve"> estimat</w:t>
       </w:r>
-      <w:ins w:id="257" w:author="Susanne Iwarsson" w:date="2026-01-18T11:19:00Z" w16du:dateUtc="2026-01-18T10:19:00Z">
+      <w:ins w:id="159" w:author="Susanne Iwarsson" w:date="2026-01-18T11:19:00Z" w16du:dateUtc="2026-01-18T10:19:00Z">
         <w:r>
           <w:rPr>
             <w:lang w:val="en-US"/>
@@ -10039,7 +9383,7 @@
           <w:t>e</w:t>
         </w:r>
       </w:ins>
-      <w:del w:id="258" w:author="Susanne Iwarsson" w:date="2026-01-18T11:19:00Z" w16du:dateUtc="2026-01-18T10:19:00Z">
+      <w:del w:id="160" w:author="Susanne Iwarsson" w:date="2026-01-18T11:19:00Z" w16du:dateUtc="2026-01-18T10:19:00Z">
         <w:r>
           <w:rPr>
             <w:lang w:val="en-US"/>
@@ -10053,7 +9397,7 @@
         </w:rPr>
         <w:t xml:space="preserve"> willingness to pay values.</w:t>
       </w:r>
-      <w:del w:id="259" w:author="Susanne Iwarsson" w:date="2026-01-18T11:19:00Z" w16du:dateUtc="2026-01-18T10:19:00Z">
+      <w:del w:id="161" w:author="Susanne Iwarsson" w:date="2026-01-18T11:19:00Z" w16du:dateUtc="2026-01-18T10:19:00Z">
         <w:r>
           <w:rPr>
             <w:lang w:val="en-US"/>
@@ -10085,7 +9429,7 @@
         </w:rPr>
         <w:t xml:space="preserve"> specified as a percentage change from the respondent’s expected housing cost in 10 </w:t>
       </w:r>
-      <w:del w:id="260" w:author="Susanne Iwarsson" w:date="2026-01-18T11:19:00Z" w16du:dateUtc="2026-01-18T10:19:00Z">
+      <w:del w:id="162" w:author="Susanne Iwarsson" w:date="2026-01-18T11:19:00Z" w16du:dateUtc="2026-01-18T10:19:00Z">
         <w:r>
           <w:rPr>
             <w:lang w:val="en-US"/>
@@ -10093,7 +9437,7 @@
           <w:delText xml:space="preserve">percent </w:delText>
         </w:r>
       </w:del>
-      <w:ins w:id="261" w:author="Susanne Iwarsson" w:date="2026-01-18T11:19:00Z" w16du:dateUtc="2026-01-18T10:19:00Z">
+      <w:ins w:id="163" w:author="Susanne Iwarsson" w:date="2026-01-18T11:19:00Z" w16du:dateUtc="2026-01-18T10:19:00Z">
         <w:r>
           <w:rPr>
             <w:lang w:val="en-US"/>
@@ -10125,7 +9469,7 @@
         </w:rPr>
         <w:t xml:space="preserve"> marginal rates of substitution (MRS) into marginal willingness to pay (MWTP) in monetary terms by scaling with 10 </w:t>
       </w:r>
-      <w:del w:id="262" w:author="Susanne Iwarsson" w:date="2026-01-18T11:20:00Z" w16du:dateUtc="2026-01-18T10:20:00Z">
+      <w:del w:id="164" w:author="Susanne Iwarsson" w:date="2026-01-18T11:20:00Z" w16du:dateUtc="2026-01-18T10:20:00Z">
         <w:r>
           <w:rPr>
             <w:lang w:val="en-US"/>
@@ -10133,7 +9477,7 @@
           <w:delText xml:space="preserve">percent </w:delText>
         </w:r>
       </w:del>
-      <w:ins w:id="263" w:author="Susanne Iwarsson" w:date="2026-01-18T11:20:00Z" w16du:dateUtc="2026-01-18T10:20:00Z">
+      <w:ins w:id="165" w:author="Susanne Iwarsson" w:date="2026-01-18T11:20:00Z" w16du:dateUtc="2026-01-18T10:20:00Z">
         <w:r>
           <w:rPr>
             <w:lang w:val="en-US"/>
@@ -10385,8 +9729,8 @@
         </w:rPr>
         <w:t xml:space="preserve">t, </w:t>
       </w:r>
-      <w:commentRangeStart w:id="264"/>
-      <w:commentRangeStart w:id="265"/>
+      <w:commentRangeStart w:id="166"/>
+      <w:commentRangeStart w:id="167"/>
       <w:r>
         <w:rPr>
           <w:lang w:val="en-US"/>
@@ -10399,7 +9743,7 @@
         </w:rPr>
         <w:t xml:space="preserve"> DCE questionnaire</w:t>
       </w:r>
-      <w:commentRangeEnd w:id="264"/>
+      <w:commentRangeEnd w:id="166"/>
       <w:r>
         <w:rPr>
           <w:rStyle w:val="CommentReference"/>
@@ -10407,14 +9751,14 @@
           <w:szCs w:val="24"/>
           <w:lang w:val="en-US"/>
         </w:rPr>
-        <w:commentReference w:id="264"/>
-      </w:r>
-      <w:commentRangeEnd w:id="265"/>
+        <w:commentReference w:id="166"/>
+      </w:r>
+      <w:commentRangeEnd w:id="167"/>
       <w:r>
         <w:rPr>
           <w:rStyle w:val="CommentReference"/>
         </w:rPr>
-        <w:commentReference w:id="265"/>
+        <w:commentReference w:id="167"/>
       </w:r>
       <w:r>
         <w:rPr>
@@ -10457,7 +9801,7 @@
       <w:pPr>
         <w:pStyle w:val="Paragraph"/>
         <w:spacing w:line="360" w:lineRule="auto"/>
-        <w:pPrChange w:id="266" w:author="Susanne Iwarsson" w:date="2026-01-18T11:20:00Z" w16du:dateUtc="2026-01-18T10:20:00Z">
+        <w:pPrChange w:id="168" w:author="Susanne Iwarsson" w:date="2026-01-18T11:20:00Z" w16du:dateUtc="2026-01-18T10:20:00Z">
           <w:pPr>
             <w:pStyle w:val="Paragraph"/>
             <w:spacing w:line="360" w:lineRule="auto"/>
@@ -10469,7 +9813,7 @@
         <w:lastRenderedPageBreak/>
         <w:t>We first estimated mixed logit models separately for homeowners and renters to identify preference patterns across housing tenure</w:t>
       </w:r>
-      <w:ins w:id="267" w:author="Susanne Iwarsson" w:date="2026-01-18T11:20:00Z" w16du:dateUtc="2026-01-18T10:20:00Z">
+      <w:ins w:id="169" w:author="Susanne Iwarsson" w:date="2026-01-18T11:20:00Z" w16du:dateUtc="2026-01-18T10:20:00Z">
         <w:r>
           <w:t>s</w:t>
         </w:r>
@@ -10483,9 +9827,9 @@
         <w:pStyle w:val="Paragraph"/>
         <w:spacing w:line="360" w:lineRule="auto"/>
         <w:rPr>
-          <w:del w:id="268" w:author="Susanne Iwarsson" w:date="2026-01-18T11:21:00Z" w16du:dateUtc="2026-01-18T10:21:00Z"/>
-        </w:rPr>
-        <w:pPrChange w:id="269" w:author="Susanne Iwarsson" w:date="2026-01-18T11:20:00Z" w16du:dateUtc="2026-01-18T10:20:00Z">
+          <w:del w:id="170" w:author="Susanne Iwarsson" w:date="2026-01-18T11:21:00Z" w16du:dateUtc="2026-01-18T10:21:00Z"/>
+        </w:rPr>
+        <w:pPrChange w:id="171" w:author="Susanne Iwarsson" w:date="2026-01-18T11:20:00Z" w16du:dateUtc="2026-01-18T10:20:00Z">
           <w:pPr>
             <w:pStyle w:val="Paragraph"/>
             <w:spacing w:line="360" w:lineRule="auto"/>
@@ -10496,7 +9840,7 @@
       <w:r>
         <w:t xml:space="preserve">Next, we estimated interaction models to examine whether preferences vary systematically across key socio-demographic characteristics: gender, age, and self-reported health. For each characteristic, a separate mixed logit model was estimated in which all attribute levels were interacted with an indicator variable for the relevant group. For example, in the gender model, a dummy variable equal to one for men was interacted with each attribute. In this specification, the main effects represent preferences for the reference group (women), while the interaction terms indicate how the preferences of the comparison group (men) deviate from those of the reference group. Analogous models were estimated for age, using a dummy equal to one for respondents above the sample median age, and for health, using a dummy equal to one for respondents reporting </w:t>
       </w:r>
-      <w:del w:id="270" w:author="Susanne Iwarsson" w:date="2026-01-18T11:21:00Z" w16du:dateUtc="2026-01-18T10:21:00Z">
+      <w:del w:id="172" w:author="Susanne Iwarsson" w:date="2026-01-18T11:21:00Z" w16du:dateUtc="2026-01-18T10:21:00Z">
         <w:r>
           <w:delText>“</w:delText>
         </w:r>
@@ -10504,7 +9848,7 @@
       <w:r>
         <w:t>good</w:t>
       </w:r>
-      <w:del w:id="271" w:author="Susanne Iwarsson" w:date="2026-01-18T11:21:00Z" w16du:dateUtc="2026-01-18T10:21:00Z">
+      <w:del w:id="173" w:author="Susanne Iwarsson" w:date="2026-01-18T11:21:00Z" w16du:dateUtc="2026-01-18T10:21:00Z">
         <w:r>
           <w:delText>”</w:delText>
         </w:r>
@@ -10512,7 +9856,7 @@
       <w:r>
         <w:t xml:space="preserve"> or better health. </w:t>
       </w:r>
-      <w:del w:id="272" w:author="Susanne Iwarsson" w:date="2026-01-18T11:21:00Z" w16du:dateUtc="2026-01-18T10:21:00Z">
+      <w:del w:id="174" w:author="Susanne Iwarsson" w:date="2026-01-18T11:21:00Z" w16du:dateUtc="2026-01-18T10:21:00Z">
         <w:r>
           <w:delText xml:space="preserve"> </w:delText>
         </w:r>
@@ -10522,7 +9866,7 @@
       <w:pPr>
         <w:pStyle w:val="Paragraph"/>
         <w:spacing w:line="360" w:lineRule="auto"/>
-        <w:pPrChange w:id="273" w:author="Susanne Iwarsson" w:date="2026-01-18T11:20:00Z" w16du:dateUtc="2026-01-18T10:20:00Z">
+        <w:pPrChange w:id="175" w:author="Susanne Iwarsson" w:date="2026-01-18T11:20:00Z" w16du:dateUtc="2026-01-18T10:20:00Z">
           <w:pPr>
             <w:pStyle w:val="Paragraph"/>
             <w:spacing w:line="360" w:lineRule="auto"/>
@@ -10533,7 +9877,7 @@
       <w:r>
         <w:t>To aid interpretation, we converted the estimated coefficients into MWTP values using the approach described above. MWTP expresses the monetary value respondents place</w:t>
       </w:r>
-      <w:ins w:id="274" w:author="Susanne Iwarsson" w:date="2026-01-18T11:22:00Z" w16du:dateUtc="2026-01-18T10:22:00Z">
+      <w:ins w:id="176" w:author="Susanne Iwarsson" w:date="2026-01-18T11:22:00Z" w16du:dateUtc="2026-01-18T10:22:00Z">
         <w:r>
           <w:t>d</w:t>
         </w:r>
@@ -10546,7 +9890,7 @@
       <w:pPr>
         <w:pStyle w:val="Paragraph"/>
         <w:spacing w:line="360" w:lineRule="auto"/>
-        <w:pPrChange w:id="275" w:author="Susanne Iwarsson" w:date="2026-01-18T11:21:00Z" w16du:dateUtc="2026-01-18T10:21:00Z">
+        <w:pPrChange w:id="177" w:author="Susanne Iwarsson" w:date="2026-01-18T11:21:00Z" w16du:dateUtc="2026-01-18T10:21:00Z">
           <w:pPr>
             <w:pStyle w:val="Paragraph"/>
             <w:spacing w:line="360" w:lineRule="auto"/>
@@ -10617,9 +9961,9 @@
       <w:r>
         <w:t xml:space="preserve"> variance cannot be obtained directly from the model output. </w:t>
       </w:r>
-      <w:commentRangeStart w:id="276"/>
-      <w:commentRangeStart w:id="277"/>
-      <w:commentRangeStart w:id="278"/>
+      <w:commentRangeStart w:id="178"/>
+      <w:commentRangeStart w:id="179"/>
+      <w:commentRangeStart w:id="180"/>
       <w:r>
         <w:t xml:space="preserve">However, even when delta-method significance is reported, a conservative interpretation is warranted: if the coefficient (or combination of coefficients) generating an MWTP estimate is not statistically significant, then the corresponding MWTP should be viewed as an estimated trade-off rather than strict evidence of a robust preference. The delta method thus provides a consistent, </w:t>
       </w:r>
@@ -10630,41 +9974,41 @@
       <w:r>
         <w:t>.</w:t>
       </w:r>
-      <w:commentRangeEnd w:id="276"/>
+      <w:commentRangeEnd w:id="178"/>
       <w:r>
         <w:rPr>
           <w:rStyle w:val="CommentReference"/>
           <w:sz w:val="24"/>
           <w:szCs w:val="24"/>
         </w:rPr>
-        <w:commentReference w:id="276"/>
-      </w:r>
-      <w:commentRangeEnd w:id="277"/>
+        <w:commentReference w:id="178"/>
+      </w:r>
+      <w:commentRangeEnd w:id="179"/>
       <w:r>
         <w:rPr>
           <w:rStyle w:val="CommentReference"/>
           <w:sz w:val="24"/>
           <w:szCs w:val="24"/>
         </w:rPr>
-        <w:commentReference w:id="277"/>
-      </w:r>
-      <w:commentRangeEnd w:id="278"/>
+        <w:commentReference w:id="179"/>
+      </w:r>
+      <w:commentRangeEnd w:id="180"/>
       <w:r>
         <w:rPr>
           <w:rStyle w:val="CommentReference"/>
         </w:rPr>
-        <w:commentReference w:id="278"/>
+        <w:commentReference w:id="180"/>
       </w:r>
     </w:p>
     <w:p>
       <w:pPr>
         <w:pStyle w:val="Heading2"/>
         <w:rPr>
-          <w:del w:id="279" w:author="Susanne Iwarsson" w:date="2026-01-18T11:24:00Z" w16du:dateUtc="2026-01-18T10:24:00Z"/>
-          <w:lang w:val="en-US"/>
-        </w:rPr>
-      </w:pPr>
-      <w:del w:id="280" w:author="Susanne Iwarsson" w:date="2026-01-18T11:24:00Z" w16du:dateUtc="2026-01-18T10:24:00Z">
+          <w:del w:id="181" w:author="Susanne Iwarsson" w:date="2026-01-18T11:24:00Z" w16du:dateUtc="2026-01-18T10:24:00Z"/>
+          <w:lang w:val="en-US"/>
+        </w:rPr>
+      </w:pPr>
+      <w:del w:id="182" w:author="Susanne Iwarsson" w:date="2026-01-18T11:24:00Z" w16du:dateUtc="2026-01-18T10:24:00Z">
         <w:r>
           <w:rPr>
             <w:lang w:val="en-US"/>
@@ -10678,11 +10022,11 @@
         <w:pStyle w:val="Paragraph"/>
         <w:spacing w:line="360" w:lineRule="auto"/>
         <w:rPr>
-          <w:del w:id="281" w:author="Susanne Iwarsson" w:date="2026-01-18T11:24:00Z" w16du:dateUtc="2026-01-18T10:24:00Z"/>
-          <w:lang w:val="en-US"/>
-        </w:rPr>
-      </w:pPr>
-      <w:del w:id="282" w:author="Susanne Iwarsson" w:date="2026-01-18T11:24:00Z" w16du:dateUtc="2026-01-18T10:24:00Z">
+          <w:del w:id="183" w:author="Susanne Iwarsson" w:date="2026-01-18T11:24:00Z" w16du:dateUtc="2026-01-18T10:24:00Z"/>
+          <w:lang w:val="en-US"/>
+        </w:rPr>
+      </w:pPr>
+      <w:del w:id="184" w:author="Susanne Iwarsson" w:date="2026-01-18T11:24:00Z" w16du:dateUtc="2026-01-18T10:24:00Z">
         <w:r>
           <w:rPr>
             <w:lang w:val="en-US"/>
@@ -10699,7 +10043,7 @@
         <w:rPr>
           <w:lang w:val="en-US"/>
         </w:rPr>
-        <w:pPrChange w:id="283" w:author="Susanne Iwarsson" w:date="2026-01-18T11:24:00Z" w16du:dateUtc="2026-01-18T10:24:00Z">
+        <w:pPrChange w:id="185" w:author="Susanne Iwarsson" w:date="2026-01-18T11:24:00Z" w16du:dateUtc="2026-01-18T10:24:00Z">
           <w:pPr>
             <w:pStyle w:val="Newparagraph"/>
             <w:spacing w:line="360" w:lineRule="auto"/>
@@ -10743,8 +10087,8 @@
           <w:lang w:val="en-US"/>
         </w:rPr>
       </w:pPr>
-      <w:moveFromRangeStart w:id="284" w:author="Susanne Iwarsson" w:date="2026-01-18T11:30:00Z" w:name="move219628232"/>
-      <w:moveFrom w:id="285" w:author="Susanne Iwarsson" w:date="2026-01-18T11:30:00Z" w16du:dateUtc="2026-01-18T10:30:00Z">
+      <w:moveFromRangeStart w:id="186" w:author="Susanne Iwarsson" w:date="2026-01-18T11:30:00Z" w:name="move219628232"/>
+      <w:moveFrom w:id="187" w:author="Susanne Iwarsson" w:date="2026-01-18T11:30:00Z" w16du:dateUtc="2026-01-18T10:30:00Z">
         <w:r>
           <w:rPr>
             <w:lang w:val="en-US"/>
@@ -10752,7 +10096,7 @@
           <w:t xml:space="preserve">Table 2 provides descriptive statistics for the study sample, disaggregated by housing tenure. </w:t>
         </w:r>
       </w:moveFrom>
-      <w:moveFromRangeEnd w:id="284"/>
+      <w:moveFromRangeEnd w:id="186"/>
       <w:r>
         <w:rPr>
           <w:lang w:val="en-US"/>
@@ -10771,7 +10115,7 @@
         </w:rPr>
         <w:t xml:space="preserve"> respondents were partnered (60.6%), retired (77.1%), and lived in apartment</w:t>
       </w:r>
-      <w:ins w:id="286" w:author="Susanne Iwarsson" w:date="2026-01-18T11:30:00Z" w16du:dateUtc="2026-01-18T10:30:00Z">
+      <w:ins w:id="188" w:author="Susanne Iwarsson" w:date="2026-01-18T11:30:00Z" w16du:dateUtc="2026-01-18T10:30:00Z">
         <w:r>
           <w:rPr>
             <w:lang w:val="en-US"/>
@@ -10815,7 +10159,7 @@
         </w:rPr>
         <w:t>Households predominantly consisted of one or two members (95.2%), with 3.8% reporting three or more. The mean monthly household income was 46,700 SEK, and the average planned monthly housing cost was 10,500 SEK.</w:t>
       </w:r>
-      <w:ins w:id="287" w:author="Susanne Iwarsson" w:date="2026-01-18T11:30:00Z" w16du:dateUtc="2026-01-18T10:30:00Z">
+      <w:ins w:id="189" w:author="Susanne Iwarsson" w:date="2026-01-18T11:30:00Z" w16du:dateUtc="2026-01-18T10:30:00Z">
         <w:r>
           <w:rPr>
             <w:lang w:val="en-US"/>
@@ -10823,8 +10167,8 @@
           <w:t xml:space="preserve"> </w:t>
         </w:r>
       </w:ins>
-      <w:moveToRangeStart w:id="288" w:author="Susanne Iwarsson" w:date="2026-01-18T11:30:00Z" w:name="move219628232"/>
-      <w:moveTo w:id="289" w:author="Susanne Iwarsson" w:date="2026-01-18T11:30:00Z" w16du:dateUtc="2026-01-18T10:30:00Z">
+      <w:moveToRangeStart w:id="190" w:author="Susanne Iwarsson" w:date="2026-01-18T11:30:00Z" w:name="move219628232"/>
+      <w:moveTo w:id="191" w:author="Susanne Iwarsson" w:date="2026-01-18T11:30:00Z" w16du:dateUtc="2026-01-18T10:30:00Z">
         <w:r>
           <w:rPr>
             <w:lang w:val="en-US"/>
@@ -10832,7 +10176,7 @@
           <w:t>Table 2 provides descriptive statistics for the study sample, disaggregated by housing tenure.</w:t>
         </w:r>
       </w:moveTo>
-      <w:moveToRangeEnd w:id="288"/>
+      <w:moveToRangeEnd w:id="190"/>
     </w:p>
     <w:p>
       <w:pPr>
@@ -10979,10 +10323,10 @@
         <w:pStyle w:val="Paragraph"/>
         <w:spacing w:line="360" w:lineRule="auto"/>
         <w:rPr>
-          <w:ins w:id="290" w:author="Susanne Iwarsson" w:date="2026-01-18T11:32:00Z" w16du:dateUtc="2026-01-18T10:32:00Z"/>
-        </w:rPr>
-      </w:pPr>
-      <w:commentRangeStart w:id="291"/>
+          <w:ins w:id="192" w:author="Susanne Iwarsson" w:date="2026-01-18T11:32:00Z" w16du:dateUtc="2026-01-18T10:32:00Z"/>
+        </w:rPr>
+      </w:pPr>
+      <w:commentRangeStart w:id="193"/>
       <w:r>
         <w:t xml:space="preserve">Table 3 presents the results from the standard mixed logit models estimated separately </w:t>
       </w:r>
@@ -10990,35 +10334,35 @@
         <w:lastRenderedPageBreak/>
         <w:t xml:space="preserve">for </w:t>
       </w:r>
-      <w:commentRangeStart w:id="292"/>
+      <w:commentRangeStart w:id="194"/>
       <w:r>
         <w:t>renters and homeowners</w:t>
       </w:r>
-      <w:commentRangeEnd w:id="292"/>
+      <w:commentRangeEnd w:id="194"/>
       <w:r>
         <w:rPr>
           <w:rStyle w:val="CommentReference"/>
           <w:sz w:val="24"/>
           <w:szCs w:val="24"/>
         </w:rPr>
-        <w:commentReference w:id="292"/>
+        <w:commentReference w:id="194"/>
       </w:r>
       <w:r>
         <w:t xml:space="preserve">. </w:t>
       </w:r>
-      <w:commentRangeEnd w:id="291"/>
+      <w:commentRangeEnd w:id="193"/>
       <w:r>
         <w:rPr>
           <w:rStyle w:val="CommentReference"/>
           <w:sz w:val="24"/>
           <w:szCs w:val="24"/>
         </w:rPr>
-        <w:commentReference w:id="291"/>
+        <w:commentReference w:id="193"/>
       </w:r>
       <w:r>
         <w:t>Across both tenure groups, the estimated coefficients display the expected signs and are generally highly statistically significant. For all non-price attributes, the mean coefficients are positive, indicating that respondents systematically prefer</w:t>
       </w:r>
-      <w:ins w:id="293" w:author="Susanne Iwarsson" w:date="2026-01-18T11:33:00Z" w16du:dateUtc="2026-01-18T10:33:00Z">
+      <w:ins w:id="195" w:author="Susanne Iwarsson" w:date="2026-01-18T11:33:00Z" w16du:dateUtc="2026-01-18T10:33:00Z">
         <w:r>
           <w:t>red</w:t>
         </w:r>
@@ -11026,22 +10370,22 @@
       <w:r>
         <w:t xml:space="preserve"> locations with closer proximity to green areas, shops, and public transportation, as well as access to reserved parking, relative to their respective reference levels. </w:t>
       </w:r>
-      <w:commentRangeStart w:id="294"/>
+      <w:commentRangeStart w:id="196"/>
       <w:r>
         <w:t xml:space="preserve">The negative and significant price coefficient aligns with theoretical expectations, confirming that higher monthly housing costs reduce utility. </w:t>
       </w:r>
-      <w:commentRangeEnd w:id="294"/>
+      <w:commentRangeEnd w:id="196"/>
       <w:r>
         <w:rPr>
           <w:rStyle w:val="CommentReference"/>
           <w:sz w:val="24"/>
           <w:szCs w:val="24"/>
         </w:rPr>
-        <w:commentReference w:id="294"/>
-      </w:r>
-      <w:commentRangeStart w:id="295"/>
-      <w:commentRangeStart w:id="296"/>
-      <w:commentRangeStart w:id="297"/>
+        <w:commentReference w:id="196"/>
+      </w:r>
+      <w:commentRangeStart w:id="197"/>
+      <w:commentRangeStart w:id="198"/>
+      <w:commentRangeStart w:id="199"/>
       <w:r>
         <w:t xml:space="preserve">The standard deviation estimates for </w:t>
       </w:r>
@@ -11051,22 +10395,22 @@
       <w:r>
         <w:t xml:space="preserve"> random parameters are statistically significant, which provides strong evidence of unobserved preference heterogeneity in the sample. </w:t>
       </w:r>
-      <w:commentRangeEnd w:id="295"/>
+      <w:commentRangeEnd w:id="197"/>
       <w:r>
         <w:rPr>
           <w:rStyle w:val="CommentReference"/>
           <w:sz w:val="24"/>
           <w:szCs w:val="24"/>
         </w:rPr>
-        <w:commentReference w:id="295"/>
-      </w:r>
-      <w:commentRangeEnd w:id="296"/>
-      <w:commentRangeEnd w:id="297"/>
+        <w:commentReference w:id="197"/>
+      </w:r>
+      <w:commentRangeEnd w:id="198"/>
+      <w:commentRangeEnd w:id="199"/>
       <w:r>
         <w:rPr>
           <w:rStyle w:val="CommentReference"/>
         </w:rPr>
-        <w:commentReference w:id="296"/>
+        <w:commentReference w:id="198"/>
       </w:r>
       <w:r>
         <w:rPr>
@@ -11074,7 +10418,7 @@
           <w:sz w:val="24"/>
           <w:szCs w:val="24"/>
         </w:rPr>
-        <w:commentReference w:id="297"/>
+        <w:commentReference w:id="199"/>
       </w:r>
     </w:p>
     <w:p>
@@ -11166,7 +10510,7 @@
       <w:r>
         <w:t>Monetary valuations derived from these coefficients are reported in Table 4.</w:t>
       </w:r>
-      <w:del w:id="298" w:author="Susanne Iwarsson" w:date="2026-01-18T11:35:00Z" w16du:dateUtc="2026-01-18T10:35:00Z">
+      <w:del w:id="200" w:author="Susanne Iwarsson" w:date="2026-01-18T11:35:00Z" w16du:dateUtc="2026-01-18T10:35:00Z">
         <w:r>
           <w:delText xml:space="preserve"> </w:delText>
         </w:r>
@@ -11174,16 +10518,16 @@
       <w:r>
         <w:t xml:space="preserve"> </w:t>
       </w:r>
-      <w:commentRangeStart w:id="299"/>
+      <w:commentRangeStart w:id="201"/>
       <w:r>
         <w:t xml:space="preserve">MRS </w:t>
       </w:r>
-      <w:del w:id="300" w:author="Susanne Iwarsson" w:date="2026-01-18T11:35:00Z" w16du:dateUtc="2026-01-18T10:35:00Z">
+      <w:del w:id="202" w:author="Susanne Iwarsson" w:date="2026-01-18T11:35:00Z" w16du:dateUtc="2026-01-18T10:35:00Z">
         <w:r>
           <w:delText xml:space="preserve">are </w:delText>
         </w:r>
       </w:del>
-      <w:ins w:id="301" w:author="Susanne Iwarsson" w:date="2026-01-18T11:35:00Z" w16du:dateUtc="2026-01-18T10:35:00Z">
+      <w:ins w:id="203" w:author="Susanne Iwarsson" w:date="2026-01-18T11:35:00Z" w16du:dateUtc="2026-01-18T10:35:00Z">
         <w:r>
           <w:t xml:space="preserve">were </w:t>
         </w:r>
@@ -11191,26 +10535,26 @@
       <w:r>
         <w:t xml:space="preserve">first computed as the ratio of each attribute coefficient to the price coefficient, which are then translated into </w:t>
       </w:r>
-      <w:commentRangeStart w:id="302"/>
-      <w:commentRangeStart w:id="303"/>
+      <w:commentRangeStart w:id="204"/>
+      <w:commentRangeStart w:id="205"/>
       <w:r>
         <w:t>MWTP estimates</w:t>
       </w:r>
-      <w:commentRangeEnd w:id="302"/>
+      <w:commentRangeEnd w:id="204"/>
       <w:r>
         <w:rPr>
           <w:rStyle w:val="CommentReference"/>
           <w:sz w:val="24"/>
           <w:szCs w:val="24"/>
         </w:rPr>
-        <w:commentReference w:id="302"/>
-      </w:r>
-      <w:commentRangeEnd w:id="303"/>
+        <w:commentReference w:id="204"/>
+      </w:r>
+      <w:commentRangeEnd w:id="205"/>
       <w:r>
         <w:rPr>
           <w:rStyle w:val="CommentReference"/>
         </w:rPr>
-        <w:commentReference w:id="303"/>
+        <w:commentReference w:id="205"/>
       </w:r>
       <w:r>
         <w:t xml:space="preserve"> by scaling with 10 percent of each </w:t>
@@ -11219,14 +10563,14 @@
         <w:lastRenderedPageBreak/>
         <w:t>tenure group’s average planned housing cost per Equation 7. This yields interpretable monthly SEK values that quantify preference across the sample.</w:t>
       </w:r>
-      <w:commentRangeEnd w:id="299"/>
+      <w:commentRangeEnd w:id="201"/>
       <w:r>
         <w:rPr>
           <w:rStyle w:val="CommentReference"/>
           <w:sz w:val="24"/>
           <w:szCs w:val="24"/>
         </w:rPr>
-        <w:commentReference w:id="299"/>
+        <w:commentReference w:id="201"/>
       </w:r>
     </w:p>
     <w:p>
@@ -11317,7 +10661,7 @@
         <w:rPr>
           <w:lang w:val="en-US"/>
         </w:rPr>
-        <w:pPrChange w:id="304" w:author="Susanne Iwarsson" w:date="2026-01-18T11:36:00Z" w16du:dateUtc="2026-01-18T10:36:00Z">
+        <w:pPrChange w:id="206" w:author="Susanne Iwarsson" w:date="2026-01-18T11:36:00Z" w16du:dateUtc="2026-01-18T10:36:00Z">
           <w:pPr>
             <w:pStyle w:val="Paragraph"/>
             <w:spacing w:line="360" w:lineRule="auto"/>
@@ -11328,12 +10672,12 @@
       <w:r>
         <w:t xml:space="preserve">Among homeowners, the MWTP values indicate substantial willingness to pay for improved accessibility and amenities. For example, homeowners </w:t>
       </w:r>
-      <w:del w:id="305" w:author="Susanne Iwarsson" w:date="2026-01-18T11:36:00Z" w16du:dateUtc="2026-01-18T10:36:00Z">
+      <w:del w:id="207" w:author="Susanne Iwarsson" w:date="2026-01-18T11:36:00Z" w16du:dateUtc="2026-01-18T10:36:00Z">
         <w:r>
           <w:delText>a</w:delText>
         </w:r>
       </w:del>
-      <w:ins w:id="306" w:author="Susanne Iwarsson" w:date="2026-01-18T11:36:00Z" w16du:dateUtc="2026-01-18T10:36:00Z">
+      <w:ins w:id="208" w:author="Susanne Iwarsson" w:date="2026-01-18T11:36:00Z" w16du:dateUtc="2026-01-18T10:36:00Z">
         <w:r>
           <w:t>we</w:t>
         </w:r>
@@ -11347,26 +10691,26 @@
       <w:r>
         <w:t xml:space="preserve"> SEK per month </w:t>
       </w:r>
-      <w:commentRangeStart w:id="307"/>
-      <w:commentRangeStart w:id="308"/>
+      <w:commentRangeStart w:id="209"/>
+      <w:commentRangeStart w:id="210"/>
       <w:r>
         <w:t>to avoid living 15 km from the nearest green area</w:t>
       </w:r>
-      <w:commentRangeEnd w:id="307"/>
+      <w:commentRangeEnd w:id="209"/>
       <w:r>
         <w:rPr>
           <w:rStyle w:val="CommentReference"/>
           <w:sz w:val="24"/>
           <w:szCs w:val="24"/>
         </w:rPr>
-        <w:commentReference w:id="307"/>
-      </w:r>
-      <w:commentRangeEnd w:id="308"/>
+        <w:commentReference w:id="209"/>
+      </w:r>
+      <w:commentRangeEnd w:id="210"/>
       <w:r>
         <w:rPr>
           <w:rStyle w:val="CommentReference"/>
         </w:rPr>
-        <w:commentReference w:id="308"/>
+        <w:commentReference w:id="210"/>
       </w:r>
       <w:r>
         <w:t xml:space="preserve"> and </w:t>
@@ -11377,12 +10721,12 @@
       <w:r>
         <w:t xml:space="preserve"> SEK per month to live within 500 meters of shops. Parking amenities </w:t>
       </w:r>
-      <w:del w:id="309" w:author="Susanne Iwarsson" w:date="2026-01-18T11:36:00Z" w16du:dateUtc="2026-01-18T10:36:00Z">
+      <w:del w:id="211" w:author="Susanne Iwarsson" w:date="2026-01-18T11:36:00Z" w16du:dateUtc="2026-01-18T10:36:00Z">
         <w:r>
           <w:delText>a</w:delText>
         </w:r>
       </w:del>
-      <w:ins w:id="310" w:author="Susanne Iwarsson" w:date="2026-01-18T11:36:00Z" w16du:dateUtc="2026-01-18T10:36:00Z">
+      <w:ins w:id="212" w:author="Susanne Iwarsson" w:date="2026-01-18T11:36:00Z" w16du:dateUtc="2026-01-18T10:36:00Z">
         <w:r>
           <w:t>we</w:t>
         </w:r>
@@ -11410,7 +10754,7 @@
         <w:rPr>
           <w:lang w:val="en-US"/>
         </w:rPr>
-        <w:pPrChange w:id="311" w:author="Susanne Iwarsson" w:date="2026-01-18T11:36:00Z" w16du:dateUtc="2026-01-18T10:36:00Z">
+        <w:pPrChange w:id="213" w:author="Susanne Iwarsson" w:date="2026-01-18T11:36:00Z" w16du:dateUtc="2026-01-18T10:36:00Z">
           <w:pPr>
             <w:pStyle w:val="Paragraph"/>
             <w:spacing w:line="360" w:lineRule="auto"/>
@@ -11436,15 +10780,15 @@
         </w:rPr>
         <w:t xml:space="preserve">reveals similar preference patterns but with </w:t>
       </w:r>
-      <w:commentRangeStart w:id="312"/>
-      <w:commentRangeStart w:id="313"/>
+      <w:commentRangeStart w:id="214"/>
+      <w:commentRangeStart w:id="215"/>
       <w:r>
         <w:rPr>
           <w:lang w:val="en-US"/>
         </w:rPr>
         <w:t>generally lower MWTP magnitudes</w:t>
       </w:r>
-      <w:commentRangeEnd w:id="312"/>
+      <w:commentRangeEnd w:id="214"/>
       <w:r>
         <w:rPr>
           <w:rStyle w:val="CommentReference"/>
@@ -11452,14 +10796,14 @@
           <w:szCs w:val="24"/>
           <w:lang w:val="en-US"/>
         </w:rPr>
-        <w:commentReference w:id="312"/>
-      </w:r>
-      <w:commentRangeEnd w:id="313"/>
+        <w:commentReference w:id="214"/>
+      </w:r>
+      <w:commentRangeEnd w:id="215"/>
       <w:r>
         <w:rPr>
           <w:rStyle w:val="CommentReference"/>
         </w:rPr>
-        <w:commentReference w:id="313"/>
+        <w:commentReference w:id="215"/>
       </w:r>
       <w:r>
         <w:rPr>
@@ -11467,7 +10811,7 @@
         </w:rPr>
         <w:t xml:space="preserve">. Renters </w:t>
       </w:r>
-      <w:ins w:id="314" w:author="Susanne Iwarsson" w:date="2026-01-18T11:36:00Z" w16du:dateUtc="2026-01-18T10:36:00Z">
+      <w:ins w:id="216" w:author="Susanne Iwarsson" w:date="2026-01-18T11:36:00Z" w16du:dateUtc="2026-01-18T10:36:00Z">
         <w:r>
           <w:rPr>
             <w:lang w:val="en-US"/>
@@ -11475,7 +10819,7 @@
           <w:t>we</w:t>
         </w:r>
       </w:ins>
-      <w:del w:id="315" w:author="Susanne Iwarsson" w:date="2026-01-18T11:36:00Z" w16du:dateUtc="2026-01-18T10:36:00Z">
+      <w:del w:id="217" w:author="Susanne Iwarsson" w:date="2026-01-18T11:36:00Z" w16du:dateUtc="2026-01-18T10:36:00Z">
         <w:r>
           <w:rPr>
             <w:lang w:val="en-US"/>
@@ -11525,7 +10869,7 @@
         </w:rPr>
         <w:t xml:space="preserve">. </w:t>
       </w:r>
-      <w:commentRangeStart w:id="316"/>
+      <w:commentRangeStart w:id="218"/>
       <w:r>
         <w:rPr>
           <w:lang w:val="en-US"/>
@@ -11538,7 +10882,7 @@
         </w:rPr>
         <w:t xml:space="preserve">values remain economically meaningful yet modestly below those of owners. </w:t>
       </w:r>
-      <w:commentRangeEnd w:id="316"/>
+      <w:commentRangeEnd w:id="218"/>
       <w:r>
         <w:rPr>
           <w:rStyle w:val="CommentReference"/>
@@ -11546,7 +10890,7 @@
           <w:szCs w:val="24"/>
           <w:lang w:val="en-US"/>
         </w:rPr>
-        <w:commentReference w:id="316"/>
+        <w:commentReference w:id="218"/>
       </w:r>
       <w:r>
         <w:rPr>
@@ -11554,7 +10898,7 @@
         </w:rPr>
         <w:t xml:space="preserve">Renters </w:t>
       </w:r>
-      <w:del w:id="317" w:author="Susanne Iwarsson" w:date="2026-01-18T11:37:00Z" w16du:dateUtc="2026-01-18T10:37:00Z">
+      <w:del w:id="219" w:author="Susanne Iwarsson" w:date="2026-01-18T11:37:00Z" w16du:dateUtc="2026-01-18T10:37:00Z">
         <w:r>
           <w:rPr>
             <w:lang w:val="en-US"/>
@@ -11562,7 +10906,7 @@
           <w:delText>also show</w:delText>
         </w:r>
       </w:del>
-      <w:ins w:id="318" w:author="Susanne Iwarsson" w:date="2026-01-18T11:37:00Z" w16du:dateUtc="2026-01-18T10:37:00Z">
+      <w:ins w:id="220" w:author="Susanne Iwarsson" w:date="2026-01-18T11:37:00Z" w16du:dateUtc="2026-01-18T10:37:00Z">
         <w:r>
           <w:rPr>
             <w:lang w:val="en-US"/>
@@ -11576,7 +10920,7 @@
         </w:rPr>
         <w:t xml:space="preserve"> strong preferences for parking access, although the</w:t>
       </w:r>
-      <w:del w:id="319" w:author="Susanne Iwarsson" w:date="2026-01-18T11:37:00Z" w16du:dateUtc="2026-01-18T10:37:00Z">
+      <w:del w:id="221" w:author="Susanne Iwarsson" w:date="2026-01-18T11:37:00Z" w16du:dateUtc="2026-01-18T10:37:00Z">
         <w:r>
           <w:rPr>
             <w:lang w:val="en-US"/>
@@ -11622,8 +10966,8 @@
           <w:lang w:val="en-US"/>
         </w:rPr>
       </w:pPr>
-      <w:commentRangeStart w:id="320"/>
-      <w:commentRangeStart w:id="321"/>
+      <w:commentRangeStart w:id="222"/>
+      <w:commentRangeStart w:id="223"/>
       <w:r>
         <w:rPr>
           <w:lang w:val="en-US"/>
@@ -11631,7 +10975,7 @@
         <w:lastRenderedPageBreak/>
         <w:t>Heterogeneity</w:t>
       </w:r>
-      <w:commentRangeEnd w:id="320"/>
+      <w:commentRangeEnd w:id="222"/>
       <w:r>
         <w:rPr>
           <w:rStyle w:val="CommentReference"/>
@@ -11639,9 +10983,9 @@
           <w:szCs w:val="28"/>
           <w:lang w:val="en-US"/>
         </w:rPr>
-        <w:commentReference w:id="320"/>
-      </w:r>
-      <w:commentRangeEnd w:id="321"/>
+        <w:commentReference w:id="222"/>
+      </w:r>
+      <w:commentRangeEnd w:id="223"/>
       <w:r>
         <w:rPr>
           <w:rStyle w:val="CommentReference"/>
@@ -11651,7 +10995,7 @@
           <w:i w:val="0"/>
           <w:iCs w:val="0"/>
         </w:rPr>
-        <w:commentReference w:id="321"/>
+        <w:commentReference w:id="223"/>
       </w:r>
       <w:r>
         <w:rPr>
@@ -11685,7 +11029,7 @@
         <w:rPr>
           <w:lang w:val="en-US"/>
         </w:rPr>
-        <w:pPrChange w:id="322" w:author="Susanne Iwarsson" w:date="2026-01-18T11:37:00Z" w16du:dateUtc="2026-01-18T10:37:00Z">
+        <w:pPrChange w:id="224" w:author="Susanne Iwarsson" w:date="2026-01-18T11:37:00Z" w16du:dateUtc="2026-01-18T10:37:00Z">
           <w:pPr>
             <w:pStyle w:val="Paragraph"/>
             <w:spacing w:line="360" w:lineRule="auto"/>
@@ -11717,7 +11061,7 @@
         </w:rPr>
         <w:t>mixed logit results</w:t>
       </w:r>
-      <w:ins w:id="323" w:author="Susanne Iwarsson" w:date="2026-01-18T11:37:00Z" w16du:dateUtc="2026-01-18T10:37:00Z">
+      <w:ins w:id="225" w:author="Susanne Iwarsson" w:date="2026-01-18T11:37:00Z" w16du:dateUtc="2026-01-18T10:37:00Z">
         <w:r>
           <w:rPr>
             <w:lang w:val="en-US"/>
@@ -11743,7 +11087,7 @@
         </w:rPr>
         <w:t>age interactions with the attributes.</w:t>
       </w:r>
-      <w:del w:id="324" w:author="Susanne Iwarsson" w:date="2026-01-18T11:38:00Z" w16du:dateUtc="2026-01-18T10:38:00Z">
+      <w:del w:id="226" w:author="Susanne Iwarsson" w:date="2026-01-18T11:38:00Z" w16du:dateUtc="2026-01-18T10:38:00Z">
         <w:r>
           <w:rPr>
             <w:lang w:val="en-US"/>
@@ -11775,7 +11119,7 @@
         </w:rPr>
         <w:t>, proximity to amenities generate</w:t>
       </w:r>
-      <w:del w:id="325" w:author="Susanne Iwarsson" w:date="2026-01-18T11:38:00Z" w16du:dateUtc="2026-01-18T10:38:00Z">
+      <w:del w:id="227" w:author="Susanne Iwarsson" w:date="2026-01-18T11:38:00Z" w16du:dateUtc="2026-01-18T10:38:00Z">
         <w:r>
           <w:rPr>
             <w:lang w:val="en-US"/>
@@ -11783,7 +11127,7 @@
           <w:delText>s</w:delText>
         </w:r>
       </w:del>
-      <w:ins w:id="326" w:author="Susanne Iwarsson" w:date="2026-01-18T11:38:00Z" w16du:dateUtc="2026-01-18T10:38:00Z">
+      <w:ins w:id="228" w:author="Susanne Iwarsson" w:date="2026-01-18T11:38:00Z" w16du:dateUtc="2026-01-18T10:38:00Z">
         <w:r>
           <w:rPr>
             <w:lang w:val="en-US"/>
@@ -11803,7 +11147,7 @@
         </w:rPr>
         <w:t xml:space="preserve">for younger respondents </w:t>
       </w:r>
-      <w:ins w:id="327" w:author="Susanne Iwarsson" w:date="2026-01-18T11:38:00Z" w16du:dateUtc="2026-01-18T10:38:00Z">
+      <w:ins w:id="229" w:author="Susanne Iwarsson" w:date="2026-01-18T11:38:00Z" w16du:dateUtc="2026-01-18T10:38:00Z">
         <w:r>
           <w:rPr>
             <w:lang w:val="en-US"/>
@@ -11811,7 +11155,7 @@
           <w:t>we</w:t>
         </w:r>
       </w:ins>
-      <w:del w:id="328" w:author="Susanne Iwarsson" w:date="2026-01-18T11:38:00Z" w16du:dateUtc="2026-01-18T10:38:00Z">
+      <w:del w:id="230" w:author="Susanne Iwarsson" w:date="2026-01-18T11:38:00Z" w16du:dateUtc="2026-01-18T10:38:00Z">
         <w:r>
           <w:rPr>
             <w:lang w:val="en-US"/>
@@ -11887,7 +11231,7 @@
         <w:rPr>
           <w:lang w:val="en-US"/>
         </w:rPr>
-        <w:pPrChange w:id="329" w:author="Susanne Iwarsson" w:date="2026-01-18T11:37:00Z" w16du:dateUtc="2026-01-18T10:37:00Z">
+        <w:pPrChange w:id="231" w:author="Susanne Iwarsson" w:date="2026-01-18T11:37:00Z" w16du:dateUtc="2026-01-18T10:37:00Z">
           <w:pPr>
             <w:pStyle w:val="Paragraph"/>
             <w:spacing w:line="360" w:lineRule="auto"/>
@@ -11939,7 +11283,7 @@
         </w:rPr>
         <w:t xml:space="preserve"> interaction term (1.51, p &lt; 0.01) </w:t>
       </w:r>
-      <w:commentRangeStart w:id="330"/>
+      <w:commentRangeStart w:id="232"/>
       <w:r>
         <w:rPr>
           <w:lang w:val="en-US"/>
@@ -11952,7 +11296,7 @@
         </w:rPr>
         <w:t>attributes</w:t>
       </w:r>
-      <w:commentRangeEnd w:id="330"/>
+      <w:commentRangeEnd w:id="232"/>
       <w:r>
         <w:rPr>
           <w:rStyle w:val="CommentReference"/>
@@ -11960,7 +11304,7 @@
           <w:szCs w:val="24"/>
           <w:lang w:val="en-US"/>
         </w:rPr>
-        <w:commentReference w:id="330"/>
+        <w:commentReference w:id="232"/>
       </w:r>
       <w:r>
         <w:rPr>
@@ -11980,7 +11324,7 @@
         </w:rPr>
         <w:t>Older homeowners demonstrate</w:t>
       </w:r>
-      <w:ins w:id="331" w:author="Susanne Iwarsson" w:date="2026-01-18T11:39:00Z" w16du:dateUtc="2026-01-18T10:39:00Z">
+      <w:ins w:id="233" w:author="Susanne Iwarsson" w:date="2026-01-18T11:39:00Z" w16du:dateUtc="2026-01-18T10:39:00Z">
         <w:r>
           <w:rPr>
             <w:lang w:val="en-US"/>
@@ -12042,14 +11386,14 @@
         </w:rPr>
         <w:t>month,</w:t>
       </w:r>
-      <w:ins w:id="332" w:author="Susanne Iwarsson" w:date="2026-01-18T11:39:00Z" w16du:dateUtc="2026-01-18T10:39:00Z">
+      <w:ins w:id="234" w:author="Susanne Iwarsson" w:date="2026-01-18T11:39:00Z" w16du:dateUtc="2026-01-18T10:39:00Z">
         <w:r>
           <w:rPr>
             <w:lang w:val="en-US"/>
           </w:rPr>
           <w:t xml:space="preserve"> </w:t>
         </w:r>
-        <w:commentRangeStart w:id="333"/>
+        <w:commentRangeStart w:id="235"/>
         <w:r>
           <w:rPr>
             <w:lang w:val="en-US"/>
@@ -12057,7 +11401,7 @@
           <w:t xml:space="preserve">that is, </w:t>
         </w:r>
       </w:ins>
-      <w:del w:id="334" w:author="Susanne Iwarsson" w:date="2026-01-18T11:39:00Z" w16du:dateUtc="2026-01-18T10:39:00Z">
+      <w:del w:id="236" w:author="Susanne Iwarsson" w:date="2026-01-18T11:39:00Z" w16du:dateUtc="2026-01-18T10:39:00Z">
         <w:r>
           <w:rPr>
             <w:lang w:val="en-US"/>
@@ -12065,8 +11409,8 @@
           <w:delText xml:space="preserve"> </w:delText>
         </w:r>
       </w:del>
-      <w:commentRangeStart w:id="335"/>
-      <w:commentRangeStart w:id="336"/>
+      <w:commentRangeStart w:id="237"/>
+      <w:commentRangeStart w:id="238"/>
       <w:r>
         <w:rPr>
           <w:lang w:val="en-US"/>
@@ -12079,7 +11423,7 @@
         </w:rPr>
         <w:t>e younger baseline group</w:t>
       </w:r>
-      <w:commentRangeEnd w:id="335"/>
+      <w:commentRangeEnd w:id="237"/>
       <w:r>
         <w:rPr>
           <w:rStyle w:val="CommentReference"/>
@@ -12087,14 +11431,14 @@
           <w:szCs w:val="24"/>
           <w:lang w:val="en-US"/>
         </w:rPr>
-        <w:commentReference w:id="335"/>
-      </w:r>
-      <w:commentRangeEnd w:id="336"/>
+        <w:commentReference w:id="237"/>
+      </w:r>
+      <w:commentRangeEnd w:id="238"/>
       <w:r>
         <w:rPr>
           <w:rStyle w:val="CommentReference"/>
         </w:rPr>
-        <w:commentReference w:id="336"/>
+        <w:commentReference w:id="238"/>
       </w:r>
       <w:r>
         <w:rPr>
@@ -12102,14 +11446,14 @@
         </w:rPr>
         <w:t>.</w:t>
       </w:r>
-      <w:del w:id="337" w:author="Susanne Iwarsson" w:date="2026-01-18T11:39:00Z" w16du:dateUtc="2026-01-18T10:39:00Z">
+      <w:del w:id="239" w:author="Susanne Iwarsson" w:date="2026-01-18T11:39:00Z" w16du:dateUtc="2026-01-18T10:39:00Z">
         <w:r>
           <w:rPr>
             <w:lang w:val="en-US"/>
           </w:rPr>
           <w:br/>
         </w:r>
-        <w:commentRangeEnd w:id="333"/>
+        <w:commentRangeEnd w:id="235"/>
         <w:r>
           <w:rPr>
             <w:rStyle w:val="CommentReference"/>
@@ -12117,10 +11461,10 @@
             <w:szCs w:val="24"/>
             <w:lang w:val="en-US"/>
           </w:rPr>
-          <w:commentReference w:id="333"/>
+          <w:commentReference w:id="235"/>
         </w:r>
       </w:del>
-      <w:ins w:id="338" w:author="Susanne Iwarsson" w:date="2026-01-18T11:39:00Z" w16du:dateUtc="2026-01-18T10:39:00Z">
+      <w:ins w:id="240" w:author="Susanne Iwarsson" w:date="2026-01-18T11:39:00Z" w16du:dateUtc="2026-01-18T10:39:00Z">
         <w:r>
           <w:rPr>
             <w:lang w:val="en-US"/>
@@ -12128,8 +11472,8 @@
           <w:t xml:space="preserve"> </w:t>
         </w:r>
       </w:ins>
-      <w:commentRangeStart w:id="339"/>
-      <w:commentRangeStart w:id="340"/>
+      <w:commentRangeStart w:id="241"/>
+      <w:commentRangeStart w:id="242"/>
       <w:r>
         <w:rPr>
           <w:lang w:val="en-US"/>
@@ -12212,7 +11556,7 @@
         </w:rPr>
         <w:t>), suggesting that the oldest homeowners place</w:t>
       </w:r>
-      <w:ins w:id="341" w:author="Susanne Iwarsson" w:date="2026-01-18T11:40:00Z" w16du:dateUtc="2026-01-18T10:40:00Z">
+      <w:ins w:id="243" w:author="Susanne Iwarsson" w:date="2026-01-18T11:40:00Z" w16du:dateUtc="2026-01-18T10:40:00Z">
         <w:r>
           <w:rPr>
             <w:lang w:val="en-US"/>
@@ -12226,7 +11570,7 @@
         </w:rPr>
         <w:t xml:space="preserve"> greater value on transit accessibility</w:t>
       </w:r>
-      <w:commentRangeEnd w:id="339"/>
+      <w:commentRangeEnd w:id="241"/>
       <w:r>
         <w:rPr>
           <w:rStyle w:val="CommentReference"/>
@@ -12234,14 +11578,14 @@
           <w:szCs w:val="24"/>
           <w:lang w:val="en-US"/>
         </w:rPr>
-        <w:commentReference w:id="339"/>
-      </w:r>
-      <w:commentRangeEnd w:id="340"/>
+        <w:commentReference w:id="241"/>
+      </w:r>
+      <w:commentRangeEnd w:id="242"/>
       <w:r>
         <w:rPr>
           <w:rStyle w:val="CommentReference"/>
         </w:rPr>
-        <w:commentReference w:id="340"/>
+        <w:commentReference w:id="242"/>
       </w:r>
       <w:r>
         <w:rPr>
@@ -12249,7 +11593,7 @@
         </w:rPr>
         <w:t xml:space="preserve">. Their MWTP for a 600 m transit stop </w:t>
       </w:r>
-      <w:ins w:id="342" w:author="Susanne Iwarsson" w:date="2026-01-18T11:40:00Z" w16du:dateUtc="2026-01-18T10:40:00Z">
+      <w:ins w:id="244" w:author="Susanne Iwarsson" w:date="2026-01-18T11:40:00Z" w16du:dateUtc="2026-01-18T10:40:00Z">
         <w:r>
           <w:rPr>
             <w:lang w:val="en-US"/>
@@ -12257,7 +11601,7 @@
           <w:t>was</w:t>
         </w:r>
       </w:ins>
-      <w:del w:id="343" w:author="Susanne Iwarsson" w:date="2026-01-18T11:40:00Z" w16du:dateUtc="2026-01-18T10:40:00Z">
+      <w:del w:id="245" w:author="Susanne Iwarsson" w:date="2026-01-18T11:40:00Z" w16du:dateUtc="2026-01-18T10:40:00Z">
         <w:r>
           <w:rPr>
             <w:lang w:val="en-US"/>
@@ -12313,7 +11657,7 @@
         </w:rPr>
         <w:t xml:space="preserve"> SEK for younger respondents.</w:t>
       </w:r>
-      <w:del w:id="344" w:author="Susanne Iwarsson" w:date="2026-01-18T11:40:00Z" w16du:dateUtc="2026-01-18T10:40:00Z">
+      <w:del w:id="246" w:author="Susanne Iwarsson" w:date="2026-01-18T11:40:00Z" w16du:dateUtc="2026-01-18T10:40:00Z">
         <w:r>
           <w:rPr>
             <w:lang w:val="en-US"/>
@@ -12327,7 +11671,7 @@
         </w:rPr>
         <w:t xml:space="preserve"> </w:t>
       </w:r>
-      <w:commentRangeStart w:id="345"/>
+      <w:commentRangeStart w:id="247"/>
       <w:r>
         <w:rPr>
           <w:lang w:val="en-US"/>
@@ -12354,7 +11698,7 @@
         </w:rPr>
         <w:t>above median age.</w:t>
       </w:r>
-      <w:commentRangeEnd w:id="345"/>
+      <w:commentRangeEnd w:id="247"/>
       <w:r>
         <w:rPr>
           <w:rStyle w:val="CommentReference"/>
@@ -12362,7 +11706,7 @@
           <w:szCs w:val="24"/>
           <w:lang w:val="en-US"/>
         </w:rPr>
-        <w:commentReference w:id="345"/>
+        <w:commentReference w:id="247"/>
       </w:r>
     </w:p>
     <w:p>
@@ -12372,7 +11716,7 @@
         <w:rPr>
           <w:lang w:val="en-US"/>
         </w:rPr>
-        <w:pPrChange w:id="346" w:author="Susanne Iwarsson" w:date="2026-01-18T11:39:00Z" w16du:dateUtc="2026-01-18T10:39:00Z">
+        <w:pPrChange w:id="248" w:author="Susanne Iwarsson" w:date="2026-01-18T11:39:00Z" w16du:dateUtc="2026-01-18T10:39:00Z">
           <w:pPr>
             <w:pStyle w:val="Paragraph"/>
             <w:spacing w:line="360" w:lineRule="auto"/>
@@ -12386,7 +11730,7 @@
         </w:rPr>
         <w:t xml:space="preserve">Among renters </w:t>
       </w:r>
-      <w:del w:id="347" w:author="Susanne Iwarsson" w:date="2026-01-18T11:40:00Z" w16du:dateUtc="2026-01-18T10:40:00Z">
+      <w:del w:id="249" w:author="Susanne Iwarsson" w:date="2026-01-18T11:40:00Z" w16du:dateUtc="2026-01-18T10:40:00Z">
         <w:r>
           <w:rPr>
             <w:lang w:val="en-US"/>
@@ -12394,7 +11738,7 @@
           <w:delText xml:space="preserve">under </w:delText>
         </w:r>
       </w:del>
-      <w:ins w:id="348" w:author="Susanne Iwarsson" w:date="2026-01-18T11:40:00Z" w16du:dateUtc="2026-01-18T10:40:00Z">
+      <w:ins w:id="250" w:author="Susanne Iwarsson" w:date="2026-01-18T11:40:00Z" w16du:dateUtc="2026-01-18T10:40:00Z">
         <w:r>
           <w:rPr>
             <w:lang w:val="en-US"/>
@@ -12468,7 +11812,7 @@
         </w:rPr>
         <w:t xml:space="preserve"> SEK for parking amenities.</w:t>
       </w:r>
-      <w:del w:id="349" w:author="Susanne Iwarsson" w:date="2026-01-18T11:40:00Z" w16du:dateUtc="2026-01-18T10:40:00Z">
+      <w:del w:id="251" w:author="Susanne Iwarsson" w:date="2026-01-18T11:40:00Z" w16du:dateUtc="2026-01-18T10:40:00Z">
         <w:r>
           <w:rPr>
             <w:lang w:val="en-US"/>
@@ -12500,15 +11844,15 @@
         </w:rPr>
         <w:t xml:space="preserve">renters </w:t>
       </w:r>
-      <w:commentRangeStart w:id="350"/>
-      <w:commentRangeStart w:id="351"/>
+      <w:commentRangeStart w:id="252"/>
+      <w:commentRangeStart w:id="253"/>
       <w:r>
         <w:rPr>
           <w:lang w:val="en-US"/>
         </w:rPr>
         <w:t>aged</w:t>
       </w:r>
-      <w:commentRangeEnd w:id="350"/>
+      <w:commentRangeEnd w:id="252"/>
       <w:r>
         <w:rPr>
           <w:rStyle w:val="CommentReference"/>
@@ -12516,14 +11860,14 @@
           <w:szCs w:val="24"/>
           <w:lang w:val="en-US"/>
         </w:rPr>
-        <w:commentReference w:id="350"/>
-      </w:r>
-      <w:commentRangeEnd w:id="351"/>
+        <w:commentReference w:id="252"/>
+      </w:r>
+      <w:commentRangeEnd w:id="253"/>
       <w:r>
         <w:rPr>
           <w:rStyle w:val="CommentReference"/>
         </w:rPr>
-        <w:commentReference w:id="351"/>
+        <w:commentReference w:id="253"/>
       </w:r>
       <w:r>
         <w:rPr>
@@ -12573,7 +11917,7 @@
         </w:rPr>
         <w:t xml:space="preserve">. Other interactions, including those for green space, transit, and parking, </w:t>
       </w:r>
-      <w:ins w:id="352" w:author="Susanne Iwarsson" w:date="2026-01-18T11:41:00Z" w16du:dateUtc="2026-01-18T10:41:00Z">
+      <w:ins w:id="254" w:author="Susanne Iwarsson" w:date="2026-01-18T11:41:00Z" w16du:dateUtc="2026-01-18T10:41:00Z">
         <w:r>
           <w:rPr>
             <w:lang w:val="en-US"/>
@@ -12581,7 +11925,7 @@
           <w:t>we</w:t>
         </w:r>
       </w:ins>
-      <w:del w:id="353" w:author="Susanne Iwarsson" w:date="2026-01-18T11:41:00Z" w16du:dateUtc="2026-01-18T10:41:00Z">
+      <w:del w:id="255" w:author="Susanne Iwarsson" w:date="2026-01-18T11:41:00Z" w16du:dateUtc="2026-01-18T10:41:00Z">
         <w:r>
           <w:rPr>
             <w:lang w:val="en-US"/>
@@ -12621,7 +11965,7 @@
         <w:rPr>
           <w:lang w:val="en-US"/>
         </w:rPr>
-        <w:pPrChange w:id="354" w:author="Susanne Iwarsson" w:date="2026-01-18T11:41:00Z" w16du:dateUtc="2026-01-18T10:41:00Z">
+        <w:pPrChange w:id="256" w:author="Susanne Iwarsson" w:date="2026-01-18T11:41:00Z" w16du:dateUtc="2026-01-18T10:41:00Z">
           <w:pPr>
             <w:pStyle w:val="Paragraph"/>
             <w:spacing w:line="360" w:lineRule="auto"/>
@@ -12629,15 +11973,15 @@
           </w:pPr>
         </w:pPrChange>
       </w:pPr>
-      <w:commentRangeStart w:id="355"/>
-      <w:commentRangeStart w:id="356"/>
+      <w:commentRangeStart w:id="257"/>
+      <w:commentRangeStart w:id="258"/>
       <w:r>
         <w:rPr>
           <w:lang w:val="en-US"/>
         </w:rPr>
         <w:t>Both specifications demonstrate good fit</w:t>
       </w:r>
-      <w:commentRangeEnd w:id="355"/>
+      <w:commentRangeEnd w:id="257"/>
       <w:r>
         <w:rPr>
           <w:rStyle w:val="CommentReference"/>
@@ -12645,14 +11989,14 @@
           <w:szCs w:val="24"/>
           <w:lang w:val="en-US"/>
         </w:rPr>
-        <w:commentReference w:id="355"/>
-      </w:r>
-      <w:commentRangeEnd w:id="356"/>
+        <w:commentReference w:id="257"/>
+      </w:r>
+      <w:commentRangeEnd w:id="258"/>
       <w:r>
         <w:rPr>
           <w:rStyle w:val="CommentReference"/>
         </w:rPr>
-        <w:commentReference w:id="356"/>
+        <w:commentReference w:id="258"/>
       </w:r>
       <w:r>
         <w:rPr>
@@ -12708,7 +12052,7 @@
         </w:rPr>
         <w:t>). Likelihood-ratio tests reject the null of no interaction effects (p &lt; 0.001 for both models), confirming that age heterogeneity contribute</w:t>
       </w:r>
-      <w:del w:id="357" w:author="Susanne Iwarsson" w:date="2026-01-18T11:42:00Z" w16du:dateUtc="2026-01-18T10:42:00Z">
+      <w:del w:id="259" w:author="Susanne Iwarsson" w:date="2026-01-18T11:42:00Z" w16du:dateUtc="2026-01-18T10:42:00Z">
         <w:r>
           <w:rPr>
             <w:lang w:val="en-US"/>
@@ -12716,7 +12060,7 @@
           <w:delText>s</w:delText>
         </w:r>
       </w:del>
-      <w:ins w:id="358" w:author="Susanne Iwarsson" w:date="2026-01-18T11:42:00Z" w16du:dateUtc="2026-01-18T10:42:00Z">
+      <w:ins w:id="260" w:author="Susanne Iwarsson" w:date="2026-01-18T11:42:00Z" w16du:dateUtc="2026-01-18T10:42:00Z">
         <w:r>
           <w:rPr>
             <w:lang w:val="en-US"/>
@@ -12936,7 +12280,7 @@
         <w:rPr>
           <w:lang w:val="en-US"/>
         </w:rPr>
-        <w:pPrChange w:id="359" w:author="Susanne Iwarsson" w:date="2026-01-18T11:42:00Z" w16du:dateUtc="2026-01-18T10:42:00Z">
+        <w:pPrChange w:id="261" w:author="Susanne Iwarsson" w:date="2026-01-18T11:42:00Z" w16du:dateUtc="2026-01-18T10:42:00Z">
           <w:pPr>
             <w:pStyle w:val="Paragraph"/>
             <w:spacing w:line="360" w:lineRule="auto"/>
@@ -12962,7 +12306,7 @@
         </w:rPr>
         <w:t xml:space="preserve"> </w:t>
       </w:r>
-      <w:del w:id="360" w:author="Susanne Iwarsson" w:date="2026-01-18T11:42:00Z" w16du:dateUtc="2026-01-18T10:42:00Z">
+      <w:del w:id="262" w:author="Susanne Iwarsson" w:date="2026-01-18T11:42:00Z" w16du:dateUtc="2026-01-18T10:42:00Z">
         <w:r>
           <w:rPr>
             <w:lang w:val="en-US"/>
@@ -12970,7 +12314,7 @@
           <w:delText xml:space="preserve">show </w:delText>
         </w:r>
       </w:del>
-      <w:ins w:id="361" w:author="Susanne Iwarsson" w:date="2026-01-18T11:42:00Z" w16du:dateUtc="2026-01-18T10:42:00Z">
+      <w:ins w:id="263" w:author="Susanne Iwarsson" w:date="2026-01-18T11:42:00Z" w16du:dateUtc="2026-01-18T10:42:00Z">
         <w:r>
           <w:rPr>
             <w:lang w:val="en-US"/>
@@ -12984,8 +12328,8 @@
         </w:rPr>
         <w:t xml:space="preserve">strong and statistically significant preferences for proximity-based amenities. The corresponding MWTPs </w:t>
       </w:r>
-      <w:commentRangeStart w:id="362"/>
-      <w:ins w:id="363" w:author="Susanne Iwarsson" w:date="2026-01-18T11:42:00Z" w16du:dateUtc="2026-01-18T10:42:00Z">
+      <w:commentRangeStart w:id="264"/>
+      <w:ins w:id="265" w:author="Susanne Iwarsson" w:date="2026-01-18T11:42:00Z" w16du:dateUtc="2026-01-18T10:42:00Z">
         <w:r>
           <w:rPr>
             <w:lang w:val="en-US"/>
@@ -12993,7 +12337,7 @@
           <w:t>we</w:t>
         </w:r>
       </w:ins>
-      <w:del w:id="364" w:author="Susanne Iwarsson" w:date="2026-01-18T11:42:00Z" w16du:dateUtc="2026-01-18T10:42:00Z">
+      <w:del w:id="266" w:author="Susanne Iwarsson" w:date="2026-01-18T11:42:00Z" w16du:dateUtc="2026-01-18T10:42:00Z">
         <w:r>
           <w:rPr>
             <w:lang w:val="en-US"/>
@@ -13007,7 +12351,7 @@
         </w:rPr>
         <w:t>re</w:t>
       </w:r>
-      <w:commentRangeEnd w:id="362"/>
+      <w:commentRangeEnd w:id="264"/>
       <w:r>
         <w:rPr>
           <w:rStyle w:val="CommentReference"/>
@@ -13015,7 +12359,7 @@
           <w:szCs w:val="24"/>
           <w:lang w:val="en-US"/>
         </w:rPr>
-        <w:commentReference w:id="362"/>
+        <w:commentReference w:id="264"/>
       </w:r>
       <w:r>
         <w:rPr>
@@ -13089,7 +12433,7 @@
         </w:rPr>
         <w:t xml:space="preserve"> SEK for parking amenities.</w:t>
       </w:r>
-      <w:del w:id="365" w:author="Susanne Iwarsson" w:date="2026-01-18T11:43:00Z" w16du:dateUtc="2026-01-18T10:43:00Z">
+      <w:del w:id="267" w:author="Susanne Iwarsson" w:date="2026-01-18T11:43:00Z" w16du:dateUtc="2026-01-18T10:43:00Z">
         <w:r>
           <w:rPr>
             <w:lang w:val="en-US"/>
@@ -13115,7 +12459,7 @@
         </w:rPr>
         <w:t xml:space="preserve"> prioritize</w:t>
       </w:r>
-      <w:ins w:id="366" w:author="Susanne Iwarsson" w:date="2026-01-18T11:43:00Z" w16du:dateUtc="2026-01-18T10:43:00Z">
+      <w:ins w:id="268" w:author="Susanne Iwarsson" w:date="2026-01-18T11:43:00Z" w16du:dateUtc="2026-01-18T10:43:00Z">
         <w:r>
           <w:rPr>
             <w:lang w:val="en-US"/>
@@ -13129,7 +12473,7 @@
         </w:rPr>
         <w:t xml:space="preserve"> proximity to shops, with MWTP values 75 SEK greater than female homeowners.</w:t>
       </w:r>
-      <w:del w:id="367" w:author="Susanne Iwarsson" w:date="2026-01-18T11:44:00Z" w16du:dateUtc="2026-01-18T10:44:00Z">
+      <w:del w:id="269" w:author="Susanne Iwarsson" w:date="2026-01-18T11:44:00Z" w16du:dateUtc="2026-01-18T10:44:00Z">
         <w:r>
           <w:rPr>
             <w:lang w:val="en-US"/>
@@ -13143,7 +12487,7 @@
         </w:rPr>
         <w:t xml:space="preserve"> Parking availability </w:t>
       </w:r>
-      <w:ins w:id="368" w:author="Susanne Iwarsson" w:date="2026-01-18T11:44:00Z" w16du:dateUtc="2026-01-18T10:44:00Z">
+      <w:ins w:id="270" w:author="Susanne Iwarsson" w:date="2026-01-18T11:44:00Z" w16du:dateUtc="2026-01-18T10:44:00Z">
         <w:r>
           <w:rPr>
             <w:lang w:val="en-US"/>
@@ -13151,7 +12495,7 @@
           <w:t>wa</w:t>
         </w:r>
       </w:ins>
-      <w:del w:id="369" w:author="Susanne Iwarsson" w:date="2026-01-18T11:44:00Z" w16du:dateUtc="2026-01-18T10:44:00Z">
+      <w:del w:id="271" w:author="Susanne Iwarsson" w:date="2026-01-18T11:44:00Z" w16du:dateUtc="2026-01-18T10:44:00Z">
         <w:r>
           <w:rPr>
             <w:lang w:val="en-US"/>
@@ -13171,7 +12515,7 @@
         </w:rPr>
         <w:t>who demonstrate</w:t>
       </w:r>
-      <w:ins w:id="370" w:author="Susanne Iwarsson" w:date="2026-01-18T11:44:00Z" w16du:dateUtc="2026-01-18T10:44:00Z">
+      <w:ins w:id="272" w:author="Susanne Iwarsson" w:date="2026-01-18T11:44:00Z" w16du:dateUtc="2026-01-18T10:44:00Z">
         <w:r>
           <w:rPr>
             <w:lang w:val="en-US"/>
@@ -13185,7 +12529,7 @@
         </w:rPr>
         <w:t xml:space="preserve"> </w:t>
       </w:r>
-      <w:del w:id="371" w:author="Susanne Iwarsson" w:date="2026-01-18T11:44:00Z" w16du:dateUtc="2026-01-18T10:44:00Z">
+      <w:del w:id="273" w:author="Susanne Iwarsson" w:date="2026-01-18T11:44:00Z" w16du:dateUtc="2026-01-18T10:44:00Z">
         <w:r>
           <w:rPr>
             <w:lang w:val="en-US"/>
@@ -13259,7 +12603,7 @@
         </w:rPr>
         <w:t>Compared to female homeowners, males value</w:t>
       </w:r>
-      <w:ins w:id="372" w:author="Susanne Iwarsson" w:date="2026-01-18T11:44:00Z" w16du:dateUtc="2026-01-18T10:44:00Z">
+      <w:ins w:id="274" w:author="Susanne Iwarsson" w:date="2026-01-18T11:44:00Z" w16du:dateUtc="2026-01-18T10:44:00Z">
         <w:r>
           <w:rPr>
             <w:lang w:val="en-US"/>
@@ -13311,7 +12655,7 @@
         <w:rPr>
           <w:lang w:val="en-US"/>
         </w:rPr>
-        <w:pPrChange w:id="373" w:author="Susanne Iwarsson" w:date="2026-01-18T11:44:00Z" w16du:dateUtc="2026-01-18T10:44:00Z">
+        <w:pPrChange w:id="275" w:author="Susanne Iwarsson" w:date="2026-01-18T11:44:00Z" w16du:dateUtc="2026-01-18T10:44:00Z">
           <w:pPr>
             <w:pStyle w:val="Paragraph"/>
             <w:spacing w:line="360" w:lineRule="auto"/>
@@ -13417,7 +12761,7 @@
         <w:rPr>
           <w:lang w:val="en-US"/>
         </w:rPr>
-        <w:pPrChange w:id="374" w:author="Susanne Iwarsson" w:date="2026-01-18T11:44:00Z" w16du:dateUtc="2026-01-18T10:44:00Z">
+        <w:pPrChange w:id="276" w:author="Susanne Iwarsson" w:date="2026-01-18T11:44:00Z" w16du:dateUtc="2026-01-18T10:44:00Z">
           <w:pPr>
             <w:pStyle w:val="Paragraph"/>
             <w:spacing w:line="360" w:lineRule="auto"/>
@@ -13425,7 +12769,7 @@
           </w:pPr>
         </w:pPrChange>
       </w:pPr>
-      <w:commentRangeStart w:id="375"/>
+      <w:commentRangeStart w:id="277"/>
       <w:r>
         <w:rPr>
           <w:lang w:val="en-US"/>
@@ -13456,7 +12800,7 @@
         </w:rPr>
         <w:t>. The consistency of results across tenure groups indicates that gendered patterns in housing choice are modest in magnitude, with significant variation only for specific amenity types.</w:t>
       </w:r>
-      <w:commentRangeEnd w:id="375"/>
+      <w:commentRangeEnd w:id="277"/>
       <w:r>
         <w:rPr>
           <w:rStyle w:val="CommentReference"/>
@@ -13464,7 +12808,7 @@
           <w:szCs w:val="24"/>
           <w:lang w:val="en-US"/>
         </w:rPr>
-        <w:commentReference w:id="375"/>
+        <w:commentReference w:id="277"/>
       </w:r>
     </w:p>
     <w:p>
@@ -13637,7 +12981,7 @@
         </w:rPr>
         <w:t>Table 7, we present the results for tests including interactions terms of attributes and health</w:t>
       </w:r>
-      <w:del w:id="376" w:author="Susanne Iwarsson" w:date="2026-01-18T11:48:00Z" w16du:dateUtc="2026-01-18T10:48:00Z">
+      <w:del w:id="278" w:author="Susanne Iwarsson" w:date="2026-01-18T11:48:00Z" w16du:dateUtc="2026-01-18T10:48:00Z">
         <w:r>
           <w:rPr>
             <w:lang w:val="en-US"/>
@@ -13666,7 +13010,7 @@
         </w:rPr>
         <w:t>those reporting good or better health place</w:t>
       </w:r>
-      <w:ins w:id="377" w:author="Susanne Iwarsson" w:date="2026-01-18T11:48:00Z" w16du:dateUtc="2026-01-18T10:48:00Z">
+      <w:ins w:id="279" w:author="Susanne Iwarsson" w:date="2026-01-18T11:48:00Z" w16du:dateUtc="2026-01-18T10:48:00Z">
         <w:r>
           <w:rPr>
             <w:lang w:val="en-US"/>
@@ -13704,7 +13048,7 @@
         </w:rPr>
         <w:t xml:space="preserve"> SEK). </w:t>
       </w:r>
-      <w:del w:id="378" w:author="Susanne Iwarsson" w:date="2026-01-18T11:48:00Z" w16du:dateUtc="2026-01-18T10:48:00Z">
+      <w:del w:id="280" w:author="Susanne Iwarsson" w:date="2026-01-18T11:48:00Z" w16du:dateUtc="2026-01-18T10:48:00Z">
         <w:r>
           <w:rPr>
             <w:lang w:val="en-US"/>
@@ -13718,7 +13062,7 @@
           <w:delText>However, t</w:delText>
         </w:r>
       </w:del>
-      <w:ins w:id="379" w:author="Susanne Iwarsson" w:date="2026-01-18T11:48:00Z" w16du:dateUtc="2026-01-18T10:48:00Z">
+      <w:ins w:id="281" w:author="Susanne Iwarsson" w:date="2026-01-18T11:48:00Z" w16du:dateUtc="2026-01-18T10:48:00Z">
         <w:r>
           <w:rPr>
             <w:lang w:val="en-US"/>
@@ -13732,7 +13076,7 @@
         </w:rPr>
         <w:t>hose reporting better health value</w:t>
       </w:r>
-      <w:ins w:id="380" w:author="Susanne Iwarsson" w:date="2026-01-18T11:48:00Z" w16du:dateUtc="2026-01-18T10:48:00Z">
+      <w:ins w:id="282" w:author="Susanne Iwarsson" w:date="2026-01-18T11:48:00Z" w16du:dateUtc="2026-01-18T10:48:00Z">
         <w:r>
           <w:rPr>
             <w:lang w:val="en-US"/>
@@ -13778,7 +13122,7 @@
         <w:rPr>
           <w:lang w:val="en-US"/>
         </w:rPr>
-        <w:pPrChange w:id="381" w:author="Susanne Iwarsson" w:date="2026-01-18T11:48:00Z" w16du:dateUtc="2026-01-18T10:48:00Z">
+        <w:pPrChange w:id="283" w:author="Susanne Iwarsson" w:date="2026-01-18T11:48:00Z" w16du:dateUtc="2026-01-18T10:48:00Z">
           <w:pPr>
             <w:pStyle w:val="Paragraph"/>
             <w:spacing w:line="360" w:lineRule="auto"/>
@@ -13798,7 +13142,7 @@
         </w:rPr>
         <w:t xml:space="preserve">lesser value </w:t>
       </w:r>
-      <w:del w:id="382" w:author="Susanne Iwarsson" w:date="2026-01-18T11:48:00Z" w16du:dateUtc="2026-01-18T10:48:00Z">
+      <w:del w:id="284" w:author="Susanne Iwarsson" w:date="2026-01-18T11:48:00Z" w16du:dateUtc="2026-01-18T10:48:00Z">
         <w:r>
           <w:rPr>
             <w:lang w:val="en-US"/>
@@ -13806,7 +13150,7 @@
           <w:delText>i</w:delText>
         </w:r>
       </w:del>
-      <w:ins w:id="383" w:author="Susanne Iwarsson" w:date="2026-01-18T11:48:00Z" w16du:dateUtc="2026-01-18T10:48:00Z">
+      <w:ins w:id="285" w:author="Susanne Iwarsson" w:date="2026-01-18T11:48:00Z" w16du:dateUtc="2026-01-18T10:48:00Z">
         <w:r>
           <w:rPr>
             <w:lang w:val="en-US"/>
@@ -13832,7 +13176,7 @@
         </w:rPr>
         <w:t xml:space="preserve"> SEK a month.  Other interaction terms d</w:t>
       </w:r>
-      <w:del w:id="384" w:author="Susanne Iwarsson" w:date="2026-01-18T11:49:00Z" w16du:dateUtc="2026-01-18T10:49:00Z">
+      <w:del w:id="286" w:author="Susanne Iwarsson" w:date="2026-01-18T11:49:00Z" w16du:dateUtc="2026-01-18T10:49:00Z">
         <w:r>
           <w:rPr>
             <w:lang w:val="en-US"/>
@@ -13841,7 +13185,7 @@
         </w:r>
       </w:del>
       <w:proofErr w:type="gramStart"/>
-      <w:ins w:id="385" w:author="Susanne Iwarsson" w:date="2026-01-18T11:49:00Z" w16du:dateUtc="2026-01-18T10:49:00Z">
+      <w:ins w:id="287" w:author="Susanne Iwarsson" w:date="2026-01-18T11:49:00Z" w16du:dateUtc="2026-01-18T10:49:00Z">
         <w:r>
           <w:rPr>
             <w:lang w:val="en-US"/>
@@ -13888,7 +13232,7 @@
         </w:rPr>
         <w:t xml:space="preserve"> </w:t>
       </w:r>
-      <w:commentRangeStart w:id="386"/>
+      <w:commentRangeStart w:id="288"/>
       <w:r>
         <w:rPr>
           <w:lang w:val="en-US"/>
@@ -13931,7 +13275,7 @@
         </w:rPr>
         <w:t xml:space="preserve">. </w:t>
       </w:r>
-      <w:commentRangeEnd w:id="386"/>
+      <w:commentRangeEnd w:id="288"/>
       <w:r>
         <w:rPr>
           <w:rStyle w:val="CommentReference"/>
@@ -13939,7 +13283,7 @@
           <w:szCs w:val="24"/>
           <w:lang w:val="en-US"/>
         </w:rPr>
-        <w:commentReference w:id="386"/>
+        <w:commentReference w:id="288"/>
       </w:r>
     </w:p>
     <w:p>
@@ -14068,13 +13412,13 @@
         </w:rPr>
         <w:t>Discussion</w:t>
       </w:r>
-      <w:bookmarkEnd w:id="107"/>
+      <w:bookmarkEnd w:id="36"/>
     </w:p>
     <w:p>
       <w:pPr>
         <w:pStyle w:val="Paragraph"/>
         <w:spacing w:line="360" w:lineRule="auto"/>
-        <w:pPrChange w:id="387" w:author="Susanne Iwarsson" w:date="2026-01-18T11:49:00Z" w16du:dateUtc="2026-01-18T10:49:00Z">
+        <w:pPrChange w:id="289" w:author="Susanne Iwarsson" w:date="2026-01-18T11:49:00Z" w16du:dateUtc="2026-01-18T10:49:00Z">
           <w:pPr>
             <w:pStyle w:val="Paragraph"/>
             <w:spacing w:line="360" w:lineRule="auto"/>
@@ -14085,12 +13429,12 @@
       <w:r>
         <w:t xml:space="preserve">This study provides new evidence on how older adults in Sweden value housing and neighbourhood attributes when considering relocation. Using a </w:t>
       </w:r>
-      <w:del w:id="388" w:author="Susanne Iwarsson" w:date="2026-01-18T11:49:00Z" w16du:dateUtc="2026-01-18T10:49:00Z">
+      <w:del w:id="290" w:author="Susanne Iwarsson" w:date="2026-01-18T11:49:00Z" w16du:dateUtc="2026-01-18T10:49:00Z">
         <w:r>
           <w:delText>discrete choice experiment</w:delText>
         </w:r>
       </w:del>
-      <w:ins w:id="389" w:author="Susanne Iwarsson" w:date="2026-01-18T11:49:00Z" w16du:dateUtc="2026-01-18T10:49:00Z">
+      <w:ins w:id="291" w:author="Susanne Iwarsson" w:date="2026-01-18T11:49:00Z" w16du:dateUtc="2026-01-18T10:49:00Z">
         <w:r>
           <w:t>DCE</w:t>
         </w:r>
@@ -14098,7 +13442,7 @@
       <w:r>
         <w:t xml:space="preserve"> embedded in the </w:t>
       </w:r>
-      <w:ins w:id="390" w:author="Susanne Iwarsson" w:date="2026-01-18T11:49:00Z" w16du:dateUtc="2026-01-18T10:49:00Z">
+      <w:ins w:id="292" w:author="Susanne Iwarsson" w:date="2026-01-18T11:49:00Z" w16du:dateUtc="2026-01-18T10:49:00Z">
         <w:r>
           <w:t xml:space="preserve">Prospective </w:t>
         </w:r>
@@ -14106,26 +13450,26 @@
       <w:r>
         <w:t xml:space="preserve">RELOC-AGE project, we identify strong preferences for neighbourhood accessibility and reveal meaningful heterogeneity across tenure, age, gender, and health. The findings extend prior behavioural housing research by quantifying trade-offs older adults are willing to make, rather than relying on descriptive or </w:t>
       </w:r>
-      <w:commentRangeStart w:id="391"/>
-      <w:commentRangeStart w:id="392"/>
+      <w:commentRangeStart w:id="293"/>
+      <w:commentRangeStart w:id="294"/>
       <w:r>
         <w:t>revealed-preference approaches</w:t>
       </w:r>
-      <w:commentRangeEnd w:id="391"/>
+      <w:commentRangeEnd w:id="293"/>
       <w:r>
         <w:rPr>
           <w:rStyle w:val="CommentReference"/>
           <w:sz w:val="24"/>
           <w:szCs w:val="24"/>
         </w:rPr>
-        <w:commentReference w:id="391"/>
-      </w:r>
-      <w:commentRangeEnd w:id="392"/>
+        <w:commentReference w:id="293"/>
+      </w:r>
+      <w:commentRangeEnd w:id="294"/>
       <w:r>
         <w:rPr>
           <w:rStyle w:val="CommentReference"/>
         </w:rPr>
-        <w:commentReference w:id="392"/>
+        <w:commentReference w:id="294"/>
       </w:r>
       <w:r>
         <w:t>.</w:t>
@@ -15770,7 +15114,7 @@
       </w:r>
     </w:p>
   </w:comment>
-  <w:comment w:id="10" w:author="Arne Risa Hole" w:date="2026-01-12T16:56:00Z" w:initials="ARH">
+  <w:comment w:id="3" w:author="Arne Risa Hole" w:date="2026-01-12T16:56:00Z" w:initials="ARH">
     <w:p>
       <w:pPr>
         <w:pStyle w:val="CommentText"/>
@@ -15786,7 +15130,7 @@
       </w:r>
     </w:p>
   </w:comment>
-  <w:comment w:id="11" w:author="Nick Christie" w:date="2026-01-19T10:46:00Z" w:initials="NC">
+  <w:comment w:id="4" w:author="Nick Christie" w:date="2026-01-19T10:46:00Z" w:initials="NC">
     <w:p>
       <w:pPr>
         <w:pStyle w:val="CommentText"/>
@@ -15805,7 +15149,7 @@
       </w:r>
     </w:p>
   </w:comment>
-  <w:comment w:id="12" w:author="Arne Risa Hole" w:date="2026-01-12T16:50:00Z" w:initials="ARH">
+  <w:comment w:id="5" w:author="Arne Risa Hole" w:date="2026-01-12T16:50:00Z" w:initials="ARH">
     <w:p>
       <w:pPr>
         <w:pStyle w:val="CommentText"/>
@@ -15821,7 +15165,7 @@
       </w:r>
     </w:p>
   </w:comment>
-  <w:comment w:id="13" w:author="Nick Christie" w:date="2026-01-19T10:51:00Z" w:initials="NC">
+  <w:comment w:id="6" w:author="Nick Christie" w:date="2026-01-19T10:51:00Z" w:initials="NC">
     <w:p>
       <w:pPr>
         <w:pStyle w:val="CommentText"/>
@@ -15840,7 +15184,7 @@
       </w:r>
     </w:p>
   </w:comment>
-  <w:comment w:id="14" w:author="Arne Risa Hole" w:date="2026-01-12T16:52:00Z" w:initials="ARH">
+  <w:comment w:id="7" w:author="Arne Risa Hole" w:date="2026-01-12T16:52:00Z" w:initials="ARH">
     <w:p>
       <w:pPr>
         <w:pStyle w:val="CommentText"/>
@@ -15856,7 +15200,7 @@
       </w:r>
     </w:p>
   </w:comment>
-  <w:comment w:id="15" w:author="Nick Christie" w:date="2026-01-19T10:51:00Z" w:initials="NC">
+  <w:comment w:id="8" w:author="Nick Christie" w:date="2026-01-19T10:51:00Z" w:initials="NC">
     <w:p>
       <w:pPr>
         <w:pStyle w:val="CommentText"/>
@@ -15875,7 +15219,7 @@
       </w:r>
     </w:p>
   </w:comment>
-  <w:comment w:id="39" w:author="Susanne Iwarsson" w:date="2026-01-18T10:29:00Z" w:initials="SI">
+  <w:comment w:id="10" w:author="Susanne Iwarsson" w:date="2026-01-18T10:29:00Z" w:initials="SI">
     <w:p>
       <w:pPr>
         <w:pStyle w:val="CommentText"/>
@@ -15894,7 +15238,7 @@
       </w:r>
     </w:p>
   </w:comment>
-  <w:comment w:id="79" w:author="Susanne Iwarsson" w:date="2026-01-18T10:46:00Z" w:initials="SI">
+  <w:comment w:id="17" w:author="Susanne Iwarsson" w:date="2026-01-18T10:46:00Z" w:initials="SI">
     <w:p>
       <w:pPr>
         <w:pStyle w:val="CommentText"/>
@@ -15913,7 +15257,7 @@
       </w:r>
     </w:p>
   </w:comment>
-  <w:comment w:id="90" w:author="Arne Risa Hole" w:date="2026-01-12T13:09:00Z" w:initials="ARH">
+  <w:comment w:id="19" w:author="Arne Risa Hole" w:date="2026-01-12T13:09:00Z" w:initials="ARH">
     <w:p>
       <w:pPr>
         <w:pStyle w:val="CommentText"/>
@@ -15929,7 +15273,7 @@
       </w:r>
     </w:p>
   </w:comment>
-  <w:comment w:id="91" w:author="Nick Christie" w:date="2026-01-19T10:52:00Z" w:initials="NC">
+  <w:comment w:id="20" w:author="Nick Christie" w:date="2026-01-19T10:52:00Z" w:initials="NC">
     <w:p>
       <w:pPr>
         <w:pStyle w:val="CommentText"/>
@@ -15948,7 +15292,7 @@
       </w:r>
     </w:p>
   </w:comment>
-  <w:comment w:id="93" w:author="Susanne Iwarsson" w:date="2026-01-18T10:52:00Z" w:initials="SI">
+  <w:comment w:id="22" w:author="Susanne Iwarsson" w:date="2026-01-18T10:52:00Z" w:initials="SI">
     <w:p>
       <w:pPr>
         <w:pStyle w:val="CommentText"/>
@@ -15967,7 +15311,7 @@
       </w:r>
     </w:p>
   </w:comment>
-  <w:comment w:id="96" w:author="Susanne Iwarsson" w:date="2026-01-18T10:53:00Z" w:initials="SI">
+  <w:comment w:id="26" w:author="Susanne Iwarsson" w:date="2026-01-18T10:53:00Z" w:initials="SI">
     <w:p>
       <w:pPr>
         <w:pStyle w:val="CommentText"/>
@@ -15986,7 +15330,7 @@
       </w:r>
     </w:p>
   </w:comment>
-  <w:comment w:id="98" w:author="Susanne Iwarsson" w:date="2026-01-18T10:53:00Z" w:initials="SI">
+  <w:comment w:id="31" w:author="Susanne Iwarsson" w:date="2026-01-18T10:53:00Z" w:initials="SI">
     <w:p>
       <w:pPr>
         <w:pStyle w:val="CommentText"/>
@@ -16005,7 +15349,7 @@
       </w:r>
     </w:p>
   </w:comment>
-  <w:comment w:id="99" w:author="Susanne Iwarsson" w:date="2026-01-18T10:55:00Z" w:initials="SI">
+  <w:comment w:id="32" w:author="Susanne Iwarsson" w:date="2026-01-18T10:55:00Z" w:initials="SI">
     <w:p>
       <w:pPr>
         <w:pStyle w:val="CommentText"/>
@@ -16024,7 +15368,7 @@
       </w:r>
     </w:p>
   </w:comment>
-  <w:comment w:id="106" w:author="Susanne Iwarsson" w:date="2026-01-18T10:55:00Z" w:initials="SI">
+  <w:comment w:id="35" w:author="Susanne Iwarsson" w:date="2026-01-18T10:55:00Z" w:initials="SI">
     <w:p>
       <w:pPr>
         <w:pStyle w:val="CommentText"/>
@@ -16043,7 +15387,7 @@
       </w:r>
     </w:p>
   </w:comment>
-  <w:comment w:id="113" w:author="Arne Risa Hole" w:date="2026-01-12T13:15:00Z" w:initials="ARH">
+  <w:comment w:id="38" w:author="Arne Risa Hole" w:date="2026-01-12T13:15:00Z" w:initials="ARH">
     <w:p>
       <w:pPr>
         <w:pStyle w:val="CommentText"/>
@@ -16059,7 +15403,7 @@
       </w:r>
     </w:p>
   </w:comment>
-  <w:comment w:id="114" w:author="Nick Christie" w:date="2026-01-19T10:53:00Z" w:initials="NC">
+  <w:comment w:id="39" w:author="Nick Christie" w:date="2026-01-19T10:53:00Z" w:initials="NC">
     <w:p>
       <w:pPr>
         <w:pStyle w:val="CommentText"/>
@@ -16078,7 +15422,7 @@
       </w:r>
     </w:p>
   </w:comment>
-  <w:comment w:id="129" w:author="Arne Risa Hole" w:date="2026-01-12T13:18:00Z" w:initials="ARH">
+  <w:comment w:id="42" w:author="Arne Risa Hole" w:date="2026-01-12T13:18:00Z" w:initials="ARH">
     <w:p>
       <w:pPr>
         <w:pStyle w:val="CommentText"/>
@@ -16094,7 +15438,7 @@
       </w:r>
     </w:p>
   </w:comment>
-  <w:comment w:id="130" w:author="Nick Christie" w:date="2026-01-19T10:53:00Z" w:initials="NC">
+  <w:comment w:id="43" w:author="Nick Christie" w:date="2026-01-19T10:53:00Z" w:initials="NC">
     <w:p>
       <w:pPr>
         <w:pStyle w:val="CommentText"/>
@@ -16113,7 +15457,7 @@
       </w:r>
     </w:p>
   </w:comment>
-  <w:comment w:id="135" w:author="Arne Risa Hole" w:date="2026-01-12T13:21:00Z" w:initials="ARH">
+  <w:comment w:id="47" w:author="Arne Risa Hole" w:date="2026-01-12T13:21:00Z" w:initials="ARH">
     <w:p>
       <w:pPr>
         <w:pStyle w:val="CommentText"/>
@@ -16129,7 +15473,7 @@
       </w:r>
     </w:p>
   </w:comment>
-  <w:comment w:id="136" w:author="Nick Christie" w:date="2026-01-19T10:53:00Z" w:initials="NC">
+  <w:comment w:id="48" w:author="Nick Christie" w:date="2026-01-19T10:53:00Z" w:initials="NC">
     <w:p>
       <w:pPr>
         <w:pStyle w:val="CommentText"/>
@@ -16148,7 +15492,7 @@
       </w:r>
     </w:p>
   </w:comment>
-  <w:comment w:id="147" w:author="Arne Risa Hole" w:date="2026-01-12T13:23:00Z" w:initials="ARH">
+  <w:comment w:id="50" w:author="Arne Risa Hole" w:date="2026-01-12T13:23:00Z" w:initials="ARH">
     <w:p>
       <w:pPr>
         <w:pStyle w:val="CommentText"/>
@@ -16164,7 +15508,7 @@
       </w:r>
     </w:p>
   </w:comment>
-  <w:comment w:id="156" w:author="Susanne Iwarsson" w:date="2026-01-18T11:25:00Z" w:initials="SI">
+  <w:comment w:id="58" w:author="Susanne Iwarsson" w:date="2026-01-18T11:25:00Z" w:initials="SI">
     <w:p>
       <w:pPr>
         <w:pStyle w:val="CommentText"/>
@@ -16183,7 +15527,7 @@
       </w:r>
     </w:p>
   </w:comment>
-  <w:comment w:id="173" w:author="Arne Risa Hole" w:date="2026-01-12T13:25:00Z" w:initials="ARH">
+  <w:comment w:id="75" w:author="Arne Risa Hole" w:date="2026-01-12T13:25:00Z" w:initials="ARH">
     <w:p>
       <w:pPr>
         <w:pStyle w:val="CommentText"/>
@@ -16199,7 +15543,7 @@
       </w:r>
     </w:p>
   </w:comment>
-  <w:comment w:id="174" w:author="Nick Christie" w:date="2026-01-19T10:54:00Z" w:initials="NC">
+  <w:comment w:id="76" w:author="Nick Christie" w:date="2026-01-19T10:54:00Z" w:initials="NC">
     <w:p>
       <w:pPr>
         <w:pStyle w:val="CommentText"/>
@@ -16218,7 +15562,7 @@
       </w:r>
     </w:p>
   </w:comment>
-  <w:comment w:id="172" w:author="Susanne Iwarsson" w:date="2026-01-18T11:06:00Z" w:initials="SI">
+  <w:comment w:id="74" w:author="Susanne Iwarsson" w:date="2026-01-18T11:06:00Z" w:initials="SI">
     <w:p>
       <w:pPr>
         <w:pStyle w:val="CommentText"/>
@@ -16237,7 +15581,7 @@
       </w:r>
     </w:p>
   </w:comment>
-  <w:comment w:id="178" w:author="Arne Risa Hole" w:date="2026-01-12T13:26:00Z" w:initials="ARH">
+  <w:comment w:id="80" w:author="Arne Risa Hole" w:date="2026-01-12T13:26:00Z" w:initials="ARH">
     <w:p>
       <w:pPr>
         <w:pStyle w:val="CommentText"/>
@@ -16253,7 +15597,7 @@
       </w:r>
     </w:p>
   </w:comment>
-  <w:comment w:id="179" w:author="Nick Christie" w:date="2026-01-19T10:54:00Z" w:initials="NC">
+  <w:comment w:id="81" w:author="Nick Christie" w:date="2026-01-19T10:54:00Z" w:initials="NC">
     <w:p>
       <w:pPr>
         <w:pStyle w:val="CommentText"/>
@@ -16272,7 +15616,7 @@
       </w:r>
     </w:p>
   </w:comment>
-  <w:comment w:id="188" w:author="Susanne Iwarsson" w:date="2026-01-18T11:10:00Z" w:initials="SI">
+  <w:comment w:id="90" w:author="Susanne Iwarsson" w:date="2026-01-18T11:10:00Z" w:initials="SI">
     <w:p>
       <w:pPr>
         <w:pStyle w:val="CommentText"/>
@@ -16291,7 +15635,7 @@
       </w:r>
     </w:p>
   </w:comment>
-  <w:comment w:id="194" w:author="Arne Risa Hole" w:date="2026-01-12T13:43:00Z" w:initials="ARH">
+  <w:comment w:id="96" w:author="Arne Risa Hole" w:date="2026-01-12T13:43:00Z" w:initials="ARH">
     <w:p>
       <w:pPr>
         <w:pStyle w:val="CommentText"/>
@@ -16307,7 +15651,7 @@
       </w:r>
     </w:p>
   </w:comment>
-  <w:comment w:id="195" w:author="Nick Christie" w:date="2026-01-19T10:54:00Z" w:initials="NC">
+  <w:comment w:id="97" w:author="Nick Christie" w:date="2026-01-19T10:54:00Z" w:initials="NC">
     <w:p>
       <w:pPr>
         <w:pStyle w:val="CommentText"/>
@@ -16326,7 +15670,7 @@
       </w:r>
     </w:p>
   </w:comment>
-  <w:comment w:id="206" w:author="Arne Risa Hole" w:date="2026-01-12T13:39:00Z" w:initials="ARH">
+  <w:comment w:id="108" w:author="Arne Risa Hole" w:date="2026-01-12T13:39:00Z" w:initials="ARH">
     <w:p>
       <w:pPr>
         <w:pStyle w:val="CommentText"/>
@@ -16342,7 +15686,7 @@
       </w:r>
     </w:p>
   </w:comment>
-  <w:comment w:id="207" w:author="Nick Christie" w:date="2026-01-19T10:55:00Z" w:initials="NC">
+  <w:comment w:id="109" w:author="Nick Christie" w:date="2026-01-19T10:55:00Z" w:initials="NC">
     <w:p>
       <w:pPr>
         <w:pStyle w:val="CommentText"/>
@@ -16386,7 +15730,7 @@
       </w:r>
     </w:p>
   </w:comment>
-  <w:comment w:id="209" w:author="Arne Risa Hole" w:date="2026-01-12T13:41:00Z" w:initials="ARH">
+  <w:comment w:id="111" w:author="Arne Risa Hole" w:date="2026-01-12T13:41:00Z" w:initials="ARH">
     <w:p>
       <w:pPr>
         <w:pStyle w:val="CommentText"/>
@@ -16402,7 +15746,7 @@
       </w:r>
     </w:p>
   </w:comment>
-  <w:comment w:id="210" w:author="Nick Christie" w:date="2026-01-19T10:55:00Z" w:initials="NC">
+  <w:comment w:id="112" w:author="Nick Christie" w:date="2026-01-19T10:55:00Z" w:initials="NC">
     <w:p>
       <w:pPr>
         <w:pStyle w:val="CommentText"/>
@@ -16421,7 +15765,7 @@
       </w:r>
     </w:p>
   </w:comment>
-  <w:comment w:id="216" w:author="Arne Risa Hole" w:date="2026-01-12T13:41:00Z" w:initials="ARH">
+  <w:comment w:id="118" w:author="Arne Risa Hole" w:date="2026-01-12T13:41:00Z" w:initials="ARH">
     <w:p>
       <w:pPr>
         <w:pStyle w:val="CommentText"/>
@@ -16437,7 +15781,7 @@
       </w:r>
     </w:p>
   </w:comment>
-  <w:comment w:id="217" w:author="Nick Christie" w:date="2026-01-19T10:56:00Z" w:initials="NC">
+  <w:comment w:id="119" w:author="Nick Christie" w:date="2026-01-19T10:56:00Z" w:initials="NC">
     <w:p>
       <w:pPr>
         <w:pStyle w:val="CommentText"/>
@@ -16467,7 +15811,7 @@
       </w:r>
     </w:p>
   </w:comment>
-  <w:comment w:id="219" w:author="Arne Risa Hole" w:date="2026-01-12T13:46:00Z" w:initials="ARH">
+  <w:comment w:id="121" w:author="Arne Risa Hole" w:date="2026-01-12T13:46:00Z" w:initials="ARH">
     <w:p>
       <w:pPr>
         <w:pStyle w:val="CommentText"/>
@@ -16483,7 +15827,7 @@
       </w:r>
     </w:p>
   </w:comment>
-  <w:comment w:id="220" w:author="Nick Christie" w:date="2026-01-19T10:56:00Z" w:initials="NC">
+  <w:comment w:id="122" w:author="Nick Christie" w:date="2026-01-19T10:56:00Z" w:initials="NC">
     <w:p>
       <w:pPr>
         <w:pStyle w:val="CommentText"/>
@@ -16502,7 +15846,7 @@
       </w:r>
     </w:p>
   </w:comment>
-  <w:comment w:id="222" w:author="Arne Risa Hole" w:date="2026-01-12T13:48:00Z" w:initials="ARH">
+  <w:comment w:id="124" w:author="Arne Risa Hole" w:date="2026-01-12T13:48:00Z" w:initials="ARH">
     <w:p>
       <w:pPr>
         <w:pStyle w:val="CommentText"/>
@@ -16518,7 +15862,7 @@
       </w:r>
     </w:p>
   </w:comment>
-  <w:comment w:id="223" w:author="Nick Christie" w:date="2026-01-19T10:57:00Z" w:initials="NC">
+  <w:comment w:id="125" w:author="Nick Christie" w:date="2026-01-19T10:57:00Z" w:initials="NC">
     <w:p>
       <w:pPr>
         <w:pStyle w:val="CommentText"/>
@@ -16537,7 +15881,7 @@
       </w:r>
     </w:p>
   </w:comment>
-  <w:comment w:id="227" w:author="Susanne Iwarsson" w:date="2026-01-18T11:16:00Z" w:initials="SI">
+  <w:comment w:id="129" w:author="Susanne Iwarsson" w:date="2026-01-18T11:16:00Z" w:initials="SI">
     <w:p>
       <w:pPr>
         <w:pStyle w:val="CommentText"/>
@@ -16556,7 +15900,7 @@
       </w:r>
     </w:p>
   </w:comment>
-  <w:comment w:id="236" w:author="Arne Risa Hole" w:date="2026-01-12T13:51:00Z" w:initials="ARH">
+  <w:comment w:id="138" w:author="Arne Risa Hole" w:date="2026-01-12T13:51:00Z" w:initials="ARH">
     <w:p>
       <w:pPr>
         <w:pStyle w:val="CommentText"/>
@@ -16572,7 +15916,7 @@
       </w:r>
     </w:p>
   </w:comment>
-  <w:comment w:id="237" w:author="Nick Christie" w:date="2026-01-19T10:57:00Z" w:initials="NC">
+  <w:comment w:id="139" w:author="Nick Christie" w:date="2026-01-19T10:57:00Z" w:initials="NC">
     <w:p>
       <w:pPr>
         <w:pStyle w:val="CommentText"/>
@@ -16591,7 +15935,7 @@
       </w:r>
     </w:p>
   </w:comment>
-  <w:comment w:id="241" w:author="Arne Risa Hole" w:date="2026-01-12T14:19:00Z" w:initials="ARH">
+  <w:comment w:id="143" w:author="Arne Risa Hole" w:date="2026-01-12T14:19:00Z" w:initials="ARH">
     <w:p>
       <w:pPr>
         <w:pStyle w:val="CommentText"/>
@@ -16607,7 +15951,7 @@
       </w:r>
     </w:p>
   </w:comment>
-  <w:comment w:id="242" w:author="Nick Christie" w:date="2026-01-19T10:57:00Z" w:initials="NC">
+  <w:comment w:id="144" w:author="Nick Christie" w:date="2026-01-19T10:57:00Z" w:initials="NC">
     <w:p>
       <w:pPr>
         <w:pStyle w:val="CommentText"/>
@@ -16626,7 +15970,7 @@
       </w:r>
     </w:p>
   </w:comment>
-  <w:comment w:id="243" w:author="Arne Risa Hole" w:date="2026-01-12T13:54:00Z" w:initials="ARH">
+  <w:comment w:id="145" w:author="Arne Risa Hole" w:date="2026-01-12T13:54:00Z" w:initials="ARH">
     <w:p>
       <w:pPr>
         <w:pStyle w:val="CommentText"/>
@@ -16642,7 +15986,7 @@
       </w:r>
     </w:p>
   </w:comment>
-  <w:comment w:id="244" w:author="Nick Christie" w:date="2026-01-19T10:57:00Z" w:initials="NC">
+  <w:comment w:id="146" w:author="Nick Christie" w:date="2026-01-19T10:57:00Z" w:initials="NC">
     <w:p>
       <w:pPr>
         <w:pStyle w:val="CommentText"/>
@@ -16661,7 +16005,7 @@
       </w:r>
     </w:p>
   </w:comment>
-  <w:comment w:id="249" w:author="Arne Risa Hole" w:date="2026-01-12T13:56:00Z" w:initials="ARH">
+  <w:comment w:id="151" w:author="Arne Risa Hole" w:date="2026-01-12T13:56:00Z" w:initials="ARH">
     <w:p>
       <w:pPr>
         <w:pStyle w:val="CommentText"/>
@@ -16677,7 +16021,7 @@
       </w:r>
     </w:p>
   </w:comment>
-  <w:comment w:id="250" w:author="Nick Christie" w:date="2026-01-19T10:58:00Z" w:initials="NC">
+  <w:comment w:id="152" w:author="Nick Christie" w:date="2026-01-19T10:58:00Z" w:initials="NC">
     <w:p>
       <w:pPr>
         <w:pStyle w:val="CommentText"/>
@@ -16696,7 +16040,7 @@
       </w:r>
     </w:p>
   </w:comment>
-  <w:comment w:id="251" w:author="Susanne Iwarsson" w:date="2026-01-18T11:19:00Z" w:initials="SI">
+  <w:comment w:id="153" w:author="Susanne Iwarsson" w:date="2026-01-18T11:19:00Z" w:initials="SI">
     <w:p>
       <w:pPr>
         <w:pStyle w:val="CommentText"/>
@@ -16715,7 +16059,7 @@
       </w:r>
     </w:p>
   </w:comment>
-  <w:comment w:id="252" w:author="Arne Risa Hole" w:date="2026-01-12T13:55:00Z" w:initials="ARH">
+  <w:comment w:id="154" w:author="Arne Risa Hole" w:date="2026-01-12T13:55:00Z" w:initials="ARH">
     <w:p>
       <w:pPr>
         <w:pStyle w:val="CommentText"/>
@@ -16731,7 +16075,7 @@
       </w:r>
     </w:p>
   </w:comment>
-  <w:comment w:id="253" w:author="Nick Christie" w:date="2026-01-19T10:59:00Z" w:initials="NC">
+  <w:comment w:id="155" w:author="Nick Christie" w:date="2026-01-19T10:59:00Z" w:initials="NC">
     <w:p>
       <w:pPr>
         <w:pStyle w:val="CommentText"/>
@@ -16750,7 +16094,7 @@
       </w:r>
     </w:p>
   </w:comment>
-  <w:comment w:id="264" w:author="Arne Risa Hole" w:date="2026-01-12T13:59:00Z" w:initials="ARH">
+  <w:comment w:id="166" w:author="Arne Risa Hole" w:date="2026-01-12T13:59:00Z" w:initials="ARH">
     <w:p>
       <w:pPr>
         <w:pStyle w:val="CommentText"/>
@@ -16766,7 +16110,7 @@
       </w:r>
     </w:p>
   </w:comment>
-  <w:comment w:id="265" w:author="Nick Christie" w:date="2026-01-19T10:59:00Z" w:initials="NC">
+  <w:comment w:id="167" w:author="Nick Christie" w:date="2026-01-19T10:59:00Z" w:initials="NC">
     <w:p>
       <w:pPr>
         <w:pStyle w:val="CommentText"/>
@@ -16785,7 +16129,7 @@
       </w:r>
     </w:p>
   </w:comment>
-  <w:comment w:id="276" w:author="Arne Risa Hole" w:date="2026-01-12T14:14:00Z" w:initials="ARH">
+  <w:comment w:id="178" w:author="Arne Risa Hole" w:date="2026-01-12T14:14:00Z" w:initials="ARH">
     <w:p>
       <w:pPr>
         <w:pStyle w:val="CommentText"/>
@@ -16801,7 +16145,7 @@
       </w:r>
     </w:p>
   </w:comment>
-  <w:comment w:id="277" w:author="Susanne Iwarsson" w:date="2026-01-18T11:23:00Z" w:initials="SI">
+  <w:comment w:id="179" w:author="Susanne Iwarsson" w:date="2026-01-18T11:23:00Z" w:initials="SI">
     <w:p>
       <w:pPr>
         <w:pStyle w:val="CommentText"/>
@@ -16820,7 +16164,7 @@
       </w:r>
     </w:p>
   </w:comment>
-  <w:comment w:id="278" w:author="Nick Christie" w:date="2026-01-19T11:00:00Z" w:initials="NC">
+  <w:comment w:id="180" w:author="Nick Christie" w:date="2026-01-19T11:00:00Z" w:initials="NC">
     <w:p>
       <w:pPr>
         <w:pStyle w:val="CommentText"/>
@@ -16839,7 +16183,7 @@
       </w:r>
     </w:p>
   </w:comment>
-  <w:comment w:id="292" w:author="Susanne Iwarsson" w:date="2026-01-18T11:33:00Z" w:initials="SI">
+  <w:comment w:id="194" w:author="Susanne Iwarsson" w:date="2026-01-18T11:33:00Z" w:initials="SI">
     <w:p>
       <w:pPr>
         <w:pStyle w:val="CommentText"/>
@@ -16858,7 +16202,7 @@
       </w:r>
     </w:p>
   </w:comment>
-  <w:comment w:id="291" w:author="Susanne Iwarsson" w:date="2026-01-18T11:32:00Z" w:initials="SI">
+  <w:comment w:id="193" w:author="Susanne Iwarsson" w:date="2026-01-18T11:32:00Z" w:initials="SI">
     <w:p>
       <w:pPr>
         <w:pStyle w:val="CommentText"/>
@@ -16877,7 +16221,7 @@
       </w:r>
     </w:p>
   </w:comment>
-  <w:comment w:id="294" w:author="Susanne Iwarsson" w:date="2026-01-18T11:34:00Z" w:initials="SI">
+  <w:comment w:id="196" w:author="Susanne Iwarsson" w:date="2026-01-18T11:34:00Z" w:initials="SI">
     <w:p>
       <w:pPr>
         <w:pStyle w:val="CommentText"/>
@@ -16896,7 +16240,7 @@
       </w:r>
     </w:p>
   </w:comment>
-  <w:comment w:id="295" w:author="Arne Risa Hole" w:date="2026-01-12T14:23:00Z" w:initials="ARH">
+  <w:comment w:id="197" w:author="Arne Risa Hole" w:date="2026-01-12T14:23:00Z" w:initials="ARH">
     <w:p>
       <w:pPr>
         <w:pStyle w:val="CommentText"/>
@@ -16912,7 +16256,7 @@
       </w:r>
     </w:p>
   </w:comment>
-  <w:comment w:id="296" w:author="Nick Christie" w:date="2026-01-19T11:01:00Z" w:initials="NC">
+  <w:comment w:id="198" w:author="Nick Christie" w:date="2026-01-19T11:01:00Z" w:initials="NC">
     <w:p>
       <w:pPr>
         <w:pStyle w:val="CommentText"/>
@@ -16931,7 +16275,7 @@
       </w:r>
     </w:p>
   </w:comment>
-  <w:comment w:id="297" w:author="Susanne Iwarsson" w:date="2026-01-18T11:35:00Z" w:initials="SI">
+  <w:comment w:id="199" w:author="Susanne Iwarsson" w:date="2026-01-18T11:35:00Z" w:initials="SI">
     <w:p>
       <w:pPr>
         <w:pStyle w:val="CommentText"/>
@@ -16950,7 +16294,7 @@
       </w:r>
     </w:p>
   </w:comment>
-  <w:comment w:id="302" w:author="Arne Risa Hole" w:date="2026-01-12T14:25:00Z" w:initials="ARH">
+  <w:comment w:id="204" w:author="Arne Risa Hole" w:date="2026-01-12T14:25:00Z" w:initials="ARH">
     <w:p>
       <w:pPr>
         <w:pStyle w:val="CommentText"/>
@@ -16966,7 +16310,7 @@
       </w:r>
     </w:p>
   </w:comment>
-  <w:comment w:id="303" w:author="Nick Christie" w:date="2026-01-19T11:03:00Z" w:initials="NC">
+  <w:comment w:id="205" w:author="Nick Christie" w:date="2026-01-19T11:03:00Z" w:initials="NC">
     <w:p>
       <w:pPr>
         <w:pStyle w:val="CommentText"/>
@@ -16985,7 +16329,7 @@
       </w:r>
     </w:p>
   </w:comment>
-  <w:comment w:id="299" w:author="Susanne Iwarsson" w:date="2026-01-18T11:36:00Z" w:initials="SI">
+  <w:comment w:id="201" w:author="Susanne Iwarsson" w:date="2026-01-18T11:36:00Z" w:initials="SI">
     <w:p>
       <w:pPr>
         <w:pStyle w:val="CommentText"/>
@@ -17004,7 +16348,7 @@
       </w:r>
     </w:p>
   </w:comment>
-  <w:comment w:id="307" w:author="Arne Risa Hole" w:date="2026-01-12T14:28:00Z" w:initials="ARH">
+  <w:comment w:id="209" w:author="Arne Risa Hole" w:date="2026-01-12T14:28:00Z" w:initials="ARH">
     <w:p>
       <w:pPr>
         <w:pStyle w:val="CommentText"/>
@@ -17020,7 +16364,7 @@
       </w:r>
     </w:p>
   </w:comment>
-  <w:comment w:id="308" w:author="Nick Christie" w:date="2026-01-19T11:03:00Z" w:initials="NC">
+  <w:comment w:id="210" w:author="Nick Christie" w:date="2026-01-19T11:03:00Z" w:initials="NC">
     <w:p>
       <w:pPr>
         <w:pStyle w:val="CommentText"/>
@@ -17039,7 +16383,7 @@
       </w:r>
     </w:p>
   </w:comment>
-  <w:comment w:id="312" w:author="Arne Risa Hole" w:date="2026-01-12T14:29:00Z" w:initials="ARH">
+  <w:comment w:id="214" w:author="Arne Risa Hole" w:date="2026-01-12T14:29:00Z" w:initials="ARH">
     <w:p>
       <w:pPr>
         <w:pStyle w:val="CommentText"/>
@@ -17055,7 +16399,7 @@
       </w:r>
     </w:p>
   </w:comment>
-  <w:comment w:id="313" w:author="Nick Christie" w:date="2026-01-19T11:03:00Z" w:initials="NC">
+  <w:comment w:id="215" w:author="Nick Christie" w:date="2026-01-19T11:03:00Z" w:initials="NC">
     <w:p>
       <w:pPr>
         <w:pStyle w:val="CommentText"/>
@@ -17074,7 +16418,7 @@
       </w:r>
     </w:p>
   </w:comment>
-  <w:comment w:id="316" w:author="Susanne Iwarsson" w:date="2026-01-18T11:37:00Z" w:initials="SI">
+  <w:comment w:id="218" w:author="Susanne Iwarsson" w:date="2026-01-18T11:37:00Z" w:initials="SI">
     <w:p>
       <w:pPr>
         <w:pStyle w:val="CommentText"/>
@@ -17093,7 +16437,7 @@
       </w:r>
     </w:p>
   </w:comment>
-  <w:comment w:id="320" w:author="Arne Risa Hole" w:date="2026-01-12T14:30:00Z" w:initials="ARH">
+  <w:comment w:id="222" w:author="Arne Risa Hole" w:date="2026-01-12T14:30:00Z" w:initials="ARH">
     <w:p>
       <w:pPr>
         <w:pStyle w:val="CommentText"/>
@@ -17109,7 +16453,7 @@
       </w:r>
     </w:p>
   </w:comment>
-  <w:comment w:id="321" w:author="Nick Christie" w:date="2026-01-19T11:04:00Z" w:initials="NC">
+  <w:comment w:id="223" w:author="Nick Christie" w:date="2026-01-19T11:04:00Z" w:initials="NC">
     <w:p>
       <w:pPr>
         <w:pStyle w:val="CommentText"/>
@@ -17128,7 +16472,7 @@
       </w:r>
     </w:p>
   </w:comment>
-  <w:comment w:id="330" w:author="Susanne Iwarsson" w:date="2026-01-18T11:39:00Z" w:initials="SI">
+  <w:comment w:id="232" w:author="Susanne Iwarsson" w:date="2026-01-18T11:39:00Z" w:initials="SI">
     <w:p>
       <w:pPr>
         <w:pStyle w:val="CommentText"/>
@@ -17147,7 +16491,7 @@
       </w:r>
     </w:p>
   </w:comment>
-  <w:comment w:id="335" w:author="Arne Risa Hole" w:date="2026-01-12T16:22:00Z" w:initials="ARH">
+  <w:comment w:id="237" w:author="Arne Risa Hole" w:date="2026-01-12T16:22:00Z" w:initials="ARH">
     <w:p>
       <w:pPr>
         <w:pStyle w:val="CommentText"/>
@@ -17163,7 +16507,7 @@
       </w:r>
     </w:p>
   </w:comment>
-  <w:comment w:id="336" w:author="Nick Christie" w:date="2026-01-19T11:04:00Z" w:initials="NC">
+  <w:comment w:id="238" w:author="Nick Christie" w:date="2026-01-19T11:04:00Z" w:initials="NC">
     <w:p>
       <w:pPr>
         <w:pStyle w:val="CommentText"/>
@@ -17182,7 +16526,7 @@
       </w:r>
     </w:p>
   </w:comment>
-  <w:comment w:id="333" w:author="Susanne Iwarsson" w:date="2026-01-18T11:39:00Z" w:initials="SI">
+  <w:comment w:id="235" w:author="Susanne Iwarsson" w:date="2026-01-18T11:39:00Z" w:initials="SI">
     <w:p>
       <w:pPr>
         <w:pStyle w:val="CommentText"/>
@@ -17201,7 +16545,7 @@
       </w:r>
     </w:p>
   </w:comment>
-  <w:comment w:id="339" w:author="Arne Risa Hole" w:date="2026-01-12T16:30:00Z" w:initials="ARH">
+  <w:comment w:id="241" w:author="Arne Risa Hole" w:date="2026-01-12T16:30:00Z" w:initials="ARH">
     <w:p>
       <w:pPr>
         <w:pStyle w:val="CommentText"/>
@@ -17217,7 +16561,7 @@
       </w:r>
     </w:p>
   </w:comment>
-  <w:comment w:id="340" w:author="Nick Christie" w:date="2026-01-19T11:04:00Z" w:initials="NC">
+  <w:comment w:id="242" w:author="Nick Christie" w:date="2026-01-19T11:04:00Z" w:initials="NC">
     <w:p>
       <w:pPr>
         <w:pStyle w:val="CommentText"/>
@@ -17236,7 +16580,7 @@
       </w:r>
     </w:p>
   </w:comment>
-  <w:comment w:id="345" w:author="Susanne Iwarsson" w:date="2026-01-18T11:40:00Z" w:initials="SI">
+  <w:comment w:id="247" w:author="Susanne Iwarsson" w:date="2026-01-18T11:40:00Z" w:initials="SI">
     <w:p>
       <w:pPr>
         <w:pStyle w:val="CommentText"/>
@@ -17255,7 +16599,7 @@
       </w:r>
     </w:p>
   </w:comment>
-  <w:comment w:id="350" w:author="Arne Risa Hole" w:date="2026-01-12T16:29:00Z" w:initials="ARH">
+  <w:comment w:id="252" w:author="Arne Risa Hole" w:date="2026-01-12T16:29:00Z" w:initials="ARH">
     <w:p>
       <w:pPr>
         <w:pStyle w:val="CommentText"/>
@@ -17271,7 +16615,7 @@
       </w:r>
     </w:p>
   </w:comment>
-  <w:comment w:id="351" w:author="Nick Christie" w:date="2026-01-19T11:05:00Z" w:initials="NC">
+  <w:comment w:id="253" w:author="Nick Christie" w:date="2026-01-19T11:05:00Z" w:initials="NC">
     <w:p>
       <w:pPr>
         <w:pStyle w:val="CommentText"/>
@@ -17290,7 +16634,7 @@
       </w:r>
     </w:p>
   </w:comment>
-  <w:comment w:id="355" w:author="Arne Risa Hole" w:date="2026-01-12T16:39:00Z" w:initials="ARH">
+  <w:comment w:id="257" w:author="Arne Risa Hole" w:date="2026-01-12T16:39:00Z" w:initials="ARH">
     <w:p>
       <w:pPr>
         <w:pStyle w:val="CommentText"/>
@@ -17306,7 +16650,7 @@
       </w:r>
     </w:p>
   </w:comment>
-  <w:comment w:id="356" w:author="Nick Christie" w:date="2026-01-19T11:05:00Z" w:initials="NC">
+  <w:comment w:id="258" w:author="Nick Christie" w:date="2026-01-19T11:05:00Z" w:initials="NC">
     <w:p>
       <w:pPr>
         <w:pStyle w:val="CommentText"/>
@@ -17325,7 +16669,7 @@
       </w:r>
     </w:p>
   </w:comment>
-  <w:comment w:id="362" w:author="Susanne Iwarsson" w:date="2026-01-18T11:43:00Z" w:initials="SI">
+  <w:comment w:id="264" w:author="Susanne Iwarsson" w:date="2026-01-18T11:43:00Z" w:initials="SI">
     <w:p>
       <w:pPr>
         <w:pStyle w:val="CommentText"/>
@@ -17344,7 +16688,7 @@
       </w:r>
     </w:p>
   </w:comment>
-  <w:comment w:id="375" w:author="Susanne Iwarsson" w:date="2026-01-18T11:47:00Z" w:initials="SI">
+  <w:comment w:id="277" w:author="Susanne Iwarsson" w:date="2026-01-18T11:47:00Z" w:initials="SI">
     <w:p>
       <w:pPr>
         <w:pStyle w:val="CommentText"/>
@@ -17363,7 +16707,7 @@
       </w:r>
     </w:p>
   </w:comment>
-  <w:comment w:id="386" w:author="Susanne Iwarsson" w:date="2026-01-18T11:49:00Z" w:initials="SI">
+  <w:comment w:id="288" w:author="Susanne Iwarsson" w:date="2026-01-18T11:49:00Z" w:initials="SI">
     <w:p>
       <w:pPr>
         <w:pStyle w:val="CommentText"/>
@@ -17382,7 +16726,7 @@
       </w:r>
     </w:p>
   </w:comment>
-  <w:comment w:id="391" w:author="Arne Risa Hole" w:date="2026-01-12T16:43:00Z" w:initials="ARH">
+  <w:comment w:id="293" w:author="Arne Risa Hole" w:date="2026-01-12T16:43:00Z" w:initials="ARH">
     <w:p>
       <w:pPr>
         <w:pStyle w:val="CommentText"/>
@@ -17398,7 +16742,7 @@
       </w:r>
     </w:p>
   </w:comment>
-  <w:comment w:id="392" w:author="Nick Christie" w:date="2026-01-19T11:06:00Z" w:initials="NC">
+  <w:comment w:id="294" w:author="Nick Christie" w:date="2026-01-19T11:06:00Z" w:initials="NC">
     <w:p>
       <w:pPr>
         <w:pStyle w:val="CommentText"/>

--- a/docs/word_doc/DCE/Christie et al, The Value of Location, 2026.docx
+++ b/docs/word_doc/DCE/Christie et al, The Value of Location, 2026.docx
@@ -31,11 +31,7 @@
         <w:t>a</w:t>
       </w:r>
       <w:r>
-        <w:t xml:space="preserve">, Björn </w:t>
-      </w:r>
-      <w:proofErr w:type="spellStart"/>
-      <w:r>
-        <w:t>Slaug</w:t>
+        <w:t>, Björn Slaug</w:t>
       </w:r>
       <w:r>
         <w:rPr>
@@ -43,7 +39,6 @@
         </w:rPr>
         <w:t>a</w:t>
       </w:r>
-      <w:proofErr w:type="spellEnd"/>
       <w:r>
         <w:t>, Magnus Zingmark</w:t>
       </w:r>
@@ -70,11 +65,7 @@
       </w:r>
       <w:commentRangeStart w:id="1"/>
       <w:r>
-        <w:t xml:space="preserve">Susanne </w:t>
-      </w:r>
-      <w:proofErr w:type="spellStart"/>
-      <w:r>
-        <w:t>Iwarsson</w:t>
+        <w:t>Susanne Iwarsson</w:t>
       </w:r>
       <w:r>
         <w:rPr>
@@ -83,7 +74,6 @@
         <w:t>a</w:t>
       </w:r>
       <w:commentRangeEnd w:id="1"/>
-      <w:proofErr w:type="spellEnd"/>
       <w:r>
         <w:rPr>
           <w:rStyle w:val="CommentReference"/>
@@ -100,7 +90,6 @@
         <w:pStyle w:val="Affiliation"/>
         <w:spacing w:before="0" w:line="240" w:lineRule="auto"/>
       </w:pPr>
-      <w:proofErr w:type="spellStart"/>
       <w:r>
         <w:rPr>
           <w:vertAlign w:val="superscript"/>
@@ -108,11 +97,7 @@
         <w:t>a</w:t>
       </w:r>
       <w:r>
-        <w:t>Department</w:t>
-      </w:r>
-      <w:proofErr w:type="spellEnd"/>
-      <w:r>
-        <w:t xml:space="preserve"> of Health Sciences, Faculty of Medicine, Lund University, Lund, Sweden</w:t>
+        <w:t>Department of Health Sciences, Faculty of Medicine, Lund University, Lund, Sweden</w:t>
       </w:r>
       <w:r>
         <w:t>;</w:t>
@@ -120,7 +105,6 @@
       <w:r>
         <w:t xml:space="preserve"> </w:t>
       </w:r>
-      <w:proofErr w:type="spellStart"/>
       <w:r>
         <w:rPr>
           <w:vertAlign w:val="superscript"/>
@@ -128,32 +112,11 @@
         <w:t>b</w:t>
       </w:r>
       <w:r>
-        <w:t>Health</w:t>
-      </w:r>
-      <w:proofErr w:type="spellEnd"/>
-      <w:r>
-        <w:t xml:space="preserve"> and Social Care Administration, Municipality of </w:t>
-      </w:r>
-      <w:proofErr w:type="spellStart"/>
-      <w:r>
-        <w:t>Östersund</w:t>
-      </w:r>
-      <w:proofErr w:type="spellEnd"/>
-      <w:r>
-        <w:t xml:space="preserve">, </w:t>
-      </w:r>
-      <w:proofErr w:type="spellStart"/>
-      <w:r>
-        <w:t>Östersund</w:t>
-      </w:r>
-      <w:proofErr w:type="spellEnd"/>
-      <w:r>
-        <w:t>,</w:t>
+        <w:t>Health and Social Care Administration, Municipality of Östersund, Östersund,</w:t>
       </w:r>
       <w:r>
         <w:t xml:space="preserve"> </w:t>
       </w:r>
-      <w:proofErr w:type="spellStart"/>
       <w:r>
         <w:rPr>
           <w:vertAlign w:val="superscript"/>
@@ -161,20 +124,11 @@
         <w:t>c</w:t>
       </w:r>
       <w:r>
-        <w:t>Community</w:t>
-      </w:r>
-      <w:proofErr w:type="spellEnd"/>
-      <w:r>
-        <w:t xml:space="preserve"> Medicine and Rehabilitation, Umeå University, Umeå, </w:t>
-      </w:r>
-      <w:proofErr w:type="gramStart"/>
-      <w:r>
-        <w:t>Sweden</w:t>
+        <w:t>Community Medicine and Rehabilitation, Umeå University, Umeå, Sweden</w:t>
       </w:r>
       <w:r>
         <w:t>;</w:t>
       </w:r>
-      <w:proofErr w:type="gramEnd"/>
       <w:r>
         <w:t xml:space="preserve"> </w:t>
       </w:r>
@@ -184,7 +138,6 @@
         <w:pStyle w:val="Affiliation"/>
         <w:spacing w:before="0" w:line="240" w:lineRule="auto"/>
       </w:pPr>
-      <w:proofErr w:type="spellStart"/>
       <w:r>
         <w:rPr>
           <w:vertAlign w:val="superscript"/>
@@ -192,35 +145,17 @@
         <w:t>d</w:t>
       </w:r>
       <w:r>
-        <w:t>Clinical</w:t>
-      </w:r>
-      <w:proofErr w:type="spellEnd"/>
-      <w:r>
-        <w:t xml:space="preserve"> Studies Sweden, Forum South, </w:t>
-      </w:r>
-      <w:proofErr w:type="spellStart"/>
-      <w:r>
-        <w:t>Skåne</w:t>
-      </w:r>
-      <w:proofErr w:type="spellEnd"/>
-      <w:r>
-        <w:t xml:space="preserve"> University Hospital, Lund, </w:t>
-      </w:r>
-      <w:proofErr w:type="gramStart"/>
-      <w:r>
-        <w:t>Sweden</w:t>
+        <w:t>Clinical Studies Sweden, Forum South, Skåne University Hospital, Lund, Sweden</w:t>
       </w:r>
       <w:r>
         <w:t>;</w:t>
       </w:r>
-      <w:proofErr w:type="gramEnd"/>
     </w:p>
     <w:p>
       <w:pPr>
         <w:pStyle w:val="Affiliation"/>
         <w:spacing w:before="0" w:line="240" w:lineRule="auto"/>
       </w:pPr>
-      <w:proofErr w:type="spellStart"/>
       <w:r>
         <w:rPr>
           <w:vertAlign w:val="superscript"/>
@@ -228,11 +163,7 @@
         <w:t>e</w:t>
       </w:r>
       <w:r>
-        <w:t>Division</w:t>
-      </w:r>
-      <w:proofErr w:type="spellEnd"/>
-      <w:r>
-        <w:t xml:space="preserve"> of Occupational and Environmental Medicine, Lund University, Lund, Sweden</w:t>
+        <w:t>Division of Occupational and Environmental Medicine, Lund University, Lund, Sweden</w:t>
       </w:r>
     </w:p>
     <w:p>
@@ -402,55 +333,19 @@
         <w:rPr>
           <w:lang w:val="en-US" w:eastAsia="en-US"/>
         </w:rPr>
-        <w:t xml:space="preserve">is an Associate Professor in Occupational Therapy and affiliated researcher at Epidemiology and Global Health, </w:t>
-      </w:r>
-      <w:proofErr w:type="spellStart"/>
+        <w:t>is an Associate Professor in Occupational Therapy and affiliated researcher at Epidemiology and Global Health, Umeå University. His work focuses on health promotion, falls prevention, and re</w:t>
+      </w:r>
       <w:r>
         <w:rPr>
           <w:lang w:val="en-US" w:eastAsia="en-US"/>
         </w:rPr>
-        <w:t>Umeå</w:t>
-      </w:r>
-      <w:proofErr w:type="spellEnd"/>
+        <w:t>-</w:t>
+      </w:r>
       <w:r>
         <w:rPr>
           <w:lang w:val="en-US" w:eastAsia="en-US"/>
         </w:rPr>
-        <w:t xml:space="preserve"> University. His work focuses on health promotion, falls prevention, and re</w:t>
-      </w:r>
-      <w:r>
-        <w:rPr>
-          <w:lang w:val="en-US" w:eastAsia="en-US"/>
-        </w:rPr>
-        <w:t>-</w:t>
-      </w:r>
-      <w:proofErr w:type="spellStart"/>
-      <w:r>
-        <w:rPr>
-          <w:lang w:val="en-US" w:eastAsia="en-US"/>
-        </w:rPr>
-        <w:t>ablement</w:t>
-      </w:r>
-      <w:proofErr w:type="spellEnd"/>
-      <w:r>
-        <w:rPr>
-          <w:lang w:val="en-US" w:eastAsia="en-US"/>
-        </w:rPr>
-        <w:t xml:space="preserve"> for older adults, and he leads R&amp;D for active and healthy ageing in the Municipality of </w:t>
-      </w:r>
-      <w:proofErr w:type="spellStart"/>
-      <w:r>
-        <w:rPr>
-          <w:lang w:val="en-US" w:eastAsia="en-US"/>
-        </w:rPr>
-        <w:t>Östersund</w:t>
-      </w:r>
-      <w:proofErr w:type="spellEnd"/>
-      <w:r>
-        <w:rPr>
-          <w:lang w:val="en-US" w:eastAsia="en-US"/>
-        </w:rPr>
-        <w:t>.</w:t>
+        <w:t>ablement for older adults, and he leads R&amp;D for active and healthy ageing in the Municipality of Östersund.</w:t>
       </w:r>
     </w:p>
     <w:p>
@@ -542,21 +437,7 @@
         <w:rPr>
           <w:lang w:val="en-US" w:eastAsia="en-US"/>
         </w:rPr>
-        <w:t xml:space="preserve"> at Lund University and Doctor Honoris Causa at Riga </w:t>
-      </w:r>
-      <w:proofErr w:type="spellStart"/>
-      <w:r>
-        <w:rPr>
-          <w:lang w:val="en-US" w:eastAsia="en-US"/>
-        </w:rPr>
-        <w:t>Stradins</w:t>
-      </w:r>
-      <w:proofErr w:type="spellEnd"/>
-      <w:r>
-        <w:rPr>
-          <w:lang w:val="en-US" w:eastAsia="en-US"/>
-        </w:rPr>
-        <w:t xml:space="preserve"> University, Latvia</w:t>
+        <w:t xml:space="preserve"> at Lund University and Doctor Honoris Causa at Riga Stradins University, Latvia</w:t>
       </w:r>
       <w:r>
         <w:rPr>
@@ -869,7 +750,6 @@
               </w:rPr>
               <w:t xml:space="preserve">Housing studies – Have published a handful of studies using a DCE.  </w:t>
             </w:r>
-            <w:proofErr w:type="gramStart"/>
             <w:r>
               <w:rPr>
                 <w:sz w:val="18"/>
@@ -886,7 +766,6 @@
               </w:rPr>
               <w:t xml:space="preserve"> candidate</w:t>
             </w:r>
-            <w:proofErr w:type="gramEnd"/>
             <w:r>
               <w:rPr>
                 <w:sz w:val="18"/>
@@ -1232,23 +1111,7 @@
                 <w:sz w:val="18"/>
                 <w:szCs w:val="18"/>
               </w:rPr>
-              <w:t xml:space="preserve">Exploring alternative groups could produce stronger results. (retired, civil status, city </w:t>
-            </w:r>
-            <w:proofErr w:type="spellStart"/>
-            <w:r>
-              <w:rPr>
-                <w:sz w:val="18"/>
-                <w:szCs w:val="18"/>
-              </w:rPr>
-              <w:t>center</w:t>
-            </w:r>
-            <w:proofErr w:type="spellEnd"/>
-            <w:r>
-              <w:rPr>
-                <w:sz w:val="18"/>
-                <w:szCs w:val="18"/>
-              </w:rPr>
-              <w:t xml:space="preserve"> vs urban environment, etc)</w:t>
+              <w:t>Exploring alternative groups could produce stronger results. (retired, civil status, city center vs urban environment, etc)</w:t>
             </w:r>
           </w:p>
           <w:p>
@@ -1336,6 +1199,8 @@
             <w:r>
               <w:rPr>
                 <w:rStyle w:val="CommentReference"/>
+                <w:sz w:val="18"/>
+                <w:szCs w:val="18"/>
               </w:rPr>
               <w:commentReference w:id="4"/>
             </w:r>
@@ -1410,6 +1275,8 @@
             <w:r>
               <w:rPr>
                 <w:rStyle w:val="CommentReference"/>
+                <w:sz w:val="18"/>
+                <w:szCs w:val="18"/>
               </w:rPr>
               <w:commentReference w:id="6"/>
             </w:r>
@@ -1477,23 +1344,7 @@
                 <w:sz w:val="18"/>
                 <w:szCs w:val="18"/>
               </w:rPr>
-              <w:t xml:space="preserve">For example, if a respondent stated 10,000 in planned costs, a price option would display: “Option #2 10% more than planned costs (11000 SEK/month </w:t>
-            </w:r>
-            <w:proofErr w:type="gramStart"/>
-            <w:r>
-              <w:rPr>
-                <w:sz w:val="18"/>
-                <w:szCs w:val="18"/>
-              </w:rPr>
-              <w:t>total )</w:t>
-            </w:r>
-            <w:proofErr w:type="gramEnd"/>
-            <w:r>
-              <w:rPr>
-                <w:sz w:val="18"/>
-                <w:szCs w:val="18"/>
-              </w:rPr>
-              <w:t xml:space="preserve">”   It is unclear if this would be advantageous </w:t>
+              <w:t xml:space="preserve">For example, if a respondent stated 10,000 in planned costs, a price option would display: “Option #2 10% more than planned costs (11000 SEK/month total )”   It is unclear if this would be advantageous </w:t>
             </w:r>
             <w:r>
               <w:rPr>
@@ -1522,6 +1373,8 @@
             <w:r>
               <w:rPr>
                 <w:rStyle w:val="CommentReference"/>
+                <w:sz w:val="18"/>
+                <w:szCs w:val="18"/>
               </w:rPr>
               <w:commentReference w:id="8"/>
             </w:r>
@@ -2714,21 +2567,7 @@
         <w:rPr>
           <w:lang w:val="en-US"/>
         </w:rPr>
-        <w:t xml:space="preserve"> Early studies focused primarily on environmental amenities and locational factors, such as proximity to green spaces, transit, and urban services (Earnhart, 2002; Cho et al., 2005; Liao et al., 2015). More recent work has integrated socio-demographic and behavioral factors to explore heterogeneity in preferences across population subgroups. For example, Caplan et al. (2021) examined residential preferences along Utah's Wasatch Front and found substantial variation in willingness to pay for amenities such as green space and access to transit. Similarly, Lee et al. (2025) analyzed willingness to pay for circular and affordable housing among younger adults in South Korea, while </w:t>
-      </w:r>
-      <w:proofErr w:type="spellStart"/>
-      <w:r>
-        <w:rPr>
-          <w:lang w:val="en-US"/>
-        </w:rPr>
-        <w:t>Ardeshiri</w:t>
-      </w:r>
-      <w:proofErr w:type="spellEnd"/>
-      <w:r>
-        <w:rPr>
-          <w:lang w:val="en-US"/>
-        </w:rPr>
-        <w:t xml:space="preserve"> et al. (2024) used a dual DCE to distinguish between preferences for owner-occupied and investment properties in Sydney</w:t>
+        <w:t xml:space="preserve"> Early studies focused primarily on environmental amenities and locational factors, such as proximity to green spaces, transit, and urban services (Earnhart, 2002; Cho et al., 2005; Liao et al., 2015). More recent work has integrated socio-demographic and behavioral factors to explore heterogeneity in preferences across population subgroups. For example, Caplan et al. (2021) examined residential preferences along Utah's Wasatch Front and found substantial variation in willingness to pay for amenities such as green space and access to transit. Similarly, Lee et al. (2025) analyzed willingness to pay for circular and affordable housing among younger adults in South Korea, while Ardeshiri et al. (2024) used a dual DCE to distinguish between preferences for owner-occupied and investment properties in Sydney</w:t>
       </w:r>
       <w:r>
         <w:rPr>
@@ -2754,19 +2593,11 @@
         </w:rPr>
         <w:t xml:space="preserve">Among the few studies framed in the context of aging, </w:t>
       </w:r>
-      <w:proofErr w:type="spellStart"/>
-      <w:r>
-        <w:rPr>
-          <w:lang w:val="en-US"/>
-        </w:rPr>
-        <w:t>Ossokina</w:t>
-      </w:r>
-      <w:proofErr w:type="spellEnd"/>
-      <w:r>
-        <w:rPr>
-          <w:lang w:val="en-US"/>
-        </w:rPr>
-        <w:t xml:space="preserve"> et al. (2020) estimate</w:t>
+      <w:r>
+        <w:rPr>
+          <w:lang w:val="en-US"/>
+        </w:rPr>
+        <w:t>Ossokina et al. (2020) estimate</w:t>
       </w:r>
       <w:r>
         <w:rPr>
@@ -2943,15 +2774,28 @@
       <w:r>
         <w:rPr>
           <w:rStyle w:val="CommentReference"/>
+          <w:sz w:val="24"/>
+          <w:szCs w:val="24"/>
+          <w:lang w:val="en-US"/>
         </w:rPr>
         <w:commentReference w:id="20"/>
       </w:r>
-      <w:r>
-        <w:rPr>
-          <w:lang w:val="en-US"/>
-        </w:rPr>
-        <w:t xml:space="preserve"> </w:t>
-      </w:r>
+      <w:ins w:id="21" w:author="Nick Christie" w:date="2026-04-14T10:32:00Z" w16du:dateUtc="2026-04-14T08:32:00Z">
+        <w:r>
+          <w:rPr>
+            <w:lang w:val="en-US"/>
+          </w:rPr>
+          <w:t xml:space="preserve"> in order to address observed preference heterogeneity</w:t>
+        </w:r>
+      </w:ins>
+      <w:del w:id="22" w:author="Nick Christie" w:date="2026-04-14T10:32:00Z" w16du:dateUtc="2026-04-14T08:32:00Z">
+        <w:r>
+          <w:rPr>
+            <w:lang w:val="en-US"/>
+          </w:rPr>
+          <w:delText xml:space="preserve"> </w:delText>
+        </w:r>
+      </w:del>
       <w:r>
         <w:rPr>
           <w:lang w:val="en-US"/>
@@ -2993,7 +2837,7 @@
         <w:rPr>
           <w:lang w:val="en-US"/>
         </w:rPr>
-        <w:pPrChange w:id="21" w:author="Susanne Iwarsson" w:date="2026-01-18T10:50:00Z" w16du:dateUtc="2026-01-18T09:50:00Z">
+        <w:pPrChange w:id="23" w:author="Susanne Iwarsson" w:date="2026-01-18T10:50:00Z" w16du:dateUtc="2026-01-18T09:50:00Z">
           <w:pPr>
             <w:pStyle w:val="Paragraph"/>
             <w:spacing w:line="360" w:lineRule="auto"/>
@@ -3007,7 +2851,7 @@
         </w:rPr>
         <w:t xml:space="preserve">Despite these advances, the evidence base for older populations remains limited, and most findings are context specific, reflecting local housing systems and welfare regimes. Few studies have explicitly focused on older populations or systematically examined heterogeneity within this demographic, and applications in Scandinavian contexts remain rare. </w:t>
       </w:r>
-      <w:commentRangeStart w:id="22"/>
+      <w:commentRangeStart w:id="24"/>
       <w:r>
         <w:rPr>
           <w:lang w:val="en-US"/>
@@ -3020,7 +2864,7 @@
         </w:rPr>
         <w:t xml:space="preserve"> Thus</w:t>
       </w:r>
-      <w:commentRangeEnd w:id="22"/>
+      <w:commentRangeEnd w:id="24"/>
       <w:r>
         <w:rPr>
           <w:rStyle w:val="CommentReference"/>
@@ -3028,7 +2872,7 @@
           <w:szCs w:val="24"/>
           <w:lang w:val="en-US"/>
         </w:rPr>
-        <w:commentReference w:id="22"/>
+        <w:commentReference w:id="24"/>
       </w:r>
       <w:r>
         <w:rPr>
@@ -3042,10 +2886,10 @@
         <w:pStyle w:val="Paragraph"/>
         <w:spacing w:line="360" w:lineRule="auto"/>
         <w:rPr>
-          <w:del w:id="23" w:author="Susanne Iwarsson" w:date="2026-01-18T10:40:00Z" w16du:dateUtc="2026-01-18T09:40:00Z"/>
-          <w:lang w:val="en-US"/>
-        </w:rPr>
-        <w:pPrChange w:id="24" w:author="Susanne Iwarsson" w:date="2026-01-18T10:50:00Z" w16du:dateUtc="2026-01-18T09:50:00Z">
+          <w:del w:id="25" w:author="Susanne Iwarsson" w:date="2026-01-18T10:40:00Z" w16du:dateUtc="2026-01-18T09:40:00Z"/>
+          <w:lang w:val="en-US"/>
+        </w:rPr>
+        <w:pPrChange w:id="26" w:author="Susanne Iwarsson" w:date="2026-01-18T10:50:00Z" w16du:dateUtc="2026-01-18T09:50:00Z">
           <w:pPr>
             <w:pStyle w:val="Paragraph"/>
             <w:spacing w:line="360" w:lineRule="auto"/>
@@ -3057,7 +2901,7 @@
         <w:rPr>
           <w:highlight w:val="yellow"/>
           <w:lang w:val="en-US" w:eastAsia="en-US"/>
-          <w:rPrChange w:id="25" w:author="Nick Christie" w:date="2026-02-05T08:54:00Z" w16du:dateUtc="2026-02-05T07:54:00Z">
+          <w:rPrChange w:id="27" w:author="Nick Christie" w:date="2026-02-05T08:54:00Z" w16du:dateUtc="2026-02-05T07:54:00Z">
             <w:rPr>
               <w:lang w:val="en-US" w:eastAsia="en-US"/>
             </w:rPr>
@@ -3071,7 +2915,7 @@
         </w:rPr>
         <w:t xml:space="preserve">. </w:t>
       </w:r>
-      <w:commentRangeStart w:id="26"/>
+      <w:commentRangeStart w:id="28"/>
       <w:r>
         <w:rPr>
           <w:lang w:val="en-US"/>
@@ -3102,21 +2946,30 @@
         </w:rPr>
         <w:t xml:space="preserve">and mixed logit modelling, we identify key determinants of housing preferences and quantify their associated willingness to pay values across diverse subgroups. </w:t>
       </w:r>
-      <w:commentRangeEnd w:id="26"/>
+      <w:commentRangeEnd w:id="28"/>
       <w:r>
         <w:rPr>
           <w:rStyle w:val="CommentReference"/>
           <w:sz w:val="24"/>
           <w:szCs w:val="24"/>
-          <w:lang w:val="en-US"/>
-        </w:rPr>
-        <w:commentReference w:id="26"/>
-      </w:r>
-      <w:r>
-        <w:rPr>
           <w:highlight w:val="yellow"/>
           <w:lang w:val="en-US"/>
-          <w:rPrChange w:id="27" w:author="Nick Christie" w:date="2026-02-05T08:54:00Z" w16du:dateUtc="2026-02-05T07:54:00Z">
+          <w:rPrChange w:id="29" w:author="Nick Christie" w:date="2026-02-05T08:54:00Z" w16du:dateUtc="2026-02-05T07:54:00Z">
+            <w:rPr>
+              <w:rStyle w:val="CommentReference"/>
+              <w:sz w:val="24"/>
+              <w:szCs w:val="24"/>
+              <w:lang w:val="en-US"/>
+            </w:rPr>
+          </w:rPrChange>
+        </w:rPr>
+        <w:commentReference w:id="28"/>
+      </w:r>
+      <w:r>
+        <w:rPr>
+          <w:highlight w:val="yellow"/>
+          <w:lang w:val="en-US"/>
+          <w:rPrChange w:id="30" w:author="Nick Christie" w:date="2026-02-05T08:54:00Z" w16du:dateUtc="2026-02-05T07:54:00Z">
             <w:rPr>
               <w:lang w:val="en-US"/>
             </w:rPr>
@@ -3124,12 +2977,12 @@
         </w:rPr>
         <w:t>Specifically, we examine</w:t>
       </w:r>
-      <w:ins w:id="28" w:author="Susanne Iwarsson" w:date="2026-01-18T10:53:00Z" w16du:dateUtc="2026-01-18T09:53:00Z">
+      <w:ins w:id="31" w:author="Susanne Iwarsson" w:date="2026-01-18T10:53:00Z" w16du:dateUtc="2026-01-18T09:53:00Z">
         <w:r>
           <w:rPr>
             <w:highlight w:val="yellow"/>
             <w:lang w:val="en-US"/>
-            <w:rPrChange w:id="29" w:author="Nick Christie" w:date="2026-02-05T08:54:00Z" w16du:dateUtc="2026-02-05T07:54:00Z">
+            <w:rPrChange w:id="32" w:author="Nick Christie" w:date="2026-02-05T08:54:00Z" w16du:dateUtc="2026-02-05T07:54:00Z">
               <w:rPr>
                 <w:lang w:val="en-US"/>
               </w:rPr>
@@ -3142,7 +2995,7 @@
         <w:rPr>
           <w:highlight w:val="yellow"/>
           <w:lang w:val="en-US"/>
-          <w:rPrChange w:id="30" w:author="Nick Christie" w:date="2026-02-05T08:54:00Z" w16du:dateUtc="2026-02-05T07:54:00Z">
+          <w:rPrChange w:id="33" w:author="Nick Christie" w:date="2026-02-05T08:54:00Z" w16du:dateUtc="2026-02-05T07:54:00Z">
             <w:rPr>
               <w:lang w:val="en-US"/>
             </w:rPr>
@@ -3156,7 +3009,7 @@
         </w:rPr>
         <w:t xml:space="preserve">. </w:t>
       </w:r>
-      <w:commentRangeStart w:id="31"/>
+      <w:commentRangeStart w:id="34"/>
       <w:r>
         <w:rPr>
           <w:lang w:val="en-US"/>
@@ -3170,7 +3023,7 @@
         <w:lastRenderedPageBreak/>
         <w:t>living environments that promote independence and quality of life in later life.</w:t>
       </w:r>
-      <w:commentRangeEnd w:id="31"/>
+      <w:commentRangeEnd w:id="34"/>
       <w:r>
         <w:rPr>
           <w:rStyle w:val="CommentReference"/>
@@ -3178,7 +3031,7 @@
           <w:szCs w:val="24"/>
           <w:lang w:val="en-US"/>
         </w:rPr>
-        <w:commentReference w:id="31"/>
+        <w:commentReference w:id="34"/>
       </w:r>
     </w:p>
     <w:p>
@@ -3197,7 +3050,7 @@
           <w:lang w:val="en-US" w:eastAsia="en-US"/>
         </w:rPr>
       </w:pPr>
-      <w:commentRangeStart w:id="32"/>
+      <w:commentRangeStart w:id="35"/>
       <w:r>
         <w:rPr>
           <w:lang w:val="en-US" w:eastAsia="en-US"/>
@@ -3216,7 +3069,7 @@
         </w:rPr>
         <w:t xml:space="preserve"> embedded in the Prospective RELOC-AGE project, we estimate</w:t>
       </w:r>
-      <w:ins w:id="33" w:author="Susanne Iwarsson" w:date="2026-01-18T10:54:00Z" w16du:dateUtc="2026-01-18T09:54:00Z">
+      <w:ins w:id="36" w:author="Susanne Iwarsson" w:date="2026-01-18T10:54:00Z" w16du:dateUtc="2026-01-18T09:54:00Z">
         <w:r>
           <w:rPr>
             <w:lang w:val="en-US" w:eastAsia="en-US"/>
@@ -3254,7 +3107,7 @@
         </w:rPr>
         <w:t>pay (MWTP) measures for proximity to green space, shops, and public transport, as well as for access to dedicated parking. We further examine</w:t>
       </w:r>
-      <w:ins w:id="34" w:author="Susanne Iwarsson" w:date="2026-01-18T10:54:00Z" w16du:dateUtc="2026-01-18T09:54:00Z">
+      <w:ins w:id="37" w:author="Susanne Iwarsson" w:date="2026-01-18T10:54:00Z" w16du:dateUtc="2026-01-18T09:54:00Z">
         <w:r>
           <w:rPr>
             <w:lang w:val="en-US" w:eastAsia="en-US"/>
@@ -3371,7 +3224,7 @@
         </w:rPr>
         <w:t xml:space="preserve"> methods to a Scandinavian context where ageing-in-place policies are well established but evidence on relocation preferences remains limited.</w:t>
       </w:r>
-      <w:commentRangeEnd w:id="32"/>
+      <w:commentRangeEnd w:id="35"/>
       <w:r>
         <w:rPr>
           <w:rStyle w:val="CommentReference"/>
@@ -3380,7 +3233,7 @@
           <w:szCs w:val="24"/>
           <w:lang w:val="en-US" w:eastAsia="en-US"/>
         </w:rPr>
-        <w:commentReference w:id="32"/>
+        <w:commentReference w:id="35"/>
       </w:r>
       <w:r>
         <w:rPr>
@@ -3389,7 +3242,7 @@
         </w:rPr>
         <w:t xml:space="preserve"> </w:t>
       </w:r>
-      <w:commentRangeStart w:id="35"/>
+      <w:commentRangeStart w:id="38"/>
       <w:r>
         <w:rPr>
           <w:lang w:val="en-US" w:eastAsia="en-US"/>
@@ -3402,7 +3255,7 @@
         </w:rPr>
         <w:t>.</w:t>
       </w:r>
-      <w:commentRangeEnd w:id="35"/>
+      <w:commentRangeEnd w:id="38"/>
       <w:r>
         <w:rPr>
           <w:rStyle w:val="CommentReference"/>
@@ -3410,7 +3263,7 @@
           <w:szCs w:val="24"/>
           <w:lang w:val="en-US" w:eastAsia="en-US"/>
         </w:rPr>
-        <w:commentReference w:id="35"/>
+        <w:commentReference w:id="38"/>
       </w:r>
     </w:p>
     <w:p>
@@ -3420,7 +3273,7 @@
           <w:lang w:val="en-US"/>
         </w:rPr>
       </w:pPr>
-      <w:bookmarkStart w:id="36" w:name="_Hlk212627481"/>
+      <w:bookmarkStart w:id="39" w:name="_Hlk212627481"/>
       <w:r>
         <w:rPr>
           <w:lang w:val="en-US"/>
@@ -3813,7 +3666,7 @@
         <w:pStyle w:val="Paragraph"/>
         <w:spacing w:line="360" w:lineRule="auto"/>
         <w:rPr>
-          <w:del w:id="37" w:author="Susanne Iwarsson" w:date="2026-01-18T11:01:00Z" w16du:dateUtc="2026-01-18T10:01:00Z"/>
+          <w:del w:id="40" w:author="Susanne Iwarsson" w:date="2026-01-18T11:01:00Z" w16du:dateUtc="2026-01-18T10:01:00Z"/>
         </w:rPr>
       </w:pPr>
       <w:r>
@@ -3870,8 +3723,8 @@
         </w:rPr>
         <w:t xml:space="preserve">2024, where </w:t>
       </w:r>
-      <w:commentRangeStart w:id="38"/>
-      <w:commentRangeStart w:id="39"/>
+      <w:commentRangeStart w:id="41"/>
+      <w:commentRangeStart w:id="42"/>
       <w:r>
         <w:rPr>
           <w:lang w:val="en-US"/>
@@ -3890,7 +3743,7 @@
         </w:rPr>
         <w:t>agreed to participate</w:t>
       </w:r>
-      <w:commentRangeEnd w:id="38"/>
+      <w:commentRangeEnd w:id="41"/>
       <w:r>
         <w:rPr>
           <w:rStyle w:val="CommentReference"/>
@@ -3898,14 +3751,17 @@
           <w:szCs w:val="24"/>
           <w:lang w:val="en-US"/>
         </w:rPr>
-        <w:commentReference w:id="38"/>
-      </w:r>
-      <w:commentRangeEnd w:id="39"/>
+        <w:commentReference w:id="41"/>
+      </w:r>
+      <w:commentRangeEnd w:id="42"/>
       <w:r>
         <w:rPr>
           <w:rStyle w:val="CommentReference"/>
-        </w:rPr>
-        <w:commentReference w:id="39"/>
+          <w:sz w:val="24"/>
+          <w:szCs w:val="24"/>
+          <w:lang w:val="en-US"/>
+        </w:rPr>
+        <w:commentReference w:id="42"/>
       </w:r>
       <w:r>
         <w:rPr>
@@ -3925,7 +3781,7 @@
         </w:rPr>
         <w:t>survey via a web-based platform.</w:t>
       </w:r>
-      <w:del w:id="40" w:author="Susanne Iwarsson" w:date="2026-01-18T10:57:00Z" w16du:dateUtc="2026-01-18T09:57:00Z">
+      <w:del w:id="43" w:author="Susanne Iwarsson" w:date="2026-01-18T10:57:00Z" w16du:dateUtc="2026-01-18T09:57:00Z">
         <w:r>
           <w:rPr>
             <w:lang w:val="en-US"/>
@@ -3957,7 +3813,7 @@
         </w:rPr>
         <w:t xml:space="preserve">take part in the optional DCE. </w:t>
       </w:r>
-      <w:del w:id="41" w:author="Susanne Iwarsson" w:date="2026-01-18T10:59:00Z" w16du:dateUtc="2026-01-18T09:59:00Z">
+      <w:del w:id="44" w:author="Susanne Iwarsson" w:date="2026-01-18T10:59:00Z" w16du:dateUtc="2026-01-18T09:59:00Z">
         <w:r>
           <w:rPr>
             <w:lang w:val="en-US"/>
@@ -4091,8 +3947,8 @@
         </w:rPr>
         <w:t xml:space="preserve"> </w:t>
       </w:r>
-      <w:commentRangeStart w:id="42"/>
-      <w:commentRangeStart w:id="43"/>
+      <w:commentRangeStart w:id="45"/>
+      <w:commentRangeStart w:id="46"/>
       <w:r>
         <w:rPr>
           <w:lang w:val="en-US"/>
@@ -4105,7 +3961,7 @@
         </w:rPr>
         <w:t>geographically diverse sample of individuals aged 55 and above across</w:t>
       </w:r>
-      <w:commentRangeEnd w:id="42"/>
+      <w:commentRangeEnd w:id="45"/>
       <w:r>
         <w:rPr>
           <w:rStyle w:val="CommentReference"/>
@@ -4113,14 +3969,17 @@
           <w:szCs w:val="24"/>
           <w:lang w:val="en-US"/>
         </w:rPr>
-        <w:commentReference w:id="42"/>
-      </w:r>
-      <w:commentRangeEnd w:id="43"/>
+        <w:commentReference w:id="45"/>
+      </w:r>
+      <w:commentRangeEnd w:id="46"/>
       <w:r>
         <w:rPr>
           <w:rStyle w:val="CommentReference"/>
-        </w:rPr>
-        <w:commentReference w:id="43"/>
+          <w:sz w:val="24"/>
+          <w:szCs w:val="24"/>
+          <w:lang w:val="en-US"/>
+        </w:rPr>
+        <w:commentReference w:id="46"/>
       </w:r>
       <w:r>
         <w:rPr>
@@ -4133,7 +3992,7 @@
       <w:pPr>
         <w:pStyle w:val="Paragraph"/>
         <w:spacing w:line="360" w:lineRule="auto"/>
-        <w:pPrChange w:id="44" w:author="Susanne Iwarsson" w:date="2026-01-18T11:01:00Z" w16du:dateUtc="2026-01-18T10:01:00Z">
+        <w:pPrChange w:id="47" w:author="Susanne Iwarsson" w:date="2026-01-18T11:01:00Z" w16du:dateUtc="2026-01-18T10:01:00Z">
           <w:pPr>
             <w:pStyle w:val="Paragraph"/>
             <w:spacing w:line="360" w:lineRule="auto"/>
@@ -4147,7 +4006,7 @@
         <w:pStyle w:val="Paragraph"/>
         <w:spacing w:line="360" w:lineRule="auto"/>
         <w:rPr>
-          <w:del w:id="45" w:author="Susanne Iwarsson" w:date="2026-01-18T11:04:00Z" w16du:dateUtc="2026-01-18T10:04:00Z"/>
+          <w:del w:id="48" w:author="Susanne Iwarsson" w:date="2026-01-18T11:04:00Z" w16du:dateUtc="2026-01-18T10:04:00Z"/>
           <w:lang w:val="en-US"/>
         </w:rPr>
       </w:pPr>
@@ -4158,7 +4017,7 @@
         <w:lastRenderedPageBreak/>
         <w:t>Prior to administering the DCE</w:t>
       </w:r>
-      <w:del w:id="46" w:author="Susanne Iwarsson" w:date="2026-01-18T11:02:00Z" w16du:dateUtc="2026-01-18T10:02:00Z">
+      <w:del w:id="49" w:author="Susanne Iwarsson" w:date="2026-01-18T11:02:00Z" w16du:dateUtc="2026-01-18T10:02:00Z">
         <w:r>
           <w:rPr>
             <w:lang w:val="en-US"/>
@@ -4250,13 +4109,27 @@
         </w:rPr>
         <w:t xml:space="preserve">, </w:t>
       </w:r>
-      <w:commentRangeStart w:id="47"/>
-      <w:commentRangeStart w:id="48"/>
-      <w:r>
-        <w:rPr>
-          <w:lang w:val="en-US"/>
-        </w:rPr>
-        <w:t xml:space="preserve">a network of individuals </w:t>
+      <w:commentRangeStart w:id="50"/>
+      <w:commentRangeStart w:id="51"/>
+      <w:r>
+        <w:rPr>
+          <w:lang w:val="en-US"/>
+        </w:rPr>
+        <w:t xml:space="preserve">a network of </w:t>
+      </w:r>
+      <w:ins w:id="52" w:author="Nick Christie" w:date="2026-04-14T10:37:00Z" w16du:dateUtc="2026-04-14T08:37:00Z">
+        <w:r>
+          <w:rPr>
+            <w:lang w:val="en-US"/>
+          </w:rPr>
+          <w:t xml:space="preserve">older </w:t>
+        </w:r>
+      </w:ins>
+      <w:r>
+        <w:rPr>
+          <w:lang w:val="en-US"/>
+        </w:rPr>
+        <w:t xml:space="preserve">individuals </w:t>
       </w:r>
       <w:r>
         <w:rPr>
@@ -4294,7 +4167,7 @@
         </w:rPr>
         <w:t xml:space="preserve"> ageing and health</w:t>
       </w:r>
-      <w:commentRangeEnd w:id="47"/>
+      <w:commentRangeEnd w:id="50"/>
       <w:r>
         <w:rPr>
           <w:rStyle w:val="CommentReference"/>
@@ -4302,14 +4175,17 @@
           <w:szCs w:val="24"/>
           <w:lang w:val="en-US"/>
         </w:rPr>
-        <w:commentReference w:id="47"/>
-      </w:r>
-      <w:commentRangeEnd w:id="48"/>
+        <w:commentReference w:id="50"/>
+      </w:r>
+      <w:commentRangeEnd w:id="51"/>
       <w:r>
         <w:rPr>
           <w:rStyle w:val="CommentReference"/>
-        </w:rPr>
-        <w:commentReference w:id="48"/>
+          <w:sz w:val="24"/>
+          <w:szCs w:val="24"/>
+          <w:lang w:val="en-US"/>
+        </w:rPr>
+        <w:commentReference w:id="51"/>
       </w:r>
       <w:r>
         <w:rPr>
@@ -4323,7 +4199,7 @@
         </w:rPr>
         <w:t>.</w:t>
       </w:r>
-      <w:del w:id="49" w:author="Susanne Iwarsson" w:date="2026-01-18T11:03:00Z" w16du:dateUtc="2026-01-18T10:03:00Z">
+      <w:del w:id="53" w:author="Susanne Iwarsson" w:date="2026-01-18T11:03:00Z" w16du:dateUtc="2026-01-18T10:03:00Z">
         <w:r>
           <w:rPr>
             <w:lang w:val="en-US"/>
@@ -4367,7 +4243,7 @@
         </w:rPr>
         <w:t xml:space="preserve">was instrumental in refining the experiment and clarifying the descriptions and wording of the instructions. </w:t>
       </w:r>
-      <w:commentRangeStart w:id="50"/>
+      <w:commentRangeStart w:id="54"/>
       <w:r>
         <w:rPr>
           <w:lang w:val="en-US"/>
@@ -4390,23 +4266,9 @@
         <w:rPr>
           <w:lang w:val="en-US"/>
         </w:rPr>
-        <w:t xml:space="preserve">; and reducing the number of </w:t>
-      </w:r>
-      <w:proofErr w:type="gramStart"/>
-      <w:r>
-        <w:rPr>
-          <w:lang w:val="en-US"/>
-        </w:rPr>
-        <w:t>choice</w:t>
-      </w:r>
-      <w:proofErr w:type="gramEnd"/>
-      <w:r>
-        <w:rPr>
-          <w:lang w:val="en-US"/>
-        </w:rPr>
-        <w:t xml:space="preserve"> sets to manage respondent burden. </w:t>
-      </w:r>
-      <w:commentRangeEnd w:id="50"/>
+        <w:t xml:space="preserve">; and reducing the number of choice sets to manage respondent burden. </w:t>
+      </w:r>
+      <w:commentRangeEnd w:id="54"/>
       <w:r>
         <w:rPr>
           <w:rStyle w:val="CommentReference"/>
@@ -4414,7 +4276,7 @@
           <w:szCs w:val="24"/>
           <w:lang w:val="en-US"/>
         </w:rPr>
-        <w:commentReference w:id="50"/>
+        <w:commentReference w:id="54"/>
       </w:r>
     </w:p>
     <w:p>
@@ -4422,10 +4284,10 @@
         <w:pStyle w:val="Paragraph"/>
         <w:spacing w:line="360" w:lineRule="auto"/>
         <w:rPr>
-          <w:ins w:id="51" w:author="Susanne Iwarsson" w:date="2026-01-18T11:25:00Z" w16du:dateUtc="2026-01-18T10:25:00Z"/>
-          <w:lang w:val="en-US"/>
-        </w:rPr>
-        <w:pPrChange w:id="52" w:author="Susanne Iwarsson" w:date="2026-01-18T11:25:00Z" w16du:dateUtc="2026-01-18T10:25:00Z">
+          <w:ins w:id="55" w:author="Susanne Iwarsson" w:date="2026-01-18T11:25:00Z" w16du:dateUtc="2026-01-18T10:25:00Z"/>
+          <w:lang w:val="en-US"/>
+        </w:rPr>
+        <w:pPrChange w:id="56" w:author="Susanne Iwarsson" w:date="2026-01-18T11:25:00Z" w16du:dateUtc="2026-01-18T10:25:00Z">
           <w:pPr>
             <w:pStyle w:val="Newparagraph"/>
             <w:ind w:firstLine="0"/>
@@ -4456,7 +4318,7 @@
         </w:rPr>
         <w:t xml:space="preserve"> including</w:t>
       </w:r>
-      <w:del w:id="53" w:author="Susanne Iwarsson" w:date="2026-01-18T11:05:00Z" w16du:dateUtc="2026-01-18T10:05:00Z">
+      <w:del w:id="57" w:author="Susanne Iwarsson" w:date="2026-01-18T11:05:00Z" w16du:dateUtc="2026-01-18T10:05:00Z">
         <w:r>
           <w:rPr>
             <w:lang w:val="en-US"/>
@@ -4470,7 +4332,7 @@
         </w:rPr>
         <w:t xml:space="preserve"> defin</w:t>
       </w:r>
-      <w:ins w:id="54" w:author="Susanne Iwarsson" w:date="2026-01-18T11:05:00Z" w16du:dateUtc="2026-01-18T10:05:00Z">
+      <w:ins w:id="58" w:author="Susanne Iwarsson" w:date="2026-01-18T11:05:00Z" w16du:dateUtc="2026-01-18T10:05:00Z">
         <w:r>
           <w:rPr>
             <w:lang w:val="en-US"/>
@@ -4478,7 +4340,7 @@
           <w:t>itions of</w:t>
         </w:r>
       </w:ins>
-      <w:del w:id="55" w:author="Susanne Iwarsson" w:date="2026-01-18T11:05:00Z" w16du:dateUtc="2026-01-18T10:05:00Z">
+      <w:del w:id="59" w:author="Susanne Iwarsson" w:date="2026-01-18T11:05:00Z" w16du:dateUtc="2026-01-18T10:05:00Z">
         <w:r>
           <w:rPr>
             <w:lang w:val="en-US"/>
@@ -4523,17 +4385,17 @@
         <w:spacing w:before="240" w:after="0"/>
         <w:ind w:right="0"/>
         <w:rPr>
-          <w:ins w:id="56" w:author="Susanne Iwarsson" w:date="2026-01-18T11:25:00Z" w16du:dateUtc="2026-01-18T10:25:00Z"/>
-          <w:lang w:val="en-US"/>
-        </w:rPr>
-        <w:pPrChange w:id="57" w:author="Susanne Iwarsson" w:date="2026-01-18T11:29:00Z" w16du:dateUtc="2026-01-18T10:29:00Z">
+          <w:ins w:id="60" w:author="Susanne Iwarsson" w:date="2026-01-18T11:25:00Z" w16du:dateUtc="2026-01-18T10:25:00Z"/>
+          <w:lang w:val="en-US"/>
+        </w:rPr>
+        <w:pPrChange w:id="61" w:author="Susanne Iwarsson" w:date="2026-01-18T11:29:00Z" w16du:dateUtc="2026-01-18T10:29:00Z">
           <w:pPr>
             <w:pStyle w:val="Heading2"/>
           </w:pPr>
         </w:pPrChange>
       </w:pPr>
-      <w:commentRangeStart w:id="58"/>
-      <w:ins w:id="59" w:author="Susanne Iwarsson" w:date="2026-01-18T11:25:00Z" w16du:dateUtc="2026-01-18T10:25:00Z">
+      <w:commentRangeStart w:id="62"/>
+      <w:ins w:id="63" w:author="Susanne Iwarsson" w:date="2026-01-18T11:25:00Z" w16du:dateUtc="2026-01-18T10:25:00Z">
         <w:r>
           <w:rPr>
             <w:lang w:val="en-US"/>
@@ -4541,7 +4403,7 @@
           <w:t>Ethics</w:t>
         </w:r>
       </w:ins>
-      <w:commentRangeEnd w:id="58"/>
+      <w:commentRangeEnd w:id="62"/>
       <w:r>
         <w:rPr>
           <w:rStyle w:val="CommentReference"/>
@@ -4549,21 +4411,21 @@
           <w:szCs w:val="28"/>
           <w:lang w:val="en-US"/>
         </w:rPr>
-        <w:commentReference w:id="58"/>
+        <w:commentReference w:id="62"/>
       </w:r>
     </w:p>
     <w:p>
       <w:pPr>
         <w:spacing w:before="240" w:line="360" w:lineRule="auto"/>
         <w:rPr>
-          <w:ins w:id="60" w:author="Susanne Iwarsson" w:date="2026-01-18T11:25:00Z" w16du:dateUtc="2026-01-18T10:25:00Z"/>
-          <w:lang w:val="en-US"/>
-        </w:rPr>
-        <w:pPrChange w:id="61" w:author="Susanne Iwarsson" w:date="2026-01-18T11:29:00Z" w16du:dateUtc="2026-01-18T10:29:00Z">
+          <w:ins w:id="64" w:author="Susanne Iwarsson" w:date="2026-01-18T11:25:00Z" w16du:dateUtc="2026-01-18T10:25:00Z"/>
+          <w:lang w:val="en-US"/>
+        </w:rPr>
+        <w:pPrChange w:id="65" w:author="Susanne Iwarsson" w:date="2026-01-18T11:29:00Z" w16du:dateUtc="2026-01-18T10:29:00Z">
           <w:pPr/>
         </w:pPrChange>
       </w:pPr>
-      <w:ins w:id="62" w:author="Susanne Iwarsson" w:date="2026-01-18T11:25:00Z" w16du:dateUtc="2026-01-18T10:25:00Z">
+      <w:ins w:id="66" w:author="Susanne Iwarsson" w:date="2026-01-18T11:25:00Z" w16du:dateUtc="2026-01-18T10:25:00Z">
         <w:r>
           <w:rPr>
             <w:lang w:val="en-US"/>
@@ -4589,7 +4451,7 @@
           <w:t>no</w:t>
         </w:r>
       </w:ins>
-      <w:ins w:id="63" w:author="Susanne Iwarsson" w:date="2026-01-18T11:27:00Z" w16du:dateUtc="2026-01-18T10:27:00Z">
+      <w:ins w:id="67" w:author="Susanne Iwarsson" w:date="2026-01-18T11:27:00Z" w16du:dateUtc="2026-01-18T10:27:00Z">
         <w:r>
           <w:rPr>
             <w:lang w:val="en-US"/>
@@ -4597,7 +4459,7 @@
           <w:t>s</w:t>
         </w:r>
       </w:ins>
-      <w:ins w:id="64" w:author="Susanne Iwarsson" w:date="2026-01-18T11:25:00Z" w16du:dateUtc="2026-01-18T10:25:00Z">
+      <w:ins w:id="68" w:author="Susanne Iwarsson" w:date="2026-01-18T11:25:00Z" w16du:dateUtc="2026-01-18T10:25:00Z">
         <w:r>
           <w:rPr>
             <w:lang w:val="en-US"/>
@@ -4617,7 +4479,7 @@
           <w:t>2020–03457</w:t>
         </w:r>
       </w:ins>
-      <w:ins w:id="65" w:author="Susanne Iwarsson" w:date="2026-01-18T11:27:00Z" w16du:dateUtc="2026-01-18T10:27:00Z">
+      <w:ins w:id="69" w:author="Susanne Iwarsson" w:date="2026-01-18T11:27:00Z" w16du:dateUtc="2026-01-18T10:27:00Z">
         <w:r>
           <w:rPr>
             <w:lang w:val="en-US"/>
@@ -4625,7 +4487,7 @@
           <w:t>; 2022-01287-02; 2024-01696-02</w:t>
         </w:r>
       </w:ins>
-      <w:ins w:id="66" w:author="Susanne Iwarsson" w:date="2026-01-18T11:25:00Z" w16du:dateUtc="2026-01-18T10:25:00Z">
+      <w:ins w:id="70" w:author="Susanne Iwarsson" w:date="2026-01-18T11:25:00Z" w16du:dateUtc="2026-01-18T10:25:00Z">
         <w:r>
           <w:rPr>
             <w:lang w:val="en-US"/>
@@ -4640,10 +4502,10 @@
         <w:spacing w:before="240" w:line="360" w:lineRule="auto"/>
         <w:ind w:firstLine="0"/>
         <w:rPr>
-          <w:del w:id="67" w:author="Susanne Iwarsson" w:date="2026-01-18T11:25:00Z" w16du:dateUtc="2026-01-18T10:25:00Z"/>
-          <w:lang w:val="en-US"/>
-        </w:rPr>
-        <w:pPrChange w:id="68" w:author="Susanne Iwarsson" w:date="2026-01-18T11:29:00Z" w16du:dateUtc="2026-01-18T10:29:00Z">
+          <w:del w:id="71" w:author="Susanne Iwarsson" w:date="2026-01-18T11:25:00Z" w16du:dateUtc="2026-01-18T10:25:00Z"/>
+          <w:lang w:val="en-US"/>
+        </w:rPr>
+        <w:pPrChange w:id="72" w:author="Susanne Iwarsson" w:date="2026-01-18T11:29:00Z" w16du:dateUtc="2026-01-18T10:29:00Z">
           <w:pPr>
             <w:pStyle w:val="Paragraph"/>
             <w:spacing w:line="360" w:lineRule="auto"/>
@@ -4657,10 +4519,10 @@
         <w:spacing w:before="240" w:after="0"/>
         <w:ind w:right="0"/>
         <w:rPr>
-          <w:ins w:id="69" w:author="Susanne Iwarsson" w:date="2026-01-18T11:25:00Z" w16du:dateUtc="2026-01-18T10:25:00Z"/>
-          <w:lang w:val="en-US"/>
-        </w:rPr>
-        <w:pPrChange w:id="70" w:author="Susanne Iwarsson" w:date="2026-01-18T11:29:00Z" w16du:dateUtc="2026-01-18T10:29:00Z">
+          <w:ins w:id="73" w:author="Susanne Iwarsson" w:date="2026-01-18T11:25:00Z" w16du:dateUtc="2026-01-18T10:25:00Z"/>
+          <w:lang w:val="en-US"/>
+        </w:rPr>
+        <w:pPrChange w:id="74" w:author="Susanne Iwarsson" w:date="2026-01-18T11:29:00Z" w16du:dateUtc="2026-01-18T10:29:00Z">
           <w:pPr>
             <w:pStyle w:val="Heading2"/>
           </w:pPr>
@@ -4675,7 +4537,7 @@
         <w:rPr>
           <w:lang w:val="en-US"/>
         </w:rPr>
-        <w:pPrChange w:id="71" w:author="Susanne Iwarsson" w:date="2026-01-18T11:29:00Z" w16du:dateUtc="2026-01-18T10:29:00Z">
+        <w:pPrChange w:id="75" w:author="Susanne Iwarsson" w:date="2026-01-18T11:29:00Z" w16du:dateUtc="2026-01-18T10:29:00Z">
           <w:pPr>
             <w:pStyle w:val="Heading2"/>
           </w:pPr>
@@ -4708,7 +4570,7 @@
         </w:rPr>
         <w:t>Stated choice experiments encompass a range of techniques in which respondents indicate their preferences by explicitly stating their choices</w:t>
       </w:r>
-      <w:ins w:id="72" w:author="Susanne Iwarsson" w:date="2026-01-18T11:06:00Z" w16du:dateUtc="2026-01-18T10:06:00Z">
+      <w:ins w:id="76" w:author="Susanne Iwarsson" w:date="2026-01-18T11:06:00Z" w16du:dateUtc="2026-01-18T10:06:00Z">
         <w:r>
           <w:rPr>
             <w:lang w:val="en-US"/>
@@ -4716,7 +4578,7 @@
           <w:t xml:space="preserve">, </w:t>
         </w:r>
       </w:ins>
-      <w:del w:id="73" w:author="Susanne Iwarsson" w:date="2026-01-18T11:06:00Z" w16du:dateUtc="2026-01-18T10:06:00Z">
+      <w:del w:id="77" w:author="Susanne Iwarsson" w:date="2026-01-18T11:06:00Z" w16du:dateUtc="2026-01-18T10:06:00Z">
         <w:r>
           <w:rPr>
             <w:lang w:val="en-US"/>
@@ -4724,23 +4586,77 @@
           <w:delText xml:space="preserve">. </w:delText>
         </w:r>
       </w:del>
-      <w:commentRangeStart w:id="74"/>
+      <w:commentRangeStart w:id="78"/>
       <w:r>
         <w:rPr>
           <w:lang w:val="en-US"/>
         </w:rPr>
         <w:t xml:space="preserve">In contrast to revealed </w:t>
       </w:r>
-      <w:commentRangeStart w:id="75"/>
-      <w:commentRangeStart w:id="76"/>
-      <w:r>
-        <w:rPr>
-          <w:lang w:val="en-US"/>
-        </w:rPr>
-        <w:lastRenderedPageBreak/>
-        <w:t>choice experiments</w:t>
-      </w:r>
-      <w:commentRangeEnd w:id="75"/>
+      <w:commentRangeStart w:id="79"/>
+      <w:commentRangeStart w:id="80"/>
+      <w:del w:id="81" w:author="Nick Christie" w:date="2026-04-14T10:38:00Z" w16du:dateUtc="2026-04-14T08:38:00Z">
+        <w:r>
+          <w:rPr>
+            <w:lang w:val="en-US"/>
+          </w:rPr>
+          <w:lastRenderedPageBreak/>
+          <w:delText>choice experiments</w:delText>
+        </w:r>
+        <w:commentRangeEnd w:id="79"/>
+        <w:r>
+          <w:rPr>
+            <w:rStyle w:val="CommentReference"/>
+            <w:sz w:val="24"/>
+            <w:szCs w:val="24"/>
+            <w:lang w:val="en-US"/>
+          </w:rPr>
+          <w:commentReference w:id="79"/>
+        </w:r>
+        <w:commentRangeEnd w:id="80"/>
+        <w:r>
+          <w:rPr>
+            <w:rStyle w:val="CommentReference"/>
+            <w:sz w:val="24"/>
+            <w:szCs w:val="24"/>
+            <w:lang w:val="en-US"/>
+          </w:rPr>
+          <w:commentReference w:id="80"/>
+        </w:r>
+        <w:r>
+          <w:rPr>
+            <w:lang w:val="en-US"/>
+          </w:rPr>
+          <w:delText>,</w:delText>
+        </w:r>
+      </w:del>
+      <w:ins w:id="82" w:author="Nick Christie" w:date="2026-04-14T10:38:00Z" w16du:dateUtc="2026-04-14T08:38:00Z">
+        <w:r>
+          <w:rPr>
+            <w:lang w:val="en-US"/>
+          </w:rPr>
+          <w:t>preference data</w:t>
+        </w:r>
+      </w:ins>
+      <w:r>
+        <w:rPr>
+          <w:lang w:val="en-US"/>
+        </w:rPr>
+        <w:t xml:space="preserve"> where preferences are inferred from past </w:t>
+      </w:r>
+      <w:r>
+        <w:rPr>
+          <w:lang w:val="en-US"/>
+        </w:rPr>
+        <w:t>behavior</w:t>
+      </w:r>
+      <w:r>
+        <w:rPr>
+          <w:lang w:val="en-US"/>
+        </w:rPr>
+        <w:t xml:space="preserve">, </w:t>
+      </w:r>
+      <w:commentRangeEnd w:id="78"/>
       <w:r>
         <w:rPr>
           <w:rStyle w:val="CommentReference"/>
@@ -4748,44 +4664,9 @@
           <w:szCs w:val="24"/>
           <w:lang w:val="en-US"/>
         </w:rPr>
-        <w:commentReference w:id="75"/>
-      </w:r>
-      <w:commentRangeEnd w:id="76"/>
-      <w:r>
-        <w:rPr>
-          <w:rStyle w:val="CommentReference"/>
-        </w:rPr>
-        <w:commentReference w:id="76"/>
-      </w:r>
-      <w:r>
-        <w:rPr>
-          <w:lang w:val="en-US"/>
-        </w:rPr>
-        <w:t xml:space="preserve">, where preferences are inferred from past </w:t>
-      </w:r>
-      <w:r>
-        <w:rPr>
-          <w:lang w:val="en-US"/>
-        </w:rPr>
-        <w:t>behavior</w:t>
-      </w:r>
-      <w:r>
-        <w:rPr>
-          <w:lang w:val="en-US"/>
-        </w:rPr>
-        <w:t xml:space="preserve">, </w:t>
-      </w:r>
-      <w:commentRangeEnd w:id="74"/>
-      <w:r>
-        <w:rPr>
-          <w:rStyle w:val="CommentReference"/>
-          <w:sz w:val="24"/>
-          <w:szCs w:val="24"/>
-          <w:lang w:val="en-US"/>
-        </w:rPr>
-        <w:commentReference w:id="74"/>
-      </w:r>
-      <w:del w:id="77" w:author="Susanne Iwarsson" w:date="2026-01-18T11:06:00Z" w16du:dateUtc="2026-01-18T10:06:00Z">
+        <w:commentReference w:id="78"/>
+      </w:r>
+      <w:del w:id="83" w:author="Susanne Iwarsson" w:date="2026-01-18T11:06:00Z" w16du:dateUtc="2026-01-18T10:06:00Z">
         <w:r>
           <w:rPr>
             <w:lang w:val="en-US"/>
@@ -4793,7 +4674,7 @@
           <w:delText>stated choice methods</w:delText>
         </w:r>
       </w:del>
-      <w:ins w:id="78" w:author="Susanne Iwarsson" w:date="2026-01-18T11:06:00Z" w16du:dateUtc="2026-01-18T10:06:00Z">
+      <w:ins w:id="84" w:author="Susanne Iwarsson" w:date="2026-01-18T11:06:00Z" w16du:dateUtc="2026-01-18T10:06:00Z">
         <w:r>
           <w:rPr>
             <w:lang w:val="en-US"/>
@@ -4858,7 +4739,7 @@
         </w:rPr>
         <w:t xml:space="preserve">This </w:t>
       </w:r>
-      <w:del w:id="79" w:author="Susanne Iwarsson" w:date="2026-01-18T11:07:00Z" w16du:dateUtc="2026-01-18T10:07:00Z">
+      <w:del w:id="85" w:author="Susanne Iwarsson" w:date="2026-01-18T11:07:00Z" w16du:dateUtc="2026-01-18T10:07:00Z">
         <w:r>
           <w:rPr>
             <w:lang w:val="en-US"/>
@@ -4933,33 +4814,60 @@
         <w:rPr>
           <w:lang w:val="en-US"/>
         </w:rPr>
-        <w:t xml:space="preserve"> is a type of stated choice </w:t>
-      </w:r>
-      <w:commentRangeStart w:id="80"/>
-      <w:commentRangeStart w:id="81"/>
-      <w:r>
-        <w:rPr>
-          <w:lang w:val="en-US"/>
-        </w:rPr>
-        <w:t>model</w:t>
-      </w:r>
-      <w:commentRangeEnd w:id="80"/>
-      <w:r>
-        <w:rPr>
-          <w:rStyle w:val="CommentReference"/>
-          <w:sz w:val="24"/>
-          <w:szCs w:val="24"/>
-          <w:lang w:val="en-US"/>
-        </w:rPr>
-        <w:commentReference w:id="80"/>
-      </w:r>
-      <w:commentRangeEnd w:id="81"/>
-      <w:r>
-        <w:rPr>
-          <w:rStyle w:val="CommentReference"/>
-        </w:rPr>
-        <w:commentReference w:id="81"/>
-      </w:r>
+        <w:t xml:space="preserve"> is a type of stated </w:t>
+      </w:r>
+      <w:del w:id="86" w:author="Nick Christie" w:date="2026-04-14T10:38:00Z" w16du:dateUtc="2026-04-14T08:38:00Z">
+        <w:r>
+          <w:rPr>
+            <w:lang w:val="en-US"/>
+          </w:rPr>
+          <w:delText xml:space="preserve">choice </w:delText>
+        </w:r>
+        <w:commentRangeStart w:id="87"/>
+        <w:commentRangeStart w:id="88"/>
+        <w:r>
+          <w:rPr>
+            <w:lang w:val="en-US"/>
+          </w:rPr>
+          <w:delText>model</w:delText>
+        </w:r>
+        <w:commentRangeEnd w:id="87"/>
+        <w:r>
+          <w:rPr>
+            <w:rStyle w:val="CommentReference"/>
+            <w:sz w:val="24"/>
+            <w:szCs w:val="24"/>
+            <w:lang w:val="en-US"/>
+          </w:rPr>
+          <w:commentReference w:id="87"/>
+        </w:r>
+        <w:commentRangeEnd w:id="88"/>
+        <w:r>
+          <w:rPr>
+            <w:rStyle w:val="CommentReference"/>
+            <w:sz w:val="24"/>
+            <w:szCs w:val="24"/>
+            <w:lang w:val="en-US"/>
+          </w:rPr>
+          <w:commentReference w:id="88"/>
+        </w:r>
+      </w:del>
+      <w:ins w:id="89" w:author="Nick Christie" w:date="2026-04-14T10:38:00Z" w16du:dateUtc="2026-04-14T08:38:00Z">
+        <w:r>
+          <w:rPr>
+            <w:lang w:val="en-US"/>
+          </w:rPr>
+          <w:t>preference experim</w:t>
+        </w:r>
+      </w:ins>
+      <w:ins w:id="90" w:author="Nick Christie" w:date="2026-04-14T10:39:00Z" w16du:dateUtc="2026-04-14T08:39:00Z">
+        <w:r>
+          <w:rPr>
+            <w:lang w:val="en-US"/>
+          </w:rPr>
+          <w:t>ent</w:t>
+        </w:r>
+      </w:ins>
       <w:r>
         <w:rPr>
           <w:lang w:val="en-US"/>
@@ -4987,7 +4895,7 @@
           <w:lang w:val="en-US"/>
         </w:rPr>
       </w:pPr>
-      <w:del w:id="82" w:author="Susanne Iwarsson" w:date="2026-01-18T11:07:00Z" w16du:dateUtc="2026-01-18T10:07:00Z">
+      <w:del w:id="91" w:author="Susanne Iwarsson" w:date="2026-01-18T11:07:00Z" w16du:dateUtc="2026-01-18T10:07:00Z">
         <w:r>
           <w:rPr>
             <w:lang w:val="en-US"/>
@@ -4995,7 +4903,7 @@
           <w:delText>In our experiment,</w:delText>
         </w:r>
       </w:del>
-      <w:ins w:id="83" w:author="Susanne Iwarsson" w:date="2026-01-18T11:08:00Z" w16du:dateUtc="2026-01-18T10:08:00Z">
+      <w:ins w:id="92" w:author="Susanne Iwarsson" w:date="2026-01-18T11:08:00Z" w16du:dateUtc="2026-01-18T10:08:00Z">
         <w:r>
           <w:rPr>
             <w:lang w:val="en-US"/>
@@ -5033,7 +4941,7 @@
         </w:rPr>
         <w:t xml:space="preserve"> in the </w:t>
       </w:r>
-      <w:del w:id="84" w:author="Susanne Iwarsson" w:date="2026-01-18T11:08:00Z" w16du:dateUtc="2026-01-18T10:08:00Z">
+      <w:del w:id="93" w:author="Susanne Iwarsson" w:date="2026-01-18T11:08:00Z" w16du:dateUtc="2026-01-18T10:08:00Z">
         <w:r>
           <w:rPr>
             <w:lang w:val="en-US"/>
@@ -5179,7 +5087,7 @@
         </w:rPr>
         <w:t xml:space="preserve">. The attribute greenspace </w:t>
       </w:r>
-      <w:del w:id="85" w:author="Susanne Iwarsson" w:date="2026-01-18T11:08:00Z" w16du:dateUtc="2026-01-18T10:08:00Z">
+      <w:del w:id="94" w:author="Susanne Iwarsson" w:date="2026-01-18T11:08:00Z" w16du:dateUtc="2026-01-18T10:08:00Z">
         <w:r>
           <w:rPr>
             <w:lang w:val="en-US"/>
@@ -5187,7 +5095,7 @@
           <w:delText xml:space="preserve">is </w:delText>
         </w:r>
       </w:del>
-      <w:ins w:id="86" w:author="Susanne Iwarsson" w:date="2026-01-18T11:08:00Z" w16du:dateUtc="2026-01-18T10:08:00Z">
+      <w:ins w:id="95" w:author="Susanne Iwarsson" w:date="2026-01-18T11:08:00Z" w16du:dateUtc="2026-01-18T10:08:00Z">
         <w:r>
           <w:rPr>
             <w:lang w:val="en-US"/>
@@ -5219,7 +5127,7 @@
         </w:rPr>
         <w:t xml:space="preserve">Proximity to shops and services represents not only distance to frequent amenities </w:t>
       </w:r>
-      <w:del w:id="87" w:author="Susanne Iwarsson" w:date="2026-01-18T11:08:00Z" w16du:dateUtc="2026-01-18T10:08:00Z">
+      <w:del w:id="96" w:author="Susanne Iwarsson" w:date="2026-01-18T11:08:00Z" w16du:dateUtc="2026-01-18T10:08:00Z">
         <w:r>
           <w:rPr>
             <w:lang w:val="en-US"/>
@@ -5227,7 +5135,7 @@
           <w:delText xml:space="preserve">which </w:delText>
         </w:r>
       </w:del>
-      <w:ins w:id="88" w:author="Susanne Iwarsson" w:date="2026-01-18T11:08:00Z" w16du:dateUtc="2026-01-18T10:08:00Z">
+      <w:ins w:id="97" w:author="Susanne Iwarsson" w:date="2026-01-18T11:08:00Z" w16du:dateUtc="2026-01-18T10:08:00Z">
         <w:r>
           <w:rPr>
             <w:lang w:val="en-US"/>
@@ -5259,7 +5167,7 @@
         </w:rPr>
         <w:t xml:space="preserve"> the distance to shopping amenities such as grocery stores, malls, boutiques, and shopping centers.</w:t>
       </w:r>
-      <w:del w:id="89" w:author="Susanne Iwarsson" w:date="2026-01-18T11:09:00Z" w16du:dateUtc="2026-01-18T10:09:00Z">
+      <w:del w:id="98" w:author="Susanne Iwarsson" w:date="2026-01-18T11:09:00Z" w16du:dateUtc="2026-01-18T10:09:00Z">
         <w:r>
           <w:rPr>
             <w:lang w:val="en-US"/>
@@ -5297,7 +5205,7 @@
         </w:rPr>
         <w:t xml:space="preserve"> </w:t>
       </w:r>
-      <w:commentRangeStart w:id="90"/>
+      <w:commentRangeStart w:id="99"/>
       <w:r>
         <w:rPr>
           <w:lang w:val="en-US"/>
@@ -5325,7 +5233,7 @@
         </w:rPr>
         <w:fldChar w:fldCharType="end"/>
       </w:r>
-      <w:commentRangeEnd w:id="90"/>
+      <w:commentRangeEnd w:id="99"/>
       <w:r>
         <w:rPr>
           <w:rStyle w:val="CommentReference"/>
@@ -5333,7 +5241,7 @@
           <w:szCs w:val="24"/>
           <w:lang w:val="en-US"/>
         </w:rPr>
-        <w:commentReference w:id="90"/>
+        <w:commentReference w:id="99"/>
       </w:r>
       <w:r>
         <w:rPr>
@@ -5395,7 +5303,7 @@
         </w:rPr>
         <w:t xml:space="preserve">sample where </w:t>
       </w:r>
-      <w:del w:id="91" w:author="Susanne Iwarsson" w:date="2026-01-18T11:10:00Z" w16du:dateUtc="2026-01-18T10:10:00Z">
+      <w:del w:id="100" w:author="Susanne Iwarsson" w:date="2026-01-18T11:10:00Z" w16du:dateUtc="2026-01-18T10:10:00Z">
         <w:r>
           <w:rPr>
             <w:lang w:val="en-US"/>
@@ -5403,7 +5311,7 @@
           <w:delText xml:space="preserve">over </w:delText>
         </w:r>
       </w:del>
-      <w:ins w:id="92" w:author="Susanne Iwarsson" w:date="2026-01-18T11:10:00Z" w16du:dateUtc="2026-01-18T10:10:00Z">
+      <w:ins w:id="101" w:author="Susanne Iwarsson" w:date="2026-01-18T11:10:00Z" w16du:dateUtc="2026-01-18T10:10:00Z">
         <w:r>
           <w:rPr>
             <w:lang w:val="en-US"/>
@@ -5417,7 +5325,7 @@
         </w:rPr>
         <w:t xml:space="preserve">90% </w:t>
       </w:r>
-      <w:del w:id="93" w:author="Susanne Iwarsson" w:date="2026-01-18T11:11:00Z" w16du:dateUtc="2026-01-18T10:11:00Z">
+      <w:del w:id="102" w:author="Susanne Iwarsson" w:date="2026-01-18T11:11:00Z" w16du:dateUtc="2026-01-18T10:11:00Z">
         <w:r>
           <w:rPr>
             <w:lang w:val="en-US"/>
@@ -5431,7 +5339,7 @@
         </w:rPr>
         <w:t>indicated access to a</w:t>
       </w:r>
-      <w:ins w:id="94" w:author="Susanne Iwarsson" w:date="2026-01-18T11:11:00Z" w16du:dateUtc="2026-01-18T10:11:00Z">
+      <w:ins w:id="103" w:author="Susanne Iwarsson" w:date="2026-01-18T11:11:00Z" w16du:dateUtc="2026-01-18T10:11:00Z">
         <w:r>
           <w:rPr>
             <w:lang w:val="en-US"/>
@@ -5439,7 +5347,7 @@
           <w:t xml:space="preserve"> care</w:t>
         </w:r>
       </w:ins>
-      <w:del w:id="95" w:author="Susanne Iwarsson" w:date="2026-01-18T11:11:00Z" w16du:dateUtc="2026-01-18T10:11:00Z">
+      <w:del w:id="104" w:author="Susanne Iwarsson" w:date="2026-01-18T11:11:00Z" w16du:dateUtc="2026-01-18T10:11:00Z">
         <w:r>
           <w:rPr>
             <w:lang w:val="en-US"/>
@@ -5451,10 +5359,234 @@
         <w:rPr>
           <w:lang w:val="en-US"/>
         </w:rPr>
-        <w:t xml:space="preserve">. </w:t>
-      </w:r>
-      <w:commentRangeStart w:id="96"/>
-      <w:commentRangeStart w:id="97"/>
+        <w:t>.</w:t>
+      </w:r>
+      <w:ins w:id="105" w:author="Nick Christie" w:date="2026-04-14T10:40:00Z" w16du:dateUtc="2026-04-14T08:40:00Z">
+        <w:r>
+          <w:rPr>
+            <w:lang w:val="en-US"/>
+          </w:rPr>
+          <w:t xml:space="preserve"> Price was specified as a percentage change from respondent’s planned </w:t>
+        </w:r>
+      </w:ins>
+      <w:ins w:id="106" w:author="Nick Christie" w:date="2026-04-14T10:41:00Z" w16du:dateUtc="2026-04-14T08:41:00Z">
+        <w:r>
+          <w:rPr>
+            <w:lang w:val="en-US"/>
+          </w:rPr>
+          <w:t xml:space="preserve">monthly </w:t>
+        </w:r>
+      </w:ins>
+      <w:ins w:id="107" w:author="Nick Christie" w:date="2026-04-14T10:42:00Z" w16du:dateUtc="2026-04-14T08:42:00Z">
+        <w:r>
+          <w:rPr>
+            <w:lang w:val="en-US"/>
+          </w:rPr>
+          <w:t xml:space="preserve">housing </w:t>
+        </w:r>
+      </w:ins>
+      <w:ins w:id="108" w:author="Nick Christie" w:date="2026-04-14T10:40:00Z" w16du:dateUtc="2026-04-14T08:40:00Z">
+        <w:r>
+          <w:rPr>
+            <w:lang w:val="en-US"/>
+          </w:rPr>
+          <w:t>cost</w:t>
+        </w:r>
+      </w:ins>
+      <w:ins w:id="109" w:author="Nick Christie" w:date="2026-04-14T10:41:00Z" w16du:dateUtc="2026-04-14T08:41:00Z">
+        <w:r>
+          <w:rPr>
+            <w:lang w:val="en-US"/>
+          </w:rPr>
+          <w:t>, wh</w:t>
+        </w:r>
+      </w:ins>
+      <w:ins w:id="110" w:author="Nick Christie" w:date="2026-04-14T10:43:00Z" w16du:dateUtc="2026-04-14T08:43:00Z">
+        <w:r>
+          <w:rPr>
+            <w:lang w:val="en-US"/>
+          </w:rPr>
+          <w:t xml:space="preserve">ich was asked in the first part of the survey.  </w:t>
+        </w:r>
+      </w:ins>
+      <w:ins w:id="111" w:author="Nick Christie" w:date="2026-04-14T10:45:00Z" w16du:dateUtc="2026-04-14T08:45:00Z">
+        <w:r>
+          <w:rPr>
+            <w:lang w:val="en-US"/>
+            <w:rPrChange w:id="112" w:author="Nick Christie" w:date="2026-04-14T10:45:00Z" w16du:dateUtc="2026-04-14T08:45:00Z">
+              <w:rPr>
+                <w:sz w:val="18"/>
+                <w:szCs w:val="18"/>
+              </w:rPr>
+            </w:rPrChange>
+          </w:rPr>
+          <w:t xml:space="preserve">When </w:t>
+        </w:r>
+      </w:ins>
+      <w:ins w:id="113" w:author="Nick Christie" w:date="2026-04-14T10:44:00Z" w16du:dateUtc="2026-04-14T08:44:00Z">
+        <w:r>
+          <w:rPr>
+            <w:lang w:val="en-US"/>
+            <w:rPrChange w:id="114" w:author="Nick Christie" w:date="2026-04-14T10:45:00Z" w16du:dateUtc="2026-04-14T08:45:00Z">
+              <w:rPr>
+                <w:sz w:val="18"/>
+                <w:szCs w:val="18"/>
+              </w:rPr>
+            </w:rPrChange>
+          </w:rPr>
+          <w:t xml:space="preserve"> conducting the </w:t>
+        </w:r>
+      </w:ins>
+      <w:ins w:id="115" w:author="Nick Christie" w:date="2026-04-14T10:45:00Z" w16du:dateUtc="2026-04-14T08:45:00Z">
+        <w:r>
+          <w:rPr>
+            <w:lang w:val="en-US"/>
+          </w:rPr>
+          <w:t>experiment</w:t>
+        </w:r>
+      </w:ins>
+      <w:ins w:id="116" w:author="Nick Christie" w:date="2026-04-14T10:44:00Z" w16du:dateUtc="2026-04-14T08:44:00Z">
+        <w:r>
+          <w:rPr>
+            <w:lang w:val="en-US"/>
+            <w:rPrChange w:id="117" w:author="Nick Christie" w:date="2026-04-14T10:45:00Z" w16du:dateUtc="2026-04-14T08:45:00Z">
+              <w:rPr>
+                <w:sz w:val="18"/>
+                <w:szCs w:val="18"/>
+              </w:rPr>
+            </w:rPrChange>
+          </w:rPr>
+          <w:t xml:space="preserve">, we programmed the </w:t>
+        </w:r>
+      </w:ins>
+      <w:ins w:id="118" w:author="Nick Christie" w:date="2026-04-14T10:45:00Z" w16du:dateUtc="2026-04-14T08:45:00Z">
+        <w:r>
+          <w:rPr>
+            <w:lang w:val="en-US"/>
+          </w:rPr>
+          <w:t>questions</w:t>
+        </w:r>
+      </w:ins>
+      <w:ins w:id="119" w:author="Nick Christie" w:date="2026-04-14T10:44:00Z" w16du:dateUtc="2026-04-14T08:44:00Z">
+        <w:r>
+          <w:rPr>
+            <w:lang w:val="en-US"/>
+            <w:rPrChange w:id="120" w:author="Nick Christie" w:date="2026-04-14T10:45:00Z" w16du:dateUtc="2026-04-14T08:45:00Z">
+              <w:rPr>
+                <w:sz w:val="18"/>
+                <w:szCs w:val="18"/>
+              </w:rPr>
+            </w:rPrChange>
+          </w:rPr>
+          <w:t xml:space="preserve"> to be adaptive, utilizing each respondent’s “Planned future housing cost” value to calculate the relative prices in addition to the presented percentage change.  For example, if a respondent stated 10,000</w:t>
+        </w:r>
+      </w:ins>
+      <w:ins w:id="121" w:author="Nick Christie" w:date="2026-04-14T10:45:00Z" w16du:dateUtc="2026-04-14T08:45:00Z">
+        <w:r>
+          <w:rPr>
+            <w:lang w:val="en-US"/>
+          </w:rPr>
+          <w:t xml:space="preserve"> SEK</w:t>
+        </w:r>
+      </w:ins>
+      <w:ins w:id="122" w:author="Nick Christie" w:date="2026-04-14T10:44:00Z" w16du:dateUtc="2026-04-14T08:44:00Z">
+        <w:r>
+          <w:rPr>
+            <w:lang w:val="en-US"/>
+            <w:rPrChange w:id="123" w:author="Nick Christie" w:date="2026-04-14T10:45:00Z" w16du:dateUtc="2026-04-14T08:45:00Z">
+              <w:rPr>
+                <w:sz w:val="18"/>
+                <w:szCs w:val="18"/>
+              </w:rPr>
+            </w:rPrChange>
+          </w:rPr>
+          <w:t xml:space="preserve"> in planned </w:t>
+        </w:r>
+      </w:ins>
+      <w:ins w:id="124" w:author="Nick Christie" w:date="2026-04-14T10:45:00Z" w16du:dateUtc="2026-04-14T08:45:00Z">
+        <w:r>
+          <w:rPr>
+            <w:lang w:val="en-US"/>
+          </w:rPr>
+          <w:t xml:space="preserve">monthly </w:t>
+        </w:r>
+      </w:ins>
+      <w:ins w:id="125" w:author="Nick Christie" w:date="2026-04-14T10:44:00Z" w16du:dateUtc="2026-04-14T08:44:00Z">
+        <w:r>
+          <w:rPr>
+            <w:lang w:val="en-US"/>
+            <w:rPrChange w:id="126" w:author="Nick Christie" w:date="2026-04-14T10:45:00Z" w16du:dateUtc="2026-04-14T08:45:00Z">
+              <w:rPr>
+                <w:sz w:val="18"/>
+                <w:szCs w:val="18"/>
+              </w:rPr>
+            </w:rPrChange>
+          </w:rPr>
+          <w:t xml:space="preserve">costs, </w:t>
+        </w:r>
+      </w:ins>
+      <w:ins w:id="127" w:author="Nick Christie" w:date="2026-04-14T10:45:00Z" w16du:dateUtc="2026-04-14T08:45:00Z">
+        <w:r>
+          <w:rPr>
+            <w:lang w:val="en-US"/>
+          </w:rPr>
+          <w:t>the</w:t>
+        </w:r>
+      </w:ins>
+      <w:ins w:id="128" w:author="Nick Christie" w:date="2026-04-14T10:44:00Z" w16du:dateUtc="2026-04-14T08:44:00Z">
+        <w:r>
+          <w:rPr>
+            <w:lang w:val="en-US"/>
+            <w:rPrChange w:id="129" w:author="Nick Christie" w:date="2026-04-14T10:45:00Z" w16du:dateUtc="2026-04-14T08:45:00Z">
+              <w:rPr>
+                <w:sz w:val="18"/>
+                <w:szCs w:val="18"/>
+              </w:rPr>
+            </w:rPrChange>
+          </w:rPr>
+          <w:t xml:space="preserve"> </w:t>
+        </w:r>
+      </w:ins>
+      <w:ins w:id="130" w:author="Nick Christie" w:date="2026-04-14T10:46:00Z" w16du:dateUtc="2026-04-14T08:46:00Z">
+        <w:r>
+          <w:rPr>
+            <w:lang w:val="en-US"/>
+          </w:rPr>
+          <w:t xml:space="preserve">10% more </w:t>
+        </w:r>
+      </w:ins>
+      <w:ins w:id="131" w:author="Nick Christie" w:date="2026-04-14T10:44:00Z" w16du:dateUtc="2026-04-14T08:44:00Z">
+        <w:r>
+          <w:rPr>
+            <w:lang w:val="en-US"/>
+            <w:rPrChange w:id="132" w:author="Nick Christie" w:date="2026-04-14T10:45:00Z" w16du:dateUtc="2026-04-14T08:45:00Z">
+              <w:rPr>
+                <w:sz w:val="18"/>
+                <w:szCs w:val="18"/>
+              </w:rPr>
+            </w:rPrChange>
+          </w:rPr>
+          <w:lastRenderedPageBreak/>
+          <w:t>price option would display: “Option #2 10% more than planned costs (11000 SEK/month total )”</w:t>
+        </w:r>
+        <w:r>
+          <w:rPr>
+            <w:sz w:val="18"/>
+            <w:szCs w:val="18"/>
+          </w:rPr>
+          <w:t xml:space="preserve">   </w:t>
+        </w:r>
+      </w:ins>
+      <w:del w:id="133" w:author="Nick Christie" w:date="2026-04-14T10:44:00Z" w16du:dateUtc="2026-04-14T08:44:00Z">
+        <w:r>
+          <w:rPr>
+            <w:lang w:val="en-US"/>
+          </w:rPr>
+          <w:delText xml:space="preserve"> </w:delText>
+        </w:r>
+      </w:del>
+      <w:commentRangeStart w:id="134"/>
+      <w:commentRangeStart w:id="135"/>
       <w:r>
         <w:rPr>
           <w:lang w:val="en-US"/>
@@ -5491,7 +5623,7 @@
         </w:rPr>
         <w:t xml:space="preserve"> levels.</w:t>
       </w:r>
-      <w:commentRangeEnd w:id="96"/>
+      <w:commentRangeEnd w:id="134"/>
       <w:r>
         <w:rPr>
           <w:rStyle w:val="CommentReference"/>
@@ -5499,14 +5631,17 @@
           <w:szCs w:val="24"/>
           <w:lang w:val="en-US"/>
         </w:rPr>
-        <w:commentReference w:id="96"/>
-      </w:r>
-      <w:commentRangeEnd w:id="97"/>
+        <w:commentReference w:id="134"/>
+      </w:r>
+      <w:commentRangeEnd w:id="135"/>
       <w:r>
         <w:rPr>
           <w:rStyle w:val="CommentReference"/>
-        </w:rPr>
-        <w:commentReference w:id="97"/>
+          <w:sz w:val="24"/>
+          <w:szCs w:val="24"/>
+          <w:lang w:val="en-US"/>
+        </w:rPr>
+        <w:commentReference w:id="135"/>
       </w:r>
     </w:p>
     <w:p>
@@ -5609,7 +5744,7 @@
       <w:pPr>
         <w:spacing w:line="360" w:lineRule="auto"/>
         <w:rPr>
-          <w:del w:id="98" w:author="Susanne Iwarsson" w:date="2026-01-18T11:12:00Z" w16du:dateUtc="2026-01-18T10:12:00Z"/>
+          <w:del w:id="136" w:author="Susanne Iwarsson" w:date="2026-01-18T11:12:00Z" w16du:dateUtc="2026-01-18T10:12:00Z"/>
           <w:lang w:val="en-US"/>
         </w:rPr>
       </w:pPr>
@@ -5621,7 +5756,7 @@
         <w:rPr>
           <w:lang w:val="en-US"/>
         </w:rPr>
-        <w:pPrChange w:id="99" w:author="Susanne Iwarsson" w:date="2026-01-18T11:12:00Z" w16du:dateUtc="2026-01-18T10:12:00Z">
+        <w:pPrChange w:id="137" w:author="Susanne Iwarsson" w:date="2026-01-18T11:12:00Z" w16du:dateUtc="2026-01-18T10:12:00Z">
           <w:pPr>
             <w:pStyle w:val="Paragraph"/>
             <w:spacing w:line="360" w:lineRule="auto"/>
@@ -5647,7 +5782,7 @@
         </w:rPr>
         <w:t xml:space="preserve"> any ambiguity in interpretation. </w:t>
       </w:r>
-      <w:del w:id="100" w:author="Susanne Iwarsson" w:date="2026-01-18T11:12:00Z" w16du:dateUtc="2026-01-18T10:12:00Z">
+      <w:del w:id="138" w:author="Susanne Iwarsson" w:date="2026-01-18T11:12:00Z" w16du:dateUtc="2026-01-18T10:12:00Z">
         <w:r>
           <w:rPr>
             <w:lang w:val="en-US"/>
@@ -5655,7 +5790,7 @@
           <w:delText xml:space="preserve">Respondents </w:delText>
         </w:r>
       </w:del>
-      <w:ins w:id="101" w:author="Susanne Iwarsson" w:date="2026-01-18T11:12:00Z" w16du:dateUtc="2026-01-18T10:12:00Z">
+      <w:ins w:id="139" w:author="Susanne Iwarsson" w:date="2026-01-18T11:12:00Z" w16du:dateUtc="2026-01-18T10:12:00Z">
         <w:r>
           <w:rPr>
             <w:lang w:val="en-US"/>
@@ -5693,7 +5828,7 @@
         </w:rPr>
         <w:t xml:space="preserve">When designing </w:t>
       </w:r>
-      <w:del w:id="102" w:author="Susanne Iwarsson" w:date="2026-01-18T11:12:00Z" w16du:dateUtc="2026-01-18T10:12:00Z">
+      <w:del w:id="140" w:author="Susanne Iwarsson" w:date="2026-01-18T11:12:00Z" w16du:dateUtc="2026-01-18T10:12:00Z">
         <w:r>
           <w:rPr>
             <w:lang w:val="en-US"/>
@@ -5701,12 +5836,26 @@
           <w:delText>the experiment</w:delText>
         </w:r>
       </w:del>
-      <w:ins w:id="103" w:author="Susanne Iwarsson" w:date="2026-01-18T11:12:00Z" w16du:dateUtc="2026-01-18T10:12:00Z">
+      <w:ins w:id="141" w:author="Susanne Iwarsson" w:date="2026-01-18T11:12:00Z" w16du:dateUtc="2026-01-18T10:12:00Z">
         <w:r>
           <w:rPr>
             <w:lang w:val="en-US"/>
           </w:rPr>
-          <w:t>a DECE</w:t>
+          <w:t>a D</w:t>
+        </w:r>
+        <w:del w:id="142" w:author="Nick Christie" w:date="2026-04-14T10:47:00Z" w16du:dateUtc="2026-04-14T08:47:00Z">
+          <w:r>
+            <w:rPr>
+              <w:lang w:val="en-US"/>
+            </w:rPr>
+            <w:delText>E</w:delText>
+          </w:r>
+        </w:del>
+        <w:r>
+          <w:rPr>
+            <w:lang w:val="en-US"/>
+          </w:rPr>
+          <w:t>CE</w:t>
         </w:r>
       </w:ins>
       <w:r>
@@ -5721,7 +5870,7 @@
         </w:rPr>
         <w:t>ncluding every combination of attribute levels in the construction of the choice sets</w:t>
       </w:r>
-      <w:ins w:id="104" w:author="Susanne Iwarsson" w:date="2026-01-18T11:13:00Z" w16du:dateUtc="2026-01-18T10:13:00Z">
+      <w:ins w:id="143" w:author="Susanne Iwarsson" w:date="2026-01-18T11:13:00Z" w16du:dateUtc="2026-01-18T10:13:00Z">
         <w:r>
           <w:rPr>
             <w:lang w:val="en-US"/>
@@ -5729,7 +5878,7 @@
           <w:t xml:space="preserve"> (i.e., </w:t>
         </w:r>
       </w:ins>
-      <w:del w:id="105" w:author="Susanne Iwarsson" w:date="2026-01-18T11:13:00Z" w16du:dateUtc="2026-01-18T10:13:00Z">
+      <w:del w:id="144" w:author="Susanne Iwarsson" w:date="2026-01-18T11:13:00Z" w16du:dateUtc="2026-01-18T10:13:00Z">
         <w:r>
           <w:rPr>
             <w:lang w:val="en-US"/>
@@ -5743,7 +5892,7 @@
         </w:rPr>
         <w:t>a full factorial design</w:t>
       </w:r>
-      <w:del w:id="106" w:author="Susanne Iwarsson" w:date="2026-01-18T11:13:00Z" w16du:dateUtc="2026-01-18T10:13:00Z">
+      <w:del w:id="145" w:author="Susanne Iwarsson" w:date="2026-01-18T11:13:00Z" w16du:dateUtc="2026-01-18T10:13:00Z">
         <w:r>
           <w:rPr>
             <w:lang w:val="en-US"/>
@@ -5751,7 +5900,7 @@
           <w:delText>,</w:delText>
         </w:r>
       </w:del>
-      <w:ins w:id="107" w:author="Susanne Iwarsson" w:date="2026-01-18T11:13:00Z" w16du:dateUtc="2026-01-18T10:13:00Z">
+      <w:ins w:id="146" w:author="Susanne Iwarsson" w:date="2026-01-18T11:13:00Z" w16du:dateUtc="2026-01-18T10:13:00Z">
         <w:r>
           <w:rPr>
             <w:lang w:val="en-US"/>
@@ -5771,15 +5920,15 @@
         </w:rPr>
         <w:t xml:space="preserve">To reduce the dimensionality of a full factorial design, a </w:t>
       </w:r>
-      <w:commentRangeStart w:id="108"/>
-      <w:commentRangeStart w:id="109"/>
+      <w:commentRangeStart w:id="147"/>
+      <w:commentRangeStart w:id="148"/>
       <w:r>
         <w:rPr>
           <w:lang w:val="en-US"/>
         </w:rPr>
         <w:t>D-optimal subset was generated</w:t>
       </w:r>
-      <w:commentRangeEnd w:id="108"/>
+      <w:commentRangeEnd w:id="147"/>
       <w:r>
         <w:rPr>
           <w:rStyle w:val="CommentReference"/>
@@ -5787,20 +5936,67 @@
           <w:szCs w:val="24"/>
           <w:lang w:val="en-US"/>
         </w:rPr>
-        <w:commentReference w:id="108"/>
-      </w:r>
-      <w:commentRangeEnd w:id="109"/>
+        <w:commentReference w:id="147"/>
+      </w:r>
+      <w:commentRangeEnd w:id="148"/>
       <w:r>
         <w:rPr>
           <w:rStyle w:val="CommentReference"/>
-        </w:rPr>
-        <w:commentReference w:id="109"/>
-      </w:r>
-      <w:r>
-        <w:rPr>
-          <w:lang w:val="en-US"/>
-        </w:rPr>
-        <w:t xml:space="preserve"> that reduces dimensionality while maintaining statistical power</w:t>
+          <w:sz w:val="24"/>
+          <w:szCs w:val="24"/>
+          <w:lang w:val="en-US"/>
+        </w:rPr>
+        <w:commentReference w:id="148"/>
+      </w:r>
+      <w:r>
+        <w:rPr>
+          <w:lang w:val="en-US"/>
+        </w:rPr>
+        <w:t xml:space="preserve"> </w:t>
+      </w:r>
+      <w:ins w:id="149" w:author="Nick Christie" w:date="2026-04-14T10:47:00Z" w16du:dateUtc="2026-04-14T08:47:00Z">
+        <w:r>
+          <w:rPr>
+            <w:lang w:val="en-US"/>
+          </w:rPr>
+          <w:t xml:space="preserve">using the cbc tools package in </w:t>
+        </w:r>
+      </w:ins>
+      <w:ins w:id="150" w:author="Nick Christie" w:date="2026-04-14T10:48:00Z" w16du:dateUtc="2026-04-14T08:48:00Z">
+        <w:r>
+          <w:rPr>
+            <w:lang w:val="en-US"/>
+          </w:rPr>
+          <w:t xml:space="preserve">R </w:t>
+        </w:r>
+      </w:ins>
+      <w:r>
+        <w:rPr>
+          <w:lang w:val="en-US"/>
+        </w:rPr>
+        <w:t>that reduce</w:t>
+      </w:r>
+      <w:ins w:id="151" w:author="Nick Christie" w:date="2026-04-14T10:48:00Z" w16du:dateUtc="2026-04-14T08:48:00Z">
+        <w:r>
+          <w:rPr>
+            <w:lang w:val="en-US"/>
+          </w:rPr>
+          <w:t>d</w:t>
+        </w:r>
+      </w:ins>
+      <w:del w:id="152" w:author="Nick Christie" w:date="2026-04-14T10:48:00Z" w16du:dateUtc="2026-04-14T08:48:00Z">
+        <w:r>
+          <w:rPr>
+            <w:lang w:val="en-US"/>
+          </w:rPr>
+          <w:delText>s</w:delText>
+        </w:r>
+      </w:del>
+      <w:r>
+        <w:rPr>
+          <w:lang w:val="en-US"/>
+        </w:rPr>
+        <w:t xml:space="preserve"> dimensionality while maintaining statistical power</w:t>
       </w:r>
       <w:r>
         <w:rPr>
@@ -5847,15 +6043,15 @@
         </w:rPr>
         <w:t xml:space="preserve"> </w:t>
       </w:r>
-      <w:del w:id="110" w:author="Susanne Iwarsson" w:date="2026-01-18T11:13:00Z" w16du:dateUtc="2026-01-18T10:13:00Z">
+      <w:del w:id="153" w:author="Susanne Iwarsson" w:date="2026-01-18T11:13:00Z" w16du:dateUtc="2026-01-18T10:13:00Z">
         <w:r>
           <w:rPr>
             <w:lang w:val="en-US"/>
           </w:rPr>
           <w:delText xml:space="preserve">Furthermore, </w:delText>
         </w:r>
-        <w:commentRangeStart w:id="111"/>
-        <w:commentRangeStart w:id="112"/>
+        <w:commentRangeStart w:id="154"/>
+        <w:commentRangeStart w:id="155"/>
         <w:r>
           <w:rPr>
             <w:lang w:val="en-US"/>
@@ -5863,7 +6059,7 @@
           <w:delText>t</w:delText>
         </w:r>
       </w:del>
-      <w:ins w:id="113" w:author="Susanne Iwarsson" w:date="2026-01-18T11:13:00Z" w16du:dateUtc="2026-01-18T10:13:00Z">
+      <w:ins w:id="156" w:author="Susanne Iwarsson" w:date="2026-01-18T11:13:00Z" w16du:dateUtc="2026-01-18T10:13:00Z">
         <w:r>
           <w:rPr>
             <w:lang w:val="en-US"/>
@@ -5895,7 +6091,7 @@
         </w:rPr>
         <w:t>e</w:t>
       </w:r>
-      <w:commentRangeEnd w:id="111"/>
+      <w:commentRangeEnd w:id="154"/>
       <w:r>
         <w:rPr>
           <w:rStyle w:val="CommentReference"/>
@@ -5903,14 +6099,17 @@
           <w:szCs w:val="24"/>
           <w:lang w:val="en-US"/>
         </w:rPr>
-        <w:commentReference w:id="111"/>
-      </w:r>
-      <w:commentRangeEnd w:id="112"/>
+        <w:commentReference w:id="154"/>
+      </w:r>
+      <w:commentRangeEnd w:id="155"/>
       <w:r>
         <w:rPr>
           <w:rStyle w:val="CommentReference"/>
-        </w:rPr>
-        <w:commentReference w:id="112"/>
+          <w:sz w:val="24"/>
+          <w:szCs w:val="24"/>
+          <w:lang w:val="en-US"/>
+        </w:rPr>
+        <w:commentReference w:id="155"/>
       </w:r>
       <w:r>
         <w:rPr>
@@ -5918,7 +6117,7 @@
         </w:rPr>
         <w:t xml:space="preserve"> </w:t>
       </w:r>
-      <w:del w:id="114" w:author="Susanne Iwarsson" w:date="2026-01-18T11:13:00Z" w16du:dateUtc="2026-01-18T10:13:00Z">
+      <w:del w:id="157" w:author="Susanne Iwarsson" w:date="2026-01-18T11:13:00Z" w16du:dateUtc="2026-01-18T10:13:00Z">
         <w:r>
           <w:rPr>
             <w:lang w:val="en-US"/>
@@ -5932,7 +6131,7 @@
         </w:rPr>
         <w:t xml:space="preserve">to minimize the cognitive burden </w:t>
       </w:r>
-      <w:del w:id="115" w:author="Susanne Iwarsson" w:date="2026-01-18T11:14:00Z" w16du:dateUtc="2026-01-18T10:14:00Z">
+      <w:del w:id="158" w:author="Susanne Iwarsson" w:date="2026-01-18T11:14:00Z" w16du:dateUtc="2026-01-18T10:14:00Z">
         <w:r>
           <w:rPr>
             <w:lang w:val="en-US"/>
@@ -5946,7 +6145,7 @@
         </w:rPr>
         <w:t>while maximizing the statistical power</w:t>
       </w:r>
-      <w:del w:id="116" w:author="Susanne Iwarsson" w:date="2026-01-18T11:14:00Z" w16du:dateUtc="2026-01-18T10:14:00Z">
+      <w:del w:id="159" w:author="Susanne Iwarsson" w:date="2026-01-18T11:14:00Z" w16du:dateUtc="2026-01-18T10:14:00Z">
         <w:r>
           <w:rPr>
             <w:lang w:val="en-US"/>
@@ -5960,7 +6159,7 @@
           <w:delText xml:space="preserve"> </w:delText>
         </w:r>
       </w:del>
-      <w:ins w:id="117" w:author="Susanne Iwarsson" w:date="2026-01-18T11:14:00Z" w16du:dateUtc="2026-01-18T10:14:00Z">
+      <w:ins w:id="160" w:author="Susanne Iwarsson" w:date="2026-01-18T11:14:00Z" w16du:dateUtc="2026-01-18T10:14:00Z">
         <w:r>
           <w:rPr>
             <w:lang w:val="en-US"/>
@@ -6007,15 +6206,15 @@
         </w:rPr>
         <w:t xml:space="preserve"> </w:t>
       </w:r>
-      <w:commentRangeStart w:id="118"/>
-      <w:commentRangeStart w:id="119"/>
+      <w:commentRangeStart w:id="161"/>
+      <w:commentRangeStart w:id="162"/>
       <w:r>
         <w:rPr>
           <w:lang w:val="en-US"/>
         </w:rPr>
         <w:t>Figure 2 depicts a typical choice set presented to the respondents.</w:t>
       </w:r>
-      <w:commentRangeEnd w:id="118"/>
+      <w:commentRangeEnd w:id="161"/>
       <w:r>
         <w:rPr>
           <w:rStyle w:val="CommentReference"/>
@@ -6023,14 +6222,17 @@
           <w:szCs w:val="24"/>
           <w:lang w:val="en-US"/>
         </w:rPr>
-        <w:commentReference w:id="118"/>
-      </w:r>
-      <w:commentRangeEnd w:id="119"/>
+        <w:commentReference w:id="161"/>
+      </w:r>
+      <w:commentRangeEnd w:id="162"/>
       <w:r>
         <w:rPr>
           <w:rStyle w:val="CommentReference"/>
-        </w:rPr>
-        <w:commentReference w:id="119"/>
+          <w:sz w:val="24"/>
+          <w:szCs w:val="24"/>
+          <w:lang w:val="en-US"/>
+        </w:rPr>
+        <w:commentReference w:id="162"/>
       </w:r>
     </w:p>
     <w:p>
@@ -6148,7 +6350,7 @@
         <w:rPr>
           <w:lang w:val="en-US"/>
         </w:rPr>
-        <w:pPrChange w:id="120" w:author="Susanne Iwarsson" w:date="2026-01-18T11:14:00Z" w16du:dateUtc="2026-01-18T10:14:00Z">
+        <w:pPrChange w:id="163" w:author="Susanne Iwarsson" w:date="2026-01-18T11:14:00Z" w16du:dateUtc="2026-01-18T10:14:00Z">
           <w:pPr>
             <w:pStyle w:val="Paragraph"/>
             <w:spacing w:line="360" w:lineRule="auto"/>
@@ -6255,18 +6457,8 @@
           <w:iCs/>
           <w:lang w:val="en-US"/>
         </w:rPr>
-        <w:t xml:space="preserve"> </w:t>
-      </w:r>
-      <w:proofErr w:type="spellStart"/>
-      <w:r>
-        <w:rPr>
-          <w:i/>
-          <w:iCs/>
-          <w:lang w:val="en-US"/>
-        </w:rPr>
-        <w:t>i</w:t>
-      </w:r>
-      <w:proofErr w:type="spellEnd"/>
+        <w:t xml:space="preserve"> i</w:t>
+      </w:r>
       <w:r>
         <w:rPr>
           <w:lang w:val="en-US"/>
@@ -6925,21 +7117,7 @@
         <w:rPr>
           <w:lang w:val="en-US"/>
         </w:rPr>
-        <w:t>are independently and identically distributed (</w:t>
-      </w:r>
-      <w:proofErr w:type="spellStart"/>
-      <w:r>
-        <w:rPr>
-          <w:lang w:val="en-US"/>
-        </w:rPr>
-        <w:t>i.i.d.</w:t>
-      </w:r>
-      <w:proofErr w:type="spellEnd"/>
-      <w:r>
-        <w:rPr>
-          <w:lang w:val="en-US"/>
-        </w:rPr>
-        <w:t xml:space="preserve">). The probability that individual </w:t>
+        <w:t xml:space="preserve">are independently and identically distributed (i.i.d.). The probability that individual </w:t>
       </w:r>
       <m:oMath>
         <m:r>
@@ -7004,15 +7182,15 @@
         </w:rPr>
         <w:t xml:space="preserve">is </w:t>
       </w:r>
-      <w:commentRangeStart w:id="121"/>
-      <w:commentRangeStart w:id="122"/>
+      <w:commentRangeStart w:id="164"/>
+      <w:commentRangeStart w:id="165"/>
       <w:r>
         <w:rPr>
           <w:lang w:val="en-US"/>
         </w:rPr>
         <w:t>then</w:t>
       </w:r>
-      <w:commentRangeEnd w:id="121"/>
+      <w:commentRangeEnd w:id="164"/>
       <w:r>
         <w:rPr>
           <w:rStyle w:val="CommentReference"/>
@@ -7020,14 +7198,17 @@
           <w:szCs w:val="24"/>
           <w:lang w:val="en-US"/>
         </w:rPr>
-        <w:commentReference w:id="121"/>
-      </w:r>
-      <w:commentRangeEnd w:id="122"/>
+        <w:commentReference w:id="164"/>
+      </w:r>
+      <w:commentRangeEnd w:id="165"/>
       <w:r>
         <w:rPr>
           <w:rStyle w:val="CommentReference"/>
-        </w:rPr>
-        <w:commentReference w:id="122"/>
+          <w:sz w:val="24"/>
+          <w:szCs w:val="24"/>
+          <w:lang w:val="en-US"/>
+        </w:rPr>
+        <w:commentReference w:id="165"/>
       </w:r>
       <w:r>
         <w:rPr>
@@ -7284,11 +7465,22 @@
                     </m:e>
                     <m:sub>
                       <m:r>
-                        <w:rPr>
-                          <w:rFonts w:ascii="Cambria Math" w:hAnsi="Cambria Math"/>
-                          <w:lang w:val="en-US"/>
-                        </w:rPr>
-                        <m:t>l</m:t>
+                        <w:ins w:id="166" w:author="Nick Christie" w:date="2026-04-14T10:49:00Z" w16du:dateUtc="2026-04-14T08:49:00Z">
+                          <w:rPr>
+                            <w:rFonts w:ascii="Cambria Math" w:hAnsi="Cambria Math"/>
+                            <w:lang w:val="en-US"/>
+                          </w:rPr>
+                          <m:t>j</m:t>
+                        </w:ins>
+                      </m:r>
+                      <m:r>
+                        <w:del w:id="167" w:author="Nick Christie" w:date="2026-04-14T10:49:00Z" w16du:dateUtc="2026-04-14T08:49:00Z">
+                          <w:rPr>
+                            <w:rFonts w:ascii="Cambria Math" w:hAnsi="Cambria Math"/>
+                            <w:lang w:val="en-US"/>
+                          </w:rPr>
+                          <m:t>l</m:t>
+                        </w:del>
                       </m:r>
                     </m:sub>
                   </m:sSub>
@@ -7386,7 +7578,7 @@
       <w:pPr>
         <w:pStyle w:val="Paragraph"/>
         <w:spacing w:line="360" w:lineRule="auto"/>
-        <w:pPrChange w:id="123" w:author="Susanne Iwarsson" w:date="2026-01-18T11:15:00Z" w16du:dateUtc="2026-01-18T10:15:00Z">
+        <w:pPrChange w:id="168" w:author="Susanne Iwarsson" w:date="2026-01-18T11:15:00Z" w16du:dateUtc="2026-01-18T10:15:00Z">
           <w:pPr>
             <w:pStyle w:val="Paragraph"/>
             <w:spacing w:line="360" w:lineRule="auto"/>
@@ -7397,36 +7589,43 @@
       <w:r>
         <w:t xml:space="preserve">While MNL models are commonly used in choice modelling, they are not well suited to uncover </w:t>
       </w:r>
-      <w:commentRangeStart w:id="124"/>
-      <w:commentRangeStart w:id="125"/>
+      <w:commentRangeStart w:id="169"/>
+      <w:commentRangeStart w:id="170"/>
       <w:r>
         <w:t>heterogeneity in preferences</w:t>
       </w:r>
-      <w:commentRangeEnd w:id="124"/>
+      <w:commentRangeEnd w:id="169"/>
       <w:r>
         <w:rPr>
           <w:rStyle w:val="CommentReference"/>
           <w:sz w:val="24"/>
           <w:szCs w:val="24"/>
         </w:rPr>
-        <w:commentReference w:id="124"/>
-      </w:r>
-      <w:commentRangeEnd w:id="125"/>
+        <w:commentReference w:id="169"/>
+      </w:r>
+      <w:commentRangeEnd w:id="170"/>
       <w:r>
         <w:rPr>
           <w:rStyle w:val="CommentReference"/>
-        </w:rPr>
-        <w:commentReference w:id="125"/>
-      </w:r>
+          <w:sz w:val="24"/>
+          <w:szCs w:val="24"/>
+        </w:rPr>
+        <w:commentReference w:id="170"/>
+      </w:r>
+      <w:ins w:id="171" w:author="Nick Christie" w:date="2026-04-14T10:49:00Z" w16du:dateUtc="2026-04-14T08:49:00Z">
+        <w:r>
+          <w:t xml:space="preserve"> related to observable characteristics</w:t>
+        </w:r>
+      </w:ins>
       <w:r>
         <w:t xml:space="preserve">, which </w:t>
       </w:r>
-      <w:ins w:id="126" w:author="Susanne Iwarsson" w:date="2026-01-18T11:15:00Z" w16du:dateUtc="2026-01-18T10:15:00Z">
+      <w:ins w:id="172" w:author="Susanne Iwarsson" w:date="2026-01-18T11:15:00Z" w16du:dateUtc="2026-01-18T10:15:00Z">
         <w:r>
           <w:t>wa</w:t>
         </w:r>
       </w:ins>
-      <w:del w:id="127" w:author="Susanne Iwarsson" w:date="2026-01-18T11:15:00Z" w16du:dateUtc="2026-01-18T10:15:00Z">
+      <w:del w:id="173" w:author="Susanne Iwarsson" w:date="2026-01-18T11:15:00Z" w16du:dateUtc="2026-01-18T10:15:00Z">
         <w:r>
           <w:delText>i</w:delText>
         </w:r>
@@ -7458,7 +7657,7 @@
         </w:rPr>
         <w:t xml:space="preserve"> </w:t>
       </w:r>
-      <w:del w:id="128" w:author="Susanne Iwarsson" w:date="2026-01-18T11:15:00Z" w16du:dateUtc="2026-01-18T10:15:00Z">
+      <w:del w:id="174" w:author="Susanne Iwarsson" w:date="2026-01-18T11:15:00Z" w16du:dateUtc="2026-01-18T10:15:00Z">
         <w:r>
           <w:rPr>
             <w:lang w:val="en-US"/>
@@ -7472,7 +7671,7 @@
           <w:delText xml:space="preserve"> </w:delText>
         </w:r>
       </w:del>
-      <w:commentRangeStart w:id="129"/>
+      <w:commentRangeStart w:id="175"/>
       <w:r>
         <w:rPr>
           <w:lang w:val="en-US"/>
@@ -7488,7 +7687,7 @@
       <w:r>
         <w:rPr>
           <w:lang w:val="en-US"/>
-          <w:rPrChange w:id="130" w:author="Susanne Iwarsson" w:date="2026-01-18T11:16:00Z" w16du:dateUtc="2026-01-18T10:16:00Z">
+          <w:rPrChange w:id="176" w:author="Susanne Iwarsson" w:date="2026-01-18T11:16:00Z" w16du:dateUtc="2026-01-18T10:16:00Z">
             <w:rPr>
               <w:lang w:val="sv-SE"/>
             </w:rPr>
@@ -7505,7 +7704,7 @@
       <w:r>
         <w:rPr>
           <w:lang w:val="en-US"/>
-          <w:rPrChange w:id="131" w:author="Susanne Iwarsson" w:date="2026-01-18T11:16:00Z" w16du:dateUtc="2026-01-18T10:16:00Z">
+          <w:rPrChange w:id="177" w:author="Susanne Iwarsson" w:date="2026-01-18T11:16:00Z" w16du:dateUtc="2026-01-18T10:16:00Z">
             <w:rPr>
               <w:lang w:val="sv-SE"/>
             </w:rPr>
@@ -7513,11 +7712,11 @@
         </w:rPr>
         <w:t>(</w:t>
       </w:r>
-      <w:ins w:id="132" w:author="Susanne Iwarsson" w:date="2026-01-18T11:15:00Z" w16du:dateUtc="2026-01-18T10:15:00Z">
+      <w:ins w:id="178" w:author="Susanne Iwarsson" w:date="2026-01-18T11:15:00Z" w16du:dateUtc="2026-01-18T10:15:00Z">
         <w:r>
           <w:rPr>
             <w:lang w:val="en-US"/>
-            <w:rPrChange w:id="133" w:author="Susanne Iwarsson" w:date="2026-01-18T11:16:00Z" w16du:dateUtc="2026-01-18T10:16:00Z">
+            <w:rPrChange w:id="179" w:author="Susanne Iwarsson" w:date="2026-01-18T11:16:00Z" w16du:dateUtc="2026-01-18T10:16:00Z">
               <w:rPr>
                 <w:lang w:val="sv-SE"/>
               </w:rPr>
@@ -7529,7 +7728,7 @@
       <w:r>
         <w:rPr>
           <w:lang w:val="en-US"/>
-          <w:rPrChange w:id="134" w:author="Susanne Iwarsson" w:date="2026-01-18T11:16:00Z" w16du:dateUtc="2026-01-18T10:16:00Z">
+          <w:rPrChange w:id="180" w:author="Susanne Iwarsson" w:date="2026-01-18T11:16:00Z" w16du:dateUtc="2026-01-18T10:16:00Z">
             <w:rPr>
               <w:lang w:val="sv-SE"/>
             </w:rPr>
@@ -7543,14 +7742,14 @@
         </w:rPr>
         <w:fldChar w:fldCharType="end"/>
       </w:r>
-      <w:commentRangeEnd w:id="129"/>
+      <w:commentRangeEnd w:id="175"/>
       <w:r>
         <w:rPr>
           <w:rStyle w:val="CommentReference"/>
           <w:sz w:val="24"/>
           <w:szCs w:val="24"/>
           <w:lang w:val="en-US"/>
-          <w:rPrChange w:id="135" w:author="Susanne Iwarsson" w:date="2026-01-18T11:16:00Z" w16du:dateUtc="2026-01-18T10:16:00Z">
+          <w:rPrChange w:id="181" w:author="Susanne Iwarsson" w:date="2026-01-18T11:16:00Z" w16du:dateUtc="2026-01-18T10:16:00Z">
             <w:rPr>
               <w:rStyle w:val="CommentReference"/>
               <w:sz w:val="24"/>
@@ -7559,12 +7758,12 @@
             </w:rPr>
           </w:rPrChange>
         </w:rPr>
-        <w:commentReference w:id="129"/>
-      </w:r>
-      <w:r>
-        <w:rPr>
-          <w:lang w:val="en-US"/>
-          <w:rPrChange w:id="136" w:author="Susanne Iwarsson" w:date="2026-01-18T11:16:00Z" w16du:dateUtc="2026-01-18T10:16:00Z">
+        <w:commentReference w:id="175"/>
+      </w:r>
+      <w:r>
+        <w:rPr>
+          <w:lang w:val="en-US"/>
+          <w:rPrChange w:id="182" w:author="Susanne Iwarsson" w:date="2026-01-18T11:16:00Z" w16du:dateUtc="2026-01-18T10:16:00Z">
             <w:rPr>
               <w:lang w:val="sv-SE"/>
             </w:rPr>
@@ -7590,7 +7789,7 @@
         </w:rPr>
         <w:t xml:space="preserve"> this line of research and estimate</w:t>
       </w:r>
-      <w:ins w:id="137" w:author="Susanne Iwarsson" w:date="2026-01-18T11:16:00Z" w16du:dateUtc="2026-01-18T10:16:00Z">
+      <w:ins w:id="183" w:author="Susanne Iwarsson" w:date="2026-01-18T11:16:00Z" w16du:dateUtc="2026-01-18T10:16:00Z">
         <w:r>
           <w:rPr>
             <w:lang w:val="en-US"/>
@@ -7604,7 +7803,6 @@
         </w:rPr>
         <w:t xml:space="preserve"> mixed logit (ML) models, in which the utility coefficients β</w:t>
       </w:r>
-      <w:proofErr w:type="spellStart"/>
       <w:r>
         <w:rPr>
           <w:i/>
@@ -7613,7 +7811,6 @@
         </w:rPr>
         <w:t>i</w:t>
       </w:r>
-      <w:proofErr w:type="spellEnd"/>
       <w:r>
         <w:rPr>
           <w:lang w:val="en-US"/>
@@ -7711,15 +7908,37 @@
         </w:rPr>
         <w:t xml:space="preserve">The mixed logit model captures heterogeneity by integrating over the distribution of random coefficients using </w:t>
       </w:r>
-      <w:commentRangeStart w:id="138"/>
-      <w:commentRangeStart w:id="139"/>
-      <w:r>
-        <w:rPr>
-          <w:lang w:val="en-US"/>
-        </w:rPr>
-        <w:t>simulated maximum likelihood</w:t>
-      </w:r>
-      <w:commentRangeEnd w:id="138"/>
+      <w:commentRangeStart w:id="184"/>
+      <w:commentRangeStart w:id="185"/>
+      <w:del w:id="186" w:author="Nick Christie" w:date="2026-04-14T10:50:00Z" w16du:dateUtc="2026-04-14T08:50:00Z">
+        <w:r>
+          <w:rPr>
+            <w:lang w:val="en-US"/>
+          </w:rPr>
+          <w:delText xml:space="preserve">simulated </w:delText>
+        </w:r>
+      </w:del>
+      <w:r>
+        <w:rPr>
+          <w:lang w:val="en-US"/>
+        </w:rPr>
+        <w:t xml:space="preserve">maximum </w:t>
+      </w:r>
+      <w:ins w:id="187" w:author="Nick Christie" w:date="2026-04-14T10:50:00Z" w16du:dateUtc="2026-04-14T08:50:00Z">
+        <w:r>
+          <w:rPr>
+            <w:lang w:val="en-US"/>
+          </w:rPr>
+          <w:t xml:space="preserve">simulated </w:t>
+        </w:r>
+      </w:ins>
+      <w:r>
+        <w:rPr>
+          <w:lang w:val="en-US"/>
+        </w:rPr>
+        <w:t>likelihood</w:t>
+      </w:r>
+      <w:commentRangeEnd w:id="184"/>
       <w:r>
         <w:rPr>
           <w:rStyle w:val="CommentReference"/>
@@ -7727,14 +7946,17 @@
           <w:szCs w:val="24"/>
           <w:lang w:val="en-US"/>
         </w:rPr>
-        <w:commentReference w:id="138"/>
-      </w:r>
-      <w:commentRangeEnd w:id="139"/>
+        <w:commentReference w:id="184"/>
+      </w:r>
+      <w:commentRangeEnd w:id="185"/>
       <w:r>
         <w:rPr>
           <w:rStyle w:val="CommentReference"/>
-        </w:rPr>
-        <w:commentReference w:id="139"/>
+          <w:sz w:val="24"/>
+          <w:szCs w:val="24"/>
+          <w:lang w:val="en-US"/>
+        </w:rPr>
+        <w:commentReference w:id="185"/>
       </w:r>
     </w:p>
     <w:p>
@@ -8252,7 +8474,7 @@
         <w:pStyle w:val="Paragraph"/>
         <w:spacing w:line="360" w:lineRule="auto"/>
         <w:rPr>
-          <w:del w:id="140" w:author="Susanne Iwarsson" w:date="2026-01-18T11:16:00Z" w16du:dateUtc="2026-01-18T10:16:00Z"/>
+          <w:del w:id="188" w:author="Susanne Iwarsson" w:date="2026-01-18T11:16:00Z" w16du:dateUtc="2026-01-18T10:16:00Z"/>
           <w:lang w:val="en-US"/>
         </w:rPr>
       </w:pPr>
@@ -8295,72 +8517,86 @@
       <w:r>
         <w:t xml:space="preserve">The simulated choice probability for an alternative is then obtained by averaging these draw-specific probabilities across all simulation draws. The log-likelihood function is constructed from these simulated probabilities by matching them to the alternatives </w:t>
       </w:r>
-      <w:del w:id="141" w:author="Susanne Iwarsson" w:date="2026-01-18T11:17:00Z" w16du:dateUtc="2026-01-18T10:17:00Z">
+      <w:del w:id="189" w:author="Susanne Iwarsson" w:date="2026-01-18T11:17:00Z" w16du:dateUtc="2026-01-18T10:17:00Z">
         <w:r>
           <w:delText>actually chosen</w:delText>
         </w:r>
       </w:del>
-      <w:ins w:id="142" w:author="Susanne Iwarsson" w:date="2026-01-18T11:17:00Z" w16du:dateUtc="2026-01-18T10:17:00Z">
+      <w:ins w:id="190" w:author="Susanne Iwarsson" w:date="2026-01-18T11:17:00Z" w16du:dateUtc="2026-01-18T10:17:00Z">
         <w:r>
           <w:t>chosen</w:t>
         </w:r>
       </w:ins>
       <w:r>
-        <w:t xml:space="preserve"> by each respondent across all choice tasks. This simulated log-likelihood is then maximized to recover the mean coefficients and covariance parameters of the mixed logit model. In our application, all non-monetary </w:t>
+        <w:t xml:space="preserve"> by each respondent across all choice tasks. This simulated log-likelihood is then maximized to recover the mean coefficients and </w:t>
       </w:r>
       <w:r>
         <w:lastRenderedPageBreak/>
-        <w:t xml:space="preserve">attributes were specified as random with </w:t>
-      </w:r>
-      <w:commentRangeStart w:id="143"/>
-      <w:commentRangeStart w:id="144"/>
+        <w:t xml:space="preserve">covariance parameters of the mixed logit model. In our application, all non-monetary attributes were specified as random with </w:t>
+      </w:r>
+      <w:ins w:id="191" w:author="Nick Christie" w:date="2026-04-14T10:50:00Z" w16du:dateUtc="2026-04-14T08:50:00Z">
+        <w:r>
+          <w:t>independen</w:t>
+        </w:r>
+      </w:ins>
+      <w:ins w:id="192" w:author="Nick Christie" w:date="2026-04-14T10:51:00Z" w16du:dateUtc="2026-04-14T08:51:00Z">
+        <w:r>
+          <w:t xml:space="preserve">t </w:t>
+        </w:r>
+      </w:ins>
+      <w:commentRangeStart w:id="193"/>
+      <w:commentRangeStart w:id="194"/>
       <w:r>
         <w:t>normal distributions</w:t>
       </w:r>
-      <w:commentRangeEnd w:id="143"/>
+      <w:commentRangeEnd w:id="193"/>
       <w:r>
         <w:rPr>
           <w:rStyle w:val="CommentReference"/>
           <w:sz w:val="24"/>
           <w:szCs w:val="24"/>
         </w:rPr>
-        <w:commentReference w:id="143"/>
-      </w:r>
-      <w:commentRangeEnd w:id="144"/>
-      <w:r>
-        <w:rPr>
-          <w:rStyle w:val="CommentReference"/>
-        </w:rPr>
-        <w:commentReference w:id="144"/>
-      </w:r>
-      <w:r>
-        <w:t xml:space="preserve">, while </w:t>
-      </w:r>
-      <w:commentRangeStart w:id="145"/>
-      <w:commentRangeStart w:id="146"/>
-      <w:r>
-        <w:t>the price coefficient was fixed</w:t>
-      </w:r>
-      <w:commentRangeEnd w:id="145"/>
+        <w:commentReference w:id="193"/>
+      </w:r>
+      <w:commentRangeEnd w:id="194"/>
       <w:r>
         <w:rPr>
           <w:rStyle w:val="CommentReference"/>
           <w:sz w:val="24"/>
           <w:szCs w:val="24"/>
         </w:rPr>
-        <w:commentReference w:id="145"/>
-      </w:r>
-      <w:commentRangeEnd w:id="146"/>
+        <w:commentReference w:id="194"/>
+      </w:r>
+      <w:r>
+        <w:t xml:space="preserve">, while </w:t>
+      </w:r>
+      <w:commentRangeStart w:id="195"/>
+      <w:commentRangeStart w:id="196"/>
+      <w:r>
+        <w:t>the price coefficient was fixed</w:t>
+      </w:r>
+      <w:commentRangeEnd w:id="195"/>
       <w:r>
         <w:rPr>
           <w:rStyle w:val="CommentReference"/>
-        </w:rPr>
-        <w:commentReference w:id="146"/>
+          <w:sz w:val="24"/>
+          <w:szCs w:val="24"/>
+        </w:rPr>
+        <w:commentReference w:id="195"/>
+      </w:r>
+      <w:commentRangeEnd w:id="196"/>
+      <w:r>
+        <w:rPr>
+          <w:rStyle w:val="CommentReference"/>
+          <w:sz w:val="24"/>
+          <w:szCs w:val="24"/>
+        </w:rPr>
+        <w:commentReference w:id="196"/>
       </w:r>
       <w:r>
         <w:t xml:space="preserve"> to ensure consistent derivation of willingness to pay measures. We </w:t>
       </w:r>
-      <w:del w:id="147" w:author="Susanne Iwarsson" w:date="2026-01-18T11:17:00Z" w16du:dateUtc="2026-01-18T10:17:00Z">
+      <w:del w:id="197" w:author="Susanne Iwarsson" w:date="2026-01-18T11:17:00Z" w16du:dateUtc="2026-01-18T10:17:00Z">
         <w:r>
           <w:delText xml:space="preserve">also </w:delText>
         </w:r>
@@ -8396,21 +8632,7 @@
         <w:rPr>
           <w:lang w:val="en-US"/>
         </w:rPr>
-        <w:t xml:space="preserve"> estimated in R using the </w:t>
-      </w:r>
-      <w:proofErr w:type="spellStart"/>
-      <w:r>
-        <w:rPr>
-          <w:lang w:val="en-US"/>
-        </w:rPr>
-        <w:t>logitr</w:t>
-      </w:r>
-      <w:proofErr w:type="spellEnd"/>
-      <w:r>
-        <w:rPr>
-          <w:lang w:val="en-US"/>
-        </w:rPr>
-        <w:t xml:space="preserve"> package</w:t>
+        <w:t xml:space="preserve"> estimated in R using the logitr package</w:t>
       </w:r>
       <w:r>
         <w:rPr>
@@ -8529,7 +8751,7 @@
         </w:rPr>
         <w:t>We then use</w:t>
       </w:r>
-      <w:ins w:id="148" w:author="Susanne Iwarsson" w:date="2026-01-18T11:17:00Z" w16du:dateUtc="2026-01-18T10:17:00Z">
+      <w:ins w:id="198" w:author="Susanne Iwarsson" w:date="2026-01-18T11:17:00Z" w16du:dateUtc="2026-01-18T10:17:00Z">
         <w:r>
           <w:rPr>
             <w:lang w:val="en-US"/>
@@ -8543,7 +8765,7 @@
         </w:rPr>
         <w:t xml:space="preserve"> </w:t>
       </w:r>
-      <w:del w:id="149" w:author="Susanne Iwarsson" w:date="2026-01-18T11:17:00Z" w16du:dateUtc="2026-01-18T10:17:00Z">
+      <w:del w:id="199" w:author="Susanne Iwarsson" w:date="2026-01-18T11:17:00Z" w16du:dateUtc="2026-01-18T10:17:00Z">
         <w:r>
           <w:rPr>
             <w:lang w:val="en-US"/>
@@ -8551,7 +8773,7 @@
           <w:delText xml:space="preserve">our </w:delText>
         </w:r>
       </w:del>
-      <w:ins w:id="150" w:author="Susanne Iwarsson" w:date="2026-01-18T11:17:00Z" w16du:dateUtc="2026-01-18T10:17:00Z">
+      <w:ins w:id="200" w:author="Susanne Iwarsson" w:date="2026-01-18T11:17:00Z" w16du:dateUtc="2026-01-18T10:17:00Z">
         <w:r>
           <w:rPr>
             <w:lang w:val="en-US"/>
@@ -8571,21 +8793,29 @@
         </w:rPr>
         <w:t>d</w:t>
       </w:r>
+      <w:ins w:id="201" w:author="Nick Christie" w:date="2026-04-14T10:51:00Z" w16du:dateUtc="2026-04-14T08:51:00Z">
+        <w:r>
+          <w:rPr>
+            <w:lang w:val="en-US"/>
+          </w:rPr>
+          <w:t xml:space="preserve"> the mean</w:t>
+        </w:r>
+      </w:ins>
       <w:r>
         <w:rPr>
           <w:lang w:val="en-US"/>
         </w:rPr>
         <w:t xml:space="preserve"> </w:t>
       </w:r>
-      <w:commentRangeStart w:id="151"/>
-      <w:commentRangeStart w:id="152"/>
+      <w:commentRangeStart w:id="202"/>
+      <w:commentRangeStart w:id="203"/>
       <w:r>
         <w:rPr>
           <w:lang w:val="en-US"/>
         </w:rPr>
         <w:t>marginal rate of substitution (MRS)</w:t>
       </w:r>
-      <w:commentRangeEnd w:id="151"/>
+      <w:commentRangeEnd w:id="202"/>
       <w:r>
         <w:rPr>
           <w:rStyle w:val="CommentReference"/>
@@ -8593,14 +8823,17 @@
           <w:szCs w:val="24"/>
           <w:lang w:val="en-US"/>
         </w:rPr>
-        <w:commentReference w:id="151"/>
-      </w:r>
-      <w:commentRangeEnd w:id="152"/>
+        <w:commentReference w:id="202"/>
+      </w:r>
+      <w:commentRangeEnd w:id="203"/>
       <w:r>
         <w:rPr>
           <w:rStyle w:val="CommentReference"/>
-        </w:rPr>
-        <w:commentReference w:id="152"/>
+          <w:sz w:val="24"/>
+          <w:szCs w:val="24"/>
+          <w:lang w:val="en-US"/>
+        </w:rPr>
+        <w:commentReference w:id="203"/>
       </w:r>
       <w:r>
         <w:rPr>
@@ -8833,7 +9066,7 @@
           <w:lang w:val="en-US"/>
         </w:rPr>
       </w:pPr>
-      <w:commentRangeStart w:id="153"/>
+      <w:commentRangeStart w:id="204"/>
       <w:r>
         <w:rPr>
           <w:lang w:val="en-US"/>
@@ -8900,7 +9133,7 @@
         </w:rPr>
         <w:t xml:space="preserve"> is the </w:t>
       </w:r>
-      <w:commentRangeEnd w:id="153"/>
+      <w:commentRangeEnd w:id="204"/>
       <w:r>
         <w:rPr>
           <w:rStyle w:val="CommentReference"/>
@@ -8908,7 +9141,7 @@
           <w:szCs w:val="24"/>
           <w:lang w:val="en-US"/>
         </w:rPr>
-        <w:commentReference w:id="153"/>
+        <w:commentReference w:id="204"/>
       </w:r>
       <w:r>
         <w:rPr>
@@ -8934,8 +9167,8 @@
         </w:rPr>
         <w:t xml:space="preserve">  </w:t>
       </w:r>
-      <w:commentRangeStart w:id="154"/>
-      <w:commentRangeStart w:id="155"/>
+      <w:commentRangeStart w:id="205"/>
+      <w:commentRangeStart w:id="206"/>
       <w:r>
         <w:rPr>
           <w:lang w:val="en-US"/>
@@ -8982,7 +9215,7 @@
         </w:rPr>
         <w:t xml:space="preserve"> was calculated as:</w:t>
       </w:r>
-      <w:commentRangeEnd w:id="154"/>
+      <w:commentRangeEnd w:id="205"/>
       <w:r>
         <w:rPr>
           <w:rStyle w:val="CommentReference"/>
@@ -8990,14 +9223,17 @@
           <w:szCs w:val="24"/>
           <w:lang w:val="en-US"/>
         </w:rPr>
-        <w:commentReference w:id="154"/>
-      </w:r>
-      <w:commentRangeEnd w:id="155"/>
+        <w:commentReference w:id="205"/>
+      </w:r>
+      <w:commentRangeEnd w:id="206"/>
       <w:r>
         <w:rPr>
           <w:rStyle w:val="CommentReference"/>
-        </w:rPr>
-        <w:commentReference w:id="155"/>
+          <w:sz w:val="24"/>
+          <w:szCs w:val="24"/>
+          <w:lang w:val="en-US"/>
+        </w:rPr>
+        <w:commentReference w:id="206"/>
       </w:r>
     </w:p>
     <w:p>
@@ -9295,7 +9531,7 @@
       <w:pPr>
         <w:pStyle w:val="Newparagraph"/>
         <w:rPr>
-          <w:del w:id="156" w:author="Susanne Iwarsson" w:date="2026-01-18T11:19:00Z" w16du:dateUtc="2026-01-18T10:19:00Z"/>
+          <w:del w:id="207" w:author="Susanne Iwarsson" w:date="2026-01-18T11:19:00Z" w16du:dateUtc="2026-01-18T10:19:00Z"/>
           <w:lang w:val="en-US"/>
         </w:rPr>
       </w:pPr>
@@ -9353,7 +9589,7 @@
         </w:rPr>
         <w:t xml:space="preserve"> </w:t>
       </w:r>
-      <w:del w:id="157" w:author="Susanne Iwarsson" w:date="2026-01-18T11:19:00Z" w16du:dateUtc="2026-01-18T10:19:00Z">
+      <w:del w:id="208" w:author="Susanne Iwarsson" w:date="2026-01-18T11:19:00Z" w16du:dateUtc="2026-01-18T10:19:00Z">
         <w:r>
           <w:rPr>
             <w:lang w:val="en-US"/>
@@ -9361,7 +9597,7 @@
           <w:delText>in methodology when</w:delText>
         </w:r>
       </w:del>
-      <w:ins w:id="158" w:author="Susanne Iwarsson" w:date="2026-01-18T11:19:00Z" w16du:dateUtc="2026-01-18T10:19:00Z">
+      <w:ins w:id="209" w:author="Susanne Iwarsson" w:date="2026-01-18T11:19:00Z" w16du:dateUtc="2026-01-18T10:19:00Z">
         <w:r>
           <w:rPr>
             <w:lang w:val="en-US"/>
@@ -9375,7 +9611,7 @@
         </w:rPr>
         <w:t xml:space="preserve"> estimat</w:t>
       </w:r>
-      <w:ins w:id="159" w:author="Susanne Iwarsson" w:date="2026-01-18T11:19:00Z" w16du:dateUtc="2026-01-18T10:19:00Z">
+      <w:ins w:id="210" w:author="Susanne Iwarsson" w:date="2026-01-18T11:19:00Z" w16du:dateUtc="2026-01-18T10:19:00Z">
         <w:r>
           <w:rPr>
             <w:lang w:val="en-US"/>
@@ -9383,7 +9619,7 @@
           <w:t>e</w:t>
         </w:r>
       </w:ins>
-      <w:del w:id="160" w:author="Susanne Iwarsson" w:date="2026-01-18T11:19:00Z" w16du:dateUtc="2026-01-18T10:19:00Z">
+      <w:del w:id="211" w:author="Susanne Iwarsson" w:date="2026-01-18T11:19:00Z" w16du:dateUtc="2026-01-18T10:19:00Z">
         <w:r>
           <w:rPr>
             <w:lang w:val="en-US"/>
@@ -9397,7 +9633,7 @@
         </w:rPr>
         <w:t xml:space="preserve"> willingness to pay values.</w:t>
       </w:r>
-      <w:del w:id="161" w:author="Susanne Iwarsson" w:date="2026-01-18T11:19:00Z" w16du:dateUtc="2026-01-18T10:19:00Z">
+      <w:del w:id="212" w:author="Susanne Iwarsson" w:date="2026-01-18T11:19:00Z" w16du:dateUtc="2026-01-18T10:19:00Z">
         <w:r>
           <w:rPr>
             <w:lang w:val="en-US"/>
@@ -9429,7 +9665,7 @@
         </w:rPr>
         <w:t xml:space="preserve"> specified as a percentage change from the respondent’s expected housing cost in 10 </w:t>
       </w:r>
-      <w:del w:id="162" w:author="Susanne Iwarsson" w:date="2026-01-18T11:19:00Z" w16du:dateUtc="2026-01-18T10:19:00Z">
+      <w:del w:id="213" w:author="Susanne Iwarsson" w:date="2026-01-18T11:19:00Z" w16du:dateUtc="2026-01-18T10:19:00Z">
         <w:r>
           <w:rPr>
             <w:lang w:val="en-US"/>
@@ -9437,7 +9673,7 @@
           <w:delText xml:space="preserve">percent </w:delText>
         </w:r>
       </w:del>
-      <w:ins w:id="163" w:author="Susanne Iwarsson" w:date="2026-01-18T11:19:00Z" w16du:dateUtc="2026-01-18T10:19:00Z">
+      <w:ins w:id="214" w:author="Susanne Iwarsson" w:date="2026-01-18T11:19:00Z" w16du:dateUtc="2026-01-18T10:19:00Z">
         <w:r>
           <w:rPr>
             <w:lang w:val="en-US"/>
@@ -9469,7 +9705,7 @@
         </w:rPr>
         <w:t xml:space="preserve"> marginal rates of substitution (MRS) into marginal willingness to pay (MWTP) in monetary terms by scaling with 10 </w:t>
       </w:r>
-      <w:del w:id="164" w:author="Susanne Iwarsson" w:date="2026-01-18T11:20:00Z" w16du:dateUtc="2026-01-18T10:20:00Z">
+      <w:del w:id="215" w:author="Susanne Iwarsson" w:date="2026-01-18T11:20:00Z" w16du:dateUtc="2026-01-18T10:20:00Z">
         <w:r>
           <w:rPr>
             <w:lang w:val="en-US"/>
@@ -9477,7 +9713,7 @@
           <w:delText xml:space="preserve">percent </w:delText>
         </w:r>
       </w:del>
-      <w:ins w:id="165" w:author="Susanne Iwarsson" w:date="2026-01-18T11:20:00Z" w16du:dateUtc="2026-01-18T10:20:00Z">
+      <w:ins w:id="216" w:author="Susanne Iwarsson" w:date="2026-01-18T11:20:00Z" w16du:dateUtc="2026-01-18T10:20:00Z">
         <w:r>
           <w:rPr>
             <w:lang w:val="en-US"/>
@@ -9681,35 +9917,7 @@
         <w:rPr>
           <w:lang w:val="en-US"/>
         </w:rPr>
-        <w:t xml:space="preserve">denotes the </w:t>
-      </w:r>
-      <w:proofErr w:type="gramStart"/>
-      <w:r>
-        <w:rPr>
-          <w:lang w:val="en-US"/>
-        </w:rPr>
-        <w:t>mean</w:t>
-      </w:r>
-      <w:proofErr w:type="gramEnd"/>
-      <w:r>
-        <w:rPr>
-          <w:lang w:val="en-US"/>
-        </w:rPr>
-        <w:t xml:space="preserve"> of </w:t>
-      </w:r>
-      <w:proofErr w:type="gramStart"/>
-      <w:r>
-        <w:rPr>
-          <w:lang w:val="en-US"/>
-        </w:rPr>
-        <w:t>respondents’</w:t>
-      </w:r>
-      <w:proofErr w:type="gramEnd"/>
-      <w:r>
-        <w:rPr>
-          <w:lang w:val="en-US"/>
-        </w:rPr>
-        <w:t xml:space="preserve"> </w:t>
+        <w:t xml:space="preserve">denotes the mean of respondents’ </w:t>
       </w:r>
       <w:r>
         <w:rPr>
@@ -9729,8 +9937,8 @@
         </w:rPr>
         <w:t xml:space="preserve">t, </w:t>
       </w:r>
-      <w:commentRangeStart w:id="166"/>
-      <w:commentRangeStart w:id="167"/>
+      <w:commentRangeStart w:id="217"/>
+      <w:commentRangeStart w:id="218"/>
       <w:r>
         <w:rPr>
           <w:lang w:val="en-US"/>
@@ -9743,7 +9951,7 @@
         </w:rPr>
         <w:t xml:space="preserve"> DCE questionnaire</w:t>
       </w:r>
-      <w:commentRangeEnd w:id="166"/>
+      <w:commentRangeEnd w:id="217"/>
       <w:r>
         <w:rPr>
           <w:rStyle w:val="CommentReference"/>
@@ -9751,14 +9959,17 @@
           <w:szCs w:val="24"/>
           <w:lang w:val="en-US"/>
         </w:rPr>
-        <w:commentReference w:id="166"/>
-      </w:r>
-      <w:commentRangeEnd w:id="167"/>
+        <w:commentReference w:id="217"/>
+      </w:r>
+      <w:commentRangeEnd w:id="218"/>
       <w:r>
         <w:rPr>
           <w:rStyle w:val="CommentReference"/>
-        </w:rPr>
-        <w:commentReference w:id="167"/>
+          <w:sz w:val="24"/>
+          <w:szCs w:val="24"/>
+          <w:lang w:val="en-US"/>
+        </w:rPr>
+        <w:commentReference w:id="218"/>
       </w:r>
       <w:r>
         <w:rPr>
@@ -9776,7 +9987,14 @@
         <w:rPr>
           <w:lang w:val="en-US"/>
         </w:rPr>
-        <w:t xml:space="preserve">stimates represent the amount, in SEK per month, that respondents are willing to pay for improvements in each housing attribute, relative to their </w:t>
+        <w:t xml:space="preserve">stimates represent the amount, </w:t>
+      </w:r>
+      <w:r>
+        <w:rPr>
+          <w:lang w:val="en-US"/>
+        </w:rPr>
+        <w:lastRenderedPageBreak/>
+        <w:t xml:space="preserve">in SEK per month, that respondents are willing to pay for improvements in each housing attribute, relative to their </w:t>
       </w:r>
       <w:r>
         <w:rPr>
@@ -9801,7 +10019,7 @@
       <w:pPr>
         <w:pStyle w:val="Paragraph"/>
         <w:spacing w:line="360" w:lineRule="auto"/>
-        <w:pPrChange w:id="168" w:author="Susanne Iwarsson" w:date="2026-01-18T11:20:00Z" w16du:dateUtc="2026-01-18T10:20:00Z">
+        <w:pPrChange w:id="219" w:author="Susanne Iwarsson" w:date="2026-01-18T11:20:00Z" w16du:dateUtc="2026-01-18T10:20:00Z">
           <w:pPr>
             <w:pStyle w:val="Paragraph"/>
             <w:spacing w:line="360" w:lineRule="auto"/>
@@ -9810,10 +10028,9 @@
         </w:pPrChange>
       </w:pPr>
       <w:r>
-        <w:lastRenderedPageBreak/>
         <w:t>We first estimated mixed logit models separately for homeowners and renters to identify preference patterns across housing tenure</w:t>
       </w:r>
-      <w:ins w:id="169" w:author="Susanne Iwarsson" w:date="2026-01-18T11:20:00Z" w16du:dateUtc="2026-01-18T10:20:00Z">
+      <w:ins w:id="220" w:author="Susanne Iwarsson" w:date="2026-01-18T11:20:00Z" w16du:dateUtc="2026-01-18T10:20:00Z">
         <w:r>
           <w:t>s</w:t>
         </w:r>
@@ -9827,9 +10044,9 @@
         <w:pStyle w:val="Paragraph"/>
         <w:spacing w:line="360" w:lineRule="auto"/>
         <w:rPr>
-          <w:del w:id="170" w:author="Susanne Iwarsson" w:date="2026-01-18T11:21:00Z" w16du:dateUtc="2026-01-18T10:21:00Z"/>
-        </w:rPr>
-        <w:pPrChange w:id="171" w:author="Susanne Iwarsson" w:date="2026-01-18T11:20:00Z" w16du:dateUtc="2026-01-18T10:20:00Z">
+          <w:del w:id="221" w:author="Susanne Iwarsson" w:date="2026-01-18T11:21:00Z" w16du:dateUtc="2026-01-18T10:21:00Z"/>
+        </w:rPr>
+        <w:pPrChange w:id="222" w:author="Susanne Iwarsson" w:date="2026-01-18T11:20:00Z" w16du:dateUtc="2026-01-18T10:20:00Z">
           <w:pPr>
             <w:pStyle w:val="Paragraph"/>
             <w:spacing w:line="360" w:lineRule="auto"/>
@@ -9840,7 +10057,7 @@
       <w:r>
         <w:t xml:space="preserve">Next, we estimated interaction models to examine whether preferences vary systematically across key socio-demographic characteristics: gender, age, and self-reported health. For each characteristic, a separate mixed logit model was estimated in which all attribute levels were interacted with an indicator variable for the relevant group. For example, in the gender model, a dummy variable equal to one for men was interacted with each attribute. In this specification, the main effects represent preferences for the reference group (women), while the interaction terms indicate how the preferences of the comparison group (men) deviate from those of the reference group. Analogous models were estimated for age, using a dummy equal to one for respondents above the sample median age, and for health, using a dummy equal to one for respondents reporting </w:t>
       </w:r>
-      <w:del w:id="172" w:author="Susanne Iwarsson" w:date="2026-01-18T11:21:00Z" w16du:dateUtc="2026-01-18T10:21:00Z">
+      <w:del w:id="223" w:author="Susanne Iwarsson" w:date="2026-01-18T11:21:00Z" w16du:dateUtc="2026-01-18T10:21:00Z">
         <w:r>
           <w:delText>“</w:delText>
         </w:r>
@@ -9848,7 +10065,7 @@
       <w:r>
         <w:t>good</w:t>
       </w:r>
-      <w:del w:id="173" w:author="Susanne Iwarsson" w:date="2026-01-18T11:21:00Z" w16du:dateUtc="2026-01-18T10:21:00Z">
+      <w:del w:id="224" w:author="Susanne Iwarsson" w:date="2026-01-18T11:21:00Z" w16du:dateUtc="2026-01-18T10:21:00Z">
         <w:r>
           <w:delText>”</w:delText>
         </w:r>
@@ -9856,7 +10073,7 @@
       <w:r>
         <w:t xml:space="preserve"> or better health. </w:t>
       </w:r>
-      <w:del w:id="174" w:author="Susanne Iwarsson" w:date="2026-01-18T11:21:00Z" w16du:dateUtc="2026-01-18T10:21:00Z">
+      <w:del w:id="225" w:author="Susanne Iwarsson" w:date="2026-01-18T11:21:00Z" w16du:dateUtc="2026-01-18T10:21:00Z">
         <w:r>
           <w:delText xml:space="preserve"> </w:delText>
         </w:r>
@@ -9866,7 +10083,7 @@
       <w:pPr>
         <w:pStyle w:val="Paragraph"/>
         <w:spacing w:line="360" w:lineRule="auto"/>
-        <w:pPrChange w:id="175" w:author="Susanne Iwarsson" w:date="2026-01-18T11:20:00Z" w16du:dateUtc="2026-01-18T10:20:00Z">
+        <w:pPrChange w:id="226" w:author="Susanne Iwarsson" w:date="2026-01-18T11:20:00Z" w16du:dateUtc="2026-01-18T10:20:00Z">
           <w:pPr>
             <w:pStyle w:val="Paragraph"/>
             <w:spacing w:line="360" w:lineRule="auto"/>
@@ -9877,7 +10094,7 @@
       <w:r>
         <w:t>To aid interpretation, we converted the estimated coefficients into MWTP values using the approach described above. MWTP expresses the monetary value respondents place</w:t>
       </w:r>
-      <w:ins w:id="176" w:author="Susanne Iwarsson" w:date="2026-01-18T11:22:00Z" w16du:dateUtc="2026-01-18T10:22:00Z">
+      <w:ins w:id="227" w:author="Susanne Iwarsson" w:date="2026-01-18T11:22:00Z" w16du:dateUtc="2026-01-18T10:22:00Z">
         <w:r>
           <w:t>d</w:t>
         </w:r>
@@ -9890,7 +10107,7 @@
       <w:pPr>
         <w:pStyle w:val="Paragraph"/>
         <w:spacing w:line="360" w:lineRule="auto"/>
-        <w:pPrChange w:id="177" w:author="Susanne Iwarsson" w:date="2026-01-18T11:21:00Z" w16du:dateUtc="2026-01-18T10:21:00Z">
+        <w:pPrChange w:id="228" w:author="Susanne Iwarsson" w:date="2026-01-18T11:21:00Z" w16du:dateUtc="2026-01-18T10:21:00Z">
           <w:pPr>
             <w:pStyle w:val="Paragraph"/>
             <w:spacing w:line="360" w:lineRule="auto"/>
@@ -9961,54 +10178,56 @@
       <w:r>
         <w:t xml:space="preserve"> variance cannot be obtained directly from the model output. </w:t>
       </w:r>
-      <w:commentRangeStart w:id="178"/>
-      <w:commentRangeStart w:id="179"/>
-      <w:commentRangeStart w:id="180"/>
-      <w:r>
-        <w:t xml:space="preserve">However, even when delta-method significance is reported, a conservative interpretation is warranted: if the coefficient (or combination of coefficients) generating an MWTP estimate is not statistically significant, then the corresponding MWTP should be viewed as an estimated trade-off rather than strict evidence of a robust preference. The delta method thus provides a consistent, </w:t>
+      <w:commentRangeStart w:id="229"/>
+      <w:commentRangeStart w:id="230"/>
+      <w:commentRangeStart w:id="231"/>
+      <w:r>
+        <w:t xml:space="preserve">However, even when delta-method significance is reported, a conservative interpretation is warranted: if the coefficient (or combination of </w:t>
       </w:r>
       <w:r>
         <w:lastRenderedPageBreak/>
-        <w:t>statistically grounded basis for inference while maintaining the intuitive interpretability of MWTP values</w:t>
+        <w:t>coefficients) generating an MWTP estimate is not statistically significant, then the corresponding MWTP should be viewed as an estimated trade-off rather than strict evidence of a robust preference. The delta method thus provides a consistent, statistically grounded basis for inference while maintaining the intuitive interpretability of MWTP values</w:t>
       </w:r>
       <w:r>
         <w:t>.</w:t>
       </w:r>
-      <w:commentRangeEnd w:id="178"/>
+      <w:commentRangeEnd w:id="229"/>
       <w:r>
         <w:rPr>
           <w:rStyle w:val="CommentReference"/>
           <w:sz w:val="24"/>
           <w:szCs w:val="24"/>
         </w:rPr>
-        <w:commentReference w:id="178"/>
-      </w:r>
-      <w:commentRangeEnd w:id="179"/>
+        <w:commentReference w:id="229"/>
+      </w:r>
+      <w:commentRangeEnd w:id="230"/>
       <w:r>
         <w:rPr>
           <w:rStyle w:val="CommentReference"/>
           <w:sz w:val="24"/>
           <w:szCs w:val="24"/>
         </w:rPr>
-        <w:commentReference w:id="179"/>
-      </w:r>
-      <w:commentRangeEnd w:id="180"/>
+        <w:commentReference w:id="230"/>
+      </w:r>
+      <w:commentRangeEnd w:id="231"/>
       <w:r>
         <w:rPr>
           <w:rStyle w:val="CommentReference"/>
-        </w:rPr>
-        <w:commentReference w:id="180"/>
+          <w:sz w:val="24"/>
+          <w:szCs w:val="24"/>
+        </w:rPr>
+        <w:commentReference w:id="231"/>
       </w:r>
     </w:p>
     <w:p>
       <w:pPr>
         <w:pStyle w:val="Heading2"/>
         <w:rPr>
-          <w:del w:id="181" w:author="Susanne Iwarsson" w:date="2026-01-18T11:24:00Z" w16du:dateUtc="2026-01-18T10:24:00Z"/>
-          <w:lang w:val="en-US"/>
-        </w:rPr>
-      </w:pPr>
-      <w:del w:id="182" w:author="Susanne Iwarsson" w:date="2026-01-18T11:24:00Z" w16du:dateUtc="2026-01-18T10:24:00Z">
+          <w:del w:id="232" w:author="Susanne Iwarsson" w:date="2026-01-18T11:24:00Z" w16du:dateUtc="2026-01-18T10:24:00Z"/>
+          <w:lang w:val="en-US"/>
+        </w:rPr>
+      </w:pPr>
+      <w:del w:id="233" w:author="Susanne Iwarsson" w:date="2026-01-18T11:24:00Z" w16du:dateUtc="2026-01-18T10:24:00Z">
         <w:r>
           <w:rPr>
             <w:lang w:val="en-US"/>
@@ -10022,11 +10241,11 @@
         <w:pStyle w:val="Paragraph"/>
         <w:spacing w:line="360" w:lineRule="auto"/>
         <w:rPr>
-          <w:del w:id="183" w:author="Susanne Iwarsson" w:date="2026-01-18T11:24:00Z" w16du:dateUtc="2026-01-18T10:24:00Z"/>
-          <w:lang w:val="en-US"/>
-        </w:rPr>
-      </w:pPr>
-      <w:del w:id="184" w:author="Susanne Iwarsson" w:date="2026-01-18T11:24:00Z" w16du:dateUtc="2026-01-18T10:24:00Z">
+          <w:del w:id="234" w:author="Susanne Iwarsson" w:date="2026-01-18T11:24:00Z" w16du:dateUtc="2026-01-18T10:24:00Z"/>
+          <w:lang w:val="en-US"/>
+        </w:rPr>
+      </w:pPr>
+      <w:del w:id="235" w:author="Susanne Iwarsson" w:date="2026-01-18T11:24:00Z" w16du:dateUtc="2026-01-18T10:24:00Z">
         <w:r>
           <w:rPr>
             <w:lang w:val="en-US"/>
@@ -10043,7 +10262,7 @@
         <w:rPr>
           <w:lang w:val="en-US"/>
         </w:rPr>
-        <w:pPrChange w:id="185" w:author="Susanne Iwarsson" w:date="2026-01-18T11:24:00Z" w16du:dateUtc="2026-01-18T10:24:00Z">
+        <w:pPrChange w:id="236" w:author="Susanne Iwarsson" w:date="2026-01-18T11:24:00Z" w16du:dateUtc="2026-01-18T10:24:00Z">
           <w:pPr>
             <w:pStyle w:val="Newparagraph"/>
             <w:spacing w:line="360" w:lineRule="auto"/>
@@ -10087,8 +10306,8 @@
           <w:lang w:val="en-US"/>
         </w:rPr>
       </w:pPr>
-      <w:moveFromRangeStart w:id="186" w:author="Susanne Iwarsson" w:date="2026-01-18T11:30:00Z" w:name="move219628232"/>
-      <w:moveFrom w:id="187" w:author="Susanne Iwarsson" w:date="2026-01-18T11:30:00Z" w16du:dateUtc="2026-01-18T10:30:00Z">
+      <w:moveFromRangeStart w:id="237" w:author="Susanne Iwarsson" w:date="2026-01-18T11:30:00Z" w:name="move219628232"/>
+      <w:moveFrom w:id="238" w:author="Susanne Iwarsson" w:date="2026-01-18T11:30:00Z" w16du:dateUtc="2026-01-18T10:30:00Z">
         <w:r>
           <w:rPr>
             <w:lang w:val="en-US"/>
@@ -10096,7 +10315,7 @@
           <w:t xml:space="preserve">Table 2 provides descriptive statistics for the study sample, disaggregated by housing tenure. </w:t>
         </w:r>
       </w:moveFrom>
-      <w:moveFromRangeEnd w:id="186"/>
+      <w:moveFromRangeEnd w:id="237"/>
       <w:r>
         <w:rPr>
           <w:lang w:val="en-US"/>
@@ -10115,7 +10334,7 @@
         </w:rPr>
         <w:t xml:space="preserve"> respondents were partnered (60.6%), retired (77.1%), and lived in apartment</w:t>
       </w:r>
-      <w:ins w:id="188" w:author="Susanne Iwarsson" w:date="2026-01-18T11:30:00Z" w16du:dateUtc="2026-01-18T10:30:00Z">
+      <w:ins w:id="239" w:author="Susanne Iwarsson" w:date="2026-01-18T11:30:00Z" w16du:dateUtc="2026-01-18T10:30:00Z">
         <w:r>
           <w:rPr>
             <w:lang w:val="en-US"/>
@@ -10159,7 +10378,7 @@
         </w:rPr>
         <w:t>Households predominantly consisted of one or two members (95.2%), with 3.8% reporting three or more. The mean monthly household income was 46,700 SEK, and the average planned monthly housing cost was 10,500 SEK.</w:t>
       </w:r>
-      <w:ins w:id="189" w:author="Susanne Iwarsson" w:date="2026-01-18T11:30:00Z" w16du:dateUtc="2026-01-18T10:30:00Z">
+      <w:ins w:id="240" w:author="Susanne Iwarsson" w:date="2026-01-18T11:30:00Z" w16du:dateUtc="2026-01-18T10:30:00Z">
         <w:r>
           <w:rPr>
             <w:lang w:val="en-US"/>
@@ -10167,8 +10386,8 @@
           <w:t xml:space="preserve"> </w:t>
         </w:r>
       </w:ins>
-      <w:moveToRangeStart w:id="190" w:author="Susanne Iwarsson" w:date="2026-01-18T11:30:00Z" w:name="move219628232"/>
-      <w:moveTo w:id="191" w:author="Susanne Iwarsson" w:date="2026-01-18T11:30:00Z" w16du:dateUtc="2026-01-18T10:30:00Z">
+      <w:moveToRangeStart w:id="241" w:author="Susanne Iwarsson" w:date="2026-01-18T11:30:00Z" w:name="move219628232"/>
+      <w:moveTo w:id="242" w:author="Susanne Iwarsson" w:date="2026-01-18T11:30:00Z" w16du:dateUtc="2026-01-18T10:30:00Z">
         <w:r>
           <w:rPr>
             <w:lang w:val="en-US"/>
@@ -10176,7 +10395,7 @@
           <w:t>Table 2 provides descriptive statistics for the study sample, disaggregated by housing tenure.</w:t>
         </w:r>
       </w:moveTo>
-      <w:moveToRangeEnd w:id="190"/>
+      <w:moveToRangeEnd w:id="241"/>
     </w:p>
     <w:p>
       <w:pPr>
@@ -10323,10 +10542,10 @@
         <w:pStyle w:val="Paragraph"/>
         <w:spacing w:line="360" w:lineRule="auto"/>
         <w:rPr>
-          <w:ins w:id="192" w:author="Susanne Iwarsson" w:date="2026-01-18T11:32:00Z" w16du:dateUtc="2026-01-18T10:32:00Z"/>
-        </w:rPr>
-      </w:pPr>
-      <w:commentRangeStart w:id="193"/>
+          <w:ins w:id="243" w:author="Susanne Iwarsson" w:date="2026-01-18T11:32:00Z" w16du:dateUtc="2026-01-18T10:32:00Z"/>
+        </w:rPr>
+      </w:pPr>
+      <w:commentRangeStart w:id="244"/>
       <w:r>
         <w:t xml:space="preserve">Table 3 presents the results from the standard mixed logit models estimated separately </w:t>
       </w:r>
@@ -10334,35 +10553,35 @@
         <w:lastRenderedPageBreak/>
         <w:t xml:space="preserve">for </w:t>
       </w:r>
-      <w:commentRangeStart w:id="194"/>
+      <w:commentRangeStart w:id="245"/>
       <w:r>
         <w:t>renters and homeowners</w:t>
       </w:r>
-      <w:commentRangeEnd w:id="194"/>
+      <w:commentRangeEnd w:id="245"/>
       <w:r>
         <w:rPr>
           <w:rStyle w:val="CommentReference"/>
           <w:sz w:val="24"/>
           <w:szCs w:val="24"/>
         </w:rPr>
-        <w:commentReference w:id="194"/>
+        <w:commentReference w:id="245"/>
       </w:r>
       <w:r>
         <w:t xml:space="preserve">. </w:t>
       </w:r>
-      <w:commentRangeEnd w:id="193"/>
+      <w:commentRangeEnd w:id="244"/>
       <w:r>
         <w:rPr>
           <w:rStyle w:val="CommentReference"/>
           <w:sz w:val="24"/>
           <w:szCs w:val="24"/>
         </w:rPr>
-        <w:commentReference w:id="193"/>
+        <w:commentReference w:id="244"/>
       </w:r>
       <w:r>
         <w:t>Across both tenure groups, the estimated coefficients display the expected signs and are generally highly statistically significant. For all non-price attributes, the mean coefficients are positive, indicating that respondents systematically prefer</w:t>
       </w:r>
-      <w:ins w:id="195" w:author="Susanne Iwarsson" w:date="2026-01-18T11:33:00Z" w16du:dateUtc="2026-01-18T10:33:00Z">
+      <w:ins w:id="246" w:author="Susanne Iwarsson" w:date="2026-01-18T11:33:00Z" w16du:dateUtc="2026-01-18T10:33:00Z">
         <w:r>
           <w:t>red</w:t>
         </w:r>
@@ -10370,22 +10589,22 @@
       <w:r>
         <w:t xml:space="preserve"> locations with closer proximity to green areas, shops, and public transportation, as well as access to reserved parking, relative to their respective reference levels. </w:t>
       </w:r>
-      <w:commentRangeStart w:id="196"/>
+      <w:commentRangeStart w:id="247"/>
       <w:r>
         <w:t xml:space="preserve">The negative and significant price coefficient aligns with theoretical expectations, confirming that higher monthly housing costs reduce utility. </w:t>
       </w:r>
-      <w:commentRangeEnd w:id="196"/>
+      <w:commentRangeEnd w:id="247"/>
       <w:r>
         <w:rPr>
           <w:rStyle w:val="CommentReference"/>
           <w:sz w:val="24"/>
           <w:szCs w:val="24"/>
         </w:rPr>
-        <w:commentReference w:id="196"/>
-      </w:r>
-      <w:commentRangeStart w:id="197"/>
-      <w:commentRangeStart w:id="198"/>
-      <w:commentRangeStart w:id="199"/>
+        <w:commentReference w:id="247"/>
+      </w:r>
+      <w:commentRangeStart w:id="248"/>
+      <w:commentRangeStart w:id="249"/>
+      <w:commentRangeStart w:id="250"/>
       <w:r>
         <w:t xml:space="preserve">The standard deviation estimates for </w:t>
       </w:r>
@@ -10395,30 +10614,32 @@
       <w:r>
         <w:t xml:space="preserve"> random parameters are statistically significant, which provides strong evidence of unobserved preference heterogeneity in the sample. </w:t>
       </w:r>
-      <w:commentRangeEnd w:id="197"/>
+      <w:commentRangeEnd w:id="249"/>
       <w:r>
         <w:rPr>
           <w:rStyle w:val="CommentReference"/>
           <w:sz w:val="24"/>
           <w:szCs w:val="24"/>
         </w:rPr>
-        <w:commentReference w:id="197"/>
-      </w:r>
-      <w:commentRangeEnd w:id="198"/>
-      <w:commentRangeEnd w:id="199"/>
-      <w:r>
-        <w:rPr>
-          <w:rStyle w:val="CommentReference"/>
-        </w:rPr>
-        <w:commentReference w:id="198"/>
-      </w:r>
+        <w:commentReference w:id="249"/>
+      </w:r>
+      <w:commentRangeEnd w:id="250"/>
       <w:r>
         <w:rPr>
           <w:rStyle w:val="CommentReference"/>
           <w:sz w:val="24"/>
           <w:szCs w:val="24"/>
         </w:rPr>
-        <w:commentReference w:id="199"/>
+        <w:commentReference w:id="250"/>
+      </w:r>
+      <w:commentRangeEnd w:id="248"/>
+      <w:r>
+        <w:rPr>
+          <w:rStyle w:val="CommentReference"/>
+          <w:sz w:val="24"/>
+          <w:szCs w:val="24"/>
+        </w:rPr>
+        <w:commentReference w:id="248"/>
       </w:r>
     </w:p>
     <w:p>
@@ -10510,7 +10731,7 @@
       <w:r>
         <w:t>Monetary valuations derived from these coefficients are reported in Table 4.</w:t>
       </w:r>
-      <w:del w:id="200" w:author="Susanne Iwarsson" w:date="2026-01-18T11:35:00Z" w16du:dateUtc="2026-01-18T10:35:00Z">
+      <w:del w:id="251" w:author="Susanne Iwarsson" w:date="2026-01-18T11:35:00Z" w16du:dateUtc="2026-01-18T10:35:00Z">
         <w:r>
           <w:delText xml:space="preserve"> </w:delText>
         </w:r>
@@ -10518,16 +10739,16 @@
       <w:r>
         <w:t xml:space="preserve"> </w:t>
       </w:r>
-      <w:commentRangeStart w:id="201"/>
+      <w:commentRangeStart w:id="252"/>
       <w:r>
         <w:t xml:space="preserve">MRS </w:t>
       </w:r>
-      <w:del w:id="202" w:author="Susanne Iwarsson" w:date="2026-01-18T11:35:00Z" w16du:dateUtc="2026-01-18T10:35:00Z">
+      <w:del w:id="253" w:author="Susanne Iwarsson" w:date="2026-01-18T11:35:00Z" w16du:dateUtc="2026-01-18T10:35:00Z">
         <w:r>
           <w:delText xml:space="preserve">are </w:delText>
         </w:r>
       </w:del>
-      <w:ins w:id="203" w:author="Susanne Iwarsson" w:date="2026-01-18T11:35:00Z" w16du:dateUtc="2026-01-18T10:35:00Z">
+      <w:ins w:id="254" w:author="Susanne Iwarsson" w:date="2026-01-18T11:35:00Z" w16du:dateUtc="2026-01-18T10:35:00Z">
         <w:r>
           <w:t xml:space="preserve">were </w:t>
         </w:r>
@@ -10535,42 +10756,44 @@
       <w:r>
         <w:t xml:space="preserve">first computed as the ratio of each attribute coefficient to the price coefficient, which are then translated into </w:t>
       </w:r>
-      <w:commentRangeStart w:id="204"/>
-      <w:commentRangeStart w:id="205"/>
+      <w:commentRangeStart w:id="255"/>
+      <w:commentRangeStart w:id="256"/>
       <w:r>
         <w:t>MWTP estimates</w:t>
       </w:r>
-      <w:commentRangeEnd w:id="204"/>
+      <w:commentRangeEnd w:id="255"/>
       <w:r>
         <w:rPr>
           <w:rStyle w:val="CommentReference"/>
           <w:sz w:val="24"/>
           <w:szCs w:val="24"/>
         </w:rPr>
-        <w:commentReference w:id="204"/>
-      </w:r>
-      <w:commentRangeEnd w:id="205"/>
-      <w:r>
-        <w:rPr>
-          <w:rStyle w:val="CommentReference"/>
-        </w:rPr>
-        <w:commentReference w:id="205"/>
-      </w:r>
-      <w:r>
-        <w:t xml:space="preserve"> by scaling with 10 percent of each </w:t>
-      </w:r>
-      <w:r>
-        <w:lastRenderedPageBreak/>
-        <w:t>tenure group’s average planned housing cost per Equation 7. This yields interpretable monthly SEK values that quantify preference across the sample.</w:t>
-      </w:r>
-      <w:commentRangeEnd w:id="201"/>
+        <w:commentReference w:id="255"/>
+      </w:r>
+      <w:commentRangeEnd w:id="256"/>
       <w:r>
         <w:rPr>
           <w:rStyle w:val="CommentReference"/>
           <w:sz w:val="24"/>
           <w:szCs w:val="24"/>
         </w:rPr>
-        <w:commentReference w:id="201"/>
+        <w:commentReference w:id="256"/>
+      </w:r>
+      <w:r>
+        <w:t xml:space="preserve"> by scaling with 10 percent of each </w:t>
+      </w:r>
+      <w:r>
+        <w:lastRenderedPageBreak/>
+        <w:t>tenure group’s average planned housing cost per Equation 7. This yields interpretable monthly SEK values that quantify preference across the sample.</w:t>
+      </w:r>
+      <w:commentRangeEnd w:id="252"/>
+      <w:r>
+        <w:rPr>
+          <w:rStyle w:val="CommentReference"/>
+          <w:sz w:val="24"/>
+          <w:szCs w:val="24"/>
+        </w:rPr>
+        <w:commentReference w:id="252"/>
       </w:r>
     </w:p>
     <w:p>
@@ -10661,7 +10884,7 @@
         <w:rPr>
           <w:lang w:val="en-US"/>
         </w:rPr>
-        <w:pPrChange w:id="206" w:author="Susanne Iwarsson" w:date="2026-01-18T11:36:00Z" w16du:dateUtc="2026-01-18T10:36:00Z">
+        <w:pPrChange w:id="257" w:author="Susanne Iwarsson" w:date="2026-01-18T11:36:00Z" w16du:dateUtc="2026-01-18T10:36:00Z">
           <w:pPr>
             <w:pStyle w:val="Paragraph"/>
             <w:spacing w:line="360" w:lineRule="auto"/>
@@ -10672,12 +10895,12 @@
       <w:r>
         <w:t xml:space="preserve">Among homeowners, the MWTP values indicate substantial willingness to pay for improved accessibility and amenities. For example, homeowners </w:t>
       </w:r>
-      <w:del w:id="207" w:author="Susanne Iwarsson" w:date="2026-01-18T11:36:00Z" w16du:dateUtc="2026-01-18T10:36:00Z">
+      <w:del w:id="258" w:author="Susanne Iwarsson" w:date="2026-01-18T11:36:00Z" w16du:dateUtc="2026-01-18T10:36:00Z">
         <w:r>
           <w:delText>a</w:delText>
         </w:r>
       </w:del>
-      <w:ins w:id="208" w:author="Susanne Iwarsson" w:date="2026-01-18T11:36:00Z" w16du:dateUtc="2026-01-18T10:36:00Z">
+      <w:ins w:id="259" w:author="Susanne Iwarsson" w:date="2026-01-18T11:36:00Z" w16du:dateUtc="2026-01-18T10:36:00Z">
         <w:r>
           <w:t>we</w:t>
         </w:r>
@@ -10691,26 +10914,51 @@
       <w:r>
         <w:t xml:space="preserve"> SEK per month </w:t>
       </w:r>
-      <w:commentRangeStart w:id="209"/>
-      <w:commentRangeStart w:id="210"/>
-      <w:r>
-        <w:t>to avoid living 15 km from the nearest green area</w:t>
-      </w:r>
-      <w:commentRangeEnd w:id="209"/>
+      <w:commentRangeStart w:id="260"/>
+      <w:commentRangeStart w:id="261"/>
+      <w:r>
+        <w:t xml:space="preserve">to </w:t>
+      </w:r>
+      <w:del w:id="262" w:author="Nick Christie" w:date="2026-04-14T10:55:00Z" w16du:dateUtc="2026-04-14T08:55:00Z">
+        <w:r>
+          <w:delText xml:space="preserve">avoid </w:delText>
+        </w:r>
+      </w:del>
+      <w:ins w:id="263" w:author="Nick Christie" w:date="2026-04-14T10:55:00Z" w16du:dateUtc="2026-04-14T08:55:00Z">
+        <w:r>
+          <w:t>live within</w:t>
+        </w:r>
+      </w:ins>
+      <w:ins w:id="264" w:author="Nick Christie" w:date="2026-04-14T10:56:00Z" w16du:dateUtc="2026-04-14T08:56:00Z">
+        <w:r>
+          <w:t xml:space="preserve"> 500 meters, instead of 15 km, </w:t>
+        </w:r>
+      </w:ins>
+      <w:del w:id="265" w:author="Nick Christie" w:date="2026-04-14T10:56:00Z" w16du:dateUtc="2026-04-14T08:56:00Z">
+        <w:r>
+          <w:delText xml:space="preserve">living 15 km </w:delText>
+        </w:r>
+      </w:del>
+      <w:r>
+        <w:t>from the nearest green area</w:t>
+      </w:r>
+      <w:commentRangeEnd w:id="260"/>
       <w:r>
         <w:rPr>
           <w:rStyle w:val="CommentReference"/>
           <w:sz w:val="24"/>
           <w:szCs w:val="24"/>
         </w:rPr>
-        <w:commentReference w:id="209"/>
-      </w:r>
-      <w:commentRangeEnd w:id="210"/>
+        <w:commentReference w:id="260"/>
+      </w:r>
+      <w:commentRangeEnd w:id="261"/>
       <w:r>
         <w:rPr>
           <w:rStyle w:val="CommentReference"/>
-        </w:rPr>
-        <w:commentReference w:id="210"/>
+          <w:sz w:val="24"/>
+          <w:szCs w:val="24"/>
+        </w:rPr>
+        <w:commentReference w:id="261"/>
       </w:r>
       <w:r>
         <w:t xml:space="preserve"> and </w:t>
@@ -10721,12 +10969,12 @@
       <w:r>
         <w:t xml:space="preserve"> SEK per month to live within 500 meters of shops. Parking amenities </w:t>
       </w:r>
-      <w:del w:id="211" w:author="Susanne Iwarsson" w:date="2026-01-18T11:36:00Z" w16du:dateUtc="2026-01-18T10:36:00Z">
+      <w:del w:id="266" w:author="Susanne Iwarsson" w:date="2026-01-18T11:36:00Z" w16du:dateUtc="2026-01-18T10:36:00Z">
         <w:r>
           <w:delText>a</w:delText>
         </w:r>
       </w:del>
-      <w:ins w:id="212" w:author="Susanne Iwarsson" w:date="2026-01-18T11:36:00Z" w16du:dateUtc="2026-01-18T10:36:00Z">
+      <w:ins w:id="267" w:author="Susanne Iwarsson" w:date="2026-01-18T11:36:00Z" w16du:dateUtc="2026-01-18T10:36:00Z">
         <w:r>
           <w:t>we</w:t>
         </w:r>
@@ -10754,7 +11002,7 @@
         <w:rPr>
           <w:lang w:val="en-US"/>
         </w:rPr>
-        <w:pPrChange w:id="213" w:author="Susanne Iwarsson" w:date="2026-01-18T11:36:00Z" w16du:dateUtc="2026-01-18T10:36:00Z">
+        <w:pPrChange w:id="268" w:author="Susanne Iwarsson" w:date="2026-01-18T11:36:00Z" w16du:dateUtc="2026-01-18T10:36:00Z">
           <w:pPr>
             <w:pStyle w:val="Paragraph"/>
             <w:spacing w:line="360" w:lineRule="auto"/>
@@ -10780,15 +11028,15 @@
         </w:rPr>
         <w:t xml:space="preserve">reveals similar preference patterns but with </w:t>
       </w:r>
-      <w:commentRangeStart w:id="214"/>
-      <w:commentRangeStart w:id="215"/>
+      <w:commentRangeStart w:id="269"/>
+      <w:commentRangeStart w:id="270"/>
       <w:r>
         <w:rPr>
           <w:lang w:val="en-US"/>
         </w:rPr>
         <w:t>generally lower MWTP magnitudes</w:t>
       </w:r>
-      <w:commentRangeEnd w:id="214"/>
+      <w:commentRangeEnd w:id="269"/>
       <w:r>
         <w:rPr>
           <w:rStyle w:val="CommentReference"/>
@@ -10796,14 +11044,17 @@
           <w:szCs w:val="24"/>
           <w:lang w:val="en-US"/>
         </w:rPr>
-        <w:commentReference w:id="214"/>
-      </w:r>
-      <w:commentRangeEnd w:id="215"/>
+        <w:commentReference w:id="269"/>
+      </w:r>
+      <w:commentRangeEnd w:id="270"/>
       <w:r>
         <w:rPr>
           <w:rStyle w:val="CommentReference"/>
-        </w:rPr>
-        <w:commentReference w:id="215"/>
+          <w:sz w:val="24"/>
+          <w:szCs w:val="24"/>
+          <w:lang w:val="en-US"/>
+        </w:rPr>
+        <w:commentReference w:id="270"/>
       </w:r>
       <w:r>
         <w:rPr>
@@ -10811,7 +11062,7 @@
         </w:rPr>
         <w:t xml:space="preserve">. Renters </w:t>
       </w:r>
-      <w:ins w:id="216" w:author="Susanne Iwarsson" w:date="2026-01-18T11:36:00Z" w16du:dateUtc="2026-01-18T10:36:00Z">
+      <w:ins w:id="271" w:author="Susanne Iwarsson" w:date="2026-01-18T11:36:00Z" w16du:dateUtc="2026-01-18T10:36:00Z">
         <w:r>
           <w:rPr>
             <w:lang w:val="en-US"/>
@@ -10819,7 +11070,7 @@
           <w:t>we</w:t>
         </w:r>
       </w:ins>
-      <w:del w:id="217" w:author="Susanne Iwarsson" w:date="2026-01-18T11:36:00Z" w16du:dateUtc="2026-01-18T10:36:00Z">
+      <w:del w:id="272" w:author="Susanne Iwarsson" w:date="2026-01-18T11:36:00Z" w16du:dateUtc="2026-01-18T10:36:00Z">
         <w:r>
           <w:rPr>
             <w:lang w:val="en-US"/>
@@ -10869,7 +11120,7 @@
         </w:rPr>
         <w:t xml:space="preserve">. </w:t>
       </w:r>
-      <w:commentRangeStart w:id="218"/>
+      <w:commentRangeStart w:id="273"/>
       <w:r>
         <w:rPr>
           <w:lang w:val="en-US"/>
@@ -10882,7 +11133,7 @@
         </w:rPr>
         <w:t xml:space="preserve">values remain economically meaningful yet modestly below those of owners. </w:t>
       </w:r>
-      <w:commentRangeEnd w:id="218"/>
+      <w:commentRangeEnd w:id="273"/>
       <w:r>
         <w:rPr>
           <w:rStyle w:val="CommentReference"/>
@@ -10890,7 +11141,7 @@
           <w:szCs w:val="24"/>
           <w:lang w:val="en-US"/>
         </w:rPr>
-        <w:commentReference w:id="218"/>
+        <w:commentReference w:id="273"/>
       </w:r>
       <w:r>
         <w:rPr>
@@ -10898,7 +11149,7 @@
         </w:rPr>
         <w:t xml:space="preserve">Renters </w:t>
       </w:r>
-      <w:del w:id="219" w:author="Susanne Iwarsson" w:date="2026-01-18T11:37:00Z" w16du:dateUtc="2026-01-18T10:37:00Z">
+      <w:del w:id="274" w:author="Susanne Iwarsson" w:date="2026-01-18T11:37:00Z" w16du:dateUtc="2026-01-18T10:37:00Z">
         <w:r>
           <w:rPr>
             <w:lang w:val="en-US"/>
@@ -10906,7 +11157,7 @@
           <w:delText>also show</w:delText>
         </w:r>
       </w:del>
-      <w:ins w:id="220" w:author="Susanne Iwarsson" w:date="2026-01-18T11:37:00Z" w16du:dateUtc="2026-01-18T10:37:00Z">
+      <w:ins w:id="275" w:author="Susanne Iwarsson" w:date="2026-01-18T11:37:00Z" w16du:dateUtc="2026-01-18T10:37:00Z">
         <w:r>
           <w:rPr>
             <w:lang w:val="en-US"/>
@@ -10920,7 +11171,7 @@
         </w:rPr>
         <w:t xml:space="preserve"> strong preferences for parking access, although the</w:t>
       </w:r>
-      <w:del w:id="221" w:author="Susanne Iwarsson" w:date="2026-01-18T11:37:00Z" w16du:dateUtc="2026-01-18T10:37:00Z">
+      <w:del w:id="276" w:author="Susanne Iwarsson" w:date="2026-01-18T11:37:00Z" w16du:dateUtc="2026-01-18T10:37:00Z">
         <w:r>
           <w:rPr>
             <w:lang w:val="en-US"/>
@@ -10966,8 +11217,8 @@
           <w:lang w:val="en-US"/>
         </w:rPr>
       </w:pPr>
-      <w:commentRangeStart w:id="222"/>
-      <w:commentRangeStart w:id="223"/>
+      <w:commentRangeStart w:id="277"/>
+      <w:commentRangeStart w:id="278"/>
       <w:r>
         <w:rPr>
           <w:lang w:val="en-US"/>
@@ -10975,7 +11226,7 @@
         <w:lastRenderedPageBreak/>
         <w:t>Heterogeneity</w:t>
       </w:r>
-      <w:commentRangeEnd w:id="222"/>
+      <w:commentRangeEnd w:id="277"/>
       <w:r>
         <w:rPr>
           <w:rStyle w:val="CommentReference"/>
@@ -10983,19 +11234,17 @@
           <w:szCs w:val="28"/>
           <w:lang w:val="en-US"/>
         </w:rPr>
-        <w:commentReference w:id="222"/>
-      </w:r>
-      <w:commentRangeEnd w:id="223"/>
+        <w:commentReference w:id="277"/>
+      </w:r>
+      <w:commentRangeEnd w:id="278"/>
       <w:r>
         <w:rPr>
           <w:rStyle w:val="CommentReference"/>
-          <w:rFonts w:cs="Times New Roman"/>
-          <w:b w:val="0"/>
-          <w:bCs w:val="0"/>
-          <w:i w:val="0"/>
-          <w:iCs w:val="0"/>
-        </w:rPr>
-        <w:commentReference w:id="223"/>
+          <w:sz w:val="24"/>
+          <w:szCs w:val="28"/>
+          <w:lang w:val="en-US"/>
+        </w:rPr>
+        <w:commentReference w:id="278"/>
       </w:r>
       <w:r>
         <w:rPr>
@@ -11029,7 +11278,7 @@
         <w:rPr>
           <w:lang w:val="en-US"/>
         </w:rPr>
-        <w:pPrChange w:id="224" w:author="Susanne Iwarsson" w:date="2026-01-18T11:37:00Z" w16du:dateUtc="2026-01-18T10:37:00Z">
+        <w:pPrChange w:id="279" w:author="Susanne Iwarsson" w:date="2026-01-18T11:37:00Z" w16du:dateUtc="2026-01-18T10:37:00Z">
           <w:pPr>
             <w:pStyle w:val="Paragraph"/>
             <w:spacing w:line="360" w:lineRule="auto"/>
@@ -11061,7 +11310,7 @@
         </w:rPr>
         <w:t>mixed logit results</w:t>
       </w:r>
-      <w:ins w:id="225" w:author="Susanne Iwarsson" w:date="2026-01-18T11:37:00Z" w16du:dateUtc="2026-01-18T10:37:00Z">
+      <w:ins w:id="280" w:author="Susanne Iwarsson" w:date="2026-01-18T11:37:00Z" w16du:dateUtc="2026-01-18T10:37:00Z">
         <w:r>
           <w:rPr>
             <w:lang w:val="en-US"/>
@@ -11087,7 +11336,7 @@
         </w:rPr>
         <w:t>age interactions with the attributes.</w:t>
       </w:r>
-      <w:del w:id="226" w:author="Susanne Iwarsson" w:date="2026-01-18T11:38:00Z" w16du:dateUtc="2026-01-18T10:38:00Z">
+      <w:del w:id="281" w:author="Susanne Iwarsson" w:date="2026-01-18T11:38:00Z" w16du:dateUtc="2026-01-18T10:38:00Z">
         <w:r>
           <w:rPr>
             <w:lang w:val="en-US"/>
@@ -11119,7 +11368,7 @@
         </w:rPr>
         <w:t>, proximity to amenities generate</w:t>
       </w:r>
-      <w:del w:id="227" w:author="Susanne Iwarsson" w:date="2026-01-18T11:38:00Z" w16du:dateUtc="2026-01-18T10:38:00Z">
+      <w:del w:id="282" w:author="Susanne Iwarsson" w:date="2026-01-18T11:38:00Z" w16du:dateUtc="2026-01-18T10:38:00Z">
         <w:r>
           <w:rPr>
             <w:lang w:val="en-US"/>
@@ -11127,7 +11376,7 @@
           <w:delText>s</w:delText>
         </w:r>
       </w:del>
-      <w:ins w:id="228" w:author="Susanne Iwarsson" w:date="2026-01-18T11:38:00Z" w16du:dateUtc="2026-01-18T10:38:00Z">
+      <w:ins w:id="283" w:author="Susanne Iwarsson" w:date="2026-01-18T11:38:00Z" w16du:dateUtc="2026-01-18T10:38:00Z">
         <w:r>
           <w:rPr>
             <w:lang w:val="en-US"/>
@@ -11147,7 +11396,7 @@
         </w:rPr>
         <w:t xml:space="preserve">for younger respondents </w:t>
       </w:r>
-      <w:ins w:id="229" w:author="Susanne Iwarsson" w:date="2026-01-18T11:38:00Z" w16du:dateUtc="2026-01-18T10:38:00Z">
+      <w:ins w:id="284" w:author="Susanne Iwarsson" w:date="2026-01-18T11:38:00Z" w16du:dateUtc="2026-01-18T10:38:00Z">
         <w:r>
           <w:rPr>
             <w:lang w:val="en-US"/>
@@ -11155,7 +11404,7 @@
           <w:t>we</w:t>
         </w:r>
       </w:ins>
-      <w:del w:id="230" w:author="Susanne Iwarsson" w:date="2026-01-18T11:38:00Z" w16du:dateUtc="2026-01-18T10:38:00Z">
+      <w:del w:id="285" w:author="Susanne Iwarsson" w:date="2026-01-18T11:38:00Z" w16du:dateUtc="2026-01-18T10:38:00Z">
         <w:r>
           <w:rPr>
             <w:lang w:val="en-US"/>
@@ -11231,7 +11480,7 @@
         <w:rPr>
           <w:lang w:val="en-US"/>
         </w:rPr>
-        <w:pPrChange w:id="231" w:author="Susanne Iwarsson" w:date="2026-01-18T11:37:00Z" w16du:dateUtc="2026-01-18T10:37:00Z">
+        <w:pPrChange w:id="286" w:author="Susanne Iwarsson" w:date="2026-01-18T11:37:00Z" w16du:dateUtc="2026-01-18T10:37:00Z">
           <w:pPr>
             <w:pStyle w:val="Paragraph"/>
             <w:spacing w:line="360" w:lineRule="auto"/>
@@ -11283,7 +11532,7 @@
         </w:rPr>
         <w:t xml:space="preserve"> interaction term (1.51, p &lt; 0.01) </w:t>
       </w:r>
-      <w:commentRangeStart w:id="232"/>
+      <w:commentRangeStart w:id="287"/>
       <w:r>
         <w:rPr>
           <w:lang w:val="en-US"/>
@@ -11296,7 +11545,7 @@
         </w:rPr>
         <w:t>attributes</w:t>
       </w:r>
-      <w:commentRangeEnd w:id="232"/>
+      <w:commentRangeEnd w:id="287"/>
       <w:r>
         <w:rPr>
           <w:rStyle w:val="CommentReference"/>
@@ -11304,7 +11553,7 @@
           <w:szCs w:val="24"/>
           <w:lang w:val="en-US"/>
         </w:rPr>
-        <w:commentReference w:id="232"/>
+        <w:commentReference w:id="287"/>
       </w:r>
       <w:r>
         <w:rPr>
@@ -11324,7 +11573,7 @@
         </w:rPr>
         <w:t>Older homeowners demonstrate</w:t>
       </w:r>
-      <w:ins w:id="233" w:author="Susanne Iwarsson" w:date="2026-01-18T11:39:00Z" w16du:dateUtc="2026-01-18T10:39:00Z">
+      <w:ins w:id="288" w:author="Susanne Iwarsson" w:date="2026-01-18T11:39:00Z" w16du:dateUtc="2026-01-18T10:39:00Z">
         <w:r>
           <w:rPr>
             <w:lang w:val="en-US"/>
@@ -11386,14 +11635,14 @@
         </w:rPr>
         <w:t>month,</w:t>
       </w:r>
-      <w:ins w:id="234" w:author="Susanne Iwarsson" w:date="2026-01-18T11:39:00Z" w16du:dateUtc="2026-01-18T10:39:00Z">
+      <w:ins w:id="289" w:author="Susanne Iwarsson" w:date="2026-01-18T11:39:00Z" w16du:dateUtc="2026-01-18T10:39:00Z">
         <w:r>
           <w:rPr>
             <w:lang w:val="en-US"/>
           </w:rPr>
           <w:t xml:space="preserve"> </w:t>
         </w:r>
-        <w:commentRangeStart w:id="235"/>
+        <w:commentRangeStart w:id="290"/>
         <w:r>
           <w:rPr>
             <w:lang w:val="en-US"/>
@@ -11401,7 +11650,7 @@
           <w:t xml:space="preserve">that is, </w:t>
         </w:r>
       </w:ins>
-      <w:del w:id="236" w:author="Susanne Iwarsson" w:date="2026-01-18T11:39:00Z" w16du:dateUtc="2026-01-18T10:39:00Z">
+      <w:del w:id="291" w:author="Susanne Iwarsson" w:date="2026-01-18T11:39:00Z" w16du:dateUtc="2026-01-18T10:39:00Z">
         <w:r>
           <w:rPr>
             <w:lang w:val="en-US"/>
@@ -11409,8 +11658,8 @@
           <w:delText xml:space="preserve"> </w:delText>
         </w:r>
       </w:del>
-      <w:commentRangeStart w:id="237"/>
-      <w:commentRangeStart w:id="238"/>
+      <w:commentRangeStart w:id="292"/>
+      <w:commentRangeStart w:id="293"/>
       <w:r>
         <w:rPr>
           <w:lang w:val="en-US"/>
@@ -11423,7 +11672,7 @@
         </w:rPr>
         <w:t>e younger baseline group</w:t>
       </w:r>
-      <w:commentRangeEnd w:id="237"/>
+      <w:commentRangeEnd w:id="292"/>
       <w:r>
         <w:rPr>
           <w:rStyle w:val="CommentReference"/>
@@ -11431,14 +11680,17 @@
           <w:szCs w:val="24"/>
           <w:lang w:val="en-US"/>
         </w:rPr>
-        <w:commentReference w:id="237"/>
-      </w:r>
-      <w:commentRangeEnd w:id="238"/>
+        <w:commentReference w:id="292"/>
+      </w:r>
+      <w:commentRangeEnd w:id="293"/>
       <w:r>
         <w:rPr>
           <w:rStyle w:val="CommentReference"/>
-        </w:rPr>
-        <w:commentReference w:id="238"/>
+          <w:sz w:val="24"/>
+          <w:szCs w:val="24"/>
+          <w:lang w:val="en-US"/>
+        </w:rPr>
+        <w:commentReference w:id="293"/>
       </w:r>
       <w:r>
         <w:rPr>
@@ -11446,14 +11698,14 @@
         </w:rPr>
         <w:t>.</w:t>
       </w:r>
-      <w:del w:id="239" w:author="Susanne Iwarsson" w:date="2026-01-18T11:39:00Z" w16du:dateUtc="2026-01-18T10:39:00Z">
+      <w:del w:id="294" w:author="Susanne Iwarsson" w:date="2026-01-18T11:39:00Z" w16du:dateUtc="2026-01-18T10:39:00Z">
         <w:r>
           <w:rPr>
             <w:lang w:val="en-US"/>
           </w:rPr>
           <w:br/>
         </w:r>
-        <w:commentRangeEnd w:id="235"/>
+        <w:commentRangeEnd w:id="290"/>
         <w:r>
           <w:rPr>
             <w:rStyle w:val="CommentReference"/>
@@ -11461,10 +11713,10 @@
             <w:szCs w:val="24"/>
             <w:lang w:val="en-US"/>
           </w:rPr>
-          <w:commentReference w:id="235"/>
+          <w:commentReference w:id="290"/>
         </w:r>
       </w:del>
-      <w:ins w:id="240" w:author="Susanne Iwarsson" w:date="2026-01-18T11:39:00Z" w16du:dateUtc="2026-01-18T10:39:00Z">
+      <w:ins w:id="295" w:author="Susanne Iwarsson" w:date="2026-01-18T11:39:00Z" w16du:dateUtc="2026-01-18T10:39:00Z">
         <w:r>
           <w:rPr>
             <w:lang w:val="en-US"/>
@@ -11472,8 +11724,8 @@
           <w:t xml:space="preserve"> </w:t>
         </w:r>
       </w:ins>
-      <w:commentRangeStart w:id="241"/>
-      <w:commentRangeStart w:id="242"/>
+      <w:commentRangeStart w:id="296"/>
+      <w:commentRangeStart w:id="297"/>
       <w:r>
         <w:rPr>
           <w:lang w:val="en-US"/>
@@ -11556,7 +11808,7 @@
         </w:rPr>
         <w:t>), suggesting that the oldest homeowners place</w:t>
       </w:r>
-      <w:ins w:id="243" w:author="Susanne Iwarsson" w:date="2026-01-18T11:40:00Z" w16du:dateUtc="2026-01-18T10:40:00Z">
+      <w:ins w:id="298" w:author="Susanne Iwarsson" w:date="2026-01-18T11:40:00Z" w16du:dateUtc="2026-01-18T10:40:00Z">
         <w:r>
           <w:rPr>
             <w:lang w:val="en-US"/>
@@ -11570,7 +11822,7 @@
         </w:rPr>
         <w:t xml:space="preserve"> greater value on transit accessibility</w:t>
       </w:r>
-      <w:commentRangeEnd w:id="241"/>
+      <w:commentRangeEnd w:id="296"/>
       <w:r>
         <w:rPr>
           <w:rStyle w:val="CommentReference"/>
@@ -11578,14 +11830,17 @@
           <w:szCs w:val="24"/>
           <w:lang w:val="en-US"/>
         </w:rPr>
-        <w:commentReference w:id="241"/>
-      </w:r>
-      <w:commentRangeEnd w:id="242"/>
+        <w:commentReference w:id="296"/>
+      </w:r>
+      <w:commentRangeEnd w:id="297"/>
       <w:r>
         <w:rPr>
           <w:rStyle w:val="CommentReference"/>
-        </w:rPr>
-        <w:commentReference w:id="242"/>
+          <w:sz w:val="24"/>
+          <w:szCs w:val="24"/>
+          <w:lang w:val="en-US"/>
+        </w:rPr>
+        <w:commentReference w:id="297"/>
       </w:r>
       <w:r>
         <w:rPr>
@@ -11593,7 +11848,7 @@
         </w:rPr>
         <w:t xml:space="preserve">. Their MWTP for a 600 m transit stop </w:t>
       </w:r>
-      <w:ins w:id="244" w:author="Susanne Iwarsson" w:date="2026-01-18T11:40:00Z" w16du:dateUtc="2026-01-18T10:40:00Z">
+      <w:ins w:id="299" w:author="Susanne Iwarsson" w:date="2026-01-18T11:40:00Z" w16du:dateUtc="2026-01-18T10:40:00Z">
         <w:r>
           <w:rPr>
             <w:lang w:val="en-US"/>
@@ -11601,7 +11856,7 @@
           <w:t>was</w:t>
         </w:r>
       </w:ins>
-      <w:del w:id="245" w:author="Susanne Iwarsson" w:date="2026-01-18T11:40:00Z" w16du:dateUtc="2026-01-18T10:40:00Z">
+      <w:del w:id="300" w:author="Susanne Iwarsson" w:date="2026-01-18T11:40:00Z" w16du:dateUtc="2026-01-18T10:40:00Z">
         <w:r>
           <w:rPr>
             <w:lang w:val="en-US"/>
@@ -11657,7 +11912,7 @@
         </w:rPr>
         <w:t xml:space="preserve"> SEK for younger respondents.</w:t>
       </w:r>
-      <w:del w:id="246" w:author="Susanne Iwarsson" w:date="2026-01-18T11:40:00Z" w16du:dateUtc="2026-01-18T10:40:00Z">
+      <w:del w:id="301" w:author="Susanne Iwarsson" w:date="2026-01-18T11:40:00Z" w16du:dateUtc="2026-01-18T10:40:00Z">
         <w:r>
           <w:rPr>
             <w:lang w:val="en-US"/>
@@ -11671,26 +11926,12 @@
         </w:rPr>
         <w:t xml:space="preserve"> </w:t>
       </w:r>
-      <w:commentRangeStart w:id="247"/>
-      <w:r>
-        <w:rPr>
-          <w:lang w:val="en-US"/>
-        </w:rPr>
-        <w:t xml:space="preserve">These results imply that while overall preference patterns are stable across age groups, the relative importance of green space and public transport accessibility shifts modestly among </w:t>
-      </w:r>
-      <w:proofErr w:type="gramStart"/>
-      <w:r>
-        <w:rPr>
-          <w:lang w:val="en-US"/>
-        </w:rPr>
-        <w:t>homeowners</w:t>
-      </w:r>
-      <w:proofErr w:type="gramEnd"/>
-      <w:r>
-        <w:rPr>
-          <w:lang w:val="en-US"/>
-        </w:rPr>
-        <w:t xml:space="preserve"> </w:t>
+      <w:commentRangeStart w:id="302"/>
+      <w:r>
+        <w:rPr>
+          <w:lang w:val="en-US"/>
+        </w:rPr>
+        <w:t xml:space="preserve">These results imply that while overall preference patterns are stable across age groups, the relative importance of green space and public transport accessibility shifts modestly among homeowners </w:t>
       </w:r>
       <w:r>
         <w:rPr>
@@ -11698,7 +11939,7 @@
         </w:rPr>
         <w:t>above median age.</w:t>
       </w:r>
-      <w:commentRangeEnd w:id="247"/>
+      <w:commentRangeEnd w:id="302"/>
       <w:r>
         <w:rPr>
           <w:rStyle w:val="CommentReference"/>
@@ -11706,7 +11947,7 @@
           <w:szCs w:val="24"/>
           <w:lang w:val="en-US"/>
         </w:rPr>
-        <w:commentReference w:id="247"/>
+        <w:commentReference w:id="302"/>
       </w:r>
     </w:p>
     <w:p>
@@ -11716,7 +11957,7 @@
         <w:rPr>
           <w:lang w:val="en-US"/>
         </w:rPr>
-        <w:pPrChange w:id="248" w:author="Susanne Iwarsson" w:date="2026-01-18T11:39:00Z" w16du:dateUtc="2026-01-18T10:39:00Z">
+        <w:pPrChange w:id="303" w:author="Susanne Iwarsson" w:date="2026-01-18T11:39:00Z" w16du:dateUtc="2026-01-18T10:39:00Z">
           <w:pPr>
             <w:pStyle w:val="Paragraph"/>
             <w:spacing w:line="360" w:lineRule="auto"/>
@@ -11730,7 +11971,7 @@
         </w:rPr>
         <w:t xml:space="preserve">Among renters </w:t>
       </w:r>
-      <w:del w:id="249" w:author="Susanne Iwarsson" w:date="2026-01-18T11:40:00Z" w16du:dateUtc="2026-01-18T10:40:00Z">
+      <w:del w:id="304" w:author="Susanne Iwarsson" w:date="2026-01-18T11:40:00Z" w16du:dateUtc="2026-01-18T10:40:00Z">
         <w:r>
           <w:rPr>
             <w:lang w:val="en-US"/>
@@ -11738,7 +11979,7 @@
           <w:delText xml:space="preserve">under </w:delText>
         </w:r>
       </w:del>
-      <w:ins w:id="250" w:author="Susanne Iwarsson" w:date="2026-01-18T11:40:00Z" w16du:dateUtc="2026-01-18T10:40:00Z">
+      <w:ins w:id="305" w:author="Susanne Iwarsson" w:date="2026-01-18T11:40:00Z" w16du:dateUtc="2026-01-18T10:40:00Z">
         <w:r>
           <w:rPr>
             <w:lang w:val="en-US"/>
@@ -11812,7 +12053,7 @@
         </w:rPr>
         <w:t xml:space="preserve"> SEK for parking amenities.</w:t>
       </w:r>
-      <w:del w:id="251" w:author="Susanne Iwarsson" w:date="2026-01-18T11:40:00Z" w16du:dateUtc="2026-01-18T10:40:00Z">
+      <w:del w:id="306" w:author="Susanne Iwarsson" w:date="2026-01-18T11:40:00Z" w16du:dateUtc="2026-01-18T10:40:00Z">
         <w:r>
           <w:rPr>
             <w:lang w:val="en-US"/>
@@ -11844,15 +12085,15 @@
         </w:rPr>
         <w:t xml:space="preserve">renters </w:t>
       </w:r>
-      <w:commentRangeStart w:id="252"/>
-      <w:commentRangeStart w:id="253"/>
+      <w:commentRangeStart w:id="307"/>
+      <w:commentRangeStart w:id="308"/>
       <w:r>
         <w:rPr>
           <w:lang w:val="en-US"/>
         </w:rPr>
         <w:t>aged</w:t>
       </w:r>
-      <w:commentRangeEnd w:id="252"/>
+      <w:commentRangeEnd w:id="307"/>
       <w:r>
         <w:rPr>
           <w:rStyle w:val="CommentReference"/>
@@ -11860,14 +12101,17 @@
           <w:szCs w:val="24"/>
           <w:lang w:val="en-US"/>
         </w:rPr>
-        <w:commentReference w:id="252"/>
-      </w:r>
-      <w:commentRangeEnd w:id="253"/>
+        <w:commentReference w:id="307"/>
+      </w:r>
+      <w:commentRangeEnd w:id="308"/>
       <w:r>
         <w:rPr>
           <w:rStyle w:val="CommentReference"/>
-        </w:rPr>
-        <w:commentReference w:id="253"/>
+          <w:sz w:val="24"/>
+          <w:szCs w:val="24"/>
+          <w:lang w:val="en-US"/>
+        </w:rPr>
+        <w:commentReference w:id="308"/>
       </w:r>
       <w:r>
         <w:rPr>
@@ -11917,7 +12161,7 @@
         </w:rPr>
         <w:t xml:space="preserve">. Other interactions, including those for green space, transit, and parking, </w:t>
       </w:r>
-      <w:ins w:id="254" w:author="Susanne Iwarsson" w:date="2026-01-18T11:41:00Z" w16du:dateUtc="2026-01-18T10:41:00Z">
+      <w:ins w:id="309" w:author="Susanne Iwarsson" w:date="2026-01-18T11:41:00Z" w16du:dateUtc="2026-01-18T10:41:00Z">
         <w:r>
           <w:rPr>
             <w:lang w:val="en-US"/>
@@ -11925,7 +12169,7 @@
           <w:t>we</w:t>
         </w:r>
       </w:ins>
-      <w:del w:id="255" w:author="Susanne Iwarsson" w:date="2026-01-18T11:41:00Z" w16du:dateUtc="2026-01-18T10:41:00Z">
+      <w:del w:id="310" w:author="Susanne Iwarsson" w:date="2026-01-18T11:41:00Z" w16du:dateUtc="2026-01-18T10:41:00Z">
         <w:r>
           <w:rPr>
             <w:lang w:val="en-US"/>
@@ -11965,7 +12209,7 @@
         <w:rPr>
           <w:lang w:val="en-US"/>
         </w:rPr>
-        <w:pPrChange w:id="256" w:author="Susanne Iwarsson" w:date="2026-01-18T11:41:00Z" w16du:dateUtc="2026-01-18T10:41:00Z">
+        <w:pPrChange w:id="311" w:author="Susanne Iwarsson" w:date="2026-01-18T11:41:00Z" w16du:dateUtc="2026-01-18T10:41:00Z">
           <w:pPr>
             <w:pStyle w:val="Paragraph"/>
             <w:spacing w:line="360" w:lineRule="auto"/>
@@ -11973,15 +12217,15 @@
           </w:pPr>
         </w:pPrChange>
       </w:pPr>
-      <w:commentRangeStart w:id="257"/>
-      <w:commentRangeStart w:id="258"/>
+      <w:commentRangeStart w:id="312"/>
+      <w:commentRangeStart w:id="313"/>
       <w:r>
         <w:rPr>
           <w:lang w:val="en-US"/>
         </w:rPr>
         <w:t>Both specifications demonstrate good fit</w:t>
       </w:r>
-      <w:commentRangeEnd w:id="257"/>
+      <w:commentRangeEnd w:id="312"/>
       <w:r>
         <w:rPr>
           <w:rStyle w:val="CommentReference"/>
@@ -11989,14 +12233,17 @@
           <w:szCs w:val="24"/>
           <w:lang w:val="en-US"/>
         </w:rPr>
-        <w:commentReference w:id="257"/>
-      </w:r>
-      <w:commentRangeEnd w:id="258"/>
+        <w:commentReference w:id="312"/>
+      </w:r>
+      <w:commentRangeEnd w:id="313"/>
       <w:r>
         <w:rPr>
           <w:rStyle w:val="CommentReference"/>
-        </w:rPr>
-        <w:commentReference w:id="258"/>
+          <w:sz w:val="24"/>
+          <w:szCs w:val="24"/>
+          <w:lang w:val="en-US"/>
+        </w:rPr>
+        <w:commentReference w:id="313"/>
       </w:r>
       <w:r>
         <w:rPr>
@@ -12052,7 +12299,7 @@
         </w:rPr>
         <w:t>). Likelihood-ratio tests reject the null of no interaction effects (p &lt; 0.001 for both models), confirming that age heterogeneity contribute</w:t>
       </w:r>
-      <w:del w:id="259" w:author="Susanne Iwarsson" w:date="2026-01-18T11:42:00Z" w16du:dateUtc="2026-01-18T10:42:00Z">
+      <w:del w:id="314" w:author="Susanne Iwarsson" w:date="2026-01-18T11:42:00Z" w16du:dateUtc="2026-01-18T10:42:00Z">
         <w:r>
           <w:rPr>
             <w:lang w:val="en-US"/>
@@ -12060,7 +12307,7 @@
           <w:delText>s</w:delText>
         </w:r>
       </w:del>
-      <w:ins w:id="260" w:author="Susanne Iwarsson" w:date="2026-01-18T11:42:00Z" w16du:dateUtc="2026-01-18T10:42:00Z">
+      <w:ins w:id="315" w:author="Susanne Iwarsson" w:date="2026-01-18T11:42:00Z" w16du:dateUtc="2026-01-18T10:42:00Z">
         <w:r>
           <w:rPr>
             <w:lang w:val="en-US"/>
@@ -12280,7 +12527,7 @@
         <w:rPr>
           <w:lang w:val="en-US"/>
         </w:rPr>
-        <w:pPrChange w:id="261" w:author="Susanne Iwarsson" w:date="2026-01-18T11:42:00Z" w16du:dateUtc="2026-01-18T10:42:00Z">
+        <w:pPrChange w:id="316" w:author="Susanne Iwarsson" w:date="2026-01-18T11:42:00Z" w16du:dateUtc="2026-01-18T10:42:00Z">
           <w:pPr>
             <w:pStyle w:val="Paragraph"/>
             <w:spacing w:line="360" w:lineRule="auto"/>
@@ -12306,7 +12553,7 @@
         </w:rPr>
         <w:t xml:space="preserve"> </w:t>
       </w:r>
-      <w:del w:id="262" w:author="Susanne Iwarsson" w:date="2026-01-18T11:42:00Z" w16du:dateUtc="2026-01-18T10:42:00Z">
+      <w:del w:id="317" w:author="Susanne Iwarsson" w:date="2026-01-18T11:42:00Z" w16du:dateUtc="2026-01-18T10:42:00Z">
         <w:r>
           <w:rPr>
             <w:lang w:val="en-US"/>
@@ -12314,7 +12561,7 @@
           <w:delText xml:space="preserve">show </w:delText>
         </w:r>
       </w:del>
-      <w:ins w:id="263" w:author="Susanne Iwarsson" w:date="2026-01-18T11:42:00Z" w16du:dateUtc="2026-01-18T10:42:00Z">
+      <w:ins w:id="318" w:author="Susanne Iwarsson" w:date="2026-01-18T11:42:00Z" w16du:dateUtc="2026-01-18T10:42:00Z">
         <w:r>
           <w:rPr>
             <w:lang w:val="en-US"/>
@@ -12328,8 +12575,8 @@
         </w:rPr>
         <w:t xml:space="preserve">strong and statistically significant preferences for proximity-based amenities. The corresponding MWTPs </w:t>
       </w:r>
-      <w:commentRangeStart w:id="264"/>
-      <w:ins w:id="265" w:author="Susanne Iwarsson" w:date="2026-01-18T11:42:00Z" w16du:dateUtc="2026-01-18T10:42:00Z">
+      <w:commentRangeStart w:id="319"/>
+      <w:ins w:id="320" w:author="Susanne Iwarsson" w:date="2026-01-18T11:42:00Z" w16du:dateUtc="2026-01-18T10:42:00Z">
         <w:r>
           <w:rPr>
             <w:lang w:val="en-US"/>
@@ -12337,7 +12584,7 @@
           <w:t>we</w:t>
         </w:r>
       </w:ins>
-      <w:del w:id="266" w:author="Susanne Iwarsson" w:date="2026-01-18T11:42:00Z" w16du:dateUtc="2026-01-18T10:42:00Z">
+      <w:del w:id="321" w:author="Susanne Iwarsson" w:date="2026-01-18T11:42:00Z" w16du:dateUtc="2026-01-18T10:42:00Z">
         <w:r>
           <w:rPr>
             <w:lang w:val="en-US"/>
@@ -12351,7 +12598,7 @@
         </w:rPr>
         <w:t>re</w:t>
       </w:r>
-      <w:commentRangeEnd w:id="264"/>
+      <w:commentRangeEnd w:id="319"/>
       <w:r>
         <w:rPr>
           <w:rStyle w:val="CommentReference"/>
@@ -12359,7 +12606,7 @@
           <w:szCs w:val="24"/>
           <w:lang w:val="en-US"/>
         </w:rPr>
-        <w:commentReference w:id="264"/>
+        <w:commentReference w:id="319"/>
       </w:r>
       <w:r>
         <w:rPr>
@@ -12433,7 +12680,7 @@
         </w:rPr>
         <w:t xml:space="preserve"> SEK for parking amenities.</w:t>
       </w:r>
-      <w:del w:id="267" w:author="Susanne Iwarsson" w:date="2026-01-18T11:43:00Z" w16du:dateUtc="2026-01-18T10:43:00Z">
+      <w:del w:id="322" w:author="Susanne Iwarsson" w:date="2026-01-18T11:43:00Z" w16du:dateUtc="2026-01-18T10:43:00Z">
         <w:r>
           <w:rPr>
             <w:lang w:val="en-US"/>
@@ -12459,7 +12706,7 @@
         </w:rPr>
         <w:t xml:space="preserve"> prioritize</w:t>
       </w:r>
-      <w:ins w:id="268" w:author="Susanne Iwarsson" w:date="2026-01-18T11:43:00Z" w16du:dateUtc="2026-01-18T10:43:00Z">
+      <w:ins w:id="323" w:author="Susanne Iwarsson" w:date="2026-01-18T11:43:00Z" w16du:dateUtc="2026-01-18T10:43:00Z">
         <w:r>
           <w:rPr>
             <w:lang w:val="en-US"/>
@@ -12473,7 +12720,7 @@
         </w:rPr>
         <w:t xml:space="preserve"> proximity to shops, with MWTP values 75 SEK greater than female homeowners.</w:t>
       </w:r>
-      <w:del w:id="269" w:author="Susanne Iwarsson" w:date="2026-01-18T11:44:00Z" w16du:dateUtc="2026-01-18T10:44:00Z">
+      <w:del w:id="324" w:author="Susanne Iwarsson" w:date="2026-01-18T11:44:00Z" w16du:dateUtc="2026-01-18T10:44:00Z">
         <w:r>
           <w:rPr>
             <w:lang w:val="en-US"/>
@@ -12487,7 +12734,7 @@
         </w:rPr>
         <w:t xml:space="preserve"> Parking availability </w:t>
       </w:r>
-      <w:ins w:id="270" w:author="Susanne Iwarsson" w:date="2026-01-18T11:44:00Z" w16du:dateUtc="2026-01-18T10:44:00Z">
+      <w:ins w:id="325" w:author="Susanne Iwarsson" w:date="2026-01-18T11:44:00Z" w16du:dateUtc="2026-01-18T10:44:00Z">
         <w:r>
           <w:rPr>
             <w:lang w:val="en-US"/>
@@ -12495,7 +12742,7 @@
           <w:t>wa</w:t>
         </w:r>
       </w:ins>
-      <w:del w:id="271" w:author="Susanne Iwarsson" w:date="2026-01-18T11:44:00Z" w16du:dateUtc="2026-01-18T10:44:00Z">
+      <w:del w:id="326" w:author="Susanne Iwarsson" w:date="2026-01-18T11:44:00Z" w16du:dateUtc="2026-01-18T10:44:00Z">
         <w:r>
           <w:rPr>
             <w:lang w:val="en-US"/>
@@ -12515,7 +12762,7 @@
         </w:rPr>
         <w:t>who demonstrate</w:t>
       </w:r>
-      <w:ins w:id="272" w:author="Susanne Iwarsson" w:date="2026-01-18T11:44:00Z" w16du:dateUtc="2026-01-18T10:44:00Z">
+      <w:ins w:id="327" w:author="Susanne Iwarsson" w:date="2026-01-18T11:44:00Z" w16du:dateUtc="2026-01-18T10:44:00Z">
         <w:r>
           <w:rPr>
             <w:lang w:val="en-US"/>
@@ -12529,7 +12776,7 @@
         </w:rPr>
         <w:t xml:space="preserve"> </w:t>
       </w:r>
-      <w:del w:id="273" w:author="Susanne Iwarsson" w:date="2026-01-18T11:44:00Z" w16du:dateUtc="2026-01-18T10:44:00Z">
+      <w:del w:id="328" w:author="Susanne Iwarsson" w:date="2026-01-18T11:44:00Z" w16du:dateUtc="2026-01-18T10:44:00Z">
         <w:r>
           <w:rPr>
             <w:lang w:val="en-US"/>
@@ -12603,7 +12850,7 @@
         </w:rPr>
         <w:t>Compared to female homeowners, males value</w:t>
       </w:r>
-      <w:ins w:id="274" w:author="Susanne Iwarsson" w:date="2026-01-18T11:44:00Z" w16du:dateUtc="2026-01-18T10:44:00Z">
+      <w:ins w:id="329" w:author="Susanne Iwarsson" w:date="2026-01-18T11:44:00Z" w16du:dateUtc="2026-01-18T10:44:00Z">
         <w:r>
           <w:rPr>
             <w:lang w:val="en-US"/>
@@ -12655,7 +12902,7 @@
         <w:rPr>
           <w:lang w:val="en-US"/>
         </w:rPr>
-        <w:pPrChange w:id="275" w:author="Susanne Iwarsson" w:date="2026-01-18T11:44:00Z" w16du:dateUtc="2026-01-18T10:44:00Z">
+        <w:pPrChange w:id="330" w:author="Susanne Iwarsson" w:date="2026-01-18T11:44:00Z" w16du:dateUtc="2026-01-18T10:44:00Z">
           <w:pPr>
             <w:pStyle w:val="Paragraph"/>
             <w:spacing w:line="360" w:lineRule="auto"/>
@@ -12761,7 +13008,7 @@
         <w:rPr>
           <w:lang w:val="en-US"/>
         </w:rPr>
-        <w:pPrChange w:id="276" w:author="Susanne Iwarsson" w:date="2026-01-18T11:44:00Z" w16du:dateUtc="2026-01-18T10:44:00Z">
+        <w:pPrChange w:id="331" w:author="Susanne Iwarsson" w:date="2026-01-18T11:44:00Z" w16du:dateUtc="2026-01-18T10:44:00Z">
           <w:pPr>
             <w:pStyle w:val="Paragraph"/>
             <w:spacing w:line="360" w:lineRule="auto"/>
@@ -12769,7 +13016,7 @@
           </w:pPr>
         </w:pPrChange>
       </w:pPr>
-      <w:commentRangeStart w:id="277"/>
+      <w:commentRangeStart w:id="332"/>
       <w:r>
         <w:rPr>
           <w:lang w:val="en-US"/>
@@ -12800,7 +13047,7 @@
         </w:rPr>
         <w:t>. The consistency of results across tenure groups indicates that gendered patterns in housing choice are modest in magnitude, with significant variation only for specific amenity types.</w:t>
       </w:r>
-      <w:commentRangeEnd w:id="277"/>
+      <w:commentRangeEnd w:id="332"/>
       <w:r>
         <w:rPr>
           <w:rStyle w:val="CommentReference"/>
@@ -12808,7 +13055,7 @@
           <w:szCs w:val="24"/>
           <w:lang w:val="en-US"/>
         </w:rPr>
-        <w:commentReference w:id="277"/>
+        <w:commentReference w:id="332"/>
       </w:r>
     </w:p>
     <w:p>
@@ -12981,7 +13228,7 @@
         </w:rPr>
         <w:t>Table 7, we present the results for tests including interactions terms of attributes and health</w:t>
       </w:r>
-      <w:del w:id="278" w:author="Susanne Iwarsson" w:date="2026-01-18T11:48:00Z" w16du:dateUtc="2026-01-18T10:48:00Z">
+      <w:del w:id="333" w:author="Susanne Iwarsson" w:date="2026-01-18T11:48:00Z" w16du:dateUtc="2026-01-18T10:48:00Z">
         <w:r>
           <w:rPr>
             <w:lang w:val="en-US"/>
@@ -13010,7 +13257,7 @@
         </w:rPr>
         <w:t>those reporting good or better health place</w:t>
       </w:r>
-      <w:ins w:id="279" w:author="Susanne Iwarsson" w:date="2026-01-18T11:48:00Z" w16du:dateUtc="2026-01-18T10:48:00Z">
+      <w:ins w:id="334" w:author="Susanne Iwarsson" w:date="2026-01-18T11:48:00Z" w16du:dateUtc="2026-01-18T10:48:00Z">
         <w:r>
           <w:rPr>
             <w:lang w:val="en-US"/>
@@ -13048,7 +13295,7 @@
         </w:rPr>
         <w:t xml:space="preserve"> SEK). </w:t>
       </w:r>
-      <w:del w:id="280" w:author="Susanne Iwarsson" w:date="2026-01-18T11:48:00Z" w16du:dateUtc="2026-01-18T10:48:00Z">
+      <w:del w:id="335" w:author="Susanne Iwarsson" w:date="2026-01-18T11:48:00Z" w16du:dateUtc="2026-01-18T10:48:00Z">
         <w:r>
           <w:rPr>
             <w:lang w:val="en-US"/>
@@ -13062,7 +13309,7 @@
           <w:delText>However, t</w:delText>
         </w:r>
       </w:del>
-      <w:ins w:id="281" w:author="Susanne Iwarsson" w:date="2026-01-18T11:48:00Z" w16du:dateUtc="2026-01-18T10:48:00Z">
+      <w:ins w:id="336" w:author="Susanne Iwarsson" w:date="2026-01-18T11:48:00Z" w16du:dateUtc="2026-01-18T10:48:00Z">
         <w:r>
           <w:rPr>
             <w:lang w:val="en-US"/>
@@ -13076,7 +13323,7 @@
         </w:rPr>
         <w:t>hose reporting better health value</w:t>
       </w:r>
-      <w:ins w:id="282" w:author="Susanne Iwarsson" w:date="2026-01-18T11:48:00Z" w16du:dateUtc="2026-01-18T10:48:00Z">
+      <w:ins w:id="337" w:author="Susanne Iwarsson" w:date="2026-01-18T11:48:00Z" w16du:dateUtc="2026-01-18T10:48:00Z">
         <w:r>
           <w:rPr>
             <w:lang w:val="en-US"/>
@@ -13122,7 +13369,7 @@
         <w:rPr>
           <w:lang w:val="en-US"/>
         </w:rPr>
-        <w:pPrChange w:id="283" w:author="Susanne Iwarsson" w:date="2026-01-18T11:48:00Z" w16du:dateUtc="2026-01-18T10:48:00Z">
+        <w:pPrChange w:id="338" w:author="Susanne Iwarsson" w:date="2026-01-18T11:48:00Z" w16du:dateUtc="2026-01-18T10:48:00Z">
           <w:pPr>
             <w:pStyle w:val="Paragraph"/>
             <w:spacing w:line="360" w:lineRule="auto"/>
@@ -13142,7 +13389,7 @@
         </w:rPr>
         <w:t xml:space="preserve">lesser value </w:t>
       </w:r>
-      <w:del w:id="284" w:author="Susanne Iwarsson" w:date="2026-01-18T11:48:00Z" w16du:dateUtc="2026-01-18T10:48:00Z">
+      <w:del w:id="339" w:author="Susanne Iwarsson" w:date="2026-01-18T11:48:00Z" w16du:dateUtc="2026-01-18T10:48:00Z">
         <w:r>
           <w:rPr>
             <w:lang w:val="en-US"/>
@@ -13150,7 +13397,7 @@
           <w:delText>i</w:delText>
         </w:r>
       </w:del>
-      <w:ins w:id="285" w:author="Susanne Iwarsson" w:date="2026-01-18T11:48:00Z" w16du:dateUtc="2026-01-18T10:48:00Z">
+      <w:ins w:id="340" w:author="Susanne Iwarsson" w:date="2026-01-18T11:48:00Z" w16du:dateUtc="2026-01-18T10:48:00Z">
         <w:r>
           <w:rPr>
             <w:lang w:val="en-US"/>
@@ -13176,7 +13423,7 @@
         </w:rPr>
         <w:t xml:space="preserve"> SEK a month.  Other interaction terms d</w:t>
       </w:r>
-      <w:del w:id="286" w:author="Susanne Iwarsson" w:date="2026-01-18T11:49:00Z" w16du:dateUtc="2026-01-18T10:49:00Z">
+      <w:del w:id="341" w:author="Susanne Iwarsson" w:date="2026-01-18T11:49:00Z" w16du:dateUtc="2026-01-18T10:49:00Z">
         <w:r>
           <w:rPr>
             <w:lang w:val="en-US"/>
@@ -13184,8 +13431,7 @@
           <w:delText>o</w:delText>
         </w:r>
       </w:del>
-      <w:proofErr w:type="gramStart"/>
-      <w:ins w:id="287" w:author="Susanne Iwarsson" w:date="2026-01-18T11:49:00Z" w16du:dateUtc="2026-01-18T10:49:00Z">
+      <w:ins w:id="342" w:author="Susanne Iwarsson" w:date="2026-01-18T11:49:00Z" w16du:dateUtc="2026-01-18T10:49:00Z">
         <w:r>
           <w:rPr>
             <w:lang w:val="en-US"/>
@@ -13193,32 +13439,66 @@
           <w:t>id</w:t>
         </w:r>
       </w:ins>
-      <w:proofErr w:type="gramEnd"/>
+      <w:r>
+        <w:rPr>
+          <w:lang w:val="en-US"/>
+        </w:rPr>
+        <w:t xml:space="preserve"> not meet conventional measures of </w:t>
+      </w:r>
+      <w:r>
+        <w:rPr>
+          <w:lang w:val="en-US"/>
+        </w:rPr>
+        <w:t>significance</w:t>
+      </w:r>
+      <w:r>
+        <w:rPr>
+          <w:lang w:val="en-US"/>
+        </w:rPr>
+        <w:t xml:space="preserve">. </w:t>
+      </w:r>
       <w:r>
         <w:rPr>
           <w:lang w:val="en-US"/>
         </w:rPr>
         <w:t xml:space="preserve"> </w:t>
       </w:r>
-      <w:proofErr w:type="gramStart"/>
-      <w:r>
-        <w:rPr>
-          <w:lang w:val="en-US"/>
-        </w:rPr>
-        <w:t>not meet</w:t>
-      </w:r>
-      <w:proofErr w:type="gramEnd"/>
-      <w:r>
-        <w:rPr>
-          <w:lang w:val="en-US"/>
-        </w:rPr>
-        <w:t xml:space="preserve"> conventional measures of </w:t>
-      </w:r>
-      <w:r>
-        <w:rPr>
-          <w:lang w:val="en-US"/>
-        </w:rPr>
-        <w:t>significance</w:t>
+      <w:commentRangeStart w:id="343"/>
+      <w:r>
+        <w:rPr>
+          <w:lang w:val="en-US"/>
+        </w:rPr>
+        <w:t>Nonetheless, MWTPs suggest similar patterns: renters in good health exhibit somewhat higher valuations for green space</w:t>
+      </w:r>
+      <w:r>
+        <w:rPr>
+          <w:lang w:val="en-US"/>
+        </w:rPr>
+        <w:t xml:space="preserve">, </w:t>
+      </w:r>
+      <w:r>
+        <w:rPr>
+          <w:lang w:val="en-US"/>
+        </w:rPr>
+        <w:t xml:space="preserve">whereas those in poorer health show </w:t>
+      </w:r>
+      <w:r>
+        <w:rPr>
+          <w:lang w:val="en-US"/>
+        </w:rPr>
+        <w:t>suppressed</w:t>
+      </w:r>
+      <w:r>
+        <w:rPr>
+          <w:lang w:val="en-US"/>
+        </w:rPr>
+        <w:t xml:space="preserve"> MWTP for </w:t>
+      </w:r>
+      <w:r>
+        <w:rPr>
+          <w:lang w:val="en-US"/>
+        </w:rPr>
+        <w:t>transit stop proximity</w:t>
       </w:r>
       <w:r>
         <w:rPr>
@@ -13226,56 +13506,7 @@
         </w:rPr>
         <w:t xml:space="preserve">. </w:t>
       </w:r>
-      <w:r>
-        <w:rPr>
-          <w:lang w:val="en-US"/>
-        </w:rPr>
-        <w:t xml:space="preserve"> </w:t>
-      </w:r>
-      <w:commentRangeStart w:id="288"/>
-      <w:r>
-        <w:rPr>
-          <w:lang w:val="en-US"/>
-        </w:rPr>
-        <w:t>Nonetheless, MWTPs suggest similar patterns: renters in good health exhibit somewhat higher valuations for green space</w:t>
-      </w:r>
-      <w:r>
-        <w:rPr>
-          <w:lang w:val="en-US"/>
-        </w:rPr>
-        <w:t xml:space="preserve">, </w:t>
-      </w:r>
-      <w:r>
-        <w:rPr>
-          <w:lang w:val="en-US"/>
-        </w:rPr>
-        <w:t xml:space="preserve">whereas those in poorer health show </w:t>
-      </w:r>
-      <w:r>
-        <w:rPr>
-          <w:lang w:val="en-US"/>
-        </w:rPr>
-        <w:t>suppressed</w:t>
-      </w:r>
-      <w:r>
-        <w:rPr>
-          <w:lang w:val="en-US"/>
-        </w:rPr>
-        <w:t xml:space="preserve"> MWTP for </w:t>
-      </w:r>
-      <w:r>
-        <w:rPr>
-          <w:lang w:val="en-US"/>
-        </w:rPr>
-        <w:t>transit stop proximity</w:t>
-      </w:r>
-      <w:r>
-        <w:rPr>
-          <w:lang w:val="en-US"/>
-        </w:rPr>
-        <w:t xml:space="preserve">. </w:t>
-      </w:r>
-      <w:commentRangeEnd w:id="288"/>
+      <w:commentRangeEnd w:id="343"/>
       <w:r>
         <w:rPr>
           <w:rStyle w:val="CommentReference"/>
@@ -13283,7 +13514,7 @@
           <w:szCs w:val="24"/>
           <w:lang w:val="en-US"/>
         </w:rPr>
-        <w:commentReference w:id="288"/>
+        <w:commentReference w:id="343"/>
       </w:r>
     </w:p>
     <w:p>
@@ -13412,13 +13643,13 @@
         </w:rPr>
         <w:t>Discussion</w:t>
       </w:r>
-      <w:bookmarkEnd w:id="36"/>
+      <w:bookmarkEnd w:id="39"/>
     </w:p>
     <w:p>
       <w:pPr>
         <w:pStyle w:val="Paragraph"/>
         <w:spacing w:line="360" w:lineRule="auto"/>
-        <w:pPrChange w:id="289" w:author="Susanne Iwarsson" w:date="2026-01-18T11:49:00Z" w16du:dateUtc="2026-01-18T10:49:00Z">
+        <w:pPrChange w:id="344" w:author="Susanne Iwarsson" w:date="2026-01-18T11:49:00Z" w16du:dateUtc="2026-01-18T10:49:00Z">
           <w:pPr>
             <w:pStyle w:val="Paragraph"/>
             <w:spacing w:line="360" w:lineRule="auto"/>
@@ -13429,12 +13660,12 @@
       <w:r>
         <w:t xml:space="preserve">This study provides new evidence on how older adults in Sweden value housing and neighbourhood attributes when considering relocation. Using a </w:t>
       </w:r>
-      <w:del w:id="290" w:author="Susanne Iwarsson" w:date="2026-01-18T11:49:00Z" w16du:dateUtc="2026-01-18T10:49:00Z">
+      <w:del w:id="345" w:author="Susanne Iwarsson" w:date="2026-01-18T11:49:00Z" w16du:dateUtc="2026-01-18T10:49:00Z">
         <w:r>
           <w:delText>discrete choice experiment</w:delText>
         </w:r>
       </w:del>
-      <w:ins w:id="291" w:author="Susanne Iwarsson" w:date="2026-01-18T11:49:00Z" w16du:dateUtc="2026-01-18T10:49:00Z">
+      <w:ins w:id="346" w:author="Susanne Iwarsson" w:date="2026-01-18T11:49:00Z" w16du:dateUtc="2026-01-18T10:49:00Z">
         <w:r>
           <w:t>DCE</w:t>
         </w:r>
@@ -13442,7 +13673,7 @@
       <w:r>
         <w:t xml:space="preserve"> embedded in the </w:t>
       </w:r>
-      <w:ins w:id="292" w:author="Susanne Iwarsson" w:date="2026-01-18T11:49:00Z" w16du:dateUtc="2026-01-18T10:49:00Z">
+      <w:ins w:id="347" w:author="Susanne Iwarsson" w:date="2026-01-18T11:49:00Z" w16du:dateUtc="2026-01-18T10:49:00Z">
         <w:r>
           <w:t xml:space="preserve">Prospective </w:t>
         </w:r>
@@ -13450,27 +13681,39 @@
       <w:r>
         <w:t xml:space="preserve">RELOC-AGE project, we identify strong preferences for neighbourhood accessibility and reveal meaningful heterogeneity across tenure, age, gender, and health. The findings extend prior behavioural housing research by quantifying trade-offs older adults are willing to make, rather than relying on descriptive or </w:t>
       </w:r>
-      <w:commentRangeStart w:id="293"/>
-      <w:commentRangeStart w:id="294"/>
+      <w:commentRangeStart w:id="348"/>
+      <w:commentRangeStart w:id="349"/>
       <w:r>
         <w:t>revealed-preference approaches</w:t>
       </w:r>
-      <w:commentRangeEnd w:id="293"/>
+      <w:commentRangeEnd w:id="348"/>
       <w:r>
         <w:rPr>
           <w:rStyle w:val="CommentReference"/>
           <w:sz w:val="24"/>
           <w:szCs w:val="24"/>
         </w:rPr>
-        <w:commentReference w:id="293"/>
-      </w:r>
-      <w:commentRangeEnd w:id="294"/>
+        <w:commentReference w:id="348"/>
+      </w:r>
+      <w:commentRangeEnd w:id="349"/>
       <w:r>
         <w:rPr>
           <w:rStyle w:val="CommentReference"/>
-        </w:rPr>
-        <w:commentReference w:id="294"/>
-      </w:r>
+          <w:sz w:val="24"/>
+          <w:szCs w:val="24"/>
+        </w:rPr>
+        <w:commentReference w:id="349"/>
+      </w:r>
+      <w:ins w:id="350" w:author="Nick Christie" w:date="2026-04-14T11:08:00Z" w16du:dateUtc="2026-04-14T09:08:00Z">
+        <w:r>
+          <w:t xml:space="preserve"> that may be </w:t>
+        </w:r>
+      </w:ins>
+      <w:ins w:id="351" w:author="Nick Christie" w:date="2026-04-14T11:09:00Z" w16du:dateUtc="2026-04-14T09:09:00Z">
+        <w:r>
+          <w:t>restricted due to data limitations</w:t>
+        </w:r>
+      </w:ins>
       <w:r>
         <w:t>.</w:t>
       </w:r>
@@ -13497,23 +13740,7 @@
         <w:t xml:space="preserve"> </w:t>
       </w:r>
       <w:r>
-        <w:t xml:space="preserve">pay estimates for these attributes are substantial, confirming that neighbourhood accessibility is central to residential utility in later life. These results align with findings from the United States and the Netherlands (Caplan et al., 2021; </w:t>
-      </w:r>
-      <w:proofErr w:type="spellStart"/>
-      <w:r>
-        <w:t>Ossokina</w:t>
-      </w:r>
-      <w:proofErr w:type="spellEnd"/>
-      <w:r>
-        <w:t xml:space="preserve"> &amp; </w:t>
-      </w:r>
-      <w:proofErr w:type="spellStart"/>
-      <w:r>
-        <w:t>Arentze</w:t>
-      </w:r>
-      <w:proofErr w:type="spellEnd"/>
-      <w:r>
-        <w:t xml:space="preserve">, 2022), while contributing new evidence from a Scandinavian context where empirical valuation studies remain limited. Access to services and green space appears to function as essential infrastructure supporting independence, physical activity, and social participation rather than as optional amenities. </w:t>
+        <w:t xml:space="preserve">pay estimates for these attributes are substantial, confirming that neighbourhood accessibility is central to residential utility in later life. These results align with findings from the United States and the Netherlands (Caplan et al., 2021; Ossokina &amp; Arentze, 2022), while contributing new evidence from a Scandinavian context where empirical valuation studies remain limited. Access to services and green space appears to function as essential infrastructure supporting independence, physical activity, and social participation rather than as optional amenities. </w:t>
       </w:r>
       <w:r>
         <w:rPr>
@@ -13531,21 +13758,7 @@
         <w:rPr>
           <w:lang w:val="en-US"/>
         </w:rPr>
-        <w:t xml:space="preserve"> value on proximity to green space compared to younger counterparts. This </w:t>
-      </w:r>
-      <w:proofErr w:type="gramStart"/>
-      <w:r>
-        <w:rPr>
-          <w:lang w:val="en-US"/>
-        </w:rPr>
-        <w:t>shift is consistent with</w:t>
-      </w:r>
-      <w:proofErr w:type="gramEnd"/>
-      <w:r>
-        <w:rPr>
-          <w:lang w:val="en-US"/>
-        </w:rPr>
-        <w:t xml:space="preserve"> increasing reliance on public transport as driving ability declines, while the </w:t>
+        <w:t xml:space="preserve"> value on proximity to green space compared to younger counterparts. This shift is consistent with increasing reliance on public transport as driving ability declines, while the </w:t>
       </w:r>
       <w:r>
         <w:rPr>
@@ -13597,14 +13810,14 @@
         <w:rPr>
           <w:lang w:val="en-US"/>
         </w:rPr>
-        <w:t xml:space="preserve">Gender differences in housing preferences are limited and concentrated among homeowners. Male homeowners exhibit stronger preferences for parking amenities and proximity to shops, while female homeowners place relatively greater value on green space. Among renters, gender interactions are not statistically significant, and MWTP estimates are directionally similar across men and women. These results indicate that </w:t>
+        <w:t xml:space="preserve">Gender differences in housing preferences are limited and concentrated among homeowners. Male homeowners exhibit stronger preferences for parking amenities and proximity to shops, while female homeowners place relatively greater value on green space. Among renters, gender interactions are not statistically significant, and MWTP </w:t>
       </w:r>
       <w:r>
         <w:rPr>
           <w:lang w:val="en-US"/>
         </w:rPr>
         <w:lastRenderedPageBreak/>
-        <w:t>gendered patterns in housing preferences exist but are modest and attribute-specific, rather than systematic across all dimensions of residential choice.</w:t>
+        <w:t>estimates are directionally similar across men and women. These results indicate that gendered patterns in housing preferences exist but are modest and attribute-specific, rather than systematic across all dimensions of residential choice.</w:t>
       </w:r>
     </w:p>
     <w:p>
@@ -13691,35 +13904,7 @@
         <w:rPr>
           <w:lang w:val="en-US"/>
         </w:rPr>
-        <w:t>In comparison with previous studies, our findings align closely with evidence from the Netherlands showing strong preferences for proximity to shops and public transport among older adults (</w:t>
-      </w:r>
-      <w:proofErr w:type="spellStart"/>
-      <w:r>
-        <w:rPr>
-          <w:lang w:val="en-US"/>
-        </w:rPr>
-        <w:t>Ossokina</w:t>
-      </w:r>
-      <w:proofErr w:type="spellEnd"/>
-      <w:r>
-        <w:rPr>
-          <w:lang w:val="en-US"/>
-        </w:rPr>
-        <w:t xml:space="preserve"> &amp; </w:t>
-      </w:r>
-      <w:proofErr w:type="spellStart"/>
-      <w:r>
-        <w:rPr>
-          <w:lang w:val="en-US"/>
-        </w:rPr>
-        <w:t>Arentze</w:t>
-      </w:r>
-      <w:proofErr w:type="spellEnd"/>
-      <w:r>
-        <w:rPr>
-          <w:lang w:val="en-US"/>
-        </w:rPr>
-        <w:t xml:space="preserve">, 2022). The present study extends this literature by incorporating both renters and homeowners within a Scandinavian welfare context and by focusing on individuals actively considering relocation. This strengthens the </w:t>
+        <w:t xml:space="preserve">In comparison with previous studies, our findings align closely with evidence from the Netherlands showing strong preferences for proximity to shops and public transport among older adults (Ossokina &amp; Arentze, 2022). The present study extends this literature by incorporating both renters and homeowners within a Scandinavian welfare context and by focusing on individuals actively considering relocation. This strengthens the </w:t>
       </w:r>
       <w:r>
         <w:rPr>
@@ -13779,7 +13964,14 @@
         <w:rPr>
           <w:lang w:val="en-US"/>
         </w:rPr>
-        <w:t>since these individuals are actively considering relocation and may therefore give more thoughtful responses to hypothetical housing choices</w:t>
+        <w:t xml:space="preserve">since these individuals are actively considering relocation and may therefore </w:t>
+      </w:r>
+      <w:r>
+        <w:rPr>
+          <w:lang w:val="en-US"/>
+        </w:rPr>
+        <w:lastRenderedPageBreak/>
+        <w:t>give more thoughtful responses to hypothetical housing choices</w:t>
       </w:r>
       <w:r>
         <w:rPr>
@@ -13791,28 +13983,7 @@
         <w:rPr>
           <w:lang w:val="en-US"/>
         </w:rPr>
-        <w:t xml:space="preserve">they may differ from </w:t>
-      </w:r>
-      <w:r>
-        <w:rPr>
-          <w:lang w:val="en-US"/>
-        </w:rPr>
-        <w:lastRenderedPageBreak/>
-        <w:t xml:space="preserve">the broader older population in terms of motivation or socioeconomic characteristics. In addition, the sample is skewed toward higher levels of educational attainment, which limits the generalizability of the findings. The attribute set focuses primarily on locational factors and does not capture dwelling-level characteristics such as size, accessibility, or interior adaptability. Moreover, the monetary estimates are context-specific and may vary across housing markets. Finally, the cross-sectional design precludes an assessment of how preferences evolve over time. Future research would benefit from longitudinal and </w:t>
-      </w:r>
-      <w:proofErr w:type="gramStart"/>
-      <w:r>
-        <w:rPr>
-          <w:lang w:val="en-US"/>
-        </w:rPr>
-        <w:t>mixed-method</w:t>
-      </w:r>
-      <w:proofErr w:type="gramEnd"/>
-      <w:r>
-        <w:rPr>
-          <w:lang w:val="en-US"/>
-        </w:rPr>
-        <w:t xml:space="preserve"> approaches to better capture how changes in health, financial, and social circumstances shape residential choices.</w:t>
+        <w:t>they may differ from the broader older population in terms of motivation or socioeconomic characteristics. In addition, the sample is skewed toward higher levels of educational attainment, which limits the generalizability of the findings. The attribute set focuses primarily on locational factors and does not capture dwelling-level characteristics such as size, accessibility, or interior adaptability. Moreover, the monetary estimates are context-specific and may vary across housing markets. Finally, the cross-sectional design precludes an assessment of how preferences evolve over time. Future research would benefit from longitudinal and mixed-method approaches to better capture how changes in health, financial, and social circumstances shape residential choices.</w:t>
       </w:r>
     </w:p>
     <w:p>
@@ -15288,11 +15459,11 @@
         <w:rPr>
           <w:lang w:val="sv-SE"/>
         </w:rPr>
-        <w:t>Will expand as to distinguish the sources of heterogeneity.</w:t>
+        <w:t>done</w:t>
       </w:r>
     </w:p>
   </w:comment>
-  <w:comment w:id="22" w:author="Susanne Iwarsson" w:date="2026-01-18T10:52:00Z" w:initials="SI">
+  <w:comment w:id="24" w:author="Susanne Iwarsson" w:date="2026-01-18T10:52:00Z" w:initials="SI">
     <w:p>
       <w:pPr>
         <w:pStyle w:val="CommentText"/>
@@ -15311,7 +15482,7 @@
       </w:r>
     </w:p>
   </w:comment>
-  <w:comment w:id="26" w:author="Susanne Iwarsson" w:date="2026-01-18T10:53:00Z" w:initials="SI">
+  <w:comment w:id="28" w:author="Susanne Iwarsson" w:date="2026-01-18T10:53:00Z" w:initials="SI">
     <w:p>
       <w:pPr>
         <w:pStyle w:val="CommentText"/>
@@ -15330,7 +15501,7 @@
       </w:r>
     </w:p>
   </w:comment>
-  <w:comment w:id="31" w:author="Susanne Iwarsson" w:date="2026-01-18T10:53:00Z" w:initials="SI">
+  <w:comment w:id="34" w:author="Susanne Iwarsson" w:date="2026-01-18T10:53:00Z" w:initials="SI">
     <w:p>
       <w:pPr>
         <w:pStyle w:val="CommentText"/>
@@ -15346,25 +15517,6 @@
           <w:lang w:val="sv-SE"/>
         </w:rPr>
         <w:t>Move to Conclusion, at the very end of the paper</w:t>
-      </w:r>
-    </w:p>
-  </w:comment>
-  <w:comment w:id="32" w:author="Susanne Iwarsson" w:date="2026-01-18T10:55:00Z" w:initials="SI">
-    <w:p>
-      <w:pPr>
-        <w:pStyle w:val="CommentText"/>
-      </w:pPr>
-      <w:r>
-        <w:rPr>
-          <w:rStyle w:val="CommentReference"/>
-        </w:rPr>
-        <w:annotationRef/>
-      </w:r>
-      <w:r>
-        <w:rPr>
-          <w:lang w:val="sv-SE"/>
-        </w:rPr>
-        <w:t>Some of this is repetition of text in study aim, could be shortened/party excluded - and moved to Methods section.</w:t>
       </w:r>
     </w:p>
   </w:comment>
@@ -15383,11 +15535,30 @@
         <w:rPr>
           <w:lang w:val="sv-SE"/>
         </w:rPr>
+        <w:t>Some of this is repetition of text in study aim, could be shortened/party excluded - and moved to Methods section.</w:t>
+      </w:r>
+    </w:p>
+  </w:comment>
+  <w:comment w:id="38" w:author="Susanne Iwarsson" w:date="2026-01-18T10:55:00Z" w:initials="SI">
+    <w:p>
+      <w:pPr>
+        <w:pStyle w:val="CommentText"/>
+      </w:pPr>
+      <w:r>
+        <w:rPr>
+          <w:rStyle w:val="CommentReference"/>
+        </w:rPr>
+        <w:annotationRef/>
+      </w:r>
+      <w:r>
+        <w:rPr>
+          <w:lang w:val="sv-SE"/>
+        </w:rPr>
         <w:t>Move to Conclusion</w:t>
       </w:r>
     </w:p>
   </w:comment>
-  <w:comment w:id="38" w:author="Arne Risa Hole" w:date="2026-01-12T13:15:00Z" w:initials="ARH">
+  <w:comment w:id="41" w:author="Arne Risa Hole" w:date="2026-01-12T13:15:00Z" w:initials="ARH">
     <w:p>
       <w:pPr>
         <w:pStyle w:val="CommentText"/>
@@ -15403,7 +15574,7 @@
       </w:r>
     </w:p>
   </w:comment>
-  <w:comment w:id="39" w:author="Nick Christie" w:date="2026-01-19T10:53:00Z" w:initials="NC">
+  <w:comment w:id="42" w:author="Nick Christie" w:date="2026-01-19T10:53:00Z" w:initials="NC">
     <w:p>
       <w:pPr>
         <w:pStyle w:val="CommentText"/>
@@ -15418,11 +15589,11 @@
         <w:rPr>
           <w:lang w:val="sv-SE"/>
         </w:rPr>
-        <w:t>This can be reworded to clarify how the DCE was a part of the follow-up survey and not all of the follow-up respondents participated in the DCE.</w:t>
+        <w:t>done</w:t>
       </w:r>
     </w:p>
   </w:comment>
-  <w:comment w:id="42" w:author="Arne Risa Hole" w:date="2026-01-12T13:18:00Z" w:initials="ARH">
+  <w:comment w:id="45" w:author="Arne Risa Hole" w:date="2026-01-12T13:18:00Z" w:initials="ARH">
     <w:p>
       <w:pPr>
         <w:pStyle w:val="CommentText"/>
@@ -15438,7 +15609,7 @@
       </w:r>
     </w:p>
   </w:comment>
-  <w:comment w:id="43" w:author="Nick Christie" w:date="2026-01-19T10:53:00Z" w:initials="NC">
+  <w:comment w:id="46" w:author="Nick Christie" w:date="2026-01-19T10:53:00Z" w:initials="NC">
     <w:p>
       <w:pPr>
         <w:pStyle w:val="CommentText"/>
@@ -15457,7 +15628,7 @@
       </w:r>
     </w:p>
   </w:comment>
-  <w:comment w:id="47" w:author="Arne Risa Hole" w:date="2026-01-12T13:21:00Z" w:initials="ARH">
+  <w:comment w:id="50" w:author="Arne Risa Hole" w:date="2026-01-12T13:21:00Z" w:initials="ARH">
     <w:p>
       <w:pPr>
         <w:pStyle w:val="CommentText"/>
@@ -15473,7 +15644,7 @@
       </w:r>
     </w:p>
   </w:comment>
-  <w:comment w:id="48" w:author="Nick Christie" w:date="2026-01-19T10:53:00Z" w:initials="NC">
+  <w:comment w:id="51" w:author="Nick Christie" w:date="2026-01-19T10:53:00Z" w:initials="NC">
     <w:p>
       <w:pPr>
         <w:pStyle w:val="CommentText"/>
@@ -15488,11 +15659,11 @@
         <w:rPr>
           <w:lang w:val="sv-SE"/>
         </w:rPr>
-        <w:t>Good point, noted.</w:t>
+        <w:t xml:space="preserve">Specified ’older’ </w:t>
       </w:r>
     </w:p>
   </w:comment>
-  <w:comment w:id="50" w:author="Arne Risa Hole" w:date="2026-01-12T13:23:00Z" w:initials="ARH">
+  <w:comment w:id="54" w:author="Arne Risa Hole" w:date="2026-01-12T13:23:00Z" w:initials="ARH">
     <w:p>
       <w:pPr>
         <w:pStyle w:val="CommentText"/>
@@ -15508,7 +15679,7 @@
       </w:r>
     </w:p>
   </w:comment>
-  <w:comment w:id="58" w:author="Susanne Iwarsson" w:date="2026-01-18T11:25:00Z" w:initials="SI">
+  <w:comment w:id="62" w:author="Susanne Iwarsson" w:date="2026-01-18T11:25:00Z" w:initials="SI">
     <w:p>
       <w:pPr>
         <w:pStyle w:val="CommentText"/>
@@ -15527,7 +15698,7 @@
       </w:r>
     </w:p>
   </w:comment>
-  <w:comment w:id="75" w:author="Arne Risa Hole" w:date="2026-01-12T13:25:00Z" w:initials="ARH">
+  <w:comment w:id="79" w:author="Arne Risa Hole" w:date="2026-01-12T13:25:00Z" w:initials="ARH">
     <w:p>
       <w:pPr>
         <w:pStyle w:val="CommentText"/>
@@ -15543,7 +15714,7 @@
       </w:r>
     </w:p>
   </w:comment>
-  <w:comment w:id="76" w:author="Nick Christie" w:date="2026-01-19T10:54:00Z" w:initials="NC">
+  <w:comment w:id="80" w:author="Nick Christie" w:date="2026-01-19T10:54:00Z" w:initials="NC">
     <w:p>
       <w:pPr>
         <w:pStyle w:val="CommentText"/>
@@ -15558,11 +15729,11 @@
         <w:rPr>
           <w:lang w:val="sv-SE"/>
         </w:rPr>
-        <w:t>Good point, noted.</w:t>
+        <w:t>Good point, done.</w:t>
       </w:r>
     </w:p>
   </w:comment>
-  <w:comment w:id="74" w:author="Susanne Iwarsson" w:date="2026-01-18T11:06:00Z" w:initials="SI">
+  <w:comment w:id="78" w:author="Susanne Iwarsson" w:date="2026-01-18T11:06:00Z" w:initials="SI">
     <w:p>
       <w:pPr>
         <w:pStyle w:val="CommentText"/>
@@ -15581,7 +15752,7 @@
       </w:r>
     </w:p>
   </w:comment>
-  <w:comment w:id="80" w:author="Arne Risa Hole" w:date="2026-01-12T13:26:00Z" w:initials="ARH">
+  <w:comment w:id="87" w:author="Arne Risa Hole" w:date="2026-01-12T13:26:00Z" w:initials="ARH">
     <w:p>
       <w:pPr>
         <w:pStyle w:val="CommentText"/>
@@ -15597,7 +15768,7 @@
       </w:r>
     </w:p>
   </w:comment>
-  <w:comment w:id="81" w:author="Nick Christie" w:date="2026-01-19T10:54:00Z" w:initials="NC">
+  <w:comment w:id="88" w:author="Nick Christie" w:date="2026-01-19T10:54:00Z" w:initials="NC">
     <w:p>
       <w:pPr>
         <w:pStyle w:val="CommentText"/>
@@ -15612,11 +15783,11 @@
         <w:rPr>
           <w:lang w:val="sv-SE"/>
         </w:rPr>
-        <w:t>Good point, noted.</w:t>
+        <w:t>Good point, done.</w:t>
       </w:r>
     </w:p>
   </w:comment>
-  <w:comment w:id="90" w:author="Susanne Iwarsson" w:date="2026-01-18T11:10:00Z" w:initials="SI">
+  <w:comment w:id="99" w:author="Susanne Iwarsson" w:date="2026-01-18T11:10:00Z" w:initials="SI">
     <w:p>
       <w:pPr>
         <w:pStyle w:val="CommentText"/>
@@ -15635,7 +15806,7 @@
       </w:r>
     </w:p>
   </w:comment>
-  <w:comment w:id="96" w:author="Arne Risa Hole" w:date="2026-01-12T13:43:00Z" w:initials="ARH">
+  <w:comment w:id="134" w:author="Arne Risa Hole" w:date="2026-01-12T13:43:00Z" w:initials="ARH">
     <w:p>
       <w:pPr>
         <w:pStyle w:val="CommentText"/>
@@ -15651,7 +15822,7 @@
       </w:r>
     </w:p>
   </w:comment>
-  <w:comment w:id="97" w:author="Nick Christie" w:date="2026-01-19T10:54:00Z" w:initials="NC">
+  <w:comment w:id="135" w:author="Nick Christie" w:date="2026-01-19T10:54:00Z" w:initials="NC">
     <w:p>
       <w:pPr>
         <w:pStyle w:val="CommentText"/>
@@ -15666,11 +15837,11 @@
         <w:rPr>
           <w:lang w:val="sv-SE"/>
         </w:rPr>
-        <w:t>This can be clairified as to explain what is essentially the respondent’s budget for new housing.</w:t>
+        <w:t>Added clarification and how presented to respondents.</w:t>
       </w:r>
     </w:p>
   </w:comment>
-  <w:comment w:id="108" w:author="Arne Risa Hole" w:date="2026-01-12T13:39:00Z" w:initials="ARH">
+  <w:comment w:id="147" w:author="Arne Risa Hole" w:date="2026-01-12T13:39:00Z" w:initials="ARH">
     <w:p>
       <w:pPr>
         <w:pStyle w:val="CommentText"/>
@@ -15686,7 +15857,7 @@
       </w:r>
     </w:p>
   </w:comment>
-  <w:comment w:id="109" w:author="Nick Christie" w:date="2026-01-19T10:55:00Z" w:initials="NC">
+  <w:comment w:id="148" w:author="Nick Christie" w:date="2026-01-19T10:55:00Z" w:initials="NC">
     <w:p>
       <w:pPr>
         <w:pStyle w:val="CommentText"/>
@@ -15730,7 +15901,7 @@
       </w:r>
     </w:p>
   </w:comment>
-  <w:comment w:id="111" w:author="Arne Risa Hole" w:date="2026-01-12T13:41:00Z" w:initials="ARH">
+  <w:comment w:id="154" w:author="Arne Risa Hole" w:date="2026-01-12T13:41:00Z" w:initials="ARH">
     <w:p>
       <w:pPr>
         <w:pStyle w:val="CommentText"/>
@@ -15746,7 +15917,7 @@
       </w:r>
     </w:p>
   </w:comment>
-  <w:comment w:id="112" w:author="Nick Christie" w:date="2026-01-19T10:55:00Z" w:initials="NC">
+  <w:comment w:id="155" w:author="Nick Christie" w:date="2026-01-19T10:55:00Z" w:initials="NC">
     <w:p>
       <w:pPr>
         <w:pStyle w:val="CommentText"/>
@@ -15765,7 +15936,7 @@
       </w:r>
     </w:p>
   </w:comment>
-  <w:comment w:id="118" w:author="Arne Risa Hole" w:date="2026-01-12T13:41:00Z" w:initials="ARH">
+  <w:comment w:id="161" w:author="Arne Risa Hole" w:date="2026-01-12T13:41:00Z" w:initials="ARH">
     <w:p>
       <w:pPr>
         <w:pStyle w:val="CommentText"/>
@@ -15781,7 +15952,7 @@
       </w:r>
     </w:p>
   </w:comment>
-  <w:comment w:id="119" w:author="Nick Christie" w:date="2026-01-19T10:56:00Z" w:initials="NC">
+  <w:comment w:id="162" w:author="Nick Christie" w:date="2026-01-19T10:56:00Z" w:initials="NC">
     <w:p>
       <w:pPr>
         <w:pStyle w:val="CommentText"/>
@@ -15811,7 +15982,7 @@
       </w:r>
     </w:p>
   </w:comment>
-  <w:comment w:id="121" w:author="Arne Risa Hole" w:date="2026-01-12T13:46:00Z" w:initials="ARH">
+  <w:comment w:id="164" w:author="Arne Risa Hole" w:date="2026-01-12T13:46:00Z" w:initials="ARH">
     <w:p>
       <w:pPr>
         <w:pStyle w:val="CommentText"/>
@@ -15827,7 +15998,7 @@
       </w:r>
     </w:p>
   </w:comment>
-  <w:comment w:id="122" w:author="Nick Christie" w:date="2026-01-19T10:56:00Z" w:initials="NC">
+  <w:comment w:id="165" w:author="Nick Christie" w:date="2026-01-19T10:56:00Z" w:initials="NC">
     <w:p>
       <w:pPr>
         <w:pStyle w:val="CommentText"/>
@@ -15846,7 +16017,7 @@
       </w:r>
     </w:p>
   </w:comment>
-  <w:comment w:id="124" w:author="Arne Risa Hole" w:date="2026-01-12T13:48:00Z" w:initials="ARH">
+  <w:comment w:id="169" w:author="Arne Risa Hole" w:date="2026-01-12T13:48:00Z" w:initials="ARH">
     <w:p>
       <w:pPr>
         <w:pStyle w:val="CommentText"/>
@@ -15862,7 +16033,7 @@
       </w:r>
     </w:p>
   </w:comment>
-  <w:comment w:id="125" w:author="Nick Christie" w:date="2026-01-19T10:57:00Z" w:initials="NC">
+  <w:comment w:id="170" w:author="Nick Christie" w:date="2026-01-19T10:57:00Z" w:initials="NC">
     <w:p>
       <w:pPr>
         <w:pStyle w:val="CommentText"/>
@@ -15881,7 +16052,7 @@
       </w:r>
     </w:p>
   </w:comment>
-  <w:comment w:id="129" w:author="Susanne Iwarsson" w:date="2026-01-18T11:16:00Z" w:initials="SI">
+  <w:comment w:id="175" w:author="Susanne Iwarsson" w:date="2026-01-18T11:16:00Z" w:initials="SI">
     <w:p>
       <w:pPr>
         <w:pStyle w:val="CommentText"/>
@@ -15900,7 +16071,7 @@
       </w:r>
     </w:p>
   </w:comment>
-  <w:comment w:id="138" w:author="Arne Risa Hole" w:date="2026-01-12T13:51:00Z" w:initials="ARH">
+  <w:comment w:id="184" w:author="Arne Risa Hole" w:date="2026-01-12T13:51:00Z" w:initials="ARH">
     <w:p>
       <w:pPr>
         <w:pStyle w:val="CommentText"/>
@@ -15916,7 +16087,7 @@
       </w:r>
     </w:p>
   </w:comment>
-  <w:comment w:id="139" w:author="Nick Christie" w:date="2026-01-19T10:57:00Z" w:initials="NC">
+  <w:comment w:id="185" w:author="Nick Christie" w:date="2026-01-19T10:57:00Z" w:initials="NC">
     <w:p>
       <w:pPr>
         <w:pStyle w:val="CommentText"/>
@@ -15935,7 +16106,7 @@
       </w:r>
     </w:p>
   </w:comment>
-  <w:comment w:id="143" w:author="Arne Risa Hole" w:date="2026-01-12T14:19:00Z" w:initials="ARH">
+  <w:comment w:id="193" w:author="Arne Risa Hole" w:date="2026-01-12T14:19:00Z" w:initials="ARH">
     <w:p>
       <w:pPr>
         <w:pStyle w:val="CommentText"/>
@@ -15951,7 +16122,7 @@
       </w:r>
     </w:p>
   </w:comment>
-  <w:comment w:id="144" w:author="Nick Christie" w:date="2026-01-19T10:57:00Z" w:initials="NC">
+  <w:comment w:id="194" w:author="Nick Christie" w:date="2026-01-19T10:57:00Z" w:initials="NC">
     <w:p>
       <w:pPr>
         <w:pStyle w:val="CommentText"/>
@@ -15970,7 +16141,7 @@
       </w:r>
     </w:p>
   </w:comment>
-  <w:comment w:id="145" w:author="Arne Risa Hole" w:date="2026-01-12T13:54:00Z" w:initials="ARH">
+  <w:comment w:id="195" w:author="Arne Risa Hole" w:date="2026-01-12T13:54:00Z" w:initials="ARH">
     <w:p>
       <w:pPr>
         <w:pStyle w:val="CommentText"/>
@@ -15986,7 +16157,7 @@
       </w:r>
     </w:p>
   </w:comment>
-  <w:comment w:id="146" w:author="Nick Christie" w:date="2026-01-19T10:57:00Z" w:initials="NC">
+  <w:comment w:id="196" w:author="Nick Christie" w:date="2026-01-19T10:57:00Z" w:initials="NC">
     <w:p>
       <w:pPr>
         <w:pStyle w:val="CommentText"/>
@@ -16005,7 +16176,7 @@
       </w:r>
     </w:p>
   </w:comment>
-  <w:comment w:id="151" w:author="Arne Risa Hole" w:date="2026-01-12T13:56:00Z" w:initials="ARH">
+  <w:comment w:id="202" w:author="Arne Risa Hole" w:date="2026-01-12T13:56:00Z" w:initials="ARH">
     <w:p>
       <w:pPr>
         <w:pStyle w:val="CommentText"/>
@@ -16021,7 +16192,7 @@
       </w:r>
     </w:p>
   </w:comment>
-  <w:comment w:id="152" w:author="Nick Christie" w:date="2026-01-19T10:58:00Z" w:initials="NC">
+  <w:comment w:id="203" w:author="Nick Christie" w:date="2026-01-19T10:58:00Z" w:initials="NC">
     <w:p>
       <w:pPr>
         <w:pStyle w:val="CommentText"/>
@@ -16040,7 +16211,7 @@
       </w:r>
     </w:p>
   </w:comment>
-  <w:comment w:id="153" w:author="Susanne Iwarsson" w:date="2026-01-18T11:19:00Z" w:initials="SI">
+  <w:comment w:id="204" w:author="Susanne Iwarsson" w:date="2026-01-18T11:19:00Z" w:initials="SI">
     <w:p>
       <w:pPr>
         <w:pStyle w:val="CommentText"/>
@@ -16059,7 +16230,7 @@
       </w:r>
     </w:p>
   </w:comment>
-  <w:comment w:id="154" w:author="Arne Risa Hole" w:date="2026-01-12T13:55:00Z" w:initials="ARH">
+  <w:comment w:id="205" w:author="Arne Risa Hole" w:date="2026-01-12T13:55:00Z" w:initials="ARH">
     <w:p>
       <w:pPr>
         <w:pStyle w:val="CommentText"/>
@@ -16075,7 +16246,7 @@
       </w:r>
     </w:p>
   </w:comment>
-  <w:comment w:id="155" w:author="Nick Christie" w:date="2026-01-19T10:59:00Z" w:initials="NC">
+  <w:comment w:id="206" w:author="Nick Christie" w:date="2026-01-19T10:59:00Z" w:initials="NC">
     <w:p>
       <w:pPr>
         <w:pStyle w:val="CommentText"/>
@@ -16094,7 +16265,7 @@
       </w:r>
     </w:p>
   </w:comment>
-  <w:comment w:id="166" w:author="Arne Risa Hole" w:date="2026-01-12T13:59:00Z" w:initials="ARH">
+  <w:comment w:id="217" w:author="Arne Risa Hole" w:date="2026-01-12T13:59:00Z" w:initials="ARH">
     <w:p>
       <w:pPr>
         <w:pStyle w:val="CommentText"/>
@@ -16110,7 +16281,7 @@
       </w:r>
     </w:p>
   </w:comment>
-  <w:comment w:id="167" w:author="Nick Christie" w:date="2026-01-19T10:59:00Z" w:initials="NC">
+  <w:comment w:id="218" w:author="Nick Christie" w:date="2026-01-19T10:59:00Z" w:initials="NC">
     <w:p>
       <w:pPr>
         <w:pStyle w:val="CommentText"/>
@@ -16129,7 +16300,7 @@
       </w:r>
     </w:p>
   </w:comment>
-  <w:comment w:id="178" w:author="Arne Risa Hole" w:date="2026-01-12T14:14:00Z" w:initials="ARH">
+  <w:comment w:id="229" w:author="Arne Risa Hole" w:date="2026-01-12T14:14:00Z" w:initials="ARH">
     <w:p>
       <w:pPr>
         <w:pStyle w:val="CommentText"/>
@@ -16145,7 +16316,7 @@
       </w:r>
     </w:p>
   </w:comment>
-  <w:comment w:id="179" w:author="Susanne Iwarsson" w:date="2026-01-18T11:23:00Z" w:initials="SI">
+  <w:comment w:id="230" w:author="Susanne Iwarsson" w:date="2026-01-18T11:23:00Z" w:initials="SI">
     <w:p>
       <w:pPr>
         <w:pStyle w:val="CommentText"/>
@@ -16164,7 +16335,7 @@
       </w:r>
     </w:p>
   </w:comment>
-  <w:comment w:id="180" w:author="Nick Christie" w:date="2026-01-19T11:00:00Z" w:initials="NC">
+  <w:comment w:id="231" w:author="Nick Christie" w:date="2026-01-19T11:00:00Z" w:initials="NC">
     <w:p>
       <w:pPr>
         <w:pStyle w:val="CommentText"/>
@@ -16183,7 +16354,7 @@
       </w:r>
     </w:p>
   </w:comment>
-  <w:comment w:id="194" w:author="Susanne Iwarsson" w:date="2026-01-18T11:33:00Z" w:initials="SI">
+  <w:comment w:id="245" w:author="Susanne Iwarsson" w:date="2026-01-18T11:33:00Z" w:initials="SI">
     <w:p>
       <w:pPr>
         <w:pStyle w:val="CommentText"/>
@@ -16202,7 +16373,7 @@
       </w:r>
     </w:p>
   </w:comment>
-  <w:comment w:id="193" w:author="Susanne Iwarsson" w:date="2026-01-18T11:32:00Z" w:initials="SI">
+  <w:comment w:id="244" w:author="Susanne Iwarsson" w:date="2026-01-18T11:32:00Z" w:initials="SI">
     <w:p>
       <w:pPr>
         <w:pStyle w:val="CommentText"/>
@@ -16221,7 +16392,7 @@
       </w:r>
     </w:p>
   </w:comment>
-  <w:comment w:id="196" w:author="Susanne Iwarsson" w:date="2026-01-18T11:34:00Z" w:initials="SI">
+  <w:comment w:id="247" w:author="Susanne Iwarsson" w:date="2026-01-18T11:34:00Z" w:initials="SI">
     <w:p>
       <w:pPr>
         <w:pStyle w:val="CommentText"/>
@@ -16240,7 +16411,7 @@
       </w:r>
     </w:p>
   </w:comment>
-  <w:comment w:id="197" w:author="Arne Risa Hole" w:date="2026-01-12T14:23:00Z" w:initials="ARH">
+  <w:comment w:id="249" w:author="Arne Risa Hole" w:date="2026-01-12T14:23:00Z" w:initials="ARH">
     <w:p>
       <w:pPr>
         <w:pStyle w:val="CommentText"/>
@@ -16256,7 +16427,7 @@
       </w:r>
     </w:p>
   </w:comment>
-  <w:comment w:id="198" w:author="Nick Christie" w:date="2026-01-19T11:01:00Z" w:initials="NC">
+  <w:comment w:id="250" w:author="Nick Christie" w:date="2026-01-19T11:01:00Z" w:initials="NC">
     <w:p>
       <w:pPr>
         <w:pStyle w:val="CommentText"/>
@@ -16275,7 +16446,7 @@
       </w:r>
     </w:p>
   </w:comment>
-  <w:comment w:id="199" w:author="Susanne Iwarsson" w:date="2026-01-18T11:35:00Z" w:initials="SI">
+  <w:comment w:id="248" w:author="Susanne Iwarsson" w:date="2026-01-18T11:35:00Z" w:initials="SI">
     <w:p>
       <w:pPr>
         <w:pStyle w:val="CommentText"/>
@@ -16294,7 +16465,7 @@
       </w:r>
     </w:p>
   </w:comment>
-  <w:comment w:id="204" w:author="Arne Risa Hole" w:date="2026-01-12T14:25:00Z" w:initials="ARH">
+  <w:comment w:id="255" w:author="Arne Risa Hole" w:date="2026-01-12T14:25:00Z" w:initials="ARH">
     <w:p>
       <w:pPr>
         <w:pStyle w:val="CommentText"/>
@@ -16310,7 +16481,7 @@
       </w:r>
     </w:p>
   </w:comment>
-  <w:comment w:id="205" w:author="Nick Christie" w:date="2026-01-19T11:03:00Z" w:initials="NC">
+  <w:comment w:id="256" w:author="Nick Christie" w:date="2026-01-19T11:03:00Z" w:initials="NC">
     <w:p>
       <w:pPr>
         <w:pStyle w:val="CommentText"/>
@@ -16329,7 +16500,7 @@
       </w:r>
     </w:p>
   </w:comment>
-  <w:comment w:id="201" w:author="Susanne Iwarsson" w:date="2026-01-18T11:36:00Z" w:initials="SI">
+  <w:comment w:id="252" w:author="Susanne Iwarsson" w:date="2026-01-18T11:36:00Z" w:initials="SI">
     <w:p>
       <w:pPr>
         <w:pStyle w:val="CommentText"/>
@@ -16348,7 +16519,7 @@
       </w:r>
     </w:p>
   </w:comment>
-  <w:comment w:id="209" w:author="Arne Risa Hole" w:date="2026-01-12T14:28:00Z" w:initials="ARH">
+  <w:comment w:id="260" w:author="Arne Risa Hole" w:date="2026-01-12T14:28:00Z" w:initials="ARH">
     <w:p>
       <w:pPr>
         <w:pStyle w:val="CommentText"/>
@@ -16364,7 +16535,7 @@
       </w:r>
     </w:p>
   </w:comment>
-  <w:comment w:id="210" w:author="Nick Christie" w:date="2026-01-19T11:03:00Z" w:initials="NC">
+  <w:comment w:id="261" w:author="Nick Christie" w:date="2026-01-19T11:03:00Z" w:initials="NC">
     <w:p>
       <w:pPr>
         <w:pStyle w:val="CommentText"/>
@@ -16383,7 +16554,7 @@
       </w:r>
     </w:p>
   </w:comment>
-  <w:comment w:id="214" w:author="Arne Risa Hole" w:date="2026-01-12T14:29:00Z" w:initials="ARH">
+  <w:comment w:id="269" w:author="Arne Risa Hole" w:date="2026-01-12T14:29:00Z" w:initials="ARH">
     <w:p>
       <w:pPr>
         <w:pStyle w:val="CommentText"/>
@@ -16399,7 +16570,7 @@
       </w:r>
     </w:p>
   </w:comment>
-  <w:comment w:id="215" w:author="Nick Christie" w:date="2026-01-19T11:03:00Z" w:initials="NC">
+  <w:comment w:id="270" w:author="Nick Christie" w:date="2026-01-19T11:03:00Z" w:initials="NC">
     <w:p>
       <w:pPr>
         <w:pStyle w:val="CommentText"/>
@@ -16418,7 +16589,7 @@
       </w:r>
     </w:p>
   </w:comment>
-  <w:comment w:id="218" w:author="Susanne Iwarsson" w:date="2026-01-18T11:37:00Z" w:initials="SI">
+  <w:comment w:id="273" w:author="Susanne Iwarsson" w:date="2026-01-18T11:37:00Z" w:initials="SI">
     <w:p>
       <w:pPr>
         <w:pStyle w:val="CommentText"/>
@@ -16437,7 +16608,7 @@
       </w:r>
     </w:p>
   </w:comment>
-  <w:comment w:id="222" w:author="Arne Risa Hole" w:date="2026-01-12T14:30:00Z" w:initials="ARH">
+  <w:comment w:id="277" w:author="Arne Risa Hole" w:date="2026-01-12T14:30:00Z" w:initials="ARH">
     <w:p>
       <w:pPr>
         <w:pStyle w:val="CommentText"/>
@@ -16453,7 +16624,7 @@
       </w:r>
     </w:p>
   </w:comment>
-  <w:comment w:id="223" w:author="Nick Christie" w:date="2026-01-19T11:04:00Z" w:initials="NC">
+  <w:comment w:id="278" w:author="Nick Christie" w:date="2026-01-19T11:04:00Z" w:initials="NC">
     <w:p>
       <w:pPr>
         <w:pStyle w:val="CommentText"/>
@@ -16472,7 +16643,7 @@
       </w:r>
     </w:p>
   </w:comment>
-  <w:comment w:id="232" w:author="Susanne Iwarsson" w:date="2026-01-18T11:39:00Z" w:initials="SI">
+  <w:comment w:id="287" w:author="Susanne Iwarsson" w:date="2026-01-18T11:39:00Z" w:initials="SI">
     <w:p>
       <w:pPr>
         <w:pStyle w:val="CommentText"/>
@@ -16491,7 +16662,7 @@
       </w:r>
     </w:p>
   </w:comment>
-  <w:comment w:id="237" w:author="Arne Risa Hole" w:date="2026-01-12T16:22:00Z" w:initials="ARH">
+  <w:comment w:id="292" w:author="Arne Risa Hole" w:date="2026-01-12T16:22:00Z" w:initials="ARH">
     <w:p>
       <w:pPr>
         <w:pStyle w:val="CommentText"/>
@@ -16507,7 +16678,7 @@
       </w:r>
     </w:p>
   </w:comment>
-  <w:comment w:id="238" w:author="Nick Christie" w:date="2026-01-19T11:04:00Z" w:initials="NC">
+  <w:comment w:id="293" w:author="Nick Christie" w:date="2026-01-19T11:04:00Z" w:initials="NC">
     <w:p>
       <w:pPr>
         <w:pStyle w:val="CommentText"/>
@@ -16526,7 +16697,7 @@
       </w:r>
     </w:p>
   </w:comment>
-  <w:comment w:id="235" w:author="Susanne Iwarsson" w:date="2026-01-18T11:39:00Z" w:initials="SI">
+  <w:comment w:id="290" w:author="Susanne Iwarsson" w:date="2026-01-18T11:39:00Z" w:initials="SI">
     <w:p>
       <w:pPr>
         <w:pStyle w:val="CommentText"/>
@@ -16545,7 +16716,7 @@
       </w:r>
     </w:p>
   </w:comment>
-  <w:comment w:id="241" w:author="Arne Risa Hole" w:date="2026-01-12T16:30:00Z" w:initials="ARH">
+  <w:comment w:id="296" w:author="Arne Risa Hole" w:date="2026-01-12T16:30:00Z" w:initials="ARH">
     <w:p>
       <w:pPr>
         <w:pStyle w:val="CommentText"/>
@@ -16561,7 +16732,7 @@
       </w:r>
     </w:p>
   </w:comment>
-  <w:comment w:id="242" w:author="Nick Christie" w:date="2026-01-19T11:04:00Z" w:initials="NC">
+  <w:comment w:id="297" w:author="Nick Christie" w:date="2026-01-19T11:04:00Z" w:initials="NC">
     <w:p>
       <w:pPr>
         <w:pStyle w:val="CommentText"/>
@@ -16580,7 +16751,7 @@
       </w:r>
     </w:p>
   </w:comment>
-  <w:comment w:id="247" w:author="Susanne Iwarsson" w:date="2026-01-18T11:40:00Z" w:initials="SI">
+  <w:comment w:id="302" w:author="Susanne Iwarsson" w:date="2026-01-18T11:40:00Z" w:initials="SI">
     <w:p>
       <w:pPr>
         <w:pStyle w:val="CommentText"/>
@@ -16599,7 +16770,7 @@
       </w:r>
     </w:p>
   </w:comment>
-  <w:comment w:id="252" w:author="Arne Risa Hole" w:date="2026-01-12T16:29:00Z" w:initials="ARH">
+  <w:comment w:id="307" w:author="Arne Risa Hole" w:date="2026-01-12T16:29:00Z" w:initials="ARH">
     <w:p>
       <w:pPr>
         <w:pStyle w:val="CommentText"/>
@@ -16615,7 +16786,7 @@
       </w:r>
     </w:p>
   </w:comment>
-  <w:comment w:id="253" w:author="Nick Christie" w:date="2026-01-19T11:05:00Z" w:initials="NC">
+  <w:comment w:id="308" w:author="Nick Christie" w:date="2026-01-19T11:05:00Z" w:initials="NC">
     <w:p>
       <w:pPr>
         <w:pStyle w:val="CommentText"/>
@@ -16634,7 +16805,7 @@
       </w:r>
     </w:p>
   </w:comment>
-  <w:comment w:id="257" w:author="Arne Risa Hole" w:date="2026-01-12T16:39:00Z" w:initials="ARH">
+  <w:comment w:id="312" w:author="Arne Risa Hole" w:date="2026-01-12T16:39:00Z" w:initials="ARH">
     <w:p>
       <w:pPr>
         <w:pStyle w:val="CommentText"/>
@@ -16650,7 +16821,7 @@
       </w:r>
     </w:p>
   </w:comment>
-  <w:comment w:id="258" w:author="Nick Christie" w:date="2026-01-19T11:05:00Z" w:initials="NC">
+  <w:comment w:id="313" w:author="Nick Christie" w:date="2026-01-19T11:05:00Z" w:initials="NC">
     <w:p>
       <w:pPr>
         <w:pStyle w:val="CommentText"/>
@@ -16669,7 +16840,7 @@
       </w:r>
     </w:p>
   </w:comment>
-  <w:comment w:id="264" w:author="Susanne Iwarsson" w:date="2026-01-18T11:43:00Z" w:initials="SI">
+  <w:comment w:id="319" w:author="Susanne Iwarsson" w:date="2026-01-18T11:43:00Z" w:initials="SI">
     <w:p>
       <w:pPr>
         <w:pStyle w:val="CommentText"/>
@@ -16688,7 +16859,7 @@
       </w:r>
     </w:p>
   </w:comment>
-  <w:comment w:id="277" w:author="Susanne Iwarsson" w:date="2026-01-18T11:47:00Z" w:initials="SI">
+  <w:comment w:id="332" w:author="Susanne Iwarsson" w:date="2026-01-18T11:47:00Z" w:initials="SI">
     <w:p>
       <w:pPr>
         <w:pStyle w:val="CommentText"/>
@@ -16707,7 +16878,7 @@
       </w:r>
     </w:p>
   </w:comment>
-  <w:comment w:id="288" w:author="Susanne Iwarsson" w:date="2026-01-18T11:49:00Z" w:initials="SI">
+  <w:comment w:id="343" w:author="Susanne Iwarsson" w:date="2026-01-18T11:49:00Z" w:initials="SI">
     <w:p>
       <w:pPr>
         <w:pStyle w:val="CommentText"/>
@@ -16726,7 +16897,7 @@
       </w:r>
     </w:p>
   </w:comment>
-  <w:comment w:id="293" w:author="Arne Risa Hole" w:date="2026-01-12T16:43:00Z" w:initials="ARH">
+  <w:comment w:id="348" w:author="Arne Risa Hole" w:date="2026-01-12T16:43:00Z" w:initials="ARH">
     <w:p>
       <w:pPr>
         <w:pStyle w:val="CommentText"/>
@@ -16742,7 +16913,7 @@
       </w:r>
     </w:p>
   </w:comment>
-  <w:comment w:id="294" w:author="Nick Christie" w:date="2026-01-19T11:06:00Z" w:initials="NC">
+  <w:comment w:id="349" w:author="Nick Christie" w:date="2026-01-19T11:06:00Z" w:initials="NC">
     <w:p>
       <w:pPr>
         <w:pStyle w:val="CommentText"/>
@@ -16867,51 +17038,255 @@
   <w16cex:commentExtensible w16cex:durableId="3D0AF626" w16cex:dateUtc="2026-01-19T09:46:00Z"/>
   <w16cex:commentExtensible w16cex:durableId="5AEFCD1F" w16cex:dateUtc="2026-01-12T15:50:00Z"/>
   <w16cex:commentExtensible w16cex:durableId="36F314D8" w16cex:dateUtc="2026-01-19T09:51:00Z"/>
-  <w16cex:commentExtensible w16cex:durableId="1491262B" w16cex:dateUtc="2026-01-12T15:52:00Z"/>
+  <w16cex:commentExtensible w16cex:durableId="1491262B" w16cex:dateUtc="2026-01-12T15:52:00Z">
+    <w16cex:extLst>
+      <w16:ext w16:uri="{CE6994B0-6A32-4C9F-8C6B-6E91EDA988CE}">
+        <cr:reactions xmlns:cr="http://schemas.microsoft.com/office/comments/2020/reactions">
+          <cr:reaction reactionType="1">
+            <cr:reactionInfo dateUtc="2026-04-14T08:52:16Z">
+              <cr:user userId="S::ni3054ch@lu.se::3274efac-8c4f-42e3-b5c9-d4875b4ddb73" userProvider="AD" userName="Nick Christie"/>
+            </cr:reactionInfo>
+          </cr:reaction>
+        </cr:reactions>
+      </w16:ext>
+    </w16cex:extLst>
+  </w16cex:commentExtensible>
   <w16cex:commentExtensible w16cex:durableId="41BCEC34" w16cex:dateUtc="2026-01-19T09:51:00Z"/>
   <w16cex:commentExtensible w16cex:durableId="1B9AEC83" w16cex:dateUtc="2026-01-18T09:29:00Z"/>
   <w16cex:commentExtensible w16cex:durableId="13A5C805" w16cex:dateUtc="2026-01-18T09:46:00Z"/>
-  <w16cex:commentExtensible w16cex:durableId="2BBE88C1" w16cex:dateUtc="2026-01-12T12:09:00Z"/>
+  <w16cex:commentExtensible w16cex:durableId="2BBE88C1" w16cex:dateUtc="2026-01-12T12:09:00Z">
+    <w16cex:extLst>
+      <w16:ext w16:uri="{CE6994B0-6A32-4C9F-8C6B-6E91EDA988CE}">
+        <cr:reactions xmlns:cr="http://schemas.microsoft.com/office/comments/2020/reactions">
+          <cr:reaction reactionType="1">
+            <cr:reactionInfo dateUtc="2026-04-14T08:52:22Z">
+              <cr:user userId="S::ni3054ch@lu.se::3274efac-8c4f-42e3-b5c9-d4875b4ddb73" userProvider="AD" userName="Nick Christie"/>
+            </cr:reactionInfo>
+          </cr:reaction>
+        </cr:reactions>
+      </w16:ext>
+    </w16cex:extLst>
+  </w16cex:commentExtensible>
   <w16cex:commentExtensible w16cex:durableId="3D9F3F6E" w16cex:dateUtc="2026-01-19T09:52:00Z"/>
-  <w16cex:commentExtensible w16cex:durableId="4A3AFB0C" w16cex:dateUtc="2026-01-18T09:52:00Z"/>
+  <w16cex:commentExtensible w16cex:durableId="4A3AFB0C" w16cex:dateUtc="2026-01-18T09:52:00Z">
+    <w16cex:extLst>
+      <w16:ext w16:uri="{CE6994B0-6A32-4C9F-8C6B-6E91EDA988CE}">
+        <cr:reactions xmlns:cr="http://schemas.microsoft.com/office/comments/2020/reactions">
+          <cr:reaction reactionType="1">
+            <cr:reactionInfo dateUtc="2026-04-14T08:34:33Z">
+              <cr:user userId="S::ni3054ch@lu.se::3274efac-8c4f-42e3-b5c9-d4875b4ddb73" userProvider="AD" userName="Nick Christie"/>
+            </cr:reactionInfo>
+          </cr:reaction>
+        </cr:reactions>
+      </w16:ext>
+    </w16cex:extLst>
+  </w16cex:commentExtensible>
   <w16cex:commentExtensible w16cex:durableId="030EF2DF" w16cex:dateUtc="2026-01-18T09:53:00Z"/>
   <w16cex:commentExtensible w16cex:durableId="3DCB26CE" w16cex:dateUtc="2026-01-18T09:53:00Z"/>
   <w16cex:commentExtensible w16cex:durableId="2903F108" w16cex:dateUtc="2026-01-18T09:55:00Z"/>
   <w16cex:commentExtensible w16cex:durableId="5CB9D8A6" w16cex:dateUtc="2026-01-18T09:55:00Z"/>
-  <w16cex:commentExtensible w16cex:durableId="73300AEF" w16cex:dateUtc="2026-01-12T12:15:00Z"/>
+  <w16cex:commentExtensible w16cex:durableId="73300AEF" w16cex:dateUtc="2026-01-12T12:15:00Z">
+    <w16cex:extLst>
+      <w16:ext w16:uri="{CE6994B0-6A32-4C9F-8C6B-6E91EDA988CE}">
+        <cr:reactions xmlns:cr="http://schemas.microsoft.com/office/comments/2020/reactions">
+          <cr:reaction reactionType="1">
+            <cr:reactionInfo dateUtc="2026-04-14T08:52:31Z">
+              <cr:user userId="S::ni3054ch@lu.se::3274efac-8c4f-42e3-b5c9-d4875b4ddb73" userProvider="AD" userName="Nick Christie"/>
+            </cr:reactionInfo>
+          </cr:reaction>
+        </cr:reactions>
+      </w16:ext>
+    </w16cex:extLst>
+  </w16cex:commentExtensible>
   <w16cex:commentExtensible w16cex:durableId="00C7B34B" w16cex:dateUtc="2026-01-19T09:53:00Z"/>
   <w16cex:commentExtensible w16cex:durableId="21104665" w16cex:dateUtc="2026-01-12T12:18:00Z"/>
   <w16cex:commentExtensible w16cex:durableId="37657B8C" w16cex:dateUtc="2026-01-19T09:53:00Z"/>
-  <w16cex:commentExtensible w16cex:durableId="42D5EF63" w16cex:dateUtc="2026-01-12T12:21:00Z"/>
+  <w16cex:commentExtensible w16cex:durableId="42D5EF63" w16cex:dateUtc="2026-01-12T12:21:00Z">
+    <w16cex:extLst>
+      <w16:ext w16:uri="{CE6994B0-6A32-4C9F-8C6B-6E91EDA988CE}">
+        <cr:reactions xmlns:cr="http://schemas.microsoft.com/office/comments/2020/reactions">
+          <cr:reaction reactionType="1">
+            <cr:reactionInfo dateUtc="2026-04-14T08:52:37Z">
+              <cr:user userId="S::ni3054ch@lu.se::3274efac-8c4f-42e3-b5c9-d4875b4ddb73" userProvider="AD" userName="Nick Christie"/>
+            </cr:reactionInfo>
+          </cr:reaction>
+        </cr:reactions>
+      </w16:ext>
+    </w16cex:extLst>
+  </w16cex:commentExtensible>
   <w16cex:commentExtensible w16cex:durableId="2EEA9EDB" w16cex:dateUtc="2026-01-19T09:53:00Z"/>
-  <w16cex:commentExtensible w16cex:durableId="6B149872" w16cex:dateUtc="2026-01-12T12:23:00Z"/>
+  <w16cex:commentExtensible w16cex:durableId="6B149872" w16cex:dateUtc="2026-01-12T12:23:00Z">
+    <w16cex:extLst>
+      <w16:ext w16:uri="{CE6994B0-6A32-4C9F-8C6B-6E91EDA988CE}">
+        <cr:reactions xmlns:cr="http://schemas.microsoft.com/office/comments/2020/reactions">
+          <cr:reaction reactionType="1">
+            <cr:reactionInfo dateUtc="2026-04-14T08:37:53Z">
+              <cr:user userId="S::ni3054ch@lu.se::3274efac-8c4f-42e3-b5c9-d4875b4ddb73" userProvider="AD" userName="Nick Christie"/>
+            </cr:reactionInfo>
+          </cr:reaction>
+        </cr:reactions>
+      </w16:ext>
+    </w16cex:extLst>
+  </w16cex:commentExtensible>
   <w16cex:commentExtensible w16cex:durableId="2EBB91D8" w16cex:dateUtc="2026-01-18T10:25:00Z"/>
-  <w16cex:commentExtensible w16cex:durableId="1F9DB382" w16cex:dateUtc="2026-01-12T12:25:00Z"/>
+  <w16cex:commentExtensible w16cex:durableId="1F9DB382" w16cex:dateUtc="2026-01-12T12:25:00Z">
+    <w16cex:extLst>
+      <w16:ext w16:uri="{CE6994B0-6A32-4C9F-8C6B-6E91EDA988CE}">
+        <cr:reactions xmlns:cr="http://schemas.microsoft.com/office/comments/2020/reactions">
+          <cr:reaction reactionType="1">
+            <cr:reactionInfo dateUtc="2026-04-14T08:52:42Z">
+              <cr:user userId="S::ni3054ch@lu.se::3274efac-8c4f-42e3-b5c9-d4875b4ddb73" userProvider="AD" userName="Nick Christie"/>
+            </cr:reactionInfo>
+          </cr:reaction>
+        </cr:reactions>
+      </w16:ext>
+    </w16cex:extLst>
+  </w16cex:commentExtensible>
   <w16cex:commentExtensible w16cex:durableId="1E15B794" w16cex:dateUtc="2026-01-19T09:54:00Z"/>
   <w16cex:commentExtensible w16cex:durableId="2D85B11A" w16cex:dateUtc="2026-01-18T10:06:00Z"/>
-  <w16cex:commentExtensible w16cex:durableId="05A9DB9B" w16cex:dateUtc="2026-01-12T12:26:00Z"/>
+  <w16cex:commentExtensible w16cex:durableId="05A9DB9B" w16cex:dateUtc="2026-01-12T12:26:00Z">
+    <w16cex:extLst>
+      <w16:ext w16:uri="{CE6994B0-6A32-4C9F-8C6B-6E91EDA988CE}">
+        <cr:reactions xmlns:cr="http://schemas.microsoft.com/office/comments/2020/reactions">
+          <cr:reaction reactionType="1">
+            <cr:reactionInfo dateUtc="2026-04-14T08:52:44Z">
+              <cr:user userId="S::ni3054ch@lu.se::3274efac-8c4f-42e3-b5c9-d4875b4ddb73" userProvider="AD" userName="Nick Christie"/>
+            </cr:reactionInfo>
+          </cr:reaction>
+        </cr:reactions>
+      </w16:ext>
+    </w16cex:extLst>
+  </w16cex:commentExtensible>
   <w16cex:commentExtensible w16cex:durableId="3987312E" w16cex:dateUtc="2026-01-19T09:54:00Z"/>
   <w16cex:commentExtensible w16cex:durableId="0A9E02D3" w16cex:dateUtc="2026-01-18T10:10:00Z"/>
-  <w16cex:commentExtensible w16cex:durableId="2450B018" w16cex:dateUtc="2026-01-12T12:43:00Z"/>
+  <w16cex:commentExtensible w16cex:durableId="2450B018" w16cex:dateUtc="2026-01-12T12:43:00Z">
+    <w16cex:extLst>
+      <w16:ext w16:uri="{CE6994B0-6A32-4C9F-8C6B-6E91EDA988CE}">
+        <cr:reactions xmlns:cr="http://schemas.microsoft.com/office/comments/2020/reactions">
+          <cr:reaction reactionType="1">
+            <cr:reactionInfo dateUtc="2026-04-14T08:52:47Z">
+              <cr:user userId="S::ni3054ch@lu.se::3274efac-8c4f-42e3-b5c9-d4875b4ddb73" userProvider="AD" userName="Nick Christie"/>
+            </cr:reactionInfo>
+          </cr:reaction>
+        </cr:reactions>
+      </w16:ext>
+    </w16cex:extLst>
+  </w16cex:commentExtensible>
   <w16cex:commentExtensible w16cex:durableId="63E55A7E" w16cex:dateUtc="2026-01-19T09:54:00Z"/>
-  <w16cex:commentExtensible w16cex:durableId="364FFA88" w16cex:dateUtc="2026-01-12T12:39:00Z"/>
+  <w16cex:commentExtensible w16cex:durableId="364FFA88" w16cex:dateUtc="2026-01-12T12:39:00Z">
+    <w16cex:extLst>
+      <w16:ext w16:uri="{CE6994B0-6A32-4C9F-8C6B-6E91EDA988CE}">
+        <cr:reactions xmlns:cr="http://schemas.microsoft.com/office/comments/2020/reactions">
+          <cr:reaction reactionType="1">
+            <cr:reactionInfo dateUtc="2026-04-14T08:52:51Z">
+              <cr:user userId="S::ni3054ch@lu.se::3274efac-8c4f-42e3-b5c9-d4875b4ddb73" userProvider="AD" userName="Nick Christie"/>
+            </cr:reactionInfo>
+          </cr:reaction>
+        </cr:reactions>
+      </w16:ext>
+    </w16cex:extLst>
+  </w16cex:commentExtensible>
   <w16cex:commentExtensible w16cex:durableId="1D2A38E5" w16cex:dateUtc="2026-01-19T09:55:00Z"/>
-  <w16cex:commentExtensible w16cex:durableId="2FFA76DF" w16cex:dateUtc="2026-01-12T12:41:00Z"/>
+  <w16cex:commentExtensible w16cex:durableId="2FFA76DF" w16cex:dateUtc="2026-01-12T12:41:00Z">
+    <w16cex:extLst>
+      <w16:ext w16:uri="{CE6994B0-6A32-4C9F-8C6B-6E91EDA988CE}">
+        <cr:reactions xmlns:cr="http://schemas.microsoft.com/office/comments/2020/reactions">
+          <cr:reaction reactionType="1">
+            <cr:reactionInfo dateUtc="2026-04-14T08:52:52Z">
+              <cr:user userId="S::ni3054ch@lu.se::3274efac-8c4f-42e3-b5c9-d4875b4ddb73" userProvider="AD" userName="Nick Christie"/>
+            </cr:reactionInfo>
+          </cr:reaction>
+        </cr:reactions>
+      </w16:ext>
+    </w16cex:extLst>
+  </w16cex:commentExtensible>
   <w16cex:commentExtensible w16cex:durableId="752C6C07" w16cex:dateUtc="2026-01-19T09:55:00Z"/>
   <w16cex:commentExtensible w16cex:durableId="6A3AAEAD" w16cex:dateUtc="2026-01-12T12:41:00Z"/>
   <w16cex:commentExtensible w16cex:durableId="10679277" w16cex:dateUtc="2026-01-19T09:56:00Z"/>
-  <w16cex:commentExtensible w16cex:durableId="5E4E5464" w16cex:dateUtc="2026-01-12T12:46:00Z"/>
+  <w16cex:commentExtensible w16cex:durableId="5E4E5464" w16cex:dateUtc="2026-01-12T12:46:00Z">
+    <w16cex:extLst>
+      <w16:ext w16:uri="{CE6994B0-6A32-4C9F-8C6B-6E91EDA988CE}">
+        <cr:reactions xmlns:cr="http://schemas.microsoft.com/office/comments/2020/reactions">
+          <cr:reaction reactionType="1">
+            <cr:reactionInfo dateUtc="2026-04-14T08:52:03Z">
+              <cr:user userId="S::ni3054ch@lu.se::3274efac-8c4f-42e3-b5c9-d4875b4ddb73" userProvider="AD" userName="Nick Christie"/>
+            </cr:reactionInfo>
+          </cr:reaction>
+        </cr:reactions>
+      </w16:ext>
+    </w16cex:extLst>
+  </w16cex:commentExtensible>
   <w16cex:commentExtensible w16cex:durableId="3964476E" w16cex:dateUtc="2026-01-19T09:56:00Z"/>
-  <w16cex:commentExtensible w16cex:durableId="0A6F79F5" w16cex:dateUtc="2026-01-12T12:48:00Z"/>
+  <w16cex:commentExtensible w16cex:durableId="0A6F79F5" w16cex:dateUtc="2026-01-12T12:48:00Z">
+    <w16cex:extLst>
+      <w16:ext w16:uri="{CE6994B0-6A32-4C9F-8C6B-6E91EDA988CE}">
+        <cr:reactions xmlns:cr="http://schemas.microsoft.com/office/comments/2020/reactions">
+          <cr:reaction reactionType="1">
+            <cr:reactionInfo dateUtc="2026-04-14T08:52:00Z">
+              <cr:user userId="S::ni3054ch@lu.se::3274efac-8c4f-42e3-b5c9-d4875b4ddb73" userProvider="AD" userName="Nick Christie"/>
+            </cr:reactionInfo>
+          </cr:reaction>
+        </cr:reactions>
+      </w16:ext>
+    </w16cex:extLst>
+  </w16cex:commentExtensible>
   <w16cex:commentExtensible w16cex:durableId="1E9EAB41" w16cex:dateUtc="2026-01-19T09:57:00Z"/>
   <w16cex:commentExtensible w16cex:durableId="58E822AA" w16cex:dateUtc="2026-01-18T10:16:00Z"/>
-  <w16cex:commentExtensible w16cex:durableId="16B2664C" w16cex:dateUtc="2026-01-12T12:51:00Z"/>
+  <w16cex:commentExtensible w16cex:durableId="16B2664C" w16cex:dateUtc="2026-01-12T12:51:00Z">
+    <w16cex:extLst>
+      <w16:ext w16:uri="{CE6994B0-6A32-4C9F-8C6B-6E91EDA988CE}">
+        <cr:reactions xmlns:cr="http://schemas.microsoft.com/office/comments/2020/reactions">
+          <cr:reaction reactionType="1">
+            <cr:reactionInfo dateUtc="2026-04-14T08:51:55Z">
+              <cr:user userId="S::ni3054ch@lu.se::3274efac-8c4f-42e3-b5c9-d4875b4ddb73" userProvider="AD" userName="Nick Christie"/>
+            </cr:reactionInfo>
+          </cr:reaction>
+        </cr:reactions>
+      </w16:ext>
+    </w16cex:extLst>
+  </w16cex:commentExtensible>
   <w16cex:commentExtensible w16cex:durableId="354217C7" w16cex:dateUtc="2026-01-19T09:57:00Z"/>
-  <w16cex:commentExtensible w16cex:durableId="22AD3D82" w16cex:dateUtc="2026-01-12T13:19:00Z"/>
+  <w16cex:commentExtensible w16cex:durableId="22AD3D82" w16cex:dateUtc="2026-01-12T13:19:00Z">
+    <w16cex:extLst>
+      <w16:ext w16:uri="{CE6994B0-6A32-4C9F-8C6B-6E91EDA988CE}">
+        <cr:reactions xmlns:cr="http://schemas.microsoft.com/office/comments/2020/reactions">
+          <cr:reaction reactionType="1">
+            <cr:reactionInfo dateUtc="2026-04-14T08:51:52Z">
+              <cr:user userId="S::ni3054ch@lu.se::3274efac-8c4f-42e3-b5c9-d4875b4ddb73" userProvider="AD" userName="Nick Christie"/>
+            </cr:reactionInfo>
+          </cr:reaction>
+        </cr:reactions>
+      </w16:ext>
+    </w16cex:extLst>
+  </w16cex:commentExtensible>
   <w16cex:commentExtensible w16cex:durableId="14703171" w16cex:dateUtc="2026-01-19T09:57:00Z"/>
-  <w16cex:commentExtensible w16cex:durableId="55542917" w16cex:dateUtc="2026-01-12T12:54:00Z"/>
+  <w16cex:commentExtensible w16cex:durableId="55542917" w16cex:dateUtc="2026-01-12T12:54:00Z">
+    <w16cex:extLst>
+      <w16:ext w16:uri="{CE6994B0-6A32-4C9F-8C6B-6E91EDA988CE}">
+        <cr:reactions xmlns:cr="http://schemas.microsoft.com/office/comments/2020/reactions">
+          <cr:reaction reactionType="1">
+            <cr:reactionInfo dateUtc="2026-04-14T08:51:48Z">
+              <cr:user userId="S::ni3054ch@lu.se::3274efac-8c4f-42e3-b5c9-d4875b4ddb73" userProvider="AD" userName="Nick Christie"/>
+            </cr:reactionInfo>
+          </cr:reaction>
+        </cr:reactions>
+      </w16:ext>
+    </w16cex:extLst>
+  </w16cex:commentExtensible>
   <w16cex:commentExtensible w16cex:durableId="25DD4F70" w16cex:dateUtc="2026-01-19T09:57:00Z"/>
-  <w16cex:commentExtensible w16cex:durableId="23806261" w16cex:dateUtc="2026-01-12T12:56:00Z"/>
+  <w16cex:commentExtensible w16cex:durableId="23806261" w16cex:dateUtc="2026-01-12T12:56:00Z">
+    <w16cex:extLst>
+      <w16:ext w16:uri="{CE6994B0-6A32-4C9F-8C6B-6E91EDA988CE}">
+        <cr:reactions xmlns:cr="http://schemas.microsoft.com/office/comments/2020/reactions">
+          <cr:reaction reactionType="1">
+            <cr:reactionInfo dateUtc="2026-04-14T08:51:45Z">
+              <cr:user userId="S::ni3054ch@lu.se::3274efac-8c4f-42e3-b5c9-d4875b4ddb73" userProvider="AD" userName="Nick Christie"/>
+            </cr:reactionInfo>
+          </cr:reaction>
+        </cr:reactions>
+      </w16:ext>
+    </w16cex:extLst>
+  </w16cex:commentExtensible>
   <w16cex:commentExtensible w16cex:durableId="633C67BC" w16cex:dateUtc="2026-01-19T09:58:00Z"/>
   <w16cex:commentExtensible w16cex:durableId="36BB7F9D" w16cex:dateUtc="2026-01-18T10:19:00Z"/>
   <w16cex:commentExtensible w16cex:durableId="296936CA" w16cex:dateUtc="2026-01-12T12:55:00Z"/>
@@ -16930,7 +17305,19 @@
   <w16cex:commentExtensible w16cex:durableId="659F2A30" w16cex:dateUtc="2026-01-12T13:25:00Z"/>
   <w16cex:commentExtensible w16cex:durableId="1F88BAB0" w16cex:dateUtc="2026-01-19T10:03:00Z"/>
   <w16cex:commentExtensible w16cex:durableId="5AACA357" w16cex:dateUtc="2026-01-18T10:36:00Z"/>
-  <w16cex:commentExtensible w16cex:durableId="1E5809B9" w16cex:dateUtc="2026-01-12T13:28:00Z"/>
+  <w16cex:commentExtensible w16cex:durableId="1E5809B9" w16cex:dateUtc="2026-01-12T13:28:00Z">
+    <w16cex:extLst>
+      <w16:ext w16:uri="{CE6994B0-6A32-4C9F-8C6B-6E91EDA988CE}">
+        <cr:reactions xmlns:cr="http://schemas.microsoft.com/office/comments/2020/reactions">
+          <cr:reaction reactionType="1">
+            <cr:reactionInfo dateUtc="2026-04-14T08:57:14Z">
+              <cr:user userId="S::ni3054ch@lu.se::3274efac-8c4f-42e3-b5c9-d4875b4ddb73" userProvider="AD" userName="Nick Christie"/>
+            </cr:reactionInfo>
+          </cr:reaction>
+        </cr:reactions>
+      </w16:ext>
+    </w16cex:extLst>
+  </w16cex:commentExtensible>
   <w16cex:commentExtensible w16cex:durableId="6B7B53B4" w16cex:dateUtc="2026-01-19T10:03:00Z"/>
   <w16cex:commentExtensible w16cex:durableId="6AC15D74" w16cex:dateUtc="2026-01-12T13:29:00Z"/>
   <w16cex:commentExtensible w16cex:durableId="5FF6CE1B" w16cex:dateUtc="2026-01-19T10:03:00Z"/>
@@ -16951,7 +17338,19 @@
   <w16cex:commentExtensible w16cex:durableId="49CA8981" w16cex:dateUtc="2026-01-18T10:43:00Z"/>
   <w16cex:commentExtensible w16cex:durableId="70DA6D32" w16cex:dateUtc="2026-01-18T10:47:00Z"/>
   <w16cex:commentExtensible w16cex:durableId="3BC0BA5F" w16cex:dateUtc="2026-01-18T10:49:00Z"/>
-  <w16cex:commentExtensible w16cex:durableId="66E63611" w16cex:dateUtc="2026-01-12T15:43:00Z"/>
+  <w16cex:commentExtensible w16cex:durableId="66E63611" w16cex:dateUtc="2026-01-12T15:43:00Z">
+    <w16cex:extLst>
+      <w16:ext w16:uri="{CE6994B0-6A32-4C9F-8C6B-6E91EDA988CE}">
+        <cr:reactions xmlns:cr="http://schemas.microsoft.com/office/comments/2020/reactions">
+          <cr:reaction reactionType="1">
+            <cr:reactionInfo dateUtc="2026-04-14T09:09:25Z">
+              <cr:user userId="S::ni3054ch@lu.se::3274efac-8c4f-42e3-b5c9-d4875b4ddb73" userProvider="AD" userName="Nick Christie"/>
+            </cr:reactionInfo>
+          </cr:reaction>
+        </cr:reactions>
+      </w16:ext>
+    </w16cex:extLst>
+  </w16cex:commentExtensible>
   <w16cex:commentExtensible w16cex:durableId="51851A32" w16cex:dateUtc="2026-01-19T10:06:00Z"/>
 </w16cex:commentsExtensible>
 </file>
